--- a/docs/documentos/Sistema Inteligente de Monitoreo y Predicción de Recolección de Agua mediante Atrapanieblas en el Centro de Educación Alternativa.docx
+++ b/docs/documentos/Sistema Inteligente de Monitoreo y Predicción de Recolección de Agua mediante Atrapanieblas en el Centro de Educación Alternativa.docx
@@ -76,42 +76,22 @@
         </w:rPr>
         <w:t>“</w:t>
       </w:r>
-      <w:proofErr w:type="spellStart"/>
       <w:r>
         <w:rPr>
           <w:rFonts w:ascii="Arial" w:hAnsi="Arial" w:cs="Arial"/>
           <w:sz w:val="32"/>
           <w:szCs w:val="32"/>
         </w:rPr>
-        <w:t>Cetha</w:t>
-      </w:r>
-      <w:proofErr w:type="spellEnd"/>
+        <w:t>Cetha Ildefonso de las Muñecas</w:t>
+      </w:r>
       <w:r>
         <w:rPr>
           <w:rFonts w:ascii="Arial" w:hAnsi="Arial" w:cs="Arial"/>
           <w:sz w:val="32"/>
           <w:szCs w:val="32"/>
         </w:rPr>
-        <w:t xml:space="preserve"> Ildefonso de las Muñecas</w:t>
-      </w:r>
-      <w:r>
-        <w:rPr>
-          <w:rFonts w:ascii="Arial" w:hAnsi="Arial" w:cs="Arial"/>
-          <w:sz w:val="32"/>
-          <w:szCs w:val="32"/>
-        </w:rPr>
-        <w:t xml:space="preserve">” de la Comunidad de </w:t>
-      </w:r>
-      <w:proofErr w:type="spellStart"/>
-      <w:r>
-        <w:rPr>
-          <w:rFonts w:ascii="Arial" w:hAnsi="Arial" w:cs="Arial"/>
-          <w:sz w:val="32"/>
-          <w:szCs w:val="32"/>
-        </w:rPr>
-        <w:t>Titicachi</w:t>
-      </w:r>
-      <w:proofErr w:type="spellEnd"/>
+        <w:t>” de la Comunidad de Titicachi</w:t>
+      </w:r>
     </w:p>
     <w:p>
       <w:pPr>
@@ -144,49 +124,57 @@
         <w:rPr>
           <w:rFonts w:ascii="Arial" w:hAnsi="Arial" w:cs="Arial"/>
         </w:rPr>
-        <w:t xml:space="preserve">En el Centro de Educación Alternativa de </w:t>
-      </w:r>
-      <w:proofErr w:type="spellStart"/>
-      <w:r>
-        <w:rPr>
-          <w:rFonts w:ascii="Arial" w:hAnsi="Arial" w:cs="Arial"/>
-        </w:rPr>
-        <w:t>Titicachi</w:t>
-      </w:r>
-      <w:proofErr w:type="spellEnd"/>
-      <w:r>
-        <w:rPr>
-          <w:rFonts w:ascii="Arial" w:hAnsi="Arial" w:cs="Arial"/>
-        </w:rPr>
-        <w:t xml:space="preserve">, La Paz, el acceso al agua es una limitante crítica para el desarrollo educativo y productivo. El presente proyecto propone una solución tecnológica que combina la captura física de agua de niebla con una </w:t>
-      </w:r>
-      <w:r>
-        <w:rPr>
-          <w:rFonts w:ascii="Arial" w:hAnsi="Arial" w:cs="Arial"/>
-          <w:i/>
-          <w:iCs/>
-        </w:rPr>
-        <w:t>estimación predictiva de cosecha hídrica</w:t>
-      </w:r>
-      <w:r>
-        <w:rPr>
-          <w:rFonts w:ascii="Arial" w:hAnsi="Arial" w:cs="Arial"/>
-        </w:rPr>
-        <w:t xml:space="preserve">. El reto es transformar la incertidumbre climática en datos para la planificación agrícola del C.E.A. </w:t>
-      </w:r>
-      <w:proofErr w:type="spellStart"/>
-      <w:r>
-        <w:rPr>
-          <w:rFonts w:ascii="Arial" w:hAnsi="Arial" w:cs="Arial"/>
-        </w:rPr>
-        <w:t>Cetha</w:t>
-      </w:r>
-      <w:proofErr w:type="spellEnd"/>
-      <w:r>
-        <w:rPr>
-          <w:rFonts w:ascii="Arial" w:hAnsi="Arial" w:cs="Arial"/>
-        </w:rPr>
-        <w:t xml:space="preserve"> Ildefonso de las Muñecas.</w:t>
+        <w:t>En el Centro de Educación Alternativo de Titicachi, el acceso al agua limita gravemente el desarrollo educativo y productivo. El presente proyecto propone una solución tecnológica que integra la captura física de agua de niebla mediante atrapanieblas con modelos de machine learning interconectados a través del protocolo MCP (Model Context Protocol) para comunicación eficiente entre sistemas.</w:t>
+      </w:r>
+    </w:p>
+    <w:p>
+      <w:pPr>
+        <w:ind w:firstLine="708"/>
+        <w:rPr>
+          <w:rFonts w:ascii="Arial" w:hAnsi="Arial" w:cs="Arial"/>
+        </w:rPr>
+      </w:pPr>
+      <w:r>
+        <w:rPr>
+          <w:rFonts w:ascii="Arial" w:hAnsi="Arial" w:cs="Arial"/>
+        </w:rPr>
+        <w:t>El protocolo MCP centraliza tres modelo</w:t>
+      </w:r>
+      <w:r>
+        <w:rPr>
+          <w:rFonts w:ascii="Arial" w:hAnsi="Arial" w:cs="Arial"/>
+        </w:rPr>
+        <w:t>s</w:t>
+      </w:r>
+      <w:r>
+        <w:rPr>
+          <w:rFonts w:ascii="Arial" w:hAnsi="Arial" w:cs="Arial"/>
+        </w:rPr>
+        <w:t xml:space="preserve"> ML específicos: ML1 predice el volumen de agua </w:t>
+      </w:r>
+      <w:r>
+        <w:rPr>
+          <w:rFonts w:ascii="Arial" w:hAnsi="Arial" w:cs="Arial"/>
+        </w:rPr>
+        <w:t>a recolectar</w:t>
+      </w:r>
+      <w:r>
+        <w:rPr>
+          <w:rFonts w:ascii="Arial" w:hAnsi="Arial" w:cs="Arial"/>
+        </w:rPr>
+        <w:t xml:space="preserve"> según datos meteorológicos; ML2, alojado en ESP32, automatiza el riego óptimo en invernaderos académicos; y ML3 implementa un gemelo digital que simula escenarios de gestión hídrica. Esta arquitectura </w:t>
+      </w:r>
+      <w:r>
+        <w:rPr>
+          <w:rFonts w:ascii="Arial" w:hAnsi="Arial" w:cs="Arial"/>
+        </w:rPr>
+        <w:t xml:space="preserve">transforma </w:t>
+      </w:r>
+      <w:r>
+        <w:rPr>
+          <w:rFonts w:ascii="Arial" w:hAnsi="Arial" w:cs="Arial"/>
+        </w:rPr>
+        <w:t>la incertidumbre climática en planificación agrícola para el C.E.A. Cetha Ildefonso de las Muñecas, optimizando recursos educativos mediante interoperabilidad inteligente.</w:t>
       </w:r>
     </w:p>
     <w:p>
@@ -227,21 +215,7 @@
         <w:rPr>
           <w:rFonts w:ascii="Arial" w:hAnsi="Arial" w:cs="Arial"/>
         </w:rPr>
-        <w:t xml:space="preserve"> Insuficiencia de recursos hídricos para las prácticas pedagógicas y productivas en el C.E.A. </w:t>
-      </w:r>
-      <w:proofErr w:type="spellStart"/>
-      <w:r>
-        <w:rPr>
-          <w:rFonts w:ascii="Arial" w:hAnsi="Arial" w:cs="Arial"/>
-        </w:rPr>
-        <w:t>Cetha</w:t>
-      </w:r>
-      <w:proofErr w:type="spellEnd"/>
-      <w:r>
-        <w:rPr>
-          <w:rFonts w:ascii="Arial" w:hAnsi="Arial" w:cs="Arial"/>
-        </w:rPr>
-        <w:t xml:space="preserve"> Ildefonso de las Muñecas. </w:t>
+        <w:t xml:space="preserve"> Insuficiencia de recursos hídricos para las prácticas pedagógicas y productivas en el C.E.A. Cetha Ildefonso de las Muñecas. </w:t>
       </w:r>
     </w:p>
     <w:p>
@@ -268,21 +242,7 @@
         <w:rPr>
           <w:rFonts w:ascii="Arial" w:hAnsi="Arial" w:cs="Arial"/>
         </w:rPr>
-        <w:t xml:space="preserve">de </w:t>
-      </w:r>
-      <w:proofErr w:type="spellStart"/>
-      <w:r>
-        <w:rPr>
-          <w:rFonts w:ascii="Arial" w:hAnsi="Arial" w:cs="Arial"/>
-        </w:rPr>
-        <w:t>Titicachi</w:t>
-      </w:r>
-      <w:proofErr w:type="spellEnd"/>
-      <w:r>
-        <w:rPr>
-          <w:rFonts w:ascii="Arial" w:hAnsi="Arial" w:cs="Arial"/>
-        </w:rPr>
-        <w:t xml:space="preserve"> </w:t>
+        <w:t xml:space="preserve">de Titicachi </w:t>
       </w:r>
       <w:r>
         <w:rPr>
@@ -324,7 +284,7 @@
         <w:rPr>
           <w:rFonts w:ascii="Arial" w:hAnsi="Arial" w:cs="Arial"/>
         </w:rPr>
-        <w:t xml:space="preserve">. </w:t>
+        <w:t>.</w:t>
       </w:r>
     </w:p>
     <w:p>
@@ -378,67 +338,19 @@
         <w:rPr>
           <w:rFonts w:ascii="Arial" w:hAnsi="Arial" w:cs="Arial"/>
         </w:rPr>
-        <w:t xml:space="preserve">Construir un sistema inteligente de monitoreo y predicción de recolección de agua mediante atrapanieblas con hardware </w:t>
-      </w:r>
-      <w:proofErr w:type="spellStart"/>
-      <w:r>
-        <w:rPr>
-          <w:rFonts w:ascii="Arial" w:hAnsi="Arial" w:cs="Arial"/>
-        </w:rPr>
-        <w:t>IoT</w:t>
-      </w:r>
-      <w:proofErr w:type="spellEnd"/>
-      <w:r>
-        <w:rPr>
-          <w:rFonts w:ascii="Arial" w:hAnsi="Arial" w:cs="Arial"/>
-        </w:rPr>
-        <w:t xml:space="preserve"> para optimizar el riego en actividades agrícolas académicas del Centro de Educación Alternativa </w:t>
-      </w:r>
-      <w:proofErr w:type="spellStart"/>
-      <w:r>
-        <w:rPr>
-          <w:rFonts w:ascii="Arial" w:hAnsi="Arial" w:cs="Arial"/>
-        </w:rPr>
-        <w:t>Cetha</w:t>
-      </w:r>
-      <w:proofErr w:type="spellEnd"/>
-      <w:r>
-        <w:rPr>
-          <w:rFonts w:ascii="Arial" w:hAnsi="Arial" w:cs="Arial"/>
-        </w:rPr>
-        <w:t xml:space="preserve"> Ildefonso de las Muñ</w:t>
-      </w:r>
-      <w:r>
-        <w:rPr>
-          <w:rFonts w:ascii="Arial" w:hAnsi="Arial" w:cs="Arial"/>
-        </w:rPr>
-        <w:t>e</w:t>
-      </w:r>
-      <w:r>
-        <w:rPr>
-          <w:rFonts w:ascii="Arial" w:hAnsi="Arial" w:cs="Arial"/>
-        </w:rPr>
-        <w:t xml:space="preserve">cas de </w:t>
-      </w:r>
-      <w:proofErr w:type="spellStart"/>
-      <w:r>
-        <w:rPr>
-          <w:rFonts w:ascii="Arial" w:hAnsi="Arial" w:cs="Arial"/>
-        </w:rPr>
-        <w:t>Titicachi</w:t>
-      </w:r>
-      <w:proofErr w:type="spellEnd"/>
-      <w:r>
-        <w:rPr>
-          <w:rFonts w:ascii="Arial" w:hAnsi="Arial" w:cs="Arial"/>
-        </w:rPr>
-        <w:t>.</w:t>
+        <w:t>Construir un sistema inteligente de monitoreo, predicción y gestión hídrica mediante atrapanieblas con hardware IoT y modelos ML interconectados vía protocolo MCP para optimizar el riego automático en actividades agrícolas académicas</w:t>
       </w:r>
       <w:r>
         <w:rPr>
           <w:rFonts w:ascii="Arial" w:hAnsi="Arial" w:cs="Arial"/>
         </w:rPr>
         <w:t xml:space="preserve"> </w:t>
+      </w:r>
+      <w:r>
+        <w:rPr>
+          <w:rFonts w:ascii="Arial" w:hAnsi="Arial" w:cs="Arial"/>
+        </w:rPr>
+        <w:t>del Centro de Educación Alternativa Cetha Ildefonso de las Muñecas de Titicachi.</w:t>
       </w:r>
     </w:p>
     <w:p>
@@ -482,35 +394,14 @@
         <w:rPr>
           <w:rFonts w:ascii="Arial" w:hAnsi="Arial" w:cs="Arial"/>
         </w:rPr>
-        <w:t xml:space="preserve"> una mini estación meteorológica con hardware </w:t>
-      </w:r>
-      <w:proofErr w:type="spellStart"/>
-      <w:r>
-        <w:rPr>
-          <w:rFonts w:ascii="Arial" w:hAnsi="Arial" w:cs="Arial"/>
-        </w:rPr>
-        <w:t>IoT</w:t>
-      </w:r>
-      <w:proofErr w:type="spellEnd"/>
-      <w:r>
-        <w:rPr>
-          <w:rFonts w:ascii="Arial" w:hAnsi="Arial" w:cs="Arial"/>
-        </w:rPr>
-        <w:t xml:space="preserve"> (ESP32) para recopilar datos de temperatura, presión atmosférica y caudal de agua captada por atrapanieblas en el C.E.A. </w:t>
-      </w:r>
-      <w:proofErr w:type="spellStart"/>
-      <w:r>
-        <w:rPr>
-          <w:rFonts w:ascii="Arial" w:hAnsi="Arial" w:cs="Arial"/>
-        </w:rPr>
-        <w:t>Cetha</w:t>
-      </w:r>
-      <w:proofErr w:type="spellEnd"/>
-      <w:r>
-        <w:rPr>
-          <w:rFonts w:ascii="Arial" w:hAnsi="Arial" w:cs="Arial"/>
-        </w:rPr>
-        <w:t xml:space="preserve"> Ildefonso de las Muñecas.</w:t>
+        <w:t xml:space="preserve"> una mini estación meteorológica con hardware IoT (ESP32) para recopilar datos de temperatura, presión atmosférica y caudal de </w:t>
+      </w:r>
+      <w:r>
+        <w:rPr>
+          <w:rFonts w:ascii="Arial" w:hAnsi="Arial" w:cs="Arial"/>
+        </w:rPr>
+        <w:lastRenderedPageBreak/>
+        <w:t>agua captada por atrapanieblas en el C.E.A. Cetha Ildefonso de las Muñecas.</w:t>
       </w:r>
     </w:p>
     <w:p>
@@ -528,35 +419,7 @@
         <w:rPr>
           <w:rFonts w:ascii="Arial" w:hAnsi="Arial" w:cs="Arial"/>
         </w:rPr>
-        <w:t xml:space="preserve">Entrenar un modelo de machine </w:t>
-      </w:r>
-      <w:proofErr w:type="spellStart"/>
-      <w:r>
-        <w:rPr>
-          <w:rFonts w:ascii="Arial" w:hAnsi="Arial" w:cs="Arial"/>
-        </w:rPr>
-        <w:t>learning</w:t>
-      </w:r>
-      <w:proofErr w:type="spellEnd"/>
-      <w:r>
-        <w:rPr>
-          <w:rFonts w:ascii="Arial" w:hAnsi="Arial" w:cs="Arial"/>
-        </w:rPr>
-        <w:t xml:space="preserve"> para predecir el volumen de agua </w:t>
-      </w:r>
-      <w:proofErr w:type="spellStart"/>
-      <w:r>
-        <w:rPr>
-          <w:rFonts w:ascii="Arial" w:hAnsi="Arial" w:cs="Arial"/>
-        </w:rPr>
-        <w:t>recolectable</w:t>
-      </w:r>
-      <w:proofErr w:type="spellEnd"/>
-      <w:r>
-        <w:rPr>
-          <w:rFonts w:ascii="Arial" w:hAnsi="Arial" w:cs="Arial"/>
-        </w:rPr>
-        <w:t xml:space="preserve"> y su redistribución hacia tanques e invernaderos agrícolas académicos.</w:t>
+        <w:t>Entrenar un modelo de machine learning para predecir el volumen de agua recolectable y su redistribución hacia tanques e invernaderos agrícolas académicos.</w:t>
       </w:r>
     </w:p>
     <w:p>
@@ -592,22 +455,7 @@
         <w:rPr>
           <w:rFonts w:ascii="Arial" w:hAnsi="Arial" w:cs="Arial"/>
         </w:rPr>
-        <w:lastRenderedPageBreak/>
-        <w:t xml:space="preserve">Implementar un </w:t>
-      </w:r>
-      <w:proofErr w:type="spellStart"/>
-      <w:r>
-        <w:rPr>
-          <w:rFonts w:ascii="Arial" w:hAnsi="Arial" w:cs="Arial"/>
-        </w:rPr>
-        <w:t>dashboard</w:t>
-      </w:r>
-      <w:proofErr w:type="spellEnd"/>
-      <w:r>
-        <w:rPr>
-          <w:rFonts w:ascii="Arial" w:hAnsi="Arial" w:cs="Arial"/>
-        </w:rPr>
-        <w:t xml:space="preserve"> </w:t>
+        <w:t xml:space="preserve">Implementar un dashboard </w:t>
       </w:r>
       <w:r>
         <w:rPr>
@@ -631,21 +479,7 @@
         <w:rPr>
           <w:rFonts w:ascii="Arial" w:hAnsi="Arial" w:cs="Arial"/>
         </w:rPr>
-        <w:t xml:space="preserve">Validar el sistema completo mediante pruebas en campo, midiendo precisión predictiva y eficiencia en riego académico en </w:t>
-      </w:r>
-      <w:proofErr w:type="spellStart"/>
-      <w:r>
-        <w:rPr>
-          <w:rFonts w:ascii="Arial" w:hAnsi="Arial" w:cs="Arial"/>
-        </w:rPr>
-        <w:t>Titicachi</w:t>
-      </w:r>
-      <w:proofErr w:type="spellEnd"/>
-      <w:r>
-        <w:rPr>
-          <w:rFonts w:ascii="Arial" w:hAnsi="Arial" w:cs="Arial"/>
-        </w:rPr>
-        <w:t>.</w:t>
+        <w:t>Validar el sistema completo mediante pruebas en campo, midiendo precisión predictiva y eficiencia en riego académico en Titicachi.</w:t>
       </w:r>
     </w:p>
     <w:p>
@@ -1622,6 +1456,7 @@
   <w:style w:type="character" w:default="1" w:styleId="Fuentedeprrafopredeter">
     <w:name w:val="Default Paragraph Font"/>
     <w:uiPriority w:val="1"/>
+    <w:semiHidden/>
     <w:unhideWhenUsed/>
   </w:style>
   <w:style w:type="table" w:default="1" w:styleId="Tablanormal">

--- a/docs/documentos/Sistema Inteligente de Monitoreo y Predicción de Recolección de Agua mediante Atrapanieblas en el Centro de Educación Alternativa.docx
+++ b/docs/documentos/Sistema Inteligente de Monitoreo y Predicción de Recolección de Agua mediante Atrapanieblas en el Centro de Educación Alternativa.docx
@@ -76,22 +76,42 @@
         </w:rPr>
         <w:t>“</w:t>
       </w:r>
+      <w:proofErr w:type="spellStart"/>
       <w:r>
         <w:rPr>
           <w:rFonts w:ascii="Arial" w:hAnsi="Arial" w:cs="Arial"/>
           <w:sz w:val="32"/>
           <w:szCs w:val="32"/>
         </w:rPr>
-        <w:t>Cetha Ildefonso de las Muñecas</w:t>
-      </w:r>
+        <w:t>Cetha</w:t>
+      </w:r>
+      <w:proofErr w:type="spellEnd"/>
       <w:r>
         <w:rPr>
           <w:rFonts w:ascii="Arial" w:hAnsi="Arial" w:cs="Arial"/>
           <w:sz w:val="32"/>
           <w:szCs w:val="32"/>
         </w:rPr>
-        <w:t>” de la Comunidad de Titicachi</w:t>
-      </w:r>
+        <w:t xml:space="preserve"> Ildefonso de las Muñecas</w:t>
+      </w:r>
+      <w:r>
+        <w:rPr>
+          <w:rFonts w:ascii="Arial" w:hAnsi="Arial" w:cs="Arial"/>
+          <w:sz w:val="32"/>
+          <w:szCs w:val="32"/>
+        </w:rPr>
+        <w:t xml:space="preserve">” de la Comunidad de </w:t>
+      </w:r>
+      <w:proofErr w:type="spellStart"/>
+      <w:r>
+        <w:rPr>
+          <w:rFonts w:ascii="Arial" w:hAnsi="Arial" w:cs="Arial"/>
+          <w:sz w:val="32"/>
+          <w:szCs w:val="32"/>
+        </w:rPr>
+        <w:t>Titicachi</w:t>
+      </w:r>
+      <w:proofErr w:type="spellEnd"/>
     </w:p>
     <w:p>
       <w:pPr>
@@ -116,65 +136,115 @@
     <w:p>
       <w:pPr>
         <w:ind w:firstLine="708"/>
-        <w:rPr>
-          <w:rFonts w:ascii="Arial" w:hAnsi="Arial" w:cs="Arial"/>
-        </w:rPr>
-      </w:pPr>
-      <w:r>
-        <w:rPr>
-          <w:rFonts w:ascii="Arial" w:hAnsi="Arial" w:cs="Arial"/>
-        </w:rPr>
-        <w:t>En el Centro de Educación Alternativo de Titicachi, el acceso al agua limita gravemente el desarrollo educativo y productivo. El presente proyecto propone una solución tecnológica que integra la captura física de agua de niebla mediante atrapanieblas con modelos de machine learning interconectados a través del protocolo MCP (Model Context Protocol) para comunicación eficiente entre sistemas.</w:t>
+        <w:jc w:val="both"/>
+        <w:rPr>
+          <w:rFonts w:ascii="Arial" w:hAnsi="Arial" w:cs="Arial"/>
+        </w:rPr>
+      </w:pPr>
+      <w:r>
+        <w:rPr>
+          <w:rFonts w:ascii="Arial" w:hAnsi="Arial" w:cs="Arial"/>
+        </w:rPr>
+        <w:t xml:space="preserve">En el Centro de Educación Alternativo de </w:t>
+      </w:r>
+      <w:proofErr w:type="spellStart"/>
+      <w:r>
+        <w:rPr>
+          <w:rFonts w:ascii="Arial" w:hAnsi="Arial" w:cs="Arial"/>
+        </w:rPr>
+        <w:t>Titicachi</w:t>
+      </w:r>
+      <w:proofErr w:type="spellEnd"/>
+      <w:r>
+        <w:rPr>
+          <w:rFonts w:ascii="Arial" w:hAnsi="Arial" w:cs="Arial"/>
+        </w:rPr>
+        <w:t xml:space="preserve">, el acceso al agua limita gravemente el desarrollo educativo y productivo. El presente proyecto propone una solución tecnológica que integra la captura física de agua de niebla mediante atrapanieblas con modelos de machine </w:t>
+      </w:r>
+      <w:proofErr w:type="spellStart"/>
+      <w:r>
+        <w:rPr>
+          <w:rFonts w:ascii="Arial" w:hAnsi="Arial" w:cs="Arial"/>
+        </w:rPr>
+        <w:t>learning</w:t>
+      </w:r>
+      <w:proofErr w:type="spellEnd"/>
+      <w:r>
+        <w:rPr>
+          <w:rFonts w:ascii="Arial" w:hAnsi="Arial" w:cs="Arial"/>
+        </w:rPr>
+        <w:t xml:space="preserve"> interconectados a través del protocolo MCP (</w:t>
+      </w:r>
+      <w:proofErr w:type="spellStart"/>
+      <w:r>
+        <w:rPr>
+          <w:rFonts w:ascii="Arial" w:hAnsi="Arial" w:cs="Arial"/>
+        </w:rPr>
+        <w:t>Model</w:t>
+      </w:r>
+      <w:proofErr w:type="spellEnd"/>
+      <w:r>
+        <w:rPr>
+          <w:rFonts w:ascii="Arial" w:hAnsi="Arial" w:cs="Arial"/>
+        </w:rPr>
+        <w:t xml:space="preserve"> </w:t>
+      </w:r>
+      <w:proofErr w:type="spellStart"/>
+      <w:r>
+        <w:rPr>
+          <w:rFonts w:ascii="Arial" w:hAnsi="Arial" w:cs="Arial"/>
+        </w:rPr>
+        <w:t>Context</w:t>
+      </w:r>
+      <w:proofErr w:type="spellEnd"/>
+      <w:r>
+        <w:rPr>
+          <w:rFonts w:ascii="Arial" w:hAnsi="Arial" w:cs="Arial"/>
+        </w:rPr>
+        <w:t xml:space="preserve"> </w:t>
+      </w:r>
+      <w:proofErr w:type="spellStart"/>
+      <w:r>
+        <w:rPr>
+          <w:rFonts w:ascii="Arial" w:hAnsi="Arial" w:cs="Arial"/>
+        </w:rPr>
+        <w:t>Protocol</w:t>
+      </w:r>
+      <w:proofErr w:type="spellEnd"/>
+      <w:r>
+        <w:rPr>
+          <w:rFonts w:ascii="Arial" w:hAnsi="Arial" w:cs="Arial"/>
+        </w:rPr>
+        <w:t>) para comunicación eficiente entre sistemas.</w:t>
       </w:r>
     </w:p>
     <w:p>
       <w:pPr>
         <w:ind w:firstLine="708"/>
-        <w:rPr>
-          <w:rFonts w:ascii="Arial" w:hAnsi="Arial" w:cs="Arial"/>
-        </w:rPr>
-      </w:pPr>
-      <w:r>
-        <w:rPr>
-          <w:rFonts w:ascii="Arial" w:hAnsi="Arial" w:cs="Arial"/>
-        </w:rPr>
-        <w:t>El protocolo MCP centraliza tres modelo</w:t>
-      </w:r>
-      <w:r>
-        <w:rPr>
-          <w:rFonts w:ascii="Arial" w:hAnsi="Arial" w:cs="Arial"/>
-        </w:rPr>
-        <w:t>s</w:t>
-      </w:r>
-      <w:r>
-        <w:rPr>
-          <w:rFonts w:ascii="Arial" w:hAnsi="Arial" w:cs="Arial"/>
-        </w:rPr>
-        <w:t xml:space="preserve"> ML específicos: ML1 predice el volumen de agua </w:t>
-      </w:r>
-      <w:r>
-        <w:rPr>
-          <w:rFonts w:ascii="Arial" w:hAnsi="Arial" w:cs="Arial"/>
-        </w:rPr>
-        <w:t>a recolectar</w:t>
-      </w:r>
-      <w:r>
-        <w:rPr>
-          <w:rFonts w:ascii="Arial" w:hAnsi="Arial" w:cs="Arial"/>
-        </w:rPr>
-        <w:t xml:space="preserve"> según datos meteorológicos; ML2, alojado en ESP32, automatiza el riego óptimo en invernaderos académicos; y ML3 implementa un gemelo digital que simula escenarios de gestión hídrica. Esta arquitectura </w:t>
-      </w:r>
-      <w:r>
-        <w:rPr>
-          <w:rFonts w:ascii="Arial" w:hAnsi="Arial" w:cs="Arial"/>
-        </w:rPr>
-        <w:t xml:space="preserve">transforma </w:t>
-      </w:r>
-      <w:r>
-        <w:rPr>
-          <w:rFonts w:ascii="Arial" w:hAnsi="Arial" w:cs="Arial"/>
-        </w:rPr>
-        <w:t>la incertidumbre climática en planificación agrícola para el C.E.A. Cetha Ildefonso de las Muñecas, optimizando recursos educativos mediante interoperabilidad inteligente.</w:t>
+        <w:jc w:val="both"/>
+        <w:rPr>
+          <w:rFonts w:ascii="Arial" w:hAnsi="Arial" w:cs="Arial"/>
+        </w:rPr>
+      </w:pPr>
+      <w:r>
+        <w:rPr>
+          <w:rFonts w:ascii="Arial" w:hAnsi="Arial" w:cs="Arial"/>
+        </w:rPr>
+        <w:t xml:space="preserve">El protocolo MCP centraliza tres modelos ML específicos: ML1 predice el volumen de agua a recolectar según datos meteorológicos; ML2, alojado en ESP32, automatiza el riego óptimo en invernaderos académicos; y ML3 implementa un gemelo digital que simula escenarios de gestión hídrica. Esta arquitectura transforma la incertidumbre climática en planificación agrícola para el C.E.A. </w:t>
+      </w:r>
+      <w:proofErr w:type="spellStart"/>
+      <w:r>
+        <w:rPr>
+          <w:rFonts w:ascii="Arial" w:hAnsi="Arial" w:cs="Arial"/>
+        </w:rPr>
+        <w:t>Cetha</w:t>
+      </w:r>
+      <w:proofErr w:type="spellEnd"/>
+      <w:r>
+        <w:rPr>
+          <w:rFonts w:ascii="Arial" w:hAnsi="Arial" w:cs="Arial"/>
+        </w:rPr>
+        <w:t xml:space="preserve"> Ildefonso de las Muñecas, optimizando recursos educativos mediante interoperabilidad inteligente.</w:t>
       </w:r>
     </w:p>
     <w:p>
@@ -199,6 +269,7 @@
     </w:p>
     <w:p>
       <w:pPr>
+        <w:jc w:val="both"/>
         <w:rPr>
           <w:rFonts w:ascii="Arial" w:hAnsi="Arial" w:cs="Arial"/>
         </w:rPr>
@@ -215,11 +286,26 @@
         <w:rPr>
           <w:rFonts w:ascii="Arial" w:hAnsi="Arial" w:cs="Arial"/>
         </w:rPr>
-        <w:t xml:space="preserve"> Insuficiencia de recursos hídricos para las prácticas pedagógicas y productivas en el C.E.A. Cetha Ildefonso de las Muñecas. </w:t>
+        <w:t xml:space="preserve"> Insuficiencia de recursos hídricos para las prácticas pedagógicas y productivas en el C.E.A. </w:t>
+      </w:r>
+      <w:proofErr w:type="spellStart"/>
+      <w:r>
+        <w:rPr>
+          <w:rFonts w:ascii="Arial" w:hAnsi="Arial" w:cs="Arial"/>
+        </w:rPr>
+        <w:t>Cetha</w:t>
+      </w:r>
+      <w:proofErr w:type="spellEnd"/>
+      <w:r>
+        <w:rPr>
+          <w:rFonts w:ascii="Arial" w:hAnsi="Arial" w:cs="Arial"/>
+        </w:rPr>
+        <w:t xml:space="preserve"> Ildefonso de las Muñecas. </w:t>
       </w:r>
     </w:p>
     <w:p>
       <w:pPr>
+        <w:jc w:val="both"/>
         <w:rPr>
           <w:rFonts w:ascii="Arial" w:hAnsi="Arial" w:cs="Arial"/>
         </w:rPr>
@@ -242,7 +328,21 @@
         <w:rPr>
           <w:rFonts w:ascii="Arial" w:hAnsi="Arial" w:cs="Arial"/>
         </w:rPr>
-        <w:t xml:space="preserve">de Titicachi </w:t>
+        <w:t xml:space="preserve">de </w:t>
+      </w:r>
+      <w:proofErr w:type="spellStart"/>
+      <w:r>
+        <w:rPr>
+          <w:rFonts w:ascii="Arial" w:hAnsi="Arial" w:cs="Arial"/>
+        </w:rPr>
+        <w:t>Titicachi</w:t>
+      </w:r>
+      <w:proofErr w:type="spellEnd"/>
+      <w:r>
+        <w:rPr>
+          <w:rFonts w:ascii="Arial" w:hAnsi="Arial" w:cs="Arial"/>
+        </w:rPr>
+        <w:t xml:space="preserve"> </w:t>
       </w:r>
       <w:r>
         <w:rPr>
@@ -266,19 +366,7 @@
         <w:rPr>
           <w:rFonts w:ascii="Arial" w:hAnsi="Arial" w:cs="Arial"/>
         </w:rPr>
-        <w:t xml:space="preserve"> y por lo tanto </w:t>
-      </w:r>
-      <w:r>
-        <w:rPr>
-          <w:rFonts w:ascii="Arial" w:hAnsi="Arial" w:cs="Arial"/>
-        </w:rPr>
-        <w:t xml:space="preserve">también </w:t>
-      </w:r>
-      <w:r>
-        <w:rPr>
-          <w:rFonts w:ascii="Arial" w:hAnsi="Arial" w:cs="Arial"/>
-        </w:rPr>
-        <w:t>para el C.E.A. y sus actividades académicas</w:t>
+        <w:t xml:space="preserve"> y por lo tanto también para el C.E.A. y sus actividades académicas</w:t>
       </w:r>
       <w:r>
         <w:rPr>
@@ -330,27 +418,72 @@
     <w:p>
       <w:pPr>
         <w:ind w:firstLine="708"/>
-        <w:rPr>
-          <w:rFonts w:ascii="Arial" w:hAnsi="Arial" w:cs="Arial"/>
-        </w:rPr>
-      </w:pPr>
-      <w:r>
-        <w:rPr>
-          <w:rFonts w:ascii="Arial" w:hAnsi="Arial" w:cs="Arial"/>
-        </w:rPr>
-        <w:t>Construir un sistema inteligente de monitoreo, predicción y gestión hídrica mediante atrapanieblas con hardware IoT y modelos ML interconectados vía protocolo MCP para optimizar el riego automático en actividades agrícolas académicas</w:t>
-      </w:r>
-      <w:r>
-        <w:rPr>
-          <w:rFonts w:ascii="Arial" w:hAnsi="Arial" w:cs="Arial"/>
-        </w:rPr>
-        <w:t xml:space="preserve"> </w:t>
-      </w:r>
-      <w:r>
-        <w:rPr>
-          <w:rFonts w:ascii="Arial" w:hAnsi="Arial" w:cs="Arial"/>
-        </w:rPr>
-        <w:t>del Centro de Educación Alternativa Cetha Ildefonso de las Muñecas de Titicachi.</w:t>
+        <w:jc w:val="both"/>
+        <w:rPr>
+          <w:rFonts w:ascii="Arial" w:hAnsi="Arial" w:cs="Arial"/>
+        </w:rPr>
+      </w:pPr>
+      <w:r>
+        <w:rPr>
+          <w:rFonts w:ascii="Arial" w:hAnsi="Arial" w:cs="Arial"/>
+        </w:rPr>
+        <w:t xml:space="preserve">Construir un sistema de atrapanieblas que mediante monitoreo </w:t>
+      </w:r>
+      <w:proofErr w:type="spellStart"/>
+      <w:r>
+        <w:rPr>
+          <w:rFonts w:ascii="Arial" w:hAnsi="Arial" w:cs="Arial"/>
+        </w:rPr>
+        <w:t>IoT</w:t>
+      </w:r>
+      <w:proofErr w:type="spellEnd"/>
+      <w:r>
+        <w:rPr>
+          <w:rFonts w:ascii="Arial" w:hAnsi="Arial" w:cs="Arial"/>
+        </w:rPr>
+        <w:t xml:space="preserve"> en tiempo real, predicción con machine </w:t>
+      </w:r>
+      <w:proofErr w:type="spellStart"/>
+      <w:r>
+        <w:rPr>
+          <w:rFonts w:ascii="Arial" w:hAnsi="Arial" w:cs="Arial"/>
+        </w:rPr>
+        <w:t>learning</w:t>
+      </w:r>
+      <w:proofErr w:type="spellEnd"/>
+      <w:r>
+        <w:rPr>
+          <w:rFonts w:ascii="Arial" w:hAnsi="Arial" w:cs="Arial"/>
+        </w:rPr>
+        <w:t xml:space="preserve"> y optimización de riego, reduzca la dependencia del ojo de agua para actividades académicas del C.E.A. </w:t>
+      </w:r>
+      <w:proofErr w:type="spellStart"/>
+      <w:r>
+        <w:rPr>
+          <w:rFonts w:ascii="Arial" w:hAnsi="Arial" w:cs="Arial"/>
+        </w:rPr>
+        <w:t>Cetha</w:t>
+      </w:r>
+      <w:proofErr w:type="spellEnd"/>
+      <w:r>
+        <w:rPr>
+          <w:rFonts w:ascii="Arial" w:hAnsi="Arial" w:cs="Arial"/>
+        </w:rPr>
+        <w:t xml:space="preserve"> Ildefonso de las Muñecas de </w:t>
+      </w:r>
+      <w:proofErr w:type="spellStart"/>
+      <w:r>
+        <w:rPr>
+          <w:rFonts w:ascii="Arial" w:hAnsi="Arial" w:cs="Arial"/>
+        </w:rPr>
+        <w:t>Titicachi</w:t>
+      </w:r>
+      <w:proofErr w:type="spellEnd"/>
+      <w:r>
+        <w:rPr>
+          <w:rFonts w:ascii="Arial" w:hAnsi="Arial" w:cs="Arial"/>
+        </w:rPr>
+        <w:t>, utilizando el protocolo MCP de forma local para interoperabilidad estandarizada entre tres modelos ML locales: predicción de captura de agua, control de riego y gemelo digital educativo.</w:t>
       </w:r>
     </w:p>
     <w:p>
@@ -378,30 +511,53 @@
         <w:pStyle w:val="Prrafodelista"/>
         <w:numPr>
           <w:ilvl w:val="0"/>
-          <w:numId w:val="2"/>
+          <w:numId w:val="1"/>
         </w:numPr>
-        <w:rPr>
-          <w:rFonts w:ascii="Arial" w:hAnsi="Arial" w:cs="Arial"/>
-        </w:rPr>
-      </w:pPr>
-      <w:r>
-        <w:rPr>
-          <w:rFonts w:ascii="Arial" w:hAnsi="Arial" w:cs="Arial"/>
-        </w:rPr>
-        <w:t>Fabricar</w:t>
-      </w:r>
-      <w:r>
-        <w:rPr>
-          <w:rFonts w:ascii="Arial" w:hAnsi="Arial" w:cs="Arial"/>
-        </w:rPr>
-        <w:t xml:space="preserve"> una mini estación meteorológica con hardware IoT (ESP32) para recopilar datos de temperatura, presión atmosférica y caudal de </w:t>
+        <w:jc w:val="both"/>
+        <w:rPr>
+          <w:rFonts w:ascii="Arial" w:hAnsi="Arial" w:cs="Arial"/>
+        </w:rPr>
+      </w:pPr>
+      <w:r>
+        <w:rPr>
+          <w:rFonts w:ascii="Arial" w:hAnsi="Arial" w:cs="Arial"/>
+        </w:rPr>
+        <w:t xml:space="preserve">Fabricar una mini estación meteorológica con hardware </w:t>
+      </w:r>
+      <w:proofErr w:type="spellStart"/>
+      <w:r>
+        <w:rPr>
+          <w:rFonts w:ascii="Arial" w:hAnsi="Arial" w:cs="Arial"/>
+        </w:rPr>
+        <w:t>IoT</w:t>
+      </w:r>
+      <w:proofErr w:type="spellEnd"/>
+      <w:r>
+        <w:rPr>
+          <w:rFonts w:ascii="Arial" w:hAnsi="Arial" w:cs="Arial"/>
+        </w:rPr>
+        <w:t xml:space="preserve"> con ESP32, BME680 y caudalímetro para recopilar datos de temperatura, presión </w:t>
       </w:r>
       <w:r>
         <w:rPr>
           <w:rFonts w:ascii="Arial" w:hAnsi="Arial" w:cs="Arial"/>
         </w:rPr>
         <w:lastRenderedPageBreak/>
-        <w:t>agua captada por atrapanieblas en el C.E.A. Cetha Ildefonso de las Muñecas.</w:t>
+        <w:t xml:space="preserve">atmosférica y caudal de agua captada por atrapanieblas en el C.E.A. </w:t>
+      </w:r>
+      <w:proofErr w:type="spellStart"/>
+      <w:r>
+        <w:rPr>
+          <w:rFonts w:ascii="Arial" w:hAnsi="Arial" w:cs="Arial"/>
+        </w:rPr>
+        <w:t>Cetha</w:t>
+      </w:r>
+      <w:proofErr w:type="spellEnd"/>
+      <w:r>
+        <w:rPr>
+          <w:rFonts w:ascii="Arial" w:hAnsi="Arial" w:cs="Arial"/>
+        </w:rPr>
+        <w:t xml:space="preserve"> Ildefonso de las Muñecas.</w:t>
       </w:r>
     </w:p>
     <w:p>
@@ -409,17 +565,32 @@
         <w:pStyle w:val="Prrafodelista"/>
         <w:numPr>
           <w:ilvl w:val="0"/>
-          <w:numId w:val="2"/>
+          <w:numId w:val="1"/>
         </w:numPr>
-        <w:rPr>
-          <w:rFonts w:ascii="Arial" w:hAnsi="Arial" w:cs="Arial"/>
-        </w:rPr>
-      </w:pPr>
-      <w:r>
-        <w:rPr>
-          <w:rFonts w:ascii="Arial" w:hAnsi="Arial" w:cs="Arial"/>
-        </w:rPr>
-        <w:t>Entrenar un modelo de machine learning para predecir el volumen de agua recolectable y su redistribución hacia tanques e invernaderos agrícolas académicos.</w:t>
+        <w:jc w:val="both"/>
+        <w:rPr>
+          <w:rFonts w:ascii="Arial" w:hAnsi="Arial" w:cs="Arial"/>
+        </w:rPr>
+      </w:pPr>
+      <w:r>
+        <w:rPr>
+          <w:rFonts w:ascii="Arial" w:hAnsi="Arial" w:cs="Arial"/>
+        </w:rPr>
+        <w:t xml:space="preserve">Entrenar un modelo de machine </w:t>
+      </w:r>
+      <w:proofErr w:type="spellStart"/>
+      <w:r>
+        <w:rPr>
+          <w:rFonts w:ascii="Arial" w:hAnsi="Arial" w:cs="Arial"/>
+        </w:rPr>
+        <w:t>learning</w:t>
+      </w:r>
+      <w:proofErr w:type="spellEnd"/>
+      <w:r>
+        <w:rPr>
+          <w:rFonts w:ascii="Arial" w:hAnsi="Arial" w:cs="Arial"/>
+        </w:rPr>
+        <w:t xml:space="preserve"> para predecir el volumen de agua diaria y optimizar distribución de riego.</w:t>
       </w:r>
     </w:p>
     <w:p>
@@ -427,17 +598,18 @@
         <w:pStyle w:val="Prrafodelista"/>
         <w:numPr>
           <w:ilvl w:val="0"/>
-          <w:numId w:val="2"/>
+          <w:numId w:val="1"/>
         </w:numPr>
-        <w:rPr>
-          <w:rFonts w:ascii="Arial" w:hAnsi="Arial" w:cs="Arial"/>
-        </w:rPr>
-      </w:pPr>
-      <w:r>
-        <w:rPr>
-          <w:rFonts w:ascii="Arial" w:hAnsi="Arial" w:cs="Arial"/>
-        </w:rPr>
-        <w:t>Diseñar un gemelo digital de los invernaderos que simule escenarios de riego para enseñanza agrícola.</w:t>
+        <w:jc w:val="both"/>
+        <w:rPr>
+          <w:rFonts w:ascii="Arial" w:hAnsi="Arial" w:cs="Arial"/>
+        </w:rPr>
+      </w:pPr>
+      <w:r>
+        <w:rPr>
+          <w:rFonts w:ascii="Arial" w:hAnsi="Arial" w:cs="Arial"/>
+        </w:rPr>
+        <w:t>Desplegar servidor MCP local para interoperabilidad estandarizada entre modelos ML (predicción, control riego, gemelo digital)</w:t>
       </w:r>
     </w:p>
     <w:p>
@@ -445,23 +617,18 @@
         <w:pStyle w:val="Prrafodelista"/>
         <w:numPr>
           <w:ilvl w:val="0"/>
-          <w:numId w:val="2"/>
+          <w:numId w:val="1"/>
         </w:numPr>
-        <w:rPr>
-          <w:rFonts w:ascii="Arial" w:hAnsi="Arial" w:cs="Arial"/>
-        </w:rPr>
-      </w:pPr>
-      <w:r>
-        <w:rPr>
-          <w:rFonts w:ascii="Arial" w:hAnsi="Arial" w:cs="Arial"/>
-        </w:rPr>
-        <w:t xml:space="preserve">Implementar un dashboard </w:t>
-      </w:r>
-      <w:r>
-        <w:rPr>
-          <w:rFonts w:ascii="Arial" w:hAnsi="Arial" w:cs="Arial"/>
-        </w:rPr>
-        <w:t>intuitivo integrado vía MCP para comunicación entre modelos ML, sensores y herramientas de gestión del agua.</w:t>
+        <w:jc w:val="both"/>
+        <w:rPr>
+          <w:rFonts w:ascii="Arial" w:hAnsi="Arial" w:cs="Arial"/>
+        </w:rPr>
+      </w:pPr>
+      <w:r>
+        <w:rPr>
+          <w:rFonts w:ascii="Arial" w:hAnsi="Arial" w:cs="Arial"/>
+        </w:rPr>
+        <w:t>Diseñar un gemelo digital de los invernaderos que simule escenarios de riego para enseñanza agrícola.</w:t>
       </w:r>
     </w:p>
     <w:p>
@@ -469,35 +636,79 @@
         <w:pStyle w:val="Prrafodelista"/>
         <w:numPr>
           <w:ilvl w:val="0"/>
-          <w:numId w:val="2"/>
+          <w:numId w:val="1"/>
         </w:numPr>
-        <w:rPr>
-          <w:rFonts w:ascii="Arial" w:hAnsi="Arial" w:cs="Arial"/>
-        </w:rPr>
-      </w:pPr>
-      <w:r>
-        <w:rPr>
-          <w:rFonts w:ascii="Arial" w:hAnsi="Arial" w:cs="Arial"/>
-        </w:rPr>
-        <w:t>Validar el sistema completo mediante pruebas en campo, midiendo precisión predictiva y eficiencia en riego académico en Titicachi.</w:t>
+        <w:jc w:val="both"/>
+        <w:rPr>
+          <w:rFonts w:ascii="Arial" w:hAnsi="Arial" w:cs="Arial"/>
+        </w:rPr>
+      </w:pPr>
+      <w:r>
+        <w:rPr>
+          <w:rFonts w:ascii="Arial" w:hAnsi="Arial" w:cs="Arial"/>
+        </w:rPr>
+        <w:t xml:space="preserve">Implementar un </w:t>
+      </w:r>
+      <w:proofErr w:type="spellStart"/>
+      <w:r>
+        <w:rPr>
+          <w:rFonts w:ascii="Arial" w:hAnsi="Arial" w:cs="Arial"/>
+        </w:rPr>
+        <w:t>dashboard</w:t>
+      </w:r>
+      <w:proofErr w:type="spellEnd"/>
+      <w:r>
+        <w:rPr>
+          <w:rFonts w:ascii="Arial" w:hAnsi="Arial" w:cs="Arial"/>
+        </w:rPr>
+        <w:t xml:space="preserve"> intuitivo integrado vía MCP para comunicación entre modelos ML, sensores y herramientas de gestión del agua.</w:t>
       </w:r>
     </w:p>
     <w:p>
       <w:pPr>
         <w:pStyle w:val="Prrafodelista"/>
+        <w:numPr>
+          <w:ilvl w:val="0"/>
+          <w:numId w:val="1"/>
+        </w:numPr>
+        <w:jc w:val="both"/>
+        <w:rPr>
+          <w:rFonts w:ascii="Arial" w:hAnsi="Arial" w:cs="Arial"/>
+        </w:rPr>
+      </w:pPr>
+      <w:r>
+        <w:rPr>
+          <w:rFonts w:ascii="Arial" w:hAnsi="Arial" w:cs="Arial"/>
+        </w:rPr>
+        <w:t xml:space="preserve">Validar el sistema completo mediante pruebas en campo, midiendo precisión predictiva y eficiencia en riego académico en </w:t>
+      </w:r>
+      <w:proofErr w:type="spellStart"/>
+      <w:r>
+        <w:rPr>
+          <w:rFonts w:ascii="Arial" w:hAnsi="Arial" w:cs="Arial"/>
+        </w:rPr>
+        <w:t>Titicachi</w:t>
+      </w:r>
+      <w:proofErr w:type="spellEnd"/>
+      <w:r>
+        <w:rPr>
+          <w:rFonts w:ascii="Arial" w:hAnsi="Arial" w:cs="Arial"/>
+        </w:rPr>
+        <w:t>.</w:t>
+      </w:r>
+    </w:p>
+    <w:p>
+      <w:pPr>
+        <w:pStyle w:val="Prrafodelista"/>
+        <w:jc w:val="both"/>
         <w:rPr>
           <w:rFonts w:ascii="Arial" w:hAnsi="Arial" w:cs="Arial"/>
           <w:lang w:val="es-ES"/>
         </w:rPr>
       </w:pPr>
     </w:p>
+    <w:p/>
     <w:sectPr>
-      <w:headerReference w:type="even" r:id="rId7"/>
-      <w:headerReference w:type="default" r:id="rId8"/>
-      <w:footerReference w:type="even" r:id="rId9"/>
-      <w:footerReference w:type="default" r:id="rId10"/>
-      <w:headerReference w:type="first" r:id="rId11"/>
-      <w:footerReference w:type="first" r:id="rId12"/>
       <w:pgSz w:w="11906" w:h="16838"/>
       <w:pgMar w:top="1417" w:right="1701" w:bottom="1417" w:left="1701" w:header="708" w:footer="708" w:gutter="0"/>
       <w:cols w:space="708"/>
@@ -505,116 +716,6 @@
     </w:sectPr>
   </w:body>
 </w:document>
-</file>
-
-<file path=word/endnotes.xml><?xml version="1.0" encoding="utf-8"?>
-<w:endnotes xmlns:wpc="http://schemas.microsoft.com/office/word/2010/wordprocessingCanvas" xmlns:cx="http://schemas.microsoft.com/office/drawing/2014/chartex" xmlns:cx1="http://schemas.microsoft.com/office/drawing/2015/9/8/chartex" xmlns:cx2="http://schemas.microsoft.com/office/drawing/2015/10/21/chartex" xmlns:cx3="http://schemas.microsoft.com/office/drawing/2016/5/9/chartex" xmlns:cx4="http://schemas.microsoft.com/office/drawing/2016/5/10/chartex" xmlns:cx5="http://schemas.microsoft.com/office/drawing/2016/5/11/chartex" xmlns:cx6="http://schemas.microsoft.com/office/drawing/2016/5/12/chartex" xmlns:cx7="http://schemas.microsoft.com/office/drawing/2016/5/13/chartex" xmlns:cx8="http://schemas.microsoft.com/office/drawing/2016/5/14/chartex" xmlns:mc="http://schemas.openxmlformats.org/markup-compatibility/2006" xmlns:aink="http://schemas.microsoft.com/office/drawing/2016/ink" xmlns:am3d="http://schemas.microsoft.com/office/drawing/2017/model3d" xmlns:o="urn:schemas-microsoft-com:office:office" xmlns:oel="http://schemas.microsoft.com/office/2019/extlst" xmlns:r="http://schemas.openxmlformats.org/officeDocument/2006/relationships" xmlns:m="http://schemas.openxmlformats.org/officeDocument/2006/math" xmlns:v="urn:schemas-microsoft-com:vml" xmlns:wp14="http://schemas.microsoft.com/office/word/2010/wordprocessingDrawing" xmlns:wp="http://schemas.openxmlformats.org/drawingml/2006/wordprocessingDrawing" xmlns:w10="urn:schemas-microsoft-com:office:word" xmlns:w="http://schemas.openxmlformats.org/wordprocessingml/2006/main" xmlns:w14="http://schemas.microsoft.com/office/word/2010/wordml" xmlns:w15="http://schemas.microsoft.com/office/word/2012/wordml" xmlns:w16cex="http://schemas.microsoft.com/office/word/2018/wordml/cex" xmlns:w16cid="http://schemas.microsoft.com/office/word/2016/wordml/cid" xmlns:w16="http://schemas.microsoft.com/office/word/2018/wordml" xmlns:w16sdtdh="http://schemas.microsoft.com/office/word/2020/wordml/sdtdatahash" xmlns:w16se="http://schemas.microsoft.com/office/word/2015/wordml/symex" xmlns:wpg="http://schemas.microsoft.com/office/word/2010/wordprocessingGroup" xmlns:wpi="http://schemas.microsoft.com/office/word/2010/wordprocessingInk" xmlns:wne="http://schemas.microsoft.com/office/word/2006/wordml" xmlns:wps="http://schemas.microsoft.com/office/word/2010/wordprocessingShape" mc:Ignorable="w14 w15 w16se w16cid w16 w16cex w16sdtdh wp14">
-  <w:endnote w:type="separator" w:id="-1">
-    <w:p>
-      <w:pPr>
-        <w:spacing w:after="0" w:line="240" w:lineRule="auto"/>
-      </w:pPr>
-      <w:r>
-        <w:separator/>
-      </w:r>
-    </w:p>
-  </w:endnote>
-  <w:endnote w:type="continuationSeparator" w:id="0">
-    <w:p>
-      <w:pPr>
-        <w:spacing w:after="0" w:line="240" w:lineRule="auto"/>
-      </w:pPr>
-      <w:r>
-        <w:continuationSeparator/>
-      </w:r>
-    </w:p>
-  </w:endnote>
-</w:endnotes>
-</file>
-
-<file path=word/footer1.xml><?xml version="1.0" encoding="utf-8"?>
-<w:ftr xmlns:wpc="http://schemas.microsoft.com/office/word/2010/wordprocessingCanvas" xmlns:cx="http://schemas.microsoft.com/office/drawing/2014/chartex" xmlns:cx1="http://schemas.microsoft.com/office/drawing/2015/9/8/chartex" xmlns:cx2="http://schemas.microsoft.com/office/drawing/2015/10/21/chartex" xmlns:cx3="http://schemas.microsoft.com/office/drawing/2016/5/9/chartex" xmlns:cx4="http://schemas.microsoft.com/office/drawing/2016/5/10/chartex" xmlns:cx5="http://schemas.microsoft.com/office/drawing/2016/5/11/chartex" xmlns:cx6="http://schemas.microsoft.com/office/drawing/2016/5/12/chartex" xmlns:cx7="http://schemas.microsoft.com/office/drawing/2016/5/13/chartex" xmlns:cx8="http://schemas.microsoft.com/office/drawing/2016/5/14/chartex" xmlns:mc="http://schemas.openxmlformats.org/markup-compatibility/2006" xmlns:aink="http://schemas.microsoft.com/office/drawing/2016/ink" xmlns:am3d="http://schemas.microsoft.com/office/drawing/2017/model3d" xmlns:o="urn:schemas-microsoft-com:office:office" xmlns:oel="http://schemas.microsoft.com/office/2019/extlst" xmlns:r="http://schemas.openxmlformats.org/officeDocument/2006/relationships" xmlns:m="http://schemas.openxmlformats.org/officeDocument/2006/math" xmlns:v="urn:schemas-microsoft-com:vml" xmlns:wp14="http://schemas.microsoft.com/office/word/2010/wordprocessingDrawing" xmlns:wp="http://schemas.openxmlformats.org/drawingml/2006/wordprocessingDrawing" xmlns:w10="urn:schemas-microsoft-com:office:word" xmlns:w="http://schemas.openxmlformats.org/wordprocessingml/2006/main" xmlns:w14="http://schemas.microsoft.com/office/word/2010/wordml" xmlns:w15="http://schemas.microsoft.com/office/word/2012/wordml" xmlns:w16cex="http://schemas.microsoft.com/office/word/2018/wordml/cex" xmlns:w16cid="http://schemas.microsoft.com/office/word/2016/wordml/cid" xmlns:w16="http://schemas.microsoft.com/office/word/2018/wordml" xmlns:w16sdtdh="http://schemas.microsoft.com/office/word/2020/wordml/sdtdatahash" xmlns:w16se="http://schemas.microsoft.com/office/word/2015/wordml/symex" xmlns:wpg="http://schemas.microsoft.com/office/word/2010/wordprocessingGroup" xmlns:wpi="http://schemas.microsoft.com/office/word/2010/wordprocessingInk" xmlns:wne="http://schemas.microsoft.com/office/word/2006/wordml" xmlns:wps="http://schemas.microsoft.com/office/word/2010/wordprocessingShape" mc:Ignorable="w14 w15 w16se w16cid w16 w16cex w16sdtdh wp14">
-  <w:p>
-    <w:pPr>
-      <w:pStyle w:val="Piedepgina"/>
-    </w:pPr>
-  </w:p>
-</w:ftr>
-</file>
-
-<file path=word/footer2.xml><?xml version="1.0" encoding="utf-8"?>
-<w:ftr xmlns:wpc="http://schemas.microsoft.com/office/word/2010/wordprocessingCanvas" xmlns:cx="http://schemas.microsoft.com/office/drawing/2014/chartex" xmlns:cx1="http://schemas.microsoft.com/office/drawing/2015/9/8/chartex" xmlns:cx2="http://schemas.microsoft.com/office/drawing/2015/10/21/chartex" xmlns:cx3="http://schemas.microsoft.com/office/drawing/2016/5/9/chartex" xmlns:cx4="http://schemas.microsoft.com/office/drawing/2016/5/10/chartex" xmlns:cx5="http://schemas.microsoft.com/office/drawing/2016/5/11/chartex" xmlns:cx6="http://schemas.microsoft.com/office/drawing/2016/5/12/chartex" xmlns:cx7="http://schemas.microsoft.com/office/drawing/2016/5/13/chartex" xmlns:cx8="http://schemas.microsoft.com/office/drawing/2016/5/14/chartex" xmlns:mc="http://schemas.openxmlformats.org/markup-compatibility/2006" xmlns:aink="http://schemas.microsoft.com/office/drawing/2016/ink" xmlns:am3d="http://schemas.microsoft.com/office/drawing/2017/model3d" xmlns:o="urn:schemas-microsoft-com:office:office" xmlns:oel="http://schemas.microsoft.com/office/2019/extlst" xmlns:r="http://schemas.openxmlformats.org/officeDocument/2006/relationships" xmlns:m="http://schemas.openxmlformats.org/officeDocument/2006/math" xmlns:v="urn:schemas-microsoft-com:vml" xmlns:wp14="http://schemas.microsoft.com/office/word/2010/wordprocessingDrawing" xmlns:wp="http://schemas.openxmlformats.org/drawingml/2006/wordprocessingDrawing" xmlns:w10="urn:schemas-microsoft-com:office:word" xmlns:w="http://schemas.openxmlformats.org/wordprocessingml/2006/main" xmlns:w14="http://schemas.microsoft.com/office/word/2010/wordml" xmlns:w15="http://schemas.microsoft.com/office/word/2012/wordml" xmlns:w16cex="http://schemas.microsoft.com/office/word/2018/wordml/cex" xmlns:w16cid="http://schemas.microsoft.com/office/word/2016/wordml/cid" xmlns:w16="http://schemas.microsoft.com/office/word/2018/wordml" xmlns:w16sdtdh="http://schemas.microsoft.com/office/word/2020/wordml/sdtdatahash" xmlns:w16se="http://schemas.microsoft.com/office/word/2015/wordml/symex" xmlns:wpg="http://schemas.microsoft.com/office/word/2010/wordprocessingGroup" xmlns:wpi="http://schemas.microsoft.com/office/word/2010/wordprocessingInk" xmlns:wne="http://schemas.microsoft.com/office/word/2006/wordml" xmlns:wps="http://schemas.microsoft.com/office/word/2010/wordprocessingShape" mc:Ignorable="w14 w15 w16se w16cid w16 w16cex w16sdtdh wp14">
-  <w:p>
-    <w:pPr>
-      <w:pStyle w:val="Piedepgina"/>
-    </w:pPr>
-  </w:p>
-</w:ftr>
-</file>
-
-<file path=word/footer3.xml><?xml version="1.0" encoding="utf-8"?>
-<w:ftr xmlns:wpc="http://schemas.microsoft.com/office/word/2010/wordprocessingCanvas" xmlns:cx="http://schemas.microsoft.com/office/drawing/2014/chartex" xmlns:cx1="http://schemas.microsoft.com/office/drawing/2015/9/8/chartex" xmlns:cx2="http://schemas.microsoft.com/office/drawing/2015/10/21/chartex" xmlns:cx3="http://schemas.microsoft.com/office/drawing/2016/5/9/chartex" xmlns:cx4="http://schemas.microsoft.com/office/drawing/2016/5/10/chartex" xmlns:cx5="http://schemas.microsoft.com/office/drawing/2016/5/11/chartex" xmlns:cx6="http://schemas.microsoft.com/office/drawing/2016/5/12/chartex" xmlns:cx7="http://schemas.microsoft.com/office/drawing/2016/5/13/chartex" xmlns:cx8="http://schemas.microsoft.com/office/drawing/2016/5/14/chartex" xmlns:mc="http://schemas.openxmlformats.org/markup-compatibility/2006" xmlns:aink="http://schemas.microsoft.com/office/drawing/2016/ink" xmlns:am3d="http://schemas.microsoft.com/office/drawing/2017/model3d" xmlns:o="urn:schemas-microsoft-com:office:office" xmlns:oel="http://schemas.microsoft.com/office/2019/extlst" xmlns:r="http://schemas.openxmlformats.org/officeDocument/2006/relationships" xmlns:m="http://schemas.openxmlformats.org/officeDocument/2006/math" xmlns:v="urn:schemas-microsoft-com:vml" xmlns:wp14="http://schemas.microsoft.com/office/word/2010/wordprocessingDrawing" xmlns:wp="http://schemas.openxmlformats.org/drawingml/2006/wordprocessingDrawing" xmlns:w10="urn:schemas-microsoft-com:office:word" xmlns:w="http://schemas.openxmlformats.org/wordprocessingml/2006/main" xmlns:w14="http://schemas.microsoft.com/office/word/2010/wordml" xmlns:w15="http://schemas.microsoft.com/office/word/2012/wordml" xmlns:w16cex="http://schemas.microsoft.com/office/word/2018/wordml/cex" xmlns:w16cid="http://schemas.microsoft.com/office/word/2016/wordml/cid" xmlns:w16="http://schemas.microsoft.com/office/word/2018/wordml" xmlns:w16sdtdh="http://schemas.microsoft.com/office/word/2020/wordml/sdtdatahash" xmlns:w16se="http://schemas.microsoft.com/office/word/2015/wordml/symex" xmlns:wpg="http://schemas.microsoft.com/office/word/2010/wordprocessingGroup" xmlns:wpi="http://schemas.microsoft.com/office/word/2010/wordprocessingInk" xmlns:wne="http://schemas.microsoft.com/office/word/2006/wordml" xmlns:wps="http://schemas.microsoft.com/office/word/2010/wordprocessingShape" mc:Ignorable="w14 w15 w16se w16cid w16 w16cex w16sdtdh wp14">
-  <w:p>
-    <w:pPr>
-      <w:pStyle w:val="Piedepgina"/>
-    </w:pPr>
-  </w:p>
-</w:ftr>
-</file>
-
-<file path=word/footnotes.xml><?xml version="1.0" encoding="utf-8"?>
-<w:footnotes xmlns:wpc="http://schemas.microsoft.com/office/word/2010/wordprocessingCanvas" xmlns:cx="http://schemas.microsoft.com/office/drawing/2014/chartex" xmlns:cx1="http://schemas.microsoft.com/office/drawing/2015/9/8/chartex" xmlns:cx2="http://schemas.microsoft.com/office/drawing/2015/10/21/chartex" xmlns:cx3="http://schemas.microsoft.com/office/drawing/2016/5/9/chartex" xmlns:cx4="http://schemas.microsoft.com/office/drawing/2016/5/10/chartex" xmlns:cx5="http://schemas.microsoft.com/office/drawing/2016/5/11/chartex" xmlns:cx6="http://schemas.microsoft.com/office/drawing/2016/5/12/chartex" xmlns:cx7="http://schemas.microsoft.com/office/drawing/2016/5/13/chartex" xmlns:cx8="http://schemas.microsoft.com/office/drawing/2016/5/14/chartex" xmlns:mc="http://schemas.openxmlformats.org/markup-compatibility/2006" xmlns:aink="http://schemas.microsoft.com/office/drawing/2016/ink" xmlns:am3d="http://schemas.microsoft.com/office/drawing/2017/model3d" xmlns:o="urn:schemas-microsoft-com:office:office" xmlns:oel="http://schemas.microsoft.com/office/2019/extlst" xmlns:r="http://schemas.openxmlformats.org/officeDocument/2006/relationships" xmlns:m="http://schemas.openxmlformats.org/officeDocument/2006/math" xmlns:v="urn:schemas-microsoft-com:vml" xmlns:wp14="http://schemas.microsoft.com/office/word/2010/wordprocessingDrawing" xmlns:wp="http://schemas.openxmlformats.org/drawingml/2006/wordprocessingDrawing" xmlns:w10="urn:schemas-microsoft-com:office:word" xmlns:w="http://schemas.openxmlformats.org/wordprocessingml/2006/main" xmlns:w14="http://schemas.microsoft.com/office/word/2010/wordml" xmlns:w15="http://schemas.microsoft.com/office/word/2012/wordml" xmlns:w16cex="http://schemas.microsoft.com/office/word/2018/wordml/cex" xmlns:w16cid="http://schemas.microsoft.com/office/word/2016/wordml/cid" xmlns:w16="http://schemas.microsoft.com/office/word/2018/wordml" xmlns:w16sdtdh="http://schemas.microsoft.com/office/word/2020/wordml/sdtdatahash" xmlns:w16se="http://schemas.microsoft.com/office/word/2015/wordml/symex" xmlns:wpg="http://schemas.microsoft.com/office/word/2010/wordprocessingGroup" xmlns:wpi="http://schemas.microsoft.com/office/word/2010/wordprocessingInk" xmlns:wne="http://schemas.microsoft.com/office/word/2006/wordml" xmlns:wps="http://schemas.microsoft.com/office/word/2010/wordprocessingShape" mc:Ignorable="w14 w15 w16se w16cid w16 w16cex w16sdtdh wp14">
-  <w:footnote w:type="separator" w:id="-1">
-    <w:p>
-      <w:pPr>
-        <w:spacing w:after="0" w:line="240" w:lineRule="auto"/>
-      </w:pPr>
-      <w:r>
-        <w:separator/>
-      </w:r>
-    </w:p>
-  </w:footnote>
-  <w:footnote w:type="continuationSeparator" w:id="0">
-    <w:p>
-      <w:pPr>
-        <w:spacing w:after="0" w:line="240" w:lineRule="auto"/>
-      </w:pPr>
-      <w:r>
-        <w:continuationSeparator/>
-      </w:r>
-    </w:p>
-  </w:footnote>
-</w:footnotes>
-</file>
-
-<file path=word/header1.xml><?xml version="1.0" encoding="utf-8"?>
-<w:hdr xmlns:wpc="http://schemas.microsoft.com/office/word/2010/wordprocessingCanvas" xmlns:cx="http://schemas.microsoft.com/office/drawing/2014/chartex" xmlns:cx1="http://schemas.microsoft.com/office/drawing/2015/9/8/chartex" xmlns:cx2="http://schemas.microsoft.com/office/drawing/2015/10/21/chartex" xmlns:cx3="http://schemas.microsoft.com/office/drawing/2016/5/9/chartex" xmlns:cx4="http://schemas.microsoft.com/office/drawing/2016/5/10/chartex" xmlns:cx5="http://schemas.microsoft.com/office/drawing/2016/5/11/chartex" xmlns:cx6="http://schemas.microsoft.com/office/drawing/2016/5/12/chartex" xmlns:cx7="http://schemas.microsoft.com/office/drawing/2016/5/13/chartex" xmlns:cx8="http://schemas.microsoft.com/office/drawing/2016/5/14/chartex" xmlns:mc="http://schemas.openxmlformats.org/markup-compatibility/2006" xmlns:aink="http://schemas.microsoft.com/office/drawing/2016/ink" xmlns:am3d="http://schemas.microsoft.com/office/drawing/2017/model3d" xmlns:o="urn:schemas-microsoft-com:office:office" xmlns:oel="http://schemas.microsoft.com/office/2019/extlst" xmlns:r="http://schemas.openxmlformats.org/officeDocument/2006/relationships" xmlns:m="http://schemas.openxmlformats.org/officeDocument/2006/math" xmlns:v="urn:schemas-microsoft-com:vml" xmlns:wp14="http://schemas.microsoft.com/office/word/2010/wordprocessingDrawing" xmlns:wp="http://schemas.openxmlformats.org/drawingml/2006/wordprocessingDrawing" xmlns:w10="urn:schemas-microsoft-com:office:word" xmlns:w="http://schemas.openxmlformats.org/wordprocessingml/2006/main" xmlns:w14="http://schemas.microsoft.com/office/word/2010/wordml" xmlns:w15="http://schemas.microsoft.com/office/word/2012/wordml" xmlns:w16cex="http://schemas.microsoft.com/office/word/2018/wordml/cex" xmlns:w16cid="http://schemas.microsoft.com/office/word/2016/wordml/cid" xmlns:w16="http://schemas.microsoft.com/office/word/2018/wordml" xmlns:w16sdtdh="http://schemas.microsoft.com/office/word/2020/wordml/sdtdatahash" xmlns:w16se="http://schemas.microsoft.com/office/word/2015/wordml/symex" xmlns:wpg="http://schemas.microsoft.com/office/word/2010/wordprocessingGroup" xmlns:wpi="http://schemas.microsoft.com/office/word/2010/wordprocessingInk" xmlns:wne="http://schemas.microsoft.com/office/word/2006/wordml" xmlns:wps="http://schemas.microsoft.com/office/word/2010/wordprocessingShape" mc:Ignorable="w14 w15 w16se w16cid w16 w16cex w16sdtdh wp14">
-  <w:p>
-    <w:pPr>
-      <w:pStyle w:val="Encabezado"/>
-    </w:pPr>
-  </w:p>
-</w:hdr>
-</file>
-
-<file path=word/header2.xml><?xml version="1.0" encoding="utf-8"?>
-<w:hdr xmlns:wpc="http://schemas.microsoft.com/office/word/2010/wordprocessingCanvas" xmlns:cx="http://schemas.microsoft.com/office/drawing/2014/chartex" xmlns:cx1="http://schemas.microsoft.com/office/drawing/2015/9/8/chartex" xmlns:cx2="http://schemas.microsoft.com/office/drawing/2015/10/21/chartex" xmlns:cx3="http://schemas.microsoft.com/office/drawing/2016/5/9/chartex" xmlns:cx4="http://schemas.microsoft.com/office/drawing/2016/5/10/chartex" xmlns:cx5="http://schemas.microsoft.com/office/drawing/2016/5/11/chartex" xmlns:cx6="http://schemas.microsoft.com/office/drawing/2016/5/12/chartex" xmlns:cx7="http://schemas.microsoft.com/office/drawing/2016/5/13/chartex" xmlns:cx8="http://schemas.microsoft.com/office/drawing/2016/5/14/chartex" xmlns:mc="http://schemas.openxmlformats.org/markup-compatibility/2006" xmlns:aink="http://schemas.microsoft.com/office/drawing/2016/ink" xmlns:am3d="http://schemas.microsoft.com/office/drawing/2017/model3d" xmlns:o="urn:schemas-microsoft-com:office:office" xmlns:oel="http://schemas.microsoft.com/office/2019/extlst" xmlns:r="http://schemas.openxmlformats.org/officeDocument/2006/relationships" xmlns:m="http://schemas.openxmlformats.org/officeDocument/2006/math" xmlns:v="urn:schemas-microsoft-com:vml" xmlns:wp14="http://schemas.microsoft.com/office/word/2010/wordprocessingDrawing" xmlns:wp="http://schemas.openxmlformats.org/drawingml/2006/wordprocessingDrawing" xmlns:w10="urn:schemas-microsoft-com:office:word" xmlns:w="http://schemas.openxmlformats.org/wordprocessingml/2006/main" xmlns:w14="http://schemas.microsoft.com/office/word/2010/wordml" xmlns:w15="http://schemas.microsoft.com/office/word/2012/wordml" xmlns:w16cex="http://schemas.microsoft.com/office/word/2018/wordml/cex" xmlns:w16cid="http://schemas.microsoft.com/office/word/2016/wordml/cid" xmlns:w16="http://schemas.microsoft.com/office/word/2018/wordml" xmlns:w16sdtdh="http://schemas.microsoft.com/office/word/2020/wordml/sdtdatahash" xmlns:w16se="http://schemas.microsoft.com/office/word/2015/wordml/symex" xmlns:wpg="http://schemas.microsoft.com/office/word/2010/wordprocessingGroup" xmlns:wpi="http://schemas.microsoft.com/office/word/2010/wordprocessingInk" xmlns:wne="http://schemas.microsoft.com/office/word/2006/wordml" xmlns:wps="http://schemas.microsoft.com/office/word/2010/wordprocessingShape" mc:Ignorable="w14 w15 w16se w16cid w16 w16cex w16sdtdh wp14">
-  <w:p>
-    <w:pPr>
-      <w:pStyle w:val="Encabezado"/>
-    </w:pPr>
-  </w:p>
-</w:hdr>
-</file>
-
-<file path=word/header3.xml><?xml version="1.0" encoding="utf-8"?>
-<w:hdr xmlns:wpc="http://schemas.microsoft.com/office/word/2010/wordprocessingCanvas" xmlns:cx="http://schemas.microsoft.com/office/drawing/2014/chartex" xmlns:cx1="http://schemas.microsoft.com/office/drawing/2015/9/8/chartex" xmlns:cx2="http://schemas.microsoft.com/office/drawing/2015/10/21/chartex" xmlns:cx3="http://schemas.microsoft.com/office/drawing/2016/5/9/chartex" xmlns:cx4="http://schemas.microsoft.com/office/drawing/2016/5/10/chartex" xmlns:cx5="http://schemas.microsoft.com/office/drawing/2016/5/11/chartex" xmlns:cx6="http://schemas.microsoft.com/office/drawing/2016/5/12/chartex" xmlns:cx7="http://schemas.microsoft.com/office/drawing/2016/5/13/chartex" xmlns:cx8="http://schemas.microsoft.com/office/drawing/2016/5/14/chartex" xmlns:mc="http://schemas.openxmlformats.org/markup-compatibility/2006" xmlns:aink="http://schemas.microsoft.com/office/drawing/2016/ink" xmlns:am3d="http://schemas.microsoft.com/office/drawing/2017/model3d" xmlns:o="urn:schemas-microsoft-com:office:office" xmlns:oel="http://schemas.microsoft.com/office/2019/extlst" xmlns:r="http://schemas.openxmlformats.org/officeDocument/2006/relationships" xmlns:m="http://schemas.openxmlformats.org/officeDocument/2006/math" xmlns:v="urn:schemas-microsoft-com:vml" xmlns:wp14="http://schemas.microsoft.com/office/word/2010/wordprocessingDrawing" xmlns:wp="http://schemas.openxmlformats.org/drawingml/2006/wordprocessingDrawing" xmlns:w10="urn:schemas-microsoft-com:office:word" xmlns:w="http://schemas.openxmlformats.org/wordprocessingml/2006/main" xmlns:w14="http://schemas.microsoft.com/office/word/2010/wordml" xmlns:w15="http://schemas.microsoft.com/office/word/2012/wordml" xmlns:w16cex="http://schemas.microsoft.com/office/word/2018/wordml/cex" xmlns:w16cid="http://schemas.microsoft.com/office/word/2016/wordml/cid" xmlns:w16="http://schemas.microsoft.com/office/word/2018/wordml" xmlns:w16sdtdh="http://schemas.microsoft.com/office/word/2020/wordml/sdtdatahash" xmlns:w16se="http://schemas.microsoft.com/office/word/2015/wordml/symex" xmlns:wpg="http://schemas.microsoft.com/office/word/2010/wordprocessingGroup" xmlns:wpi="http://schemas.microsoft.com/office/word/2010/wordprocessingInk" xmlns:wne="http://schemas.microsoft.com/office/word/2006/wordml" xmlns:wps="http://schemas.microsoft.com/office/word/2010/wordprocessingShape" mc:Ignorable="w14 w15 w16se w16cid w16 w16cex w16sdtdh wp14">
-  <w:p>
-    <w:pPr>
-      <w:pStyle w:val="Encabezado"/>
-    </w:pPr>
-  </w:p>
-</w:hdr>
 </file>
 
 <file path=word/numbering.xml><?xml version="1.0" encoding="utf-8"?>
@@ -732,123 +833,7 @@
       </w:rPr>
     </w:lvl>
   </w:abstractNum>
-  <w:abstractNum w:abstractNumId="1" w15:restartNumberingAfterBreak="0">
-    <w:nsid w:val="466D7A95"/>
-    <w:multiLevelType w:val="hybridMultilevel"/>
-    <w:tmpl w:val="EE56ECA6"/>
-    <w:lvl w:ilvl="0" w:tplc="400A0001">
-      <w:start w:val="1"/>
-      <w:numFmt w:val="bullet"/>
-      <w:lvlText w:val=""/>
-      <w:lvlJc w:val="left"/>
-      <w:pPr>
-        <w:ind w:left="720" w:hanging="360"/>
-      </w:pPr>
-      <w:rPr>
-        <w:rFonts w:ascii="Symbol" w:hAnsi="Symbol" w:hint="default"/>
-      </w:rPr>
-    </w:lvl>
-    <w:lvl w:ilvl="1" w:tplc="400A0003" w:tentative="1">
-      <w:start w:val="1"/>
-      <w:numFmt w:val="bullet"/>
-      <w:lvlText w:val="o"/>
-      <w:lvlJc w:val="left"/>
-      <w:pPr>
-        <w:ind w:left="1440" w:hanging="360"/>
-      </w:pPr>
-      <w:rPr>
-        <w:rFonts w:ascii="Courier New" w:hAnsi="Courier New" w:cs="Courier New" w:hint="default"/>
-      </w:rPr>
-    </w:lvl>
-    <w:lvl w:ilvl="2" w:tplc="400A0005" w:tentative="1">
-      <w:start w:val="1"/>
-      <w:numFmt w:val="bullet"/>
-      <w:lvlText w:val=""/>
-      <w:lvlJc w:val="left"/>
-      <w:pPr>
-        <w:ind w:left="2160" w:hanging="360"/>
-      </w:pPr>
-      <w:rPr>
-        <w:rFonts w:ascii="Wingdings" w:hAnsi="Wingdings" w:hint="default"/>
-      </w:rPr>
-    </w:lvl>
-    <w:lvl w:ilvl="3" w:tplc="400A0001" w:tentative="1">
-      <w:start w:val="1"/>
-      <w:numFmt w:val="bullet"/>
-      <w:lvlText w:val=""/>
-      <w:lvlJc w:val="left"/>
-      <w:pPr>
-        <w:ind w:left="2880" w:hanging="360"/>
-      </w:pPr>
-      <w:rPr>
-        <w:rFonts w:ascii="Symbol" w:hAnsi="Symbol" w:hint="default"/>
-      </w:rPr>
-    </w:lvl>
-    <w:lvl w:ilvl="4" w:tplc="400A0003" w:tentative="1">
-      <w:start w:val="1"/>
-      <w:numFmt w:val="bullet"/>
-      <w:lvlText w:val="o"/>
-      <w:lvlJc w:val="left"/>
-      <w:pPr>
-        <w:ind w:left="3600" w:hanging="360"/>
-      </w:pPr>
-      <w:rPr>
-        <w:rFonts w:ascii="Courier New" w:hAnsi="Courier New" w:cs="Courier New" w:hint="default"/>
-      </w:rPr>
-    </w:lvl>
-    <w:lvl w:ilvl="5" w:tplc="400A0005" w:tentative="1">
-      <w:start w:val="1"/>
-      <w:numFmt w:val="bullet"/>
-      <w:lvlText w:val=""/>
-      <w:lvlJc w:val="left"/>
-      <w:pPr>
-        <w:ind w:left="4320" w:hanging="360"/>
-      </w:pPr>
-      <w:rPr>
-        <w:rFonts w:ascii="Wingdings" w:hAnsi="Wingdings" w:hint="default"/>
-      </w:rPr>
-    </w:lvl>
-    <w:lvl w:ilvl="6" w:tplc="400A0001" w:tentative="1">
-      <w:start w:val="1"/>
-      <w:numFmt w:val="bullet"/>
-      <w:lvlText w:val=""/>
-      <w:lvlJc w:val="left"/>
-      <w:pPr>
-        <w:ind w:left="5040" w:hanging="360"/>
-      </w:pPr>
-      <w:rPr>
-        <w:rFonts w:ascii="Symbol" w:hAnsi="Symbol" w:hint="default"/>
-      </w:rPr>
-    </w:lvl>
-    <w:lvl w:ilvl="7" w:tplc="400A0003" w:tentative="1">
-      <w:start w:val="1"/>
-      <w:numFmt w:val="bullet"/>
-      <w:lvlText w:val="o"/>
-      <w:lvlJc w:val="left"/>
-      <w:pPr>
-        <w:ind w:left="5760" w:hanging="360"/>
-      </w:pPr>
-      <w:rPr>
-        <w:rFonts w:ascii="Courier New" w:hAnsi="Courier New" w:cs="Courier New" w:hint="default"/>
-      </w:rPr>
-    </w:lvl>
-    <w:lvl w:ilvl="8" w:tplc="400A0005" w:tentative="1">
-      <w:start w:val="1"/>
-      <w:numFmt w:val="bullet"/>
-      <w:lvlText w:val=""/>
-      <w:lvlJc w:val="left"/>
-      <w:pPr>
-        <w:ind w:left="6480" w:hanging="360"/>
-      </w:pPr>
-      <w:rPr>
-        <w:rFonts w:ascii="Wingdings" w:hAnsi="Wingdings" w:hint="default"/>
-      </w:rPr>
-    </w:lvl>
-  </w:abstractNum>
-  <w:num w:numId="1" w16cid:durableId="402917924">
-    <w:abstractNumId w:val="1"/>
-  </w:num>
-  <w:num w:numId="2" w16cid:durableId="1735159569">
+  <w:num w:numId="1" w16cid:durableId="1735159569">
     <w:abstractNumId w:val="0"/>
   </w:num>
 </w:numbering>
@@ -1254,6 +1239,7 @@
   <w:style w:type="paragraph" w:default="1" w:styleId="Normal">
     <w:name w:val="Normal"/>
     <w:qFormat/>
+    <w:rsid w:val="004000A4"/>
   </w:style>
   <w:style w:type="paragraph" w:styleId="Ttulo1">
     <w:name w:val="heading 1"/>
@@ -1262,7 +1248,7 @@
     <w:link w:val="Ttulo1Car"/>
     <w:uiPriority w:val="9"/>
     <w:qFormat/>
-    <w:rsid w:val="00B67DB3"/>
+    <w:rsid w:val="004000A4"/>
     <w:pPr>
       <w:keepNext/>
       <w:keepLines/>
@@ -1284,7 +1270,7 @@
     <w:uiPriority w:val="9"/>
     <w:unhideWhenUsed/>
     <w:qFormat/>
-    <w:rsid w:val="00B67DB3"/>
+    <w:rsid w:val="004000A4"/>
     <w:pPr>
       <w:keepNext/>
       <w:keepLines/>
@@ -1307,7 +1293,7 @@
     <w:semiHidden/>
     <w:unhideWhenUsed/>
     <w:qFormat/>
-    <w:rsid w:val="00B67DB3"/>
+    <w:rsid w:val="004000A4"/>
     <w:pPr>
       <w:keepNext/>
       <w:keepLines/>
@@ -1330,7 +1316,7 @@
     <w:semiHidden/>
     <w:unhideWhenUsed/>
     <w:qFormat/>
-    <w:rsid w:val="00B67DB3"/>
+    <w:rsid w:val="004000A4"/>
     <w:pPr>
       <w:keepNext/>
       <w:keepLines/>
@@ -1353,7 +1339,7 @@
     <w:semiHidden/>
     <w:unhideWhenUsed/>
     <w:qFormat/>
-    <w:rsid w:val="00B67DB3"/>
+    <w:rsid w:val="004000A4"/>
     <w:pPr>
       <w:keepNext/>
       <w:keepLines/>
@@ -1374,7 +1360,7 @@
     <w:semiHidden/>
     <w:unhideWhenUsed/>
     <w:qFormat/>
-    <w:rsid w:val="00B67DB3"/>
+    <w:rsid w:val="004000A4"/>
     <w:pPr>
       <w:keepNext/>
       <w:keepLines/>
@@ -1397,7 +1383,7 @@
     <w:semiHidden/>
     <w:unhideWhenUsed/>
     <w:qFormat/>
-    <w:rsid w:val="00B67DB3"/>
+    <w:rsid w:val="004000A4"/>
     <w:pPr>
       <w:keepNext/>
       <w:keepLines/>
@@ -1418,7 +1404,7 @@
     <w:semiHidden/>
     <w:unhideWhenUsed/>
     <w:qFormat/>
-    <w:rsid w:val="00B67DB3"/>
+    <w:rsid w:val="004000A4"/>
     <w:pPr>
       <w:keepNext/>
       <w:keepLines/>
@@ -1441,7 +1427,7 @@
     <w:semiHidden/>
     <w:unhideWhenUsed/>
     <w:qFormat/>
-    <w:rsid w:val="00B67DB3"/>
+    <w:rsid w:val="004000A4"/>
     <w:pPr>
       <w:keepNext/>
       <w:keepLines/>
@@ -1485,7 +1471,7 @@
     <w:basedOn w:val="Fuentedeprrafopredeter"/>
     <w:link w:val="Ttulo1"/>
     <w:uiPriority w:val="9"/>
-    <w:rsid w:val="00B67DB3"/>
+    <w:rsid w:val="004000A4"/>
     <w:rPr>
       <w:rFonts w:asciiTheme="majorHAnsi" w:eastAsiaTheme="majorEastAsia" w:hAnsiTheme="majorHAnsi" w:cstheme="majorBidi"/>
       <w:color w:val="0F4761" w:themeColor="accent1" w:themeShade="BF"/>
@@ -1498,7 +1484,7 @@
     <w:basedOn w:val="Fuentedeprrafopredeter"/>
     <w:link w:val="Ttulo2"/>
     <w:uiPriority w:val="9"/>
-    <w:rsid w:val="00B67DB3"/>
+    <w:rsid w:val="004000A4"/>
     <w:rPr>
       <w:rFonts w:asciiTheme="majorHAnsi" w:eastAsiaTheme="majorEastAsia" w:hAnsiTheme="majorHAnsi" w:cstheme="majorBidi"/>
       <w:color w:val="0F4761" w:themeColor="accent1" w:themeShade="BF"/>
@@ -1512,7 +1498,7 @@
     <w:link w:val="Ttulo3"/>
     <w:uiPriority w:val="9"/>
     <w:semiHidden/>
-    <w:rsid w:val="00B67DB3"/>
+    <w:rsid w:val="004000A4"/>
     <w:rPr>
       <w:rFonts w:eastAsiaTheme="majorEastAsia" w:cstheme="majorBidi"/>
       <w:color w:val="0F4761" w:themeColor="accent1" w:themeShade="BF"/>
@@ -1526,7 +1512,7 @@
     <w:link w:val="Ttulo4"/>
     <w:uiPriority w:val="9"/>
     <w:semiHidden/>
-    <w:rsid w:val="00B67DB3"/>
+    <w:rsid w:val="004000A4"/>
     <w:rPr>
       <w:rFonts w:eastAsiaTheme="majorEastAsia" w:cstheme="majorBidi"/>
       <w:i/>
@@ -1540,7 +1526,7 @@
     <w:link w:val="Ttulo5"/>
     <w:uiPriority w:val="9"/>
     <w:semiHidden/>
-    <w:rsid w:val="00B67DB3"/>
+    <w:rsid w:val="004000A4"/>
     <w:rPr>
       <w:rFonts w:eastAsiaTheme="majorEastAsia" w:cstheme="majorBidi"/>
       <w:color w:val="0F4761" w:themeColor="accent1" w:themeShade="BF"/>
@@ -1552,7 +1538,7 @@
     <w:link w:val="Ttulo6"/>
     <w:uiPriority w:val="9"/>
     <w:semiHidden/>
-    <w:rsid w:val="00B67DB3"/>
+    <w:rsid w:val="004000A4"/>
     <w:rPr>
       <w:rFonts w:eastAsiaTheme="majorEastAsia" w:cstheme="majorBidi"/>
       <w:i/>
@@ -1566,7 +1552,7 @@
     <w:link w:val="Ttulo7"/>
     <w:uiPriority w:val="9"/>
     <w:semiHidden/>
-    <w:rsid w:val="00B67DB3"/>
+    <w:rsid w:val="004000A4"/>
     <w:rPr>
       <w:rFonts w:eastAsiaTheme="majorEastAsia" w:cstheme="majorBidi"/>
       <w:color w:val="595959" w:themeColor="text1" w:themeTint="A6"/>
@@ -1578,7 +1564,7 @@
     <w:link w:val="Ttulo8"/>
     <w:uiPriority w:val="9"/>
     <w:semiHidden/>
-    <w:rsid w:val="00B67DB3"/>
+    <w:rsid w:val="004000A4"/>
     <w:rPr>
       <w:rFonts w:eastAsiaTheme="majorEastAsia" w:cstheme="majorBidi"/>
       <w:i/>
@@ -1592,7 +1578,7 @@
     <w:link w:val="Ttulo9"/>
     <w:uiPriority w:val="9"/>
     <w:semiHidden/>
-    <w:rsid w:val="00B67DB3"/>
+    <w:rsid w:val="004000A4"/>
     <w:rPr>
       <w:rFonts w:eastAsiaTheme="majorEastAsia" w:cstheme="majorBidi"/>
       <w:color w:val="272727" w:themeColor="text1" w:themeTint="D8"/>
@@ -1605,7 +1591,7 @@
     <w:link w:val="TtuloCar"/>
     <w:uiPriority w:val="10"/>
     <w:qFormat/>
-    <w:rsid w:val="00B67DB3"/>
+    <w:rsid w:val="004000A4"/>
     <w:pPr>
       <w:spacing w:after="80" w:line="240" w:lineRule="auto"/>
       <w:contextualSpacing/>
@@ -1623,7 +1609,7 @@
     <w:basedOn w:val="Fuentedeprrafopredeter"/>
     <w:link w:val="Ttulo"/>
     <w:uiPriority w:val="10"/>
-    <w:rsid w:val="00B67DB3"/>
+    <w:rsid w:val="004000A4"/>
     <w:rPr>
       <w:rFonts w:asciiTheme="majorHAnsi" w:eastAsiaTheme="majorEastAsia" w:hAnsiTheme="majorHAnsi" w:cstheme="majorBidi"/>
       <w:spacing w:val="-10"/>
@@ -1639,7 +1625,7 @@
     <w:link w:val="SubttuloCar"/>
     <w:uiPriority w:val="11"/>
     <w:qFormat/>
-    <w:rsid w:val="00B67DB3"/>
+    <w:rsid w:val="004000A4"/>
     <w:pPr>
       <w:numPr>
         <w:ilvl w:val="1"/>
@@ -1658,7 +1644,7 @@
     <w:basedOn w:val="Fuentedeprrafopredeter"/>
     <w:link w:val="Subttulo"/>
     <w:uiPriority w:val="11"/>
-    <w:rsid w:val="00B67DB3"/>
+    <w:rsid w:val="004000A4"/>
     <w:rPr>
       <w:rFonts w:eastAsiaTheme="majorEastAsia" w:cstheme="majorBidi"/>
       <w:color w:val="595959" w:themeColor="text1" w:themeTint="A6"/>
@@ -1674,7 +1660,7 @@
     <w:link w:val="CitaCar"/>
     <w:uiPriority w:val="29"/>
     <w:qFormat/>
-    <w:rsid w:val="00B67DB3"/>
+    <w:rsid w:val="004000A4"/>
     <w:pPr>
       <w:spacing w:before="160"/>
       <w:jc w:val="center"/>
@@ -1690,7 +1676,7 @@
     <w:basedOn w:val="Fuentedeprrafopredeter"/>
     <w:link w:val="Cita"/>
     <w:uiPriority w:val="29"/>
-    <w:rsid w:val="00B67DB3"/>
+    <w:rsid w:val="004000A4"/>
     <w:rPr>
       <w:i/>
       <w:iCs/>
@@ -1702,7 +1688,7 @@
     <w:basedOn w:val="Normal"/>
     <w:uiPriority w:val="34"/>
     <w:qFormat/>
-    <w:rsid w:val="00B67DB3"/>
+    <w:rsid w:val="004000A4"/>
     <w:pPr>
       <w:ind w:left="720"/>
       <w:contextualSpacing/>
@@ -1713,7 +1699,7 @@
     <w:basedOn w:val="Fuentedeprrafopredeter"/>
     <w:uiPriority w:val="21"/>
     <w:qFormat/>
-    <w:rsid w:val="00B67DB3"/>
+    <w:rsid w:val="004000A4"/>
     <w:rPr>
       <w:i/>
       <w:iCs/>
@@ -1727,7 +1713,7 @@
     <w:link w:val="CitadestacadaCar"/>
     <w:uiPriority w:val="30"/>
     <w:qFormat/>
-    <w:rsid w:val="00B67DB3"/>
+    <w:rsid w:val="004000A4"/>
     <w:pPr>
       <w:pBdr>
         <w:top w:val="single" w:sz="4" w:space="10" w:color="0F4761" w:themeColor="accent1" w:themeShade="BF"/>
@@ -1748,7 +1734,7 @@
     <w:basedOn w:val="Fuentedeprrafopredeter"/>
     <w:link w:val="Citadestacada"/>
     <w:uiPriority w:val="30"/>
-    <w:rsid w:val="00B67DB3"/>
+    <w:rsid w:val="004000A4"/>
     <w:rPr>
       <w:i/>
       <w:iCs/>
@@ -1760,7 +1746,7 @@
     <w:basedOn w:val="Fuentedeprrafopredeter"/>
     <w:uiPriority w:val="32"/>
     <w:qFormat/>
-    <w:rsid w:val="00B67DB3"/>
+    <w:rsid w:val="004000A4"/>
     <w:rPr>
       <w:b/>
       <w:bCs/>
@@ -1768,50 +1754,6 @@
       <w:color w:val="0F4761" w:themeColor="accent1" w:themeShade="BF"/>
       <w:spacing w:val="5"/>
     </w:rPr>
-  </w:style>
-  <w:style w:type="paragraph" w:styleId="Encabezado">
-    <w:name w:val="header"/>
-    <w:basedOn w:val="Normal"/>
-    <w:link w:val="EncabezadoCar"/>
-    <w:uiPriority w:val="99"/>
-    <w:unhideWhenUsed/>
-    <w:rsid w:val="00FB5591"/>
-    <w:pPr>
-      <w:tabs>
-        <w:tab w:val="center" w:pos="4252"/>
-        <w:tab w:val="right" w:pos="8504"/>
-      </w:tabs>
-      <w:spacing w:after="0" w:line="240" w:lineRule="auto"/>
-    </w:pPr>
-  </w:style>
-  <w:style w:type="character" w:customStyle="1" w:styleId="EncabezadoCar">
-    <w:name w:val="Encabezado Car"/>
-    <w:basedOn w:val="Fuentedeprrafopredeter"/>
-    <w:link w:val="Encabezado"/>
-    <w:uiPriority w:val="99"/>
-    <w:rsid w:val="00FB5591"/>
-  </w:style>
-  <w:style w:type="paragraph" w:styleId="Piedepgina">
-    <w:name w:val="footer"/>
-    <w:basedOn w:val="Normal"/>
-    <w:link w:val="PiedepginaCar"/>
-    <w:uiPriority w:val="99"/>
-    <w:unhideWhenUsed/>
-    <w:rsid w:val="00FB5591"/>
-    <w:pPr>
-      <w:tabs>
-        <w:tab w:val="center" w:pos="4252"/>
-        <w:tab w:val="right" w:pos="8504"/>
-      </w:tabs>
-      <w:spacing w:after="0" w:line="240" w:lineRule="auto"/>
-    </w:pPr>
-  </w:style>
-  <w:style w:type="character" w:customStyle="1" w:styleId="PiedepginaCar">
-    <w:name w:val="Pie de página Car"/>
-    <w:basedOn w:val="Fuentedeprrafopredeter"/>
-    <w:link w:val="Piedepgina"/>
-    <w:uiPriority w:val="99"/>
-    <w:rsid w:val="00FB5591"/>
   </w:style>
 </w:styles>
 </file>

--- a/docs/documentos/Sistema Inteligente de Monitoreo y Predicción de Recolección de Agua mediante Atrapanieblas en el Centro de Educación Alternativa.docx
+++ b/docs/documentos/Sistema Inteligente de Monitoreo y Predicción de Recolección de Agua mediante Atrapanieblas en el Centro de Educación Alternativa.docx
@@ -20,13 +20,13 @@
           <w:szCs w:val="24"/>
         </w:rPr>
         <w:drawing>
-          <wp:anchor distT="0" distB="0" distL="0" distR="0" simplePos="0" relativeHeight="251659264" behindDoc="1" locked="0" layoutInCell="1" hidden="0" allowOverlap="1" wp14:anchorId="0769E2DD" wp14:editId="32CD0520">
+          <wp:anchor distT="0" distB="0" distL="0" distR="0" simplePos="0" relativeHeight="251659264" behindDoc="1" locked="0" layoutInCell="1" hidden="0" allowOverlap="1" wp14:anchorId="0769E2DD" wp14:editId="15021E1F">
             <wp:simplePos x="0" y="0"/>
             <wp:positionH relativeFrom="page">
               <wp:posOffset>194945</wp:posOffset>
             </wp:positionH>
             <wp:positionV relativeFrom="page">
-              <wp:posOffset>154305</wp:posOffset>
+              <wp:posOffset>-34881</wp:posOffset>
             </wp:positionV>
             <wp:extent cx="7762875" cy="8772525"/>
             <wp:effectExtent l="0" t="0" r="9525" b="9525"/>
@@ -41,7 +41,7 @@
                     <pic:cNvPicPr preferRelativeResize="0"/>
                   </pic:nvPicPr>
                   <pic:blipFill>
-                    <a:blip r:embed="rId6"/>
+                    <a:blip r:embed="rId8"/>
                     <a:srcRect/>
                     <a:stretch>
                       <a:fillRect/>
@@ -174,16 +174,6 @@
     <w:p>
       <w:pPr>
         <w:pStyle w:val="Ttulo"/>
-        <w:rPr>
-          <w:rFonts w:ascii="Arial" w:hAnsi="Arial" w:cs="Arial"/>
-          <w:sz w:val="32"/>
-          <w:szCs w:val="32"/>
-        </w:rPr>
-      </w:pPr>
-    </w:p>
-    <w:p>
-      <w:pPr>
-        <w:pStyle w:val="Ttulo"/>
         <w:jc w:val="center"/>
         <w:rPr>
           <w:rFonts w:ascii="Arial" w:hAnsi="Arial" w:cs="Arial"/>
@@ -353,7 +343,6 @@
         <w:jc w:val="center"/>
       </w:pPr>
       <w:r>
-        <w:lastRenderedPageBreak/>
         <w:t>2026</w:t>
       </w:r>
     </w:p>
@@ -428,7 +417,7 @@
           <w:r>
             <w:fldChar w:fldCharType="separate"/>
           </w:r>
-          <w:hyperlink w:anchor="_Toc225367697" w:history="1">
+          <w:hyperlink w:anchor="_Toc226038115" w:history="1">
             <w:r>
               <w:rPr>
                 <w:rStyle w:val="Hipervnculo"/>
@@ -456,7 +445,7 @@
                 <w:noProof/>
                 <w:webHidden/>
               </w:rPr>
-              <w:instrText xml:space="preserve"> PAGEREF _Toc225367697 \h </w:instrText>
+              <w:instrText xml:space="preserve"> PAGEREF _Toc226038115 \h </w:instrText>
             </w:r>
             <w:r>
               <w:rPr>
@@ -500,7 +489,7 @@
               <w:lang w:eastAsia="es-BO"/>
             </w:rPr>
           </w:pPr>
-          <w:hyperlink w:anchor="_Toc225367698" w:history="1">
+          <w:hyperlink w:anchor="_Toc226038116" w:history="1">
             <w:r>
               <w:rPr>
                 <w:rStyle w:val="Hipervnculo"/>
@@ -544,7 +533,7 @@
                 <w:noProof/>
                 <w:webHidden/>
               </w:rPr>
-              <w:instrText xml:space="preserve"> PAGEREF _Toc225367698 \h </w:instrText>
+              <w:instrText xml:space="preserve"> PAGEREF _Toc226038116 \h </w:instrText>
             </w:r>
             <w:r>
               <w:rPr>
@@ -588,7 +577,7 @@
               <w:lang w:eastAsia="es-BO"/>
             </w:rPr>
           </w:pPr>
-          <w:hyperlink w:anchor="_Toc225367699" w:history="1">
+          <w:hyperlink w:anchor="_Toc226038117" w:history="1">
             <w:r>
               <w:rPr>
                 <w:rStyle w:val="Hipervnculo"/>
@@ -632,7 +621,7 @@
                 <w:noProof/>
                 <w:webHidden/>
               </w:rPr>
-              <w:instrText xml:space="preserve"> PAGEREF _Toc225367699 \h </w:instrText>
+              <w:instrText xml:space="preserve"> PAGEREF _Toc226038117 \h </w:instrText>
             </w:r>
             <w:r>
               <w:rPr>
@@ -676,7 +665,7 @@
               <w:lang w:eastAsia="es-BO"/>
             </w:rPr>
           </w:pPr>
-          <w:hyperlink w:anchor="_Toc225367700" w:history="1">
+          <w:hyperlink w:anchor="_Toc226038118" w:history="1">
             <w:r>
               <w:rPr>
                 <w:rStyle w:val="Hipervnculo"/>
@@ -720,7 +709,7 @@
                 <w:noProof/>
                 <w:webHidden/>
               </w:rPr>
-              <w:instrText xml:space="preserve"> PAGEREF _Toc225367700 \h </w:instrText>
+              <w:instrText xml:space="preserve"> PAGEREF _Toc226038118 \h </w:instrText>
             </w:r>
             <w:r>
               <w:rPr>
@@ -764,7 +753,7 @@
               <w:lang w:eastAsia="es-BO"/>
             </w:rPr>
           </w:pPr>
-          <w:hyperlink w:anchor="_Toc225367701" w:history="1">
+          <w:hyperlink w:anchor="_Toc226038119" w:history="1">
             <w:r>
               <w:rPr>
                 <w:rStyle w:val="Hipervnculo"/>
@@ -808,7 +797,7 @@
                 <w:noProof/>
                 <w:webHidden/>
               </w:rPr>
-              <w:instrText xml:space="preserve"> PAGEREF _Toc225367701 \h </w:instrText>
+              <w:instrText xml:space="preserve"> PAGEREF _Toc226038119 \h </w:instrText>
             </w:r>
             <w:r>
               <w:rPr>
@@ -852,7 +841,7 @@
               <w:lang w:eastAsia="es-BO"/>
             </w:rPr>
           </w:pPr>
-          <w:hyperlink w:anchor="_Toc225367702" w:history="1">
+          <w:hyperlink w:anchor="_Toc226038120" w:history="1">
             <w:r>
               <w:rPr>
                 <w:rStyle w:val="Hipervnculo"/>
@@ -896,7 +885,7 @@
                 <w:noProof/>
                 <w:webHidden/>
               </w:rPr>
-              <w:instrText xml:space="preserve"> PAGEREF _Toc225367702 \h </w:instrText>
+              <w:instrText xml:space="preserve"> PAGEREF _Toc226038120 \h </w:instrText>
             </w:r>
             <w:r>
               <w:rPr>
@@ -916,7 +905,7 @@
                 <w:noProof/>
                 <w:webHidden/>
               </w:rPr>
-              <w:t>4</w:t>
+              <w:t>3</w:t>
             </w:r>
             <w:r>
               <w:rPr>
@@ -940,7 +929,7 @@
               <w:lang w:eastAsia="es-BO"/>
             </w:rPr>
           </w:pPr>
-          <w:hyperlink w:anchor="_Toc225367703" w:history="1">
+          <w:hyperlink w:anchor="_Toc226038121" w:history="1">
             <w:r>
               <w:rPr>
                 <w:rStyle w:val="Hipervnculo"/>
@@ -984,7 +973,7 @@
                 <w:noProof/>
                 <w:webHidden/>
               </w:rPr>
-              <w:instrText xml:space="preserve"> PAGEREF _Toc225367703 \h </w:instrText>
+              <w:instrText xml:space="preserve"> PAGEREF _Toc226038121 \h </w:instrText>
             </w:r>
             <w:r>
               <w:rPr>
@@ -1028,7 +1017,7 @@
               <w:lang w:eastAsia="es-BO"/>
             </w:rPr>
           </w:pPr>
-          <w:hyperlink w:anchor="_Toc225367704" w:history="1">
+          <w:hyperlink w:anchor="_Toc226038122" w:history="1">
             <w:r>
               <w:rPr>
                 <w:rStyle w:val="Hipervnculo"/>
@@ -1072,7 +1061,7 @@
                 <w:noProof/>
                 <w:webHidden/>
               </w:rPr>
-              <w:instrText xml:space="preserve"> PAGEREF _Toc225367704 \h </w:instrText>
+              <w:instrText xml:space="preserve"> PAGEREF _Toc226038122 \h </w:instrText>
             </w:r>
             <w:r>
               <w:rPr>
@@ -1116,7 +1105,7 @@
               <w:lang w:eastAsia="es-BO"/>
             </w:rPr>
           </w:pPr>
-          <w:hyperlink w:anchor="_Toc225367705" w:history="1">
+          <w:hyperlink w:anchor="_Toc226038123" w:history="1">
             <w:r>
               <w:rPr>
                 <w:rStyle w:val="Hipervnculo"/>
@@ -1160,7 +1149,7 @@
                 <w:noProof/>
                 <w:webHidden/>
               </w:rPr>
-              <w:instrText xml:space="preserve"> PAGEREF _Toc225367705 \h </w:instrText>
+              <w:instrText xml:space="preserve"> PAGEREF _Toc226038123 \h </w:instrText>
             </w:r>
             <w:r>
               <w:rPr>
@@ -1180,7 +1169,7 @@
                 <w:noProof/>
                 <w:webHidden/>
               </w:rPr>
-              <w:t>5</w:t>
+              <w:t>6</w:t>
             </w:r>
             <w:r>
               <w:rPr>
@@ -1203,7 +1192,7 @@
               <w:lang w:eastAsia="es-BO"/>
             </w:rPr>
           </w:pPr>
-          <w:hyperlink w:anchor="_Toc225367706" w:history="1">
+          <w:hyperlink w:anchor="_Toc226038124" w:history="1">
             <w:r>
               <w:rPr>
                 <w:rStyle w:val="Hipervnculo"/>
@@ -1231,7 +1220,7 @@
                 <w:noProof/>
                 <w:webHidden/>
               </w:rPr>
-              <w:instrText xml:space="preserve"> PAGEREF _Toc225367706 \h </w:instrText>
+              <w:instrText xml:space="preserve"> PAGEREF _Toc226038124 \h </w:instrText>
             </w:r>
             <w:r>
               <w:rPr>
@@ -1251,7 +1240,7 @@
                 <w:noProof/>
                 <w:webHidden/>
               </w:rPr>
-              <w:t>6</w:t>
+              <w:t>7</w:t>
             </w:r>
             <w:r>
               <w:rPr>
@@ -1275,7 +1264,7 @@
               <w:lang w:eastAsia="es-BO"/>
             </w:rPr>
           </w:pPr>
-          <w:hyperlink w:anchor="_Toc225367707" w:history="1">
+          <w:hyperlink w:anchor="_Toc226038125" w:history="1">
             <w:r>
               <w:rPr>
                 <w:rStyle w:val="Hipervnculo"/>
@@ -1319,7 +1308,7 @@
                 <w:noProof/>
                 <w:webHidden/>
               </w:rPr>
-              <w:instrText xml:space="preserve"> PAGEREF _Toc225367707 \h </w:instrText>
+              <w:instrText xml:space="preserve"> PAGEREF _Toc226038125 \h </w:instrText>
             </w:r>
             <w:r>
               <w:rPr>
@@ -1339,7 +1328,7 @@
                 <w:noProof/>
                 <w:webHidden/>
               </w:rPr>
-              <w:t>6</w:t>
+              <w:t>7</w:t>
             </w:r>
             <w:r>
               <w:rPr>
@@ -1363,7 +1352,7 @@
               <w:lang w:eastAsia="es-BO"/>
             </w:rPr>
           </w:pPr>
-          <w:hyperlink w:anchor="_Toc225367708" w:history="1">
+          <w:hyperlink w:anchor="_Toc226038126" w:history="1">
             <w:r>
               <w:rPr>
                 <w:rStyle w:val="Hipervnculo"/>
@@ -1407,7 +1396,7 @@
                 <w:noProof/>
                 <w:webHidden/>
               </w:rPr>
-              <w:instrText xml:space="preserve"> PAGEREF _Toc225367708 \h </w:instrText>
+              <w:instrText xml:space="preserve"> PAGEREF _Toc226038126 \h </w:instrText>
             </w:r>
             <w:r>
               <w:rPr>
@@ -1427,7 +1416,7 @@
                 <w:noProof/>
                 <w:webHidden/>
               </w:rPr>
-              <w:t>6</w:t>
+              <w:t>7</w:t>
             </w:r>
             <w:r>
               <w:rPr>
@@ -1451,7 +1440,7 @@
               <w:lang w:eastAsia="es-BO"/>
             </w:rPr>
           </w:pPr>
-          <w:hyperlink w:anchor="_Toc225367709" w:history="1">
+          <w:hyperlink w:anchor="_Toc226038127" w:history="1">
             <w:r>
               <w:rPr>
                 <w:rStyle w:val="Hipervnculo"/>
@@ -1495,7 +1484,7 @@
                 <w:noProof/>
                 <w:webHidden/>
               </w:rPr>
-              <w:instrText xml:space="preserve"> PAGEREF _Toc225367709 \h </w:instrText>
+              <w:instrText xml:space="preserve"> PAGEREF _Toc226038127 \h </w:instrText>
             </w:r>
             <w:r>
               <w:rPr>
@@ -1539,7 +1528,7 @@
               <w:lang w:eastAsia="es-BO"/>
             </w:rPr>
           </w:pPr>
-          <w:hyperlink w:anchor="_Toc225367710" w:history="1">
+          <w:hyperlink w:anchor="_Toc226038128" w:history="1">
             <w:r>
               <w:rPr>
                 <w:rStyle w:val="Hipervnculo"/>
@@ -1583,7 +1572,7 @@
                 <w:noProof/>
                 <w:webHidden/>
               </w:rPr>
-              <w:instrText xml:space="preserve"> PAGEREF _Toc225367710 \h </w:instrText>
+              <w:instrText xml:space="preserve"> PAGEREF _Toc226038128 \h </w:instrText>
             </w:r>
             <w:r>
               <w:rPr>
@@ -1627,7 +1616,7 @@
               <w:lang w:eastAsia="es-BO"/>
             </w:rPr>
           </w:pPr>
-          <w:hyperlink w:anchor="_Toc225367711" w:history="1">
+          <w:hyperlink w:anchor="_Toc226038129" w:history="1">
             <w:r>
               <w:rPr>
                 <w:rStyle w:val="Hipervnculo"/>
@@ -1671,7 +1660,7 @@
                 <w:noProof/>
                 <w:webHidden/>
               </w:rPr>
-              <w:instrText xml:space="preserve"> PAGEREF _Toc225367711 \h </w:instrText>
+              <w:instrText xml:space="preserve"> PAGEREF _Toc226038129 \h </w:instrText>
             </w:r>
             <w:r>
               <w:rPr>
@@ -1691,7 +1680,7 @@
                 <w:noProof/>
                 <w:webHidden/>
               </w:rPr>
-              <w:t>11</w:t>
+              <w:t>10</w:t>
             </w:r>
             <w:r>
               <w:rPr>
@@ -1714,7 +1703,7 @@
               <w:lang w:eastAsia="es-BO"/>
             </w:rPr>
           </w:pPr>
-          <w:hyperlink w:anchor="_Toc225367712" w:history="1">
+          <w:hyperlink w:anchor="_Toc226038130" w:history="1">
             <w:r>
               <w:rPr>
                 <w:rStyle w:val="Hipervnculo"/>
@@ -1742,7 +1731,7 @@
                 <w:noProof/>
                 <w:webHidden/>
               </w:rPr>
-              <w:instrText xml:space="preserve"> PAGEREF _Toc225367712 \h </w:instrText>
+              <w:instrText xml:space="preserve"> PAGEREF _Toc226038130 \h </w:instrText>
             </w:r>
             <w:r>
               <w:rPr>
@@ -1762,7 +1751,7 @@
                 <w:noProof/>
                 <w:webHidden/>
               </w:rPr>
-              <w:t>15</w:t>
+              <w:t>16</w:t>
             </w:r>
             <w:r>
               <w:rPr>
@@ -1786,7 +1775,7 @@
               <w:lang w:eastAsia="es-BO"/>
             </w:rPr>
           </w:pPr>
-          <w:hyperlink w:anchor="_Toc225367713" w:history="1">
+          <w:hyperlink w:anchor="_Toc226038131" w:history="1">
             <w:r>
               <w:rPr>
                 <w:rStyle w:val="Hipervnculo"/>
@@ -1830,7 +1819,7 @@
                 <w:noProof/>
                 <w:webHidden/>
               </w:rPr>
-              <w:instrText xml:space="preserve"> PAGEREF _Toc225367713 \h </w:instrText>
+              <w:instrText xml:space="preserve"> PAGEREF _Toc226038131 \h </w:instrText>
             </w:r>
             <w:r>
               <w:rPr>
@@ -1850,7 +1839,7 @@
                 <w:noProof/>
                 <w:webHidden/>
               </w:rPr>
-              <w:t>15</w:t>
+              <w:t>16</w:t>
             </w:r>
             <w:r>
               <w:rPr>
@@ -1874,7 +1863,7 @@
               <w:lang w:eastAsia="es-BO"/>
             </w:rPr>
           </w:pPr>
-          <w:hyperlink w:anchor="_Toc225367714" w:history="1">
+          <w:hyperlink w:anchor="_Toc226038132" w:history="1">
             <w:r>
               <w:rPr>
                 <w:rStyle w:val="Hipervnculo"/>
@@ -1918,7 +1907,7 @@
                 <w:noProof/>
                 <w:webHidden/>
               </w:rPr>
-              <w:instrText xml:space="preserve"> PAGEREF _Toc225367714 \h </w:instrText>
+              <w:instrText xml:space="preserve"> PAGEREF _Toc226038132 \h </w:instrText>
             </w:r>
             <w:r>
               <w:rPr>
@@ -1938,7 +1927,7 @@
                 <w:noProof/>
                 <w:webHidden/>
               </w:rPr>
-              <w:t>15</w:t>
+              <w:t>16</w:t>
             </w:r>
             <w:r>
               <w:rPr>
@@ -1962,7 +1951,7 @@
               <w:lang w:eastAsia="es-BO"/>
             </w:rPr>
           </w:pPr>
-          <w:hyperlink w:anchor="_Toc225367715" w:history="1">
+          <w:hyperlink w:anchor="_Toc226038133" w:history="1">
             <w:r>
               <w:rPr>
                 <w:rStyle w:val="Hipervnculo"/>
@@ -2006,7 +1995,7 @@
                 <w:noProof/>
                 <w:webHidden/>
               </w:rPr>
-              <w:instrText xml:space="preserve"> PAGEREF _Toc225367715 \h </w:instrText>
+              <w:instrText xml:space="preserve"> PAGEREF _Toc226038133 \h </w:instrText>
             </w:r>
             <w:r>
               <w:rPr>
@@ -2026,7 +2015,7 @@
                 <w:noProof/>
                 <w:webHidden/>
               </w:rPr>
-              <w:t>15</w:t>
+              <w:t>16</w:t>
             </w:r>
             <w:r>
               <w:rPr>
@@ -2050,7 +2039,7 @@
               <w:lang w:eastAsia="es-BO"/>
             </w:rPr>
           </w:pPr>
-          <w:hyperlink w:anchor="_Toc225367716" w:history="1">
+          <w:hyperlink w:anchor="_Toc226038134" w:history="1">
             <w:r>
               <w:rPr>
                 <w:rStyle w:val="Hipervnculo"/>
@@ -2094,7 +2083,7 @@
                 <w:noProof/>
                 <w:webHidden/>
               </w:rPr>
-              <w:instrText xml:space="preserve"> PAGEREF _Toc225367716 \h </w:instrText>
+              <w:instrText xml:space="preserve"> PAGEREF _Toc226038134 \h </w:instrText>
             </w:r>
             <w:r>
               <w:rPr>
@@ -2114,7 +2103,7 @@
                 <w:noProof/>
                 <w:webHidden/>
               </w:rPr>
-              <w:t>15</w:t>
+              <w:t>16</w:t>
             </w:r>
             <w:r>
               <w:rPr>
@@ -2138,7 +2127,7 @@
               <w:lang w:eastAsia="es-BO"/>
             </w:rPr>
           </w:pPr>
-          <w:hyperlink w:anchor="_Toc225367717" w:history="1">
+          <w:hyperlink w:anchor="_Toc226038135" w:history="1">
             <w:r>
               <w:rPr>
                 <w:rStyle w:val="Hipervnculo"/>
@@ -2182,7 +2171,7 @@
                 <w:noProof/>
                 <w:webHidden/>
               </w:rPr>
-              <w:instrText xml:space="preserve"> PAGEREF _Toc225367717 \h </w:instrText>
+              <w:instrText xml:space="preserve"> PAGEREF _Toc226038135 \h </w:instrText>
             </w:r>
             <w:r>
               <w:rPr>
@@ -2202,7 +2191,7 @@
                 <w:noProof/>
                 <w:webHidden/>
               </w:rPr>
-              <w:t>15</w:t>
+              <w:t>18</w:t>
             </w:r>
             <w:r>
               <w:rPr>
@@ -2226,7 +2215,7 @@
               <w:lang w:eastAsia="es-BO"/>
             </w:rPr>
           </w:pPr>
-          <w:hyperlink w:anchor="_Toc225367718" w:history="1">
+          <w:hyperlink w:anchor="_Toc226038136" w:history="1">
             <w:r>
               <w:rPr>
                 <w:rStyle w:val="Hipervnculo"/>
@@ -2270,7 +2259,7 @@
                 <w:noProof/>
                 <w:webHidden/>
               </w:rPr>
-              <w:instrText xml:space="preserve"> PAGEREF _Toc225367718 \h </w:instrText>
+              <w:instrText xml:space="preserve"> PAGEREF _Toc226038136 \h </w:instrText>
             </w:r>
             <w:r>
               <w:rPr>
@@ -2290,7 +2279,7 @@
                 <w:noProof/>
                 <w:webHidden/>
               </w:rPr>
-              <w:t>15</w:t>
+              <w:t>18</w:t>
             </w:r>
             <w:r>
               <w:rPr>
@@ -2314,7 +2303,7 @@
               <w:lang w:eastAsia="es-BO"/>
             </w:rPr>
           </w:pPr>
-          <w:hyperlink w:anchor="_Toc225367719" w:history="1">
+          <w:hyperlink w:anchor="_Toc226038137" w:history="1">
             <w:r>
               <w:rPr>
                 <w:rStyle w:val="Hipervnculo"/>
@@ -2358,7 +2347,7 @@
                 <w:noProof/>
                 <w:webHidden/>
               </w:rPr>
-              <w:instrText xml:space="preserve"> PAGEREF _Toc225367719 \h </w:instrText>
+              <w:instrText xml:space="preserve"> PAGEREF _Toc226038137 \h </w:instrText>
             </w:r>
             <w:r>
               <w:rPr>
@@ -2378,7 +2367,7 @@
                 <w:noProof/>
                 <w:webHidden/>
               </w:rPr>
-              <w:t>16</w:t>
+              <w:t>19</w:t>
             </w:r>
             <w:r>
               <w:rPr>
@@ -2421,7 +2410,6 @@
         <w:jc w:val="center"/>
       </w:pPr>
       <w:r>
-        <w:lastRenderedPageBreak/>
         <w:t xml:space="preserve"> </w:t>
       </w:r>
     </w:p>
@@ -2436,7 +2424,7 @@
           <w:szCs w:val="32"/>
         </w:rPr>
       </w:pPr>
-      <w:bookmarkStart w:id="0" w:name="_Toc225367697"/>
+      <w:bookmarkStart w:id="0" w:name="_Toc226038115"/>
       <w:r>
         <w:rPr>
           <w:rFonts w:ascii="Arial" w:hAnsi="Arial" w:cs="Arial"/>
@@ -2444,6 +2432,7 @@
           <w:sz w:val="32"/>
           <w:szCs w:val="32"/>
         </w:rPr>
+        <w:lastRenderedPageBreak/>
         <w:t>CAPÍTULO I</w:t>
       </w:r>
       <w:bookmarkEnd w:id="0"/>
@@ -2461,7 +2450,7 @@
           <w:color w:val="auto"/>
         </w:rPr>
       </w:pPr>
-      <w:bookmarkStart w:id="1" w:name="_Toc225367698"/>
+      <w:bookmarkStart w:id="1" w:name="_Toc226038116"/>
       <w:r>
         <w:rPr>
           <w:rFonts w:ascii="Arial" w:hAnsi="Arial" w:cs="Arial"/>
@@ -2484,7 +2473,7 @@
           <w:color w:val="auto"/>
         </w:rPr>
       </w:pPr>
-      <w:bookmarkStart w:id="2" w:name="_Toc225367699"/>
+      <w:bookmarkStart w:id="2" w:name="_Toc226038117"/>
       <w:r>
         <w:rPr>
           <w:rFonts w:ascii="Arial" w:hAnsi="Arial" w:cs="Arial"/>
@@ -2567,7 +2556,7 @@
           <w:szCs w:val="32"/>
         </w:rPr>
       </w:pPr>
-      <w:bookmarkStart w:id="3" w:name="_Toc225367700"/>
+      <w:bookmarkStart w:id="3" w:name="_Toc226038118"/>
       <w:r>
         <w:rPr>
           <w:rFonts w:ascii="Arial" w:hAnsi="Arial" w:cs="Arial"/>
@@ -2592,7 +2581,14 @@
           <w:color w:val="auto"/>
         </w:rPr>
       </w:pPr>
-      <w:bookmarkStart w:id="4" w:name="_Toc225367701"/>
+      <w:r>
+        <w:rPr>
+          <w:rFonts w:ascii="Arial" w:hAnsi="Arial" w:cs="Arial"/>
+          <w:color w:val="auto"/>
+        </w:rPr>
+        <w:t xml:space="preserve"> </w:t>
+      </w:r>
+      <w:bookmarkStart w:id="4" w:name="_Toc226038119"/>
       <w:r>
         <w:rPr>
           <w:rFonts w:ascii="Arial" w:hAnsi="Arial" w:cs="Arial"/>
@@ -2649,10 +2645,9 @@
           <w:rFonts w:ascii="Arial" w:hAnsi="Arial" w:cs="Arial"/>
           <w:color w:val="auto"/>
         </w:rPr>
-        <w:lastRenderedPageBreak/>
         <w:t xml:space="preserve"> </w:t>
       </w:r>
-      <w:bookmarkStart w:id="5" w:name="_Toc225367702"/>
+      <w:bookmarkStart w:id="5" w:name="_Toc226038120"/>
       <w:r>
         <w:rPr>
           <w:rFonts w:ascii="Arial" w:hAnsi="Arial" w:cs="Arial"/>
@@ -2703,6 +2698,7 @@
         <w:rPr>
           <w:rFonts w:ascii="Arial" w:hAnsi="Arial" w:cs="Arial"/>
         </w:rPr>
+        <w:lastRenderedPageBreak/>
         <w:t>La variabilidad climática y la ausencia de sistemas de captación alternativos impiden planificar con precisión las actividades prácticas, aumentando la dependencia del ojo de agua y reduciendo el alcance pedagógico de los invernaderos.</w:t>
       </w:r>
     </w:p>
@@ -2727,7 +2723,14 @@
           <w:color w:val="auto"/>
         </w:rPr>
       </w:pPr>
-      <w:bookmarkStart w:id="6" w:name="_Toc225367703"/>
+      <w:r>
+        <w:rPr>
+          <w:rFonts w:ascii="Arial" w:hAnsi="Arial" w:cs="Arial"/>
+          <w:color w:val="auto"/>
+        </w:rPr>
+        <w:t xml:space="preserve"> </w:t>
+      </w:r>
+      <w:bookmarkStart w:id="6" w:name="_Toc226038121"/>
       <w:r>
         <w:rPr>
           <w:rFonts w:ascii="Arial" w:hAnsi="Arial" w:cs="Arial"/>
@@ -2835,7 +2838,6 @@
         <w:rPr>
           <w:rFonts w:ascii="Arial" w:hAnsi="Arial" w:cs="Arial"/>
         </w:rPr>
-        <w:lastRenderedPageBreak/>
         <w:t xml:space="preserve">La incorporación de tecnologías </w:t>
       </w:r>
       <w:proofErr w:type="spellStart"/>
@@ -2880,12 +2882,13 @@
           <w:color w:val="auto"/>
         </w:rPr>
       </w:pPr>
-      <w:bookmarkStart w:id="7" w:name="_Toc225367704"/>
+      <w:bookmarkStart w:id="7" w:name="_Toc226038122"/>
       <w:r>
         <w:rPr>
           <w:rFonts w:ascii="Arial" w:hAnsi="Arial" w:cs="Arial"/>
           <w:color w:val="auto"/>
         </w:rPr>
+        <w:lastRenderedPageBreak/>
         <w:t xml:space="preserve">Argumentación de la importancia del </w:t>
       </w:r>
       <w:commentRangeStart w:id="8"/>
@@ -2926,7 +2929,19 @@
         <w:rPr>
           <w:rFonts w:ascii="Arial" w:hAnsi="Arial" w:cs="Arial"/>
         </w:rPr>
-        <w:t xml:space="preserve">El desarrollo de un sistema de captación de agua de niebla asistido por </w:t>
+        <w:t xml:space="preserve">El objeto de estudio </w:t>
+      </w:r>
+      <w:r>
+        <w:rPr>
+          <w:rFonts w:ascii="Arial" w:hAnsi="Arial" w:cs="Arial"/>
+        </w:rPr>
+        <w:t>“</w:t>
+      </w:r>
+      <w:r>
+        <w:rPr>
+          <w:rFonts w:ascii="Arial" w:hAnsi="Arial" w:cs="Arial"/>
+        </w:rPr>
+        <w:t xml:space="preserve">sistema de captación de agua de niebla asistido por </w:t>
       </w:r>
       <w:proofErr w:type="spellStart"/>
       <w:r>
@@ -2954,7 +2969,13 @@
         <w:rPr>
           <w:rFonts w:ascii="Arial" w:hAnsi="Arial" w:cs="Arial"/>
         </w:rPr>
-        <w:t xml:space="preserve"> permitirá reducir la dependencia del único manantial y fortalecer la seguridad hídrica del C.E.A. </w:t>
+        <w:t>”</w:t>
+      </w:r>
+      <w:r>
+        <w:rPr>
+          <w:rFonts w:ascii="Arial" w:hAnsi="Arial" w:cs="Arial"/>
+        </w:rPr>
+        <w:t xml:space="preserve"> resulta relevante porque transforma la gestión hídrica del C.E.A. </w:t>
       </w:r>
       <w:proofErr w:type="spellStart"/>
       <w:r>
@@ -2968,12 +2989,50 @@
         <w:rPr>
           <w:rFonts w:ascii="Arial" w:hAnsi="Arial" w:cs="Arial"/>
         </w:rPr>
-        <w:t xml:space="preserve"> Ildefonso de las Muñecas.</w:t>
+        <w:t xml:space="preserve"> Ildefonso de las Muñecas</w:t>
+      </w:r>
+      <w:r>
+        <w:rPr>
+          <w:rFonts w:ascii="Arial" w:hAnsi="Arial" w:cs="Arial"/>
+        </w:rPr>
+        <w:t>.</w:t>
       </w:r>
     </w:p>
     <w:p>
       <w:pPr>
         <w:spacing w:line="480" w:lineRule="auto"/>
+        <w:rPr>
+          <w:rFonts w:ascii="Arial" w:hAnsi="Arial" w:cs="Arial"/>
+        </w:rPr>
+      </w:pPr>
+      <w:r>
+        <w:rPr>
+          <w:rFonts w:ascii="Arial" w:hAnsi="Arial" w:cs="Arial"/>
+          <w:b/>
+          <w:bCs/>
+        </w:rPr>
+        <w:t xml:space="preserve">Importancia del machine </w:t>
+      </w:r>
+      <w:proofErr w:type="spellStart"/>
+      <w:r>
+        <w:rPr>
+          <w:rFonts w:ascii="Arial" w:hAnsi="Arial" w:cs="Arial"/>
+          <w:b/>
+          <w:bCs/>
+        </w:rPr>
+        <w:t>learning</w:t>
+      </w:r>
+      <w:r>
+        <w:rPr>
+          <w:rFonts w:ascii="Arial" w:hAnsi="Arial" w:cs="Arial"/>
+        </w:rPr>
+        <w:t>:</w:t>
+      </w:r>
+      <w:proofErr w:type="spellEnd"/>
+    </w:p>
+    <w:p>
+      <w:pPr>
+        <w:spacing w:line="480" w:lineRule="auto"/>
         <w:ind w:firstLine="709"/>
         <w:rPr>
           <w:rFonts w:ascii="Arial" w:hAnsi="Arial" w:cs="Arial"/>
@@ -2983,9 +3042,307 @@
         <w:rPr>
           <w:rFonts w:ascii="Arial" w:hAnsi="Arial" w:cs="Arial"/>
         </w:rPr>
-        <w:t>Este proyecto aporta al mejoramiento de las prácticas pedagógicas, al uso eficiente del agua en los invernaderos y a la formación tecnológica de estudiantes y docentes en el manejo de soluciones innovadoras para la producción agrícola.</w:t>
+        <w:t xml:space="preserve">A diferencia de sistemas tradicionales que solo miden agua ya captada, los modelos de machine </w:t>
+      </w:r>
+      <w:proofErr w:type="spellStart"/>
+      <w:r>
+        <w:rPr>
+          <w:rFonts w:ascii="Arial" w:hAnsi="Arial" w:cs="Arial"/>
+        </w:rPr>
+        <w:t>learning</w:t>
+      </w:r>
+      <w:proofErr w:type="spellEnd"/>
+      <w:r>
+        <w:rPr>
+          <w:rFonts w:ascii="Arial" w:hAnsi="Arial" w:cs="Arial"/>
+        </w:rPr>
+        <w:t xml:space="preserve"> analizan patrones históricos para anticipar resultados futuros:</w:t>
       </w:r>
     </w:p>
+    <w:p>
+      <w:pPr>
+        <w:numPr>
+          <w:ilvl w:val="0"/>
+          <w:numId w:val="20"/>
+        </w:numPr>
+        <w:spacing w:line="480" w:lineRule="auto"/>
+        <w:rPr>
+          <w:rFonts w:ascii="Arial" w:hAnsi="Arial" w:cs="Arial"/>
+        </w:rPr>
+      </w:pPr>
+      <w:r>
+        <w:rPr>
+          <w:rFonts w:ascii="Arial" w:hAnsi="Arial" w:cs="Arial"/>
+        </w:rPr>
+        <w:t>ML1 predice el volumen diario de agua de niebla analizando temperatura, presión atmosférica y viento de los últimos días. Esto permite planificar actividades agrícolas con certeza.</w:t>
+      </w:r>
+    </w:p>
+    <w:p>
+      <w:pPr>
+        <w:numPr>
+          <w:ilvl w:val="0"/>
+          <w:numId w:val="20"/>
+        </w:numPr>
+        <w:spacing w:line="480" w:lineRule="auto"/>
+        <w:rPr>
+          <w:rFonts w:ascii="Arial" w:hAnsi="Arial" w:cs="Arial"/>
+        </w:rPr>
+      </w:pPr>
+      <w:r>
+        <w:rPr>
+          <w:rFonts w:ascii="Arial" w:hAnsi="Arial" w:cs="Arial"/>
+        </w:rPr>
+        <w:t>ML2 calcula la cantidad exacta de riego que necesita cada invernadero, ejecutándose directamente en el microcontrolador ESP32 para decisiones instantáneas.</w:t>
+      </w:r>
+    </w:p>
+    <w:p>
+      <w:pPr>
+        <w:numPr>
+          <w:ilvl w:val="0"/>
+          <w:numId w:val="20"/>
+        </w:numPr>
+        <w:spacing w:line="480" w:lineRule="auto"/>
+        <w:rPr>
+          <w:rFonts w:ascii="Arial" w:hAnsi="Arial" w:cs="Arial"/>
+        </w:rPr>
+      </w:pPr>
+      <w:r>
+        <w:rPr>
+          <w:rFonts w:ascii="Arial" w:hAnsi="Arial" w:cs="Arial"/>
+        </w:rPr>
+        <w:t>ML3 simula escenarios futuros respondiendo preguntas como "¿qué sucede si no riego durante 72 horas?", convirtiendo incertidumbre en información útil para planificación pedagógica.</w:t>
+      </w:r>
+    </w:p>
+    <w:p>
+      <w:pPr>
+        <w:numPr>
+          <w:ilvl w:val="0"/>
+          <w:numId w:val="20"/>
+        </w:numPr>
+        <w:spacing w:line="480" w:lineRule="auto"/>
+        <w:rPr>
+          <w:rFonts w:ascii="Arial" w:hAnsi="Arial" w:cs="Arial"/>
+        </w:rPr>
+      </w:pPr>
+    </w:p>
+    <w:p>
+      <w:pPr>
+        <w:spacing w:line="480" w:lineRule="auto"/>
+        <w:rPr>
+          <w:rFonts w:ascii="Arial" w:hAnsi="Arial" w:cs="Arial"/>
+        </w:rPr>
+      </w:pPr>
+      <w:r>
+        <w:rPr>
+          <w:rFonts w:ascii="Arial" w:hAnsi="Arial" w:cs="Arial"/>
+          <w:b/>
+          <w:bCs/>
+        </w:rPr>
+        <w:t>Valor del protocolo MCP</w:t>
+      </w:r>
+      <w:r>
+        <w:rPr>
+          <w:rFonts w:ascii="Arial" w:hAnsi="Arial" w:cs="Arial"/>
+        </w:rPr>
+        <w:t>:</w:t>
+      </w:r>
+    </w:p>
+    <w:p>
+      <w:pPr>
+        <w:spacing w:line="480" w:lineRule="auto"/>
+        <w:ind w:firstLine="709"/>
+        <w:rPr>
+          <w:rFonts w:ascii="Arial" w:hAnsi="Arial" w:cs="Arial"/>
+        </w:rPr>
+      </w:pPr>
+      <w:r>
+        <w:rPr>
+          <w:rFonts w:ascii="Arial" w:hAnsi="Arial" w:cs="Arial"/>
+        </w:rPr>
+        <w:t xml:space="preserve">El </w:t>
+      </w:r>
+      <w:proofErr w:type="spellStart"/>
+      <w:r>
+        <w:rPr>
+          <w:rFonts w:ascii="Arial" w:hAnsi="Arial" w:cs="Arial"/>
+        </w:rPr>
+        <w:t>Model</w:t>
+      </w:r>
+      <w:proofErr w:type="spellEnd"/>
+      <w:r>
+        <w:rPr>
+          <w:rFonts w:ascii="Arial" w:hAnsi="Arial" w:cs="Arial"/>
+        </w:rPr>
+        <w:t xml:space="preserve"> </w:t>
+      </w:r>
+      <w:proofErr w:type="spellStart"/>
+      <w:r>
+        <w:rPr>
+          <w:rFonts w:ascii="Arial" w:hAnsi="Arial" w:cs="Arial"/>
+        </w:rPr>
+        <w:t>Context</w:t>
+      </w:r>
+      <w:proofErr w:type="spellEnd"/>
+      <w:r>
+        <w:rPr>
+          <w:rFonts w:ascii="Arial" w:hAnsi="Arial" w:cs="Arial"/>
+        </w:rPr>
+        <w:t xml:space="preserve"> </w:t>
+      </w:r>
+      <w:proofErr w:type="spellStart"/>
+      <w:r>
+        <w:rPr>
+          <w:rFonts w:ascii="Arial" w:hAnsi="Arial" w:cs="Arial"/>
+        </w:rPr>
+        <w:t>Protocol</w:t>
+      </w:r>
+      <w:proofErr w:type="spellEnd"/>
+      <w:r>
+        <w:rPr>
+          <w:rFonts w:ascii="Arial" w:hAnsi="Arial" w:cs="Arial"/>
+        </w:rPr>
+        <w:t xml:space="preserve"> (MCP) coordina estos tres modelos y los sensores </w:t>
+      </w:r>
+      <w:proofErr w:type="spellStart"/>
+      <w:r>
+        <w:rPr>
+          <w:rFonts w:ascii="Arial" w:hAnsi="Arial" w:cs="Arial"/>
+        </w:rPr>
+        <w:t>IoT</w:t>
+      </w:r>
+      <w:proofErr w:type="spellEnd"/>
+      <w:r>
+        <w:rPr>
+          <w:rFonts w:ascii="Arial" w:hAnsi="Arial" w:cs="Arial"/>
+        </w:rPr>
+        <w:t xml:space="preserve"> mediante tres aportes fundamentales:</w:t>
+      </w:r>
+    </w:p>
+    <w:p>
+      <w:pPr>
+        <w:pStyle w:val="Prrafodelista"/>
+        <w:numPr>
+          <w:ilvl w:val="0"/>
+          <w:numId w:val="21"/>
+        </w:numPr>
+        <w:spacing w:line="480" w:lineRule="auto"/>
+        <w:rPr>
+          <w:rFonts w:ascii="Arial" w:hAnsi="Arial" w:cs="Arial"/>
+        </w:rPr>
+      </w:pPr>
+      <w:r>
+        <w:rPr>
+          <w:rFonts w:ascii="Arial" w:hAnsi="Arial" w:cs="Arial"/>
+          <w:i/>
+          <w:iCs/>
+        </w:rPr>
+        <w:lastRenderedPageBreak/>
+        <w:t>Comunicación estandarizada</w:t>
+      </w:r>
+      <w:r>
+        <w:rPr>
+          <w:rFonts w:ascii="Arial" w:hAnsi="Arial" w:cs="Arial"/>
+        </w:rPr>
+        <w:t xml:space="preserve">: Todos los componentes usan el mismo formato de datos, eliminando problemas de incompatibilidad entre sensores, modelos y </w:t>
+      </w:r>
+      <w:proofErr w:type="spellStart"/>
+      <w:r>
+        <w:rPr>
+          <w:rFonts w:ascii="Arial" w:hAnsi="Arial" w:cs="Arial"/>
+        </w:rPr>
+        <w:t>dashboard</w:t>
+      </w:r>
+      <w:proofErr w:type="spellEnd"/>
+      <w:r>
+        <w:rPr>
+          <w:rFonts w:ascii="Arial" w:hAnsi="Arial" w:cs="Arial"/>
+        </w:rPr>
+        <w:t>.</w:t>
+      </w:r>
+    </w:p>
+    <w:p>
+      <w:pPr>
+        <w:pStyle w:val="Prrafodelista"/>
+        <w:numPr>
+          <w:ilvl w:val="0"/>
+          <w:numId w:val="21"/>
+        </w:numPr>
+        <w:spacing w:line="480" w:lineRule="auto"/>
+        <w:rPr>
+          <w:rFonts w:ascii="Arial" w:hAnsi="Arial" w:cs="Arial"/>
+        </w:rPr>
+      </w:pPr>
+      <w:r>
+        <w:rPr>
+          <w:rFonts w:ascii="Arial" w:hAnsi="Arial" w:cs="Arial"/>
+          <w:i/>
+          <w:iCs/>
+        </w:rPr>
+        <w:t>Operación local autónoma:</w:t>
+      </w:r>
+      <w:r>
+        <w:rPr>
+          <w:rFonts w:ascii="Arial" w:hAnsi="Arial" w:cs="Arial"/>
+        </w:rPr>
+        <w:t xml:space="preserve"> Funciona completamente offline mediante conexión directa entre dispositivos cada 5 minutos, sin depender de internet inestable.</w:t>
+      </w:r>
+    </w:p>
+    <w:p>
+      <w:pPr>
+        <w:pStyle w:val="Prrafodelista"/>
+        <w:numPr>
+          <w:ilvl w:val="0"/>
+          <w:numId w:val="21"/>
+        </w:numPr>
+        <w:spacing w:line="480" w:lineRule="auto"/>
+        <w:rPr>
+          <w:rFonts w:ascii="Arial" w:hAnsi="Arial" w:cs="Arial"/>
+        </w:rPr>
+      </w:pPr>
+      <w:r>
+        <w:rPr>
+          <w:rFonts w:ascii="Arial" w:hAnsi="Arial" w:cs="Arial"/>
+          <w:i/>
+          <w:iCs/>
+        </w:rPr>
+        <w:t xml:space="preserve">Arquitectura extensible: </w:t>
+      </w:r>
+      <w:r>
+        <w:rPr>
+          <w:rFonts w:ascii="Arial" w:hAnsi="Arial" w:cs="Arial"/>
+        </w:rPr>
+        <w:t>Permite agregar nuevos invernaderos, sensores o modelos sin modificar el sistema existente —cada componente nuevo se integra automáticamente.</w:t>
+      </w:r>
+    </w:p>
+    <w:p>
+      <w:pPr>
+        <w:spacing w:line="480" w:lineRule="auto"/>
+        <w:rPr>
+          <w:rFonts w:ascii="Arial" w:hAnsi="Arial" w:cs="Arial"/>
+        </w:rPr>
+      </w:pPr>
+      <w:r>
+        <w:rPr>
+          <w:rFonts w:ascii="Arial" w:hAnsi="Arial" w:cs="Arial"/>
+          <w:b/>
+          <w:bCs/>
+        </w:rPr>
+        <w:t>Impacto ingenieril concreto</w:t>
+      </w:r>
+      <w:r>
+        <w:rPr>
+          <w:rFonts w:ascii="Arial" w:hAnsi="Arial" w:cs="Arial"/>
+        </w:rPr>
+        <w:t>: El sistema no solo genera más agua, sino que optimiza su uso inteligente, elevando la continuidad pedagógica del C.E.A. Esta convergencia de tecnologías demuestra viabilidad técnica en contextos rurales bolivianos</w:t>
+      </w:r>
+      <w:r>
+        <w:rPr>
+          <w:rFonts w:ascii="Arial" w:hAnsi="Arial" w:cs="Arial"/>
+        </w:rPr>
+        <w:t>.</w:t>
+      </w:r>
+    </w:p>
+    <w:p/>
     <w:p>
       <w:pPr>
         <w:pStyle w:val="Ttulo2"/>
@@ -2999,7 +3356,7 @@
           <w:color w:val="auto"/>
         </w:rPr>
       </w:pPr>
-      <w:bookmarkStart w:id="9" w:name="_Toc225367705"/>
+      <w:bookmarkStart w:id="9" w:name="_Toc226038123"/>
       <w:r>
         <w:rPr>
           <w:rFonts w:ascii="Arial" w:hAnsi="Arial" w:cs="Arial"/>
@@ -3107,6 +3464,7 @@
         <w:rPr>
           <w:rFonts w:ascii="Arial" w:hAnsi="Arial" w:cs="Arial"/>
         </w:rPr>
+        <w:lastRenderedPageBreak/>
         <w:t>El uso de MCP</w:t>
       </w:r>
       <w:r>
@@ -3189,7 +3547,7 @@
           <w:szCs w:val="32"/>
         </w:rPr>
       </w:pPr>
-      <w:bookmarkStart w:id="10" w:name="_Toc225367706"/>
+      <w:bookmarkStart w:id="10" w:name="_Toc226038124"/>
       <w:r>
         <w:rPr>
           <w:rFonts w:ascii="Arial" w:hAnsi="Arial" w:cs="Arial"/>
@@ -3197,7 +3555,6 @@
           <w:sz w:val="32"/>
           <w:szCs w:val="32"/>
         </w:rPr>
-        <w:lastRenderedPageBreak/>
         <w:t>CAPÍTULO II</w:t>
       </w:r>
       <w:bookmarkEnd w:id="10"/>
@@ -3215,7 +3572,7 @@
           <w:color w:val="auto"/>
         </w:rPr>
       </w:pPr>
-      <w:bookmarkStart w:id="11" w:name="_Toc225367707"/>
+      <w:bookmarkStart w:id="11" w:name="_Toc226038125"/>
       <w:r>
         <w:rPr>
           <w:rFonts w:ascii="Arial" w:hAnsi="Arial" w:cs="Arial"/>
@@ -3238,7 +3595,7 @@
           <w:color w:val="auto"/>
         </w:rPr>
       </w:pPr>
-      <w:bookmarkStart w:id="12" w:name="_Toc225367708"/>
+      <w:bookmarkStart w:id="12" w:name="_Toc226038126"/>
       <w:r>
         <w:rPr>
           <w:rFonts w:ascii="Arial" w:hAnsi="Arial" w:cs="Arial"/>
@@ -3254,7 +3611,6 @@
         </w:rPr>
         <w:t>técnica</w:t>
       </w:r>
-      <w:bookmarkEnd w:id="12"/>
       <w:commentRangeEnd w:id="13"/>
       <w:r>
         <w:rPr>
@@ -3264,6 +3620,7 @@
         </w:rPr>
         <w:commentReference w:id="13"/>
       </w:r>
+      <w:bookmarkEnd w:id="12"/>
     </w:p>
     <w:p>
       <w:pPr>
@@ -3276,17 +3633,8 @@
       <w:r>
         <w:rPr>
           <w:rFonts w:ascii="Arial" w:hAnsi="Arial" w:cs="Arial"/>
-          <w:b/>
-          <w:bCs/>
-        </w:rPr>
-        <w:t>a) Atrapanieblas como captador primario:</w:t>
-      </w:r>
-      <w:r>
-        <w:rPr>
-          <w:rFonts w:ascii="Arial" w:hAnsi="Arial" w:cs="Arial"/>
-        </w:rPr>
-        <w:br/>
-        <w:t xml:space="preserve">La tecnología de mallas </w:t>
+        </w:rPr>
+        <w:t xml:space="preserve">La solución propuesta integra atrapanieblas físicos con mallas </w:t>
       </w:r>
       <w:proofErr w:type="spellStart"/>
       <w:r>
@@ -3300,21 +3648,63 @@
         <w:rPr>
           <w:rFonts w:ascii="Arial" w:hAnsi="Arial" w:cs="Arial"/>
         </w:rPr>
-        <w:t xml:space="preserve"> (polipropileno HDPE, malla 35% sombra) está industrialmente validada en condiciones altoandinas similares a </w:t>
+        <w:t xml:space="preserve">, sensores </w:t>
       </w:r>
       <w:proofErr w:type="spellStart"/>
       <w:r>
         <w:rPr>
           <w:rFonts w:ascii="Arial" w:hAnsi="Arial" w:cs="Arial"/>
         </w:rPr>
-        <w:t>Titicachi</w:t>
+        <w:t>IoT</w:t>
       </w:r>
       <w:proofErr w:type="spellEnd"/>
       <w:r>
         <w:rPr>
           <w:rFonts w:ascii="Arial" w:hAnsi="Arial" w:cs="Arial"/>
         </w:rPr>
-        <w:t xml:space="preserve"> (3000-4000 msnm). Su principio físico —coalescencia de gotas &lt;20μm por impacto inercial en fibras— genera caudales predecibles proporcionalmente a velocidad viento × densidad nubosa, independientemente de estacionalidad pluviométrica. Mantenimiento mínimo (limpieza mensual) y vida útil &gt;10 años la convierten en ideal para entornos educativos rurales sin personal técnico especializado.</w:t>
+        <w:t xml:space="preserve"> basados en ESP32 (BME680 y caudalímetro), tres modelos específicos de machine </w:t>
+      </w:r>
+      <w:proofErr w:type="spellStart"/>
+      <w:r>
+        <w:rPr>
+          <w:rFonts w:ascii="Arial" w:hAnsi="Arial" w:cs="Arial"/>
+        </w:rPr>
+        <w:t>learning</w:t>
+      </w:r>
+      <w:proofErr w:type="spellEnd"/>
+      <w:r>
+        <w:rPr>
+          <w:rFonts w:ascii="Arial" w:hAnsi="Arial" w:cs="Arial"/>
+        </w:rPr>
+        <w:t xml:space="preserve"> desarrollados en Python, el protocolo MCP para interoperabilidad local y </w:t>
+      </w:r>
+      <w:proofErr w:type="spellStart"/>
+      <w:r>
+        <w:rPr>
+          <w:rFonts w:ascii="Arial" w:hAnsi="Arial" w:cs="Arial"/>
+        </w:rPr>
+        <w:t>dashboard</w:t>
+      </w:r>
+      <w:proofErr w:type="spellEnd"/>
+      <w:r>
+        <w:rPr>
+          <w:rFonts w:ascii="Arial" w:hAnsi="Arial" w:cs="Arial"/>
+        </w:rPr>
+        <w:t xml:space="preserve"> implementado en Laravel, todo con software open </w:t>
+      </w:r>
+      <w:proofErr w:type="spellStart"/>
+      <w:r>
+        <w:rPr>
+          <w:rFonts w:ascii="Arial" w:hAnsi="Arial" w:cs="Arial"/>
+        </w:rPr>
+        <w:t>source</w:t>
+      </w:r>
+      <w:proofErr w:type="spellEnd"/>
+      <w:r>
+        <w:rPr>
+          <w:rFonts w:ascii="Arial" w:hAnsi="Arial" w:cs="Arial"/>
+        </w:rPr>
+        <w:t>.</w:t>
       </w:r>
     </w:p>
     <w:p>
@@ -3328,17 +3718,27 @@
       <w:r>
         <w:rPr>
           <w:rFonts w:ascii="Arial" w:hAnsi="Arial" w:cs="Arial"/>
-          <w:b/>
-          <w:bCs/>
-        </w:rPr>
-        <w:t xml:space="preserve">b) </w:t>
+        </w:rPr>
+        <w:t xml:space="preserve">Los atrapanieblas capturan agua de niebla abundante en </w:t>
       </w:r>
       <w:proofErr w:type="spellStart"/>
       <w:r>
         <w:rPr>
           <w:rFonts w:ascii="Arial" w:hAnsi="Arial" w:cs="Arial"/>
-          <w:b/>
-          <w:bCs/>
+        </w:rPr>
+        <w:t>Titicachi</w:t>
+      </w:r>
+      <w:proofErr w:type="spellEnd"/>
+      <w:r>
+        <w:rPr>
+          <w:rFonts w:ascii="Arial" w:hAnsi="Arial" w:cs="Arial"/>
+        </w:rPr>
+        <w:t xml:space="preserve"> que actualmente se desperdicia, funcionando de manera pasiva con mínimo mantenimiento independientemente de las lluvias estacionales. El ESP32 con sensores </w:t>
+      </w:r>
+      <w:proofErr w:type="spellStart"/>
+      <w:r>
+        <w:rPr>
+          <w:rFonts w:ascii="Arial" w:hAnsi="Arial" w:cs="Arial"/>
         </w:rPr>
         <w:t>IoT</w:t>
       </w:r>
@@ -3346,163 +3746,41 @@
       <w:r>
         <w:rPr>
           <w:rFonts w:ascii="Arial" w:hAnsi="Arial" w:cs="Arial"/>
-          <w:b/>
-          <w:bCs/>
-        </w:rPr>
-        <w:t xml:space="preserve"> </w:t>
-      </w:r>
-      <w:proofErr w:type="spellStart"/>
-      <w:r>
-        <w:rPr>
-          <w:rFonts w:ascii="Arial" w:hAnsi="Arial" w:cs="Arial"/>
-          <w:b/>
-          <w:bCs/>
-        </w:rPr>
-        <w:t>edge-computing</w:t>
-      </w:r>
-      <w:proofErr w:type="spellEnd"/>
-      <w:r>
-        <w:rPr>
-          <w:rFonts w:ascii="Arial" w:hAnsi="Arial" w:cs="Arial"/>
-          <w:b/>
-          <w:bCs/>
-        </w:rPr>
-        <w:t xml:space="preserve"> con ESP32:</w:t>
-      </w:r>
-      <w:r>
-        <w:rPr>
-          <w:rFonts w:ascii="Arial" w:hAnsi="Arial" w:cs="Arial"/>
-        </w:rPr>
-        <w:br/>
-        <w:t>El microcontrolador ESP32 soporta </w:t>
-      </w:r>
-      <w:proofErr w:type="spellStart"/>
-      <w:r>
-        <w:rPr>
-          <w:rFonts w:ascii="Arial" w:hAnsi="Arial" w:cs="Arial"/>
-        </w:rPr>
-        <w:t>WiFi+Bluetooth</w:t>
-      </w:r>
-      <w:proofErr w:type="spellEnd"/>
-      <w:r>
-        <w:rPr>
-          <w:rFonts w:ascii="Arial" w:hAnsi="Arial" w:cs="Arial"/>
-        </w:rPr>
-        <w:t xml:space="preserve"> coexistente, procesamiento multihilo (dual-</w:t>
-      </w:r>
-      <w:proofErr w:type="spellStart"/>
-      <w:r>
-        <w:rPr>
-          <w:rFonts w:ascii="Arial" w:hAnsi="Arial" w:cs="Arial"/>
-        </w:rPr>
-        <w:t>core</w:t>
-      </w:r>
-      <w:proofErr w:type="spellEnd"/>
-      <w:r>
-        <w:rPr>
-          <w:rFonts w:ascii="Arial" w:hAnsi="Arial" w:cs="Arial"/>
-        </w:rPr>
-        <w:t xml:space="preserve"> 240MHz) y 36 </w:t>
-      </w:r>
-      <w:proofErr w:type="spellStart"/>
-      <w:r>
-        <w:rPr>
-          <w:rFonts w:ascii="Arial" w:hAnsi="Arial" w:cs="Arial"/>
-        </w:rPr>
-        <w:t>GPIOs</w:t>
-      </w:r>
-      <w:proofErr w:type="spellEnd"/>
-      <w:r>
-        <w:rPr>
-          <w:rFonts w:ascii="Arial" w:hAnsi="Arial" w:cs="Arial"/>
-        </w:rPr>
-        <w:t xml:space="preserve"> configurables, suficiente para:</w:t>
+        </w:rPr>
+        <w:t xml:space="preserve"> monitorea continuamente temperatura, presión, humedad y caudal de agua, transformando un proceso manual en medición digital constante, mientras ejecuta directamente el control de riego sin depender de internet.</w:t>
       </w:r>
     </w:p>
     <w:p>
       <w:pPr>
-        <w:numPr>
-          <w:ilvl w:val="0"/>
-          <w:numId w:val="12"/>
-        </w:numPr>
         <w:spacing w:line="480" w:lineRule="auto"/>
-        <w:rPr>
-          <w:rFonts w:ascii="Arial" w:hAnsi="Arial" w:cs="Arial"/>
-        </w:rPr>
-      </w:pPr>
-      <w:r>
-        <w:rPr>
-          <w:rFonts w:ascii="Arial" w:hAnsi="Arial" w:cs="Arial"/>
-        </w:rPr>
-        <w:t>BME680: 4 variables meteorológicas (</w:t>
+        <w:ind w:firstLine="709"/>
+        <w:rPr>
+          <w:rFonts w:ascii="Arial" w:hAnsi="Arial" w:cs="Arial"/>
+        </w:rPr>
+      </w:pPr>
+      <w:r>
+        <w:rPr>
+          <w:rFonts w:ascii="Arial" w:hAnsi="Arial" w:cs="Arial"/>
+        </w:rPr>
+        <w:t xml:space="preserve">Los tres modelos de machine </w:t>
       </w:r>
       <w:proofErr w:type="spellStart"/>
       <w:r>
         <w:rPr>
           <w:rFonts w:ascii="Arial" w:hAnsi="Arial" w:cs="Arial"/>
         </w:rPr>
-        <w:t>T°C</w:t>
+        <w:t>learning</w:t>
       </w:r>
       <w:proofErr w:type="spellEnd"/>
       <w:r>
         <w:rPr>
           <w:rFonts w:ascii="Arial" w:hAnsi="Arial" w:cs="Arial"/>
         </w:rPr>
-        <w:t>, hPa, %HR, VOC) con precisión ±0.5°C, esencial para ML1.</w:t>
+        <w:t>, programados en Python, abordan necesidades específicas: el primero predice el volumen futuro de agua captada para planificación anticipada, el segundo calcula la cantidad exacta de riego por invernadero evitando desperdicios, y el tercero simula escenarios de riesgo como "qué sucede si no riego tres días" para apoyar decisiones pedagógicas.</w:t>
       </w:r>
     </w:p>
     <w:p>
       <w:pPr>
-        <w:numPr>
-          <w:ilvl w:val="0"/>
-          <w:numId w:val="12"/>
-        </w:numPr>
-        <w:spacing w:line="480" w:lineRule="auto"/>
-        <w:rPr>
-          <w:rFonts w:ascii="Arial" w:hAnsi="Arial" w:cs="Arial"/>
-        </w:rPr>
-      </w:pPr>
-      <w:r>
-        <w:rPr>
-          <w:rFonts w:ascii="Arial" w:hAnsi="Arial" w:cs="Arial"/>
-        </w:rPr>
-        <w:t>Caudalímetro YF-S201: 1-30 L/min (±3%), midiendo captura real para </w:t>
-      </w:r>
-      <w:proofErr w:type="spellStart"/>
-      <w:r>
-        <w:rPr>
-          <w:rFonts w:ascii="Arial" w:hAnsi="Arial" w:cs="Arial"/>
-        </w:rPr>
-        <w:t>ground-truth</w:t>
-      </w:r>
-      <w:proofErr w:type="spellEnd"/>
-      <w:r>
-        <w:rPr>
-          <w:rFonts w:ascii="Arial" w:hAnsi="Arial" w:cs="Arial"/>
-        </w:rPr>
-        <w:t> de predicciones ML.</w:t>
-      </w:r>
-    </w:p>
-    <w:p>
-      <w:pPr>
-        <w:numPr>
-          <w:ilvl w:val="0"/>
-          <w:numId w:val="12"/>
-        </w:numPr>
-        <w:spacing w:line="480" w:lineRule="auto"/>
-        <w:rPr>
-          <w:rFonts w:ascii="Arial" w:hAnsi="Arial" w:cs="Arial"/>
-        </w:rPr>
-      </w:pPr>
-      <w:r>
-        <w:rPr>
-          <w:rFonts w:ascii="Arial" w:hAnsi="Arial" w:cs="Arial"/>
-        </w:rPr>
-        <w:t>Relés 5V: Control ML2 sobre válvulas solenoide (12V) sin latencia de nube.</w:t>
-      </w:r>
-    </w:p>
-    <w:p>
-      <w:pPr>
         <w:spacing w:line="480" w:lineRule="auto"/>
         <w:ind w:firstLine="709"/>
         <w:rPr>
@@ -3513,809 +3791,36 @@
         <w:rPr>
           <w:rFonts w:ascii="Arial" w:hAnsi="Arial" w:cs="Arial"/>
         </w:rPr>
-        <w:t xml:space="preserve">Ventaja rural decisiva: Operación local 100% (sin </w:t>
+        <w:lastRenderedPageBreak/>
+        <w:t xml:space="preserve">El protocolo MCP coordina sensores, modelos y </w:t>
       </w:r>
       <w:proofErr w:type="spellStart"/>
       <w:r>
         <w:rPr>
           <w:rFonts w:ascii="Arial" w:hAnsi="Arial" w:cs="Arial"/>
         </w:rPr>
-        <w:t>APIs</w:t>
+        <w:t>dashboard</w:t>
       </w:r>
       <w:proofErr w:type="spellEnd"/>
       <w:r>
         <w:rPr>
           <w:rFonts w:ascii="Arial" w:hAnsi="Arial" w:cs="Arial"/>
         </w:rPr>
-        <w:t xml:space="preserve"> externas), consumo</w:t>
-      </w:r>
-      <w:r>
-        <w:rPr>
-          <w:rFonts w:ascii="Arial" w:hAnsi="Arial" w:cs="Arial"/>
-        </w:rPr>
-        <w:t xml:space="preserve"> bajo</w:t>
-      </w:r>
-      <w:r>
-        <w:rPr>
-          <w:rFonts w:ascii="Arial" w:hAnsi="Arial" w:cs="Arial"/>
-        </w:rPr>
-        <w:t> y encapsulado para altitud/heladas.</w:t>
-      </w:r>
-    </w:p>
-    <w:p>
-      <w:pPr>
-        <w:spacing w:line="480" w:lineRule="auto"/>
-        <w:ind w:firstLine="709"/>
-        <w:rPr>
-          <w:rFonts w:ascii="Arial" w:hAnsi="Arial" w:cs="Arial"/>
-          <w:b/>
-          <w:bCs/>
-        </w:rPr>
-      </w:pPr>
-      <w:r>
-        <w:rPr>
-          <w:rFonts w:ascii="Arial" w:hAnsi="Arial" w:cs="Arial"/>
-          <w:b/>
-          <w:bCs/>
-        </w:rPr>
-        <w:lastRenderedPageBreak/>
-        <w:t xml:space="preserve">c) Arquitectura Machine </w:t>
+        <w:t xml:space="preserve"> mediante comunicación estandarizada en formato JSON, opera completamente offline con conexiones locales cada cinco minutos, y permite agregar nuevos sensores o invernaderos sin modificar el sistema existente. El </w:t>
       </w:r>
       <w:proofErr w:type="spellStart"/>
       <w:r>
         <w:rPr>
           <w:rFonts w:ascii="Arial" w:hAnsi="Arial" w:cs="Arial"/>
-          <w:b/>
-          <w:bCs/>
-        </w:rPr>
-        <w:t>Learning</w:t>
+        </w:rPr>
+        <w:t>dashboard</w:t>
       </w:r>
       <w:proofErr w:type="spellEnd"/>
       <w:r>
         <w:rPr>
           <w:rFonts w:ascii="Arial" w:hAnsi="Arial" w:cs="Arial"/>
-          <w:b/>
-          <w:bCs/>
-        </w:rPr>
-        <w:t xml:space="preserve"> escalonada:</w:t>
-      </w:r>
-    </w:p>
-    <w:p>
-      <w:pPr>
-        <w:spacing w:line="480" w:lineRule="auto"/>
-        <w:ind w:firstLine="709"/>
-        <w:rPr>
-          <w:rFonts w:ascii="Arial" w:hAnsi="Arial" w:cs="Arial"/>
-        </w:rPr>
-      </w:pPr>
-      <w:r>
-        <w:rPr>
-          <w:rFonts w:ascii="Arial" w:hAnsi="Arial" w:cs="Arial"/>
-        </w:rPr>
-        <w:t>ML1 (Servidor local): Predicción volumétrica 24h (</w:t>
-      </w:r>
-      <w:proofErr w:type="spellStart"/>
-      <w:r>
-        <w:rPr>
-          <w:rFonts w:ascii="Arial" w:hAnsi="Arial" w:cs="Arial"/>
-        </w:rPr>
-        <w:t>Random</w:t>
-      </w:r>
-      <w:proofErr w:type="spellEnd"/>
-      <w:r>
-        <w:rPr>
-          <w:rFonts w:ascii="Arial" w:hAnsi="Arial" w:cs="Arial"/>
-        </w:rPr>
-        <w:t xml:space="preserve"> Forest/</w:t>
-      </w:r>
-      <w:proofErr w:type="spellStart"/>
-      <w:r>
-        <w:rPr>
-          <w:rFonts w:ascii="Arial" w:hAnsi="Arial" w:cs="Arial"/>
-        </w:rPr>
-        <w:t>XGBoost</w:t>
-      </w:r>
-      <w:proofErr w:type="spellEnd"/>
-      <w:r>
-        <w:rPr>
-          <w:rFonts w:ascii="Arial" w:hAnsi="Arial" w:cs="Arial"/>
-        </w:rPr>
-        <w:t>)</w:t>
-      </w:r>
-    </w:p>
-    <w:p>
-      <w:pPr>
-        <w:spacing w:line="480" w:lineRule="auto"/>
-        <w:ind w:firstLine="709"/>
-        <w:rPr>
-          <w:rFonts w:ascii="Arial" w:hAnsi="Arial" w:cs="Arial"/>
-        </w:rPr>
-      </w:pPr>
-      <w:r>
-        <w:rPr>
-          <w:rFonts w:ascii="Arial" w:hAnsi="Arial" w:cs="Arial"/>
-        </w:rPr>
-        <w:t xml:space="preserve">    Input: T, P, HR, viento (7 días históricos)</w:t>
-      </w:r>
-    </w:p>
-    <w:p>
-      <w:pPr>
-        <w:spacing w:line="480" w:lineRule="auto"/>
-        <w:ind w:firstLine="709"/>
-        <w:rPr>
-          <w:rFonts w:ascii="Arial" w:hAnsi="Arial" w:cs="Arial"/>
-        </w:rPr>
-      </w:pPr>
-      <w:r>
-        <w:rPr>
-          <w:rFonts w:ascii="Arial" w:hAnsi="Arial" w:cs="Arial"/>
-        </w:rPr>
-        <w:t xml:space="preserve">    Output: L/m² mañana (RMSE objetivo &lt;15%)</w:t>
-      </w:r>
-    </w:p>
-    <w:p>
-      <w:pPr>
-        <w:spacing w:line="480" w:lineRule="auto"/>
-        <w:ind w:firstLine="709"/>
-        <w:rPr>
-          <w:rFonts w:ascii="Arial" w:hAnsi="Arial" w:cs="Arial"/>
-        </w:rPr>
-      </w:pPr>
-      <w:r>
-        <w:rPr>
-          <w:rFonts w:ascii="Arial" w:hAnsi="Arial" w:cs="Arial"/>
-        </w:rPr>
-        <w:t xml:space="preserve">    </w:t>
-      </w:r>
-    </w:p>
-    <w:p>
-      <w:pPr>
-        <w:spacing w:line="480" w:lineRule="auto"/>
-        <w:ind w:firstLine="709"/>
-        <w:rPr>
-          <w:rFonts w:ascii="Arial" w:hAnsi="Arial" w:cs="Arial"/>
-        </w:rPr>
-      </w:pPr>
-      <w:r>
-        <w:rPr>
-          <w:rFonts w:ascii="Arial" w:hAnsi="Arial" w:cs="Arial"/>
-        </w:rPr>
-        <w:t xml:space="preserve">ML2 (ESP32 </w:t>
-      </w:r>
-      <w:proofErr w:type="spellStart"/>
-      <w:r>
-        <w:rPr>
-          <w:rFonts w:ascii="Arial" w:hAnsi="Arial" w:cs="Arial"/>
-        </w:rPr>
-        <w:t>edge</w:t>
-      </w:r>
-      <w:proofErr w:type="spellEnd"/>
-      <w:r>
-        <w:rPr>
-          <w:rFonts w:ascii="Arial" w:hAnsi="Arial" w:cs="Arial"/>
-        </w:rPr>
-        <w:t xml:space="preserve">): Control riego predictivo </w:t>
-      </w:r>
-    </w:p>
-    <w:p>
-      <w:pPr>
-        <w:spacing w:line="480" w:lineRule="auto"/>
-        <w:ind w:firstLine="709"/>
-        <w:rPr>
-          <w:rFonts w:ascii="Arial" w:hAnsi="Arial" w:cs="Arial"/>
-        </w:rPr>
-      </w:pPr>
-      <w:r>
-        <w:rPr>
-          <w:rFonts w:ascii="Arial" w:hAnsi="Arial" w:cs="Arial"/>
-        </w:rPr>
-        <w:t xml:space="preserve">    Input: Caudal real + ML1 + humedad sustrato</w:t>
-      </w:r>
-    </w:p>
-    <w:p>
-      <w:pPr>
-        <w:spacing w:line="480" w:lineRule="auto"/>
-        <w:ind w:firstLine="709"/>
-        <w:rPr>
-          <w:rFonts w:ascii="Arial" w:hAnsi="Arial" w:cs="Arial"/>
-        </w:rPr>
-      </w:pPr>
-      <w:r>
-        <w:rPr>
-          <w:rFonts w:ascii="Arial" w:hAnsi="Arial" w:cs="Arial"/>
-        </w:rPr>
-        <w:t xml:space="preserve">    Output: PWM válvulas (0-100%) cada 30min</w:t>
-      </w:r>
-    </w:p>
-    <w:p>
-      <w:pPr>
-        <w:spacing w:line="480" w:lineRule="auto"/>
-        <w:ind w:firstLine="709"/>
-        <w:rPr>
-          <w:rFonts w:ascii="Arial" w:hAnsi="Arial" w:cs="Arial"/>
-        </w:rPr>
-      </w:pPr>
-      <w:r>
-        <w:rPr>
-          <w:rFonts w:ascii="Arial" w:hAnsi="Arial" w:cs="Arial"/>
-        </w:rPr>
-        <w:t xml:space="preserve">    </w:t>
-      </w:r>
-    </w:p>
-    <w:p>
-      <w:pPr>
-        <w:spacing w:line="480" w:lineRule="auto"/>
-        <w:ind w:firstLine="709"/>
-        <w:rPr>
-          <w:rFonts w:ascii="Arial" w:hAnsi="Arial" w:cs="Arial"/>
-        </w:rPr>
-      </w:pPr>
-      <w:r>
-        <w:rPr>
-          <w:rFonts w:ascii="Arial" w:hAnsi="Arial" w:cs="Arial"/>
-        </w:rPr>
-        <w:t>ML3 (Servidor local): Riesgo hídrico 72h</w:t>
-      </w:r>
-    </w:p>
-    <w:p>
-      <w:pPr>
-        <w:spacing w:line="480" w:lineRule="auto"/>
-        <w:ind w:firstLine="709"/>
-        <w:rPr>
-          <w:rFonts w:ascii="Arial" w:hAnsi="Arial" w:cs="Arial"/>
-        </w:rPr>
-      </w:pPr>
-      <w:r>
-        <w:rPr>
-          <w:rFonts w:ascii="Arial" w:hAnsi="Arial" w:cs="Arial"/>
-        </w:rPr>
-        <w:t xml:space="preserve">    Input: ML1 + ML2 + evapotranspiración FAO56</w:t>
-      </w:r>
-    </w:p>
-    <w:p>
-      <w:pPr>
-        <w:spacing w:line="480" w:lineRule="auto"/>
-        <w:ind w:firstLine="709"/>
-        <w:rPr>
-          <w:rFonts w:ascii="Arial" w:hAnsi="Arial" w:cs="Arial"/>
-        </w:rPr>
-      </w:pPr>
-      <w:r>
-        <w:rPr>
-          <w:rFonts w:ascii="Arial" w:hAnsi="Arial" w:cs="Arial"/>
-        </w:rPr>
-        <w:t xml:space="preserve">    Output: % marchitez por cultivo (alerta si &gt;70%)</w:t>
-      </w:r>
-    </w:p>
-    <w:p>
-      <w:pPr>
-        <w:spacing w:line="480" w:lineRule="auto"/>
-        <w:ind w:firstLine="709"/>
-        <w:rPr>
-          <w:rFonts w:ascii="Arial" w:hAnsi="Arial" w:cs="Arial"/>
-        </w:rPr>
-      </w:pPr>
-      <w:r>
-        <w:rPr>
-          <w:rFonts w:ascii="Arial" w:hAnsi="Arial" w:cs="Arial"/>
-          <w:b/>
-          <w:bCs/>
-        </w:rPr>
-        <w:t>d) Protocolo MCP como integrador:</w:t>
-      </w:r>
-      <w:r>
-        <w:rPr>
-          <w:rFonts w:ascii="Arial" w:hAnsi="Arial" w:cs="Arial"/>
-        </w:rPr>
-        <w:br/>
-      </w:r>
-      <w:proofErr w:type="spellStart"/>
-      <w:r>
-        <w:rPr>
-          <w:rFonts w:ascii="Arial" w:hAnsi="Arial" w:cs="Arial"/>
-        </w:rPr>
-        <w:t>Model</w:t>
-      </w:r>
-      <w:proofErr w:type="spellEnd"/>
-      <w:r>
-        <w:rPr>
-          <w:rFonts w:ascii="Arial" w:hAnsi="Arial" w:cs="Arial"/>
-        </w:rPr>
-        <w:t xml:space="preserve"> </w:t>
-      </w:r>
-      <w:proofErr w:type="spellStart"/>
-      <w:r>
-        <w:rPr>
-          <w:rFonts w:ascii="Arial" w:hAnsi="Arial" w:cs="Arial"/>
-        </w:rPr>
-        <w:t>Context</w:t>
-      </w:r>
-      <w:proofErr w:type="spellEnd"/>
-      <w:r>
-        <w:rPr>
-          <w:rFonts w:ascii="Arial" w:hAnsi="Arial" w:cs="Arial"/>
-        </w:rPr>
-        <w:t xml:space="preserve"> </w:t>
-      </w:r>
-      <w:proofErr w:type="spellStart"/>
-      <w:r>
-        <w:rPr>
-          <w:rFonts w:ascii="Arial" w:hAnsi="Arial" w:cs="Arial"/>
-        </w:rPr>
-        <w:t>Protocol</w:t>
-      </w:r>
-      <w:proofErr w:type="spellEnd"/>
-      <w:r>
-        <w:rPr>
-          <w:rFonts w:ascii="Arial" w:hAnsi="Arial" w:cs="Arial"/>
-        </w:rPr>
-        <w:t xml:space="preserve"> opera sobre JSON estandarizado + </w:t>
-      </w:r>
-      <w:proofErr w:type="spellStart"/>
-      <w:r>
-        <w:rPr>
-          <w:rFonts w:ascii="Arial" w:hAnsi="Arial" w:cs="Arial"/>
-        </w:rPr>
-        <w:t>WebSockets</w:t>
-      </w:r>
-      <w:proofErr w:type="spellEnd"/>
-      <w:r>
-        <w:rPr>
-          <w:rFonts w:ascii="Arial" w:hAnsi="Arial" w:cs="Arial"/>
-        </w:rPr>
-        <w:t xml:space="preserve"> locales (puerto 8765), resolviendo el problema clásico de silos de datos ML:</w:t>
-      </w:r>
-    </w:p>
-    <w:p>
-      <w:pPr>
-        <w:numPr>
-          <w:ilvl w:val="0"/>
-          <w:numId w:val="13"/>
-        </w:numPr>
-        <w:spacing w:line="480" w:lineRule="auto"/>
-        <w:rPr>
-          <w:rFonts w:ascii="Arial" w:hAnsi="Arial" w:cs="Arial"/>
-        </w:rPr>
-      </w:pPr>
-      <w:r>
-        <w:rPr>
-          <w:rFonts w:ascii="Arial" w:hAnsi="Arial" w:cs="Arial"/>
-        </w:rPr>
-        <w:t>ML1 → ML2: Predicción volumétrica → umbrales riego dinámicos</w:t>
-      </w:r>
-    </w:p>
-    <w:p>
-      <w:pPr>
-        <w:numPr>
-          <w:ilvl w:val="0"/>
-          <w:numId w:val="13"/>
-        </w:numPr>
-        <w:spacing w:line="480" w:lineRule="auto"/>
-        <w:rPr>
-          <w:rFonts w:ascii="Arial" w:hAnsi="Arial" w:cs="Arial"/>
-        </w:rPr>
-      </w:pPr>
-      <w:r>
-        <w:rPr>
-          <w:rFonts w:ascii="Arial" w:hAnsi="Arial" w:cs="Arial"/>
-        </w:rPr>
-        <w:t>ML2 → ML3: Consumo real → ajuste escenarios riesgo</w:t>
-      </w:r>
-    </w:p>
-    <w:p>
-      <w:pPr>
-        <w:numPr>
-          <w:ilvl w:val="0"/>
-          <w:numId w:val="13"/>
-        </w:numPr>
-        <w:spacing w:line="480" w:lineRule="auto"/>
-        <w:rPr>
-          <w:rFonts w:ascii="Arial" w:hAnsi="Arial" w:cs="Arial"/>
-        </w:rPr>
-      </w:pPr>
-      <w:r>
-        <w:rPr>
-          <w:rFonts w:ascii="Arial" w:hAnsi="Arial" w:cs="Arial"/>
-        </w:rPr>
-        <w:t xml:space="preserve">ML3 → </w:t>
-      </w:r>
-      <w:proofErr w:type="spellStart"/>
-      <w:r>
-        <w:rPr>
-          <w:rFonts w:ascii="Arial" w:hAnsi="Arial" w:cs="Arial"/>
-        </w:rPr>
-        <w:t>Dashboard</w:t>
-      </w:r>
-      <w:proofErr w:type="spellEnd"/>
-      <w:r>
-        <w:rPr>
-          <w:rFonts w:ascii="Arial" w:hAnsi="Arial" w:cs="Arial"/>
-        </w:rPr>
-        <w:t>: Alertas preventivas → decisión humana</w:t>
-      </w:r>
-    </w:p>
-    <w:p>
-      <w:pPr>
-        <w:spacing w:line="480" w:lineRule="auto"/>
-        <w:ind w:firstLine="709"/>
-        <w:rPr>
-          <w:rFonts w:ascii="Arial" w:hAnsi="Arial" w:cs="Arial"/>
-        </w:rPr>
-      </w:pPr>
-      <w:r>
-        <w:rPr>
-          <w:rFonts w:ascii="Arial" w:hAnsi="Arial" w:cs="Arial"/>
-        </w:rPr>
-        <w:t>Estructura MCP elimina 3 vulnerabilidades rurales:</w:t>
-      </w:r>
-    </w:p>
-    <w:p>
-      <w:pPr>
-        <w:numPr>
-          <w:ilvl w:val="0"/>
-          <w:numId w:val="14"/>
-        </w:numPr>
-        <w:spacing w:line="480" w:lineRule="auto"/>
-        <w:rPr>
-          <w:rFonts w:ascii="Arial" w:hAnsi="Arial" w:cs="Arial"/>
-        </w:rPr>
-      </w:pPr>
-      <w:r>
-        <w:rPr>
-          <w:rFonts w:ascii="Arial" w:hAnsi="Arial" w:cs="Arial"/>
-        </w:rPr>
-        <w:lastRenderedPageBreak/>
-        <w:t>Dependencia internet: 100% LAN local</w:t>
-      </w:r>
-    </w:p>
-    <w:p>
-      <w:pPr>
-        <w:numPr>
-          <w:ilvl w:val="0"/>
-          <w:numId w:val="14"/>
-        </w:numPr>
-        <w:spacing w:line="480" w:lineRule="auto"/>
-        <w:rPr>
-          <w:rFonts w:ascii="Arial" w:hAnsi="Arial" w:cs="Arial"/>
-        </w:rPr>
-      </w:pPr>
-      <w:r>
-        <w:rPr>
-          <w:rFonts w:ascii="Arial" w:hAnsi="Arial" w:cs="Arial"/>
-        </w:rPr>
-        <w:t>Heterogeneidad protocolos: JSON universal</w:t>
-      </w:r>
-    </w:p>
-    <w:p>
-      <w:pPr>
-        <w:numPr>
-          <w:ilvl w:val="0"/>
-          <w:numId w:val="14"/>
-        </w:numPr>
-        <w:spacing w:line="480" w:lineRule="auto"/>
-        <w:rPr>
-          <w:rFonts w:ascii="Arial" w:hAnsi="Arial" w:cs="Arial"/>
-        </w:rPr>
-      </w:pPr>
-      <w:r>
-        <w:rPr>
-          <w:rFonts w:ascii="Arial" w:hAnsi="Arial" w:cs="Arial"/>
-        </w:rPr>
-        <w:t xml:space="preserve">Latencia </w:t>
-      </w:r>
-      <w:proofErr w:type="spellStart"/>
-      <w:r>
-        <w:rPr>
-          <w:rFonts w:ascii="Arial" w:hAnsi="Arial" w:cs="Arial"/>
-        </w:rPr>
-        <w:t>inter-modelos</w:t>
-      </w:r>
-      <w:proofErr w:type="spellEnd"/>
-      <w:r>
-        <w:rPr>
-          <w:rFonts w:ascii="Arial" w:hAnsi="Arial" w:cs="Arial"/>
-        </w:rPr>
-        <w:t xml:space="preserve">: &lt;100ms </w:t>
-      </w:r>
-      <w:proofErr w:type="spellStart"/>
-      <w:r>
-        <w:rPr>
-          <w:rFonts w:ascii="Arial" w:hAnsi="Arial" w:cs="Arial"/>
-        </w:rPr>
-        <w:t>end-to-end</w:t>
-      </w:r>
-      <w:proofErr w:type="spellEnd"/>
-    </w:p>
-    <w:p>
-      <w:pPr>
-        <w:spacing w:line="480" w:lineRule="auto"/>
-        <w:ind w:firstLine="709"/>
-        <w:rPr>
-          <w:rFonts w:ascii="Arial" w:hAnsi="Arial" w:cs="Arial"/>
-        </w:rPr>
-      </w:pPr>
-      <w:r>
-        <w:rPr>
-          <w:rFonts w:ascii="Arial" w:hAnsi="Arial" w:cs="Arial"/>
-          <w:b/>
-          <w:bCs/>
-        </w:rPr>
-        <w:t xml:space="preserve">e) </w:t>
-      </w:r>
-      <w:proofErr w:type="spellStart"/>
-      <w:r>
-        <w:rPr>
-          <w:rFonts w:ascii="Arial" w:hAnsi="Arial" w:cs="Arial"/>
-          <w:b/>
-          <w:bCs/>
-        </w:rPr>
-        <w:t>Dashboard</w:t>
-      </w:r>
-      <w:proofErr w:type="spellEnd"/>
-      <w:r>
-        <w:rPr>
-          <w:rFonts w:ascii="Arial" w:hAnsi="Arial" w:cs="Arial"/>
-          <w:b/>
-          <w:bCs/>
-        </w:rPr>
-        <w:t xml:space="preserve"> como interfaz unificada:</w:t>
-      </w:r>
-      <w:r>
-        <w:rPr>
-          <w:rFonts w:ascii="Arial" w:hAnsi="Arial" w:cs="Arial"/>
-        </w:rPr>
-        <w:br/>
-        <w:t>Interfaz web responsive (</w:t>
-      </w:r>
-      <w:proofErr w:type="spellStart"/>
-      <w:r>
-        <w:rPr>
-          <w:rFonts w:ascii="Arial" w:hAnsi="Arial" w:cs="Arial"/>
-        </w:rPr>
-        <w:t>React</w:t>
-      </w:r>
-      <w:proofErr w:type="spellEnd"/>
-      <w:r>
-        <w:rPr>
-          <w:rFonts w:ascii="Arial" w:hAnsi="Arial" w:cs="Arial"/>
-        </w:rPr>
-        <w:t xml:space="preserve">/Vue.js) sobre </w:t>
-      </w:r>
-      <w:proofErr w:type="spellStart"/>
-      <w:r>
-        <w:rPr>
-          <w:rFonts w:ascii="Arial" w:hAnsi="Arial" w:cs="Arial"/>
-        </w:rPr>
-        <w:t>Flask</w:t>
-      </w:r>
-      <w:proofErr w:type="spellEnd"/>
-      <w:r>
-        <w:rPr>
-          <w:rFonts w:ascii="Arial" w:hAnsi="Arial" w:cs="Arial"/>
-        </w:rPr>
-        <w:t>/</w:t>
-      </w:r>
-      <w:proofErr w:type="spellStart"/>
-      <w:r>
-        <w:rPr>
-          <w:rFonts w:ascii="Arial" w:hAnsi="Arial" w:cs="Arial"/>
-        </w:rPr>
-        <w:t>FastAPI</w:t>
-      </w:r>
-      <w:proofErr w:type="spellEnd"/>
-      <w:r>
-        <w:rPr>
-          <w:rFonts w:ascii="Arial" w:hAnsi="Arial" w:cs="Arial"/>
-        </w:rPr>
-        <w:t xml:space="preserve"> que abstrae complejidad ML para usuarios no técnicos:</w:t>
-      </w:r>
-    </w:p>
-    <w:p>
-      <w:pPr>
-        <w:numPr>
-          <w:ilvl w:val="0"/>
-          <w:numId w:val="15"/>
-        </w:numPr>
-        <w:spacing w:line="480" w:lineRule="auto"/>
-        <w:rPr>
-          <w:rFonts w:ascii="Arial" w:hAnsi="Arial" w:cs="Arial"/>
-        </w:rPr>
-      </w:pPr>
-      <w:r>
-        <w:rPr>
-          <w:rFonts w:ascii="Arial" w:hAnsi="Arial" w:cs="Arial"/>
-        </w:rPr>
-        <w:t>Gráficos reales vs. predichos (ML1)</w:t>
-      </w:r>
-    </w:p>
-    <w:p>
-      <w:pPr>
-        <w:numPr>
-          <w:ilvl w:val="0"/>
-          <w:numId w:val="15"/>
-        </w:numPr>
-        <w:spacing w:line="480" w:lineRule="auto"/>
-        <w:rPr>
-          <w:rFonts w:ascii="Arial" w:hAnsi="Arial" w:cs="Arial"/>
-        </w:rPr>
-      </w:pPr>
-      <w:r>
-        <w:rPr>
-          <w:rFonts w:ascii="Arial" w:hAnsi="Arial" w:cs="Arial"/>
-        </w:rPr>
-        <w:t>Estado válvulas + % tanque (ML2)</w:t>
-      </w:r>
-    </w:p>
-    <w:p>
-      <w:pPr>
-        <w:numPr>
-          <w:ilvl w:val="0"/>
-          <w:numId w:val="15"/>
-        </w:numPr>
-        <w:spacing w:line="480" w:lineRule="auto"/>
-        <w:rPr>
-          <w:rFonts w:ascii="Arial" w:hAnsi="Arial" w:cs="Arial"/>
-        </w:rPr>
-      </w:pPr>
-      <w:r>
-        <w:rPr>
-          <w:rFonts w:ascii="Arial" w:hAnsi="Arial" w:cs="Arial"/>
-        </w:rPr>
-        <w:t>Semáforo riesgos 72h (ML3 rojo/amarillo/verde)</w:t>
-      </w:r>
-    </w:p>
-    <w:p>
-      <w:pPr>
-        <w:numPr>
-          <w:ilvl w:val="0"/>
-          <w:numId w:val="15"/>
-        </w:numPr>
-        <w:spacing w:line="480" w:lineRule="auto"/>
-        <w:rPr>
-          <w:rFonts w:ascii="Arial" w:hAnsi="Arial" w:cs="Arial"/>
-        </w:rPr>
-      </w:pPr>
-      <w:r>
-        <w:rPr>
-          <w:rFonts w:ascii="Arial" w:hAnsi="Arial" w:cs="Arial"/>
-        </w:rPr>
-        <w:t>Consumo histórico (reportes PDF automáticos)</w:t>
-      </w:r>
-    </w:p>
-    <w:p>
-      <w:pPr>
-        <w:spacing w:line="480" w:lineRule="auto"/>
-        <w:ind w:firstLine="709"/>
-        <w:rPr>
-          <w:rFonts w:ascii="Arial" w:hAnsi="Arial" w:cs="Arial"/>
-        </w:rPr>
-      </w:pPr>
-      <w:r>
-        <w:rPr>
-          <w:rFonts w:ascii="Arial" w:hAnsi="Arial" w:cs="Arial"/>
-        </w:rPr>
-        <w:t xml:space="preserve">Sinergia tecnológica global: Atrapanieblas captura → </w:t>
-      </w:r>
-      <w:proofErr w:type="spellStart"/>
-      <w:r>
-        <w:rPr>
-          <w:rFonts w:ascii="Arial" w:hAnsi="Arial" w:cs="Arial"/>
-        </w:rPr>
-        <w:t>IoT</w:t>
-      </w:r>
-      <w:proofErr w:type="spellEnd"/>
-      <w:r>
-        <w:rPr>
-          <w:rFonts w:ascii="Arial" w:hAnsi="Arial" w:cs="Arial"/>
-        </w:rPr>
-        <w:t xml:space="preserve"> mide → ML predice/optimizan → MCP integra → </w:t>
-      </w:r>
-      <w:proofErr w:type="spellStart"/>
-      <w:r>
-        <w:rPr>
-          <w:rFonts w:ascii="Arial" w:hAnsi="Arial" w:cs="Arial"/>
-        </w:rPr>
-        <w:t>Dashboard</w:t>
-      </w:r>
-      <w:proofErr w:type="spellEnd"/>
-      <w:r>
-        <w:rPr>
-          <w:rFonts w:ascii="Arial" w:hAnsi="Arial" w:cs="Arial"/>
-        </w:rPr>
-        <w:t xml:space="preserve"> humaniza. Cada componente maduro individualmente genera sistema inteligente emergente superior a suma de partes.</w:t>
-      </w:r>
-    </w:p>
-    <w:p>
-      <w:pPr>
-        <w:spacing w:line="480" w:lineRule="auto"/>
-        <w:ind w:firstLine="709"/>
-        <w:rPr>
-          <w:rFonts w:ascii="Arial" w:hAnsi="Arial" w:cs="Arial"/>
-        </w:rPr>
-      </w:pPr>
-      <w:r>
-        <w:rPr>
-          <w:rFonts w:ascii="Arial" w:hAnsi="Arial" w:cs="Arial"/>
-        </w:rPr>
-        <w:t>Viabilidad de despliegue inmediato:</w:t>
-      </w:r>
-    </w:p>
-    <w:p>
-      <w:pPr>
-        <w:numPr>
-          <w:ilvl w:val="0"/>
-          <w:numId w:val="16"/>
-        </w:numPr>
-        <w:spacing w:line="480" w:lineRule="auto"/>
-        <w:rPr>
-          <w:rFonts w:ascii="Arial" w:hAnsi="Arial" w:cs="Arial"/>
-        </w:rPr>
-      </w:pPr>
-      <w:r>
-        <w:rPr>
-          <w:rFonts w:ascii="Arial" w:hAnsi="Arial" w:cs="Arial"/>
-        </w:rPr>
-        <w:t>Hardware total &lt; Bs.12.000, disponible mercado local</w:t>
-      </w:r>
-    </w:p>
-    <w:p>
-      <w:pPr>
-        <w:numPr>
-          <w:ilvl w:val="0"/>
-          <w:numId w:val="16"/>
-        </w:numPr>
-        <w:spacing w:line="480" w:lineRule="auto"/>
-        <w:rPr>
-          <w:rFonts w:ascii="Arial" w:hAnsi="Arial" w:cs="Arial"/>
-        </w:rPr>
-      </w:pPr>
-      <w:r>
-        <w:rPr>
-          <w:rFonts w:ascii="Arial" w:hAnsi="Arial" w:cs="Arial"/>
-        </w:rPr>
-        <w:t xml:space="preserve">Software 100% open </w:t>
-      </w:r>
-      <w:proofErr w:type="spellStart"/>
-      <w:r>
-        <w:rPr>
-          <w:rFonts w:ascii="Arial" w:hAnsi="Arial" w:cs="Arial"/>
-        </w:rPr>
-        <w:t>source</w:t>
-      </w:r>
-      <w:proofErr w:type="spellEnd"/>
-      <w:r>
-        <w:rPr>
-          <w:rFonts w:ascii="Arial" w:hAnsi="Arial" w:cs="Arial"/>
-        </w:rPr>
-        <w:t xml:space="preserve"> (</w:t>
-      </w:r>
-      <w:proofErr w:type="spellStart"/>
-      <w:r>
-        <w:rPr>
-          <w:rFonts w:ascii="Arial" w:hAnsi="Arial" w:cs="Arial"/>
-        </w:rPr>
-        <w:t>TensorFlow</w:t>
-      </w:r>
-      <w:proofErr w:type="spellEnd"/>
-      <w:r>
-        <w:rPr>
-          <w:rFonts w:ascii="Arial" w:hAnsi="Arial" w:cs="Arial"/>
-        </w:rPr>
-        <w:t xml:space="preserve"> Lite, </w:t>
-      </w:r>
-      <w:proofErr w:type="spellStart"/>
-      <w:r>
-        <w:rPr>
-          <w:rFonts w:ascii="Arial" w:hAnsi="Arial" w:cs="Arial"/>
-        </w:rPr>
-        <w:t>Scikit-learn</w:t>
-      </w:r>
-      <w:proofErr w:type="spellEnd"/>
-      <w:r>
-        <w:rPr>
-          <w:rFonts w:ascii="Arial" w:hAnsi="Arial" w:cs="Arial"/>
-        </w:rPr>
-        <w:t>, MQTT)</w:t>
+        </w:rPr>
+        <w:t xml:space="preserve"> en Laravel proporciona una interfaz web intuitiva que visualiza predicciones, estados de riego, alertas de riesgo y reportes, facilitando su uso por docentes y estudiantes sin conocimientos técnicos avanzados.</w:t>
       </w:r>
     </w:p>
     <w:p>
@@ -4331,7 +3836,7 @@
           <w:color w:val="auto"/>
         </w:rPr>
       </w:pPr>
-      <w:bookmarkStart w:id="14" w:name="_Toc225367709"/>
+      <w:bookmarkStart w:id="14" w:name="_Toc226038127"/>
       <w:r>
         <w:rPr>
           <w:rFonts w:ascii="Arial" w:hAnsi="Arial" w:cs="Arial"/>
@@ -4347,7 +3852,6 @@
         </w:rPr>
         <w:t>económica</w:t>
       </w:r>
-      <w:bookmarkEnd w:id="14"/>
       <w:commentRangeEnd w:id="15"/>
       <w:r>
         <w:rPr>
@@ -4357,6 +3861,7 @@
         </w:rPr>
         <w:commentReference w:id="15"/>
       </w:r>
+      <w:bookmarkEnd w:id="14"/>
     </w:p>
     <w:p>
       <w:pPr>
@@ -4385,8 +3890,7 @@
         <w:rPr>
           <w:rFonts w:ascii="Arial" w:hAnsi="Arial" w:cs="Arial"/>
         </w:rPr>
-        <w:lastRenderedPageBreak/>
-        <w:t xml:space="preserve">Sistemas tradicionales de riego en contextos rurales andinos presentan ineficiencias documentadas del 30-50% por aplicación manual o cronogramas fijos, lo que eleva costos de oportunidad en producción agrícola y limita ciclos de cultivo. La integración de </w:t>
+        <w:t xml:space="preserve">Sistemas tradicionales de riego en contextos rurales andinos presentan ineficiencias por aplicación manual o cronogramas fijos, lo que eleva costos de oportunidad en producción agrícola y limita ciclos de cultivo. La integración de </w:t>
       </w:r>
       <w:r>
         <w:rPr>
@@ -4441,7 +3945,14 @@
         <w:rPr>
           <w:rFonts w:ascii="Arial" w:hAnsi="Arial" w:cs="Arial"/>
         </w:rPr>
-        <w:t>A mediano plazo, la autonomía hídrica reduce dependencia de soluciones externas costosas (transporte de agua, infraestructura de bombeo), mientras que la estructura MCP permite escalabilidad modular sin requerir reemplazo tecnológico completo. Finalmente, el aumento de horas efectivas de práctica agrícola en invernaderos incrementa la producción de excedentes comercializables por el C.E.A., configurando un modelo económicamente autosostenible replicable en otras instituciones educativas del Altiplano</w:t>
+        <w:t xml:space="preserve">A mediano plazo, la autonomía hídrica reduce dependencia de soluciones externas costosas (transporte de agua, infraestructura de bombeo), mientras que la estructura MCP permite escalabilidad modular sin requerir reemplazo tecnológico completo. Finalmente, el aumento de horas efectivas de práctica agrícola en invernaderos incrementa la producción de excedentes comercializables por el C.E.A., </w:t>
+      </w:r>
+      <w:r>
+        <w:rPr>
+          <w:rFonts w:ascii="Arial" w:hAnsi="Arial" w:cs="Arial"/>
+        </w:rPr>
+        <w:lastRenderedPageBreak/>
+        <w:t>configurando un modelo económicamente autosostenible replicable en otras instituciones educativas del Altiplano</w:t>
       </w:r>
     </w:p>
     <w:p>
@@ -4457,7 +3968,7 @@
           <w:color w:val="auto"/>
         </w:rPr>
       </w:pPr>
-      <w:bookmarkStart w:id="16" w:name="_Toc225367710"/>
+      <w:bookmarkStart w:id="16" w:name="_Toc226038128"/>
       <w:r>
         <w:rPr>
           <w:rFonts w:ascii="Arial" w:hAnsi="Arial" w:cs="Arial"/>
@@ -4473,7 +3984,6 @@
         </w:rPr>
         <w:t>social</w:t>
       </w:r>
-      <w:bookmarkEnd w:id="16"/>
       <w:commentRangeEnd w:id="17"/>
       <w:r>
         <w:rPr>
@@ -4483,41 +3993,24 @@
         </w:rPr>
         <w:commentReference w:id="17"/>
       </w:r>
+      <w:bookmarkEnd w:id="16"/>
     </w:p>
     <w:p>
       <w:pPr>
         <w:spacing w:line="480" w:lineRule="auto"/>
-        <w:ind w:firstLine="709"/>
-        <w:rPr>
-          <w:rFonts w:ascii="Arial" w:hAnsi="Arial" w:cs="Arial"/>
-        </w:rPr>
-      </w:pPr>
-      <w:r>
-        <w:rPr>
-          <w:rFonts w:ascii="Arial" w:hAnsi="Arial" w:cs="Arial"/>
+        <w:rPr>
+          <w:rFonts w:ascii="Arial" w:hAnsi="Arial" w:cs="Arial"/>
+          <w:b/>
+          <w:bCs/>
+        </w:rPr>
+      </w:pPr>
+      <w:r>
+        <w:rPr>
+          <w:rFonts w:ascii="Arial" w:hAnsi="Arial" w:cs="Arial"/>
+          <w:b/>
+          <w:bCs/>
         </w:rPr>
         <w:t>Impacto en población educativa del C.E.A.:</w:t>
-      </w:r>
-      <w:r>
-        <w:rPr>
-          <w:rFonts w:ascii="Arial" w:hAnsi="Arial" w:cs="Arial"/>
-        </w:rPr>
-        <w:br/>
-        <w:t xml:space="preserve">El sistema beneficia directamente a estudiantes y docentes técnicos del C.E.A. </w:t>
-      </w:r>
-      <w:proofErr w:type="spellStart"/>
-      <w:r>
-        <w:rPr>
-          <w:rFonts w:ascii="Arial" w:hAnsi="Arial" w:cs="Arial"/>
-        </w:rPr>
-        <w:t>Cetha</w:t>
-      </w:r>
-      <w:proofErr w:type="spellEnd"/>
-      <w:r>
-        <w:rPr>
-          <w:rFonts w:ascii="Arial" w:hAnsi="Arial" w:cs="Arial"/>
-        </w:rPr>
-        <w:t xml:space="preserve"> Ildefonso de las Muñecas, fortaleciendo competencias duales (agrícolas + digitales) esenciales en zonas rurales donde la formación práctica constituye el eje del currículo educativo alternativo.</w:t>
       </w:r>
     </w:p>
     <w:p>
@@ -4532,99 +4025,39 @@
         <w:rPr>
           <w:rFonts w:ascii="Arial" w:hAnsi="Arial" w:cs="Arial"/>
         </w:rPr>
-        <w:t>Transformación pedagógica:</w:t>
-      </w:r>
-      <w:r>
-        <w:rPr>
-          <w:rFonts w:ascii="Arial" w:hAnsi="Arial" w:cs="Arial"/>
-        </w:rPr>
-        <w:br/>
-        <w:t xml:space="preserve">La integración </w:t>
+        <w:t xml:space="preserve">El sistema beneficia directamente a estudiantes y docentes técnicos del C.E.A. </w:t>
       </w:r>
       <w:proofErr w:type="spellStart"/>
       <w:r>
         <w:rPr>
           <w:rFonts w:ascii="Arial" w:hAnsi="Arial" w:cs="Arial"/>
         </w:rPr>
-        <w:t>IoT+machine</w:t>
+        <w:t>Cetha</w:t>
       </w:r>
       <w:proofErr w:type="spellEnd"/>
       <w:r>
         <w:rPr>
           <w:rFonts w:ascii="Arial" w:hAnsi="Arial" w:cs="Arial"/>
         </w:rPr>
-        <w:t xml:space="preserve"> </w:t>
-      </w:r>
-      <w:proofErr w:type="spellStart"/>
-      <w:r>
-        <w:rPr>
-          <w:rFonts w:ascii="Arial" w:hAnsi="Arial" w:cs="Arial"/>
-        </w:rPr>
-        <w:t>learning</w:t>
-      </w:r>
-      <w:proofErr w:type="spellEnd"/>
-      <w:r>
-        <w:rPr>
-          <w:rFonts w:ascii="Arial" w:hAnsi="Arial" w:cs="Arial"/>
-        </w:rPr>
-        <w:t xml:space="preserve"> convierte limitante hídrica en oportunidad formativa </w:t>
-      </w:r>
-      <w:proofErr w:type="spellStart"/>
-      <w:r>
-        <w:rPr>
-          <w:rFonts w:ascii="Arial" w:hAnsi="Arial" w:cs="Arial"/>
-        </w:rPr>
-        <w:t>Industry</w:t>
-      </w:r>
-      <w:proofErr w:type="spellEnd"/>
-      <w:r>
-        <w:rPr>
-          <w:rFonts w:ascii="Arial" w:hAnsi="Arial" w:cs="Arial"/>
-        </w:rPr>
-        <w:t xml:space="preserve"> 4.0, modelando soluciones tecnológicas contextualizadas que superan </w:t>
-      </w:r>
-      <w:r>
-        <w:rPr>
-          <w:rFonts w:ascii="Arial" w:hAnsi="Arial" w:cs="Arial"/>
-        </w:rPr>
-        <w:lastRenderedPageBreak/>
-        <w:t>enfoques urbanos desconectados de la realidad altiplánica. Estudiantes adquieren manejo de invernaderos inteligentes, perfil demandado por agroindustrias regionales.</w:t>
+        <w:t xml:space="preserve"> Ildefonso de las Muñecas, fortaleciendo competencias duales (agrícolas + digitales) esenciales en zonas rurales donde la formación práctica constituye el eje del currículo educativo alternativo.</w:t>
       </w:r>
     </w:p>
     <w:p>
       <w:pPr>
         <w:spacing w:line="480" w:lineRule="auto"/>
-        <w:ind w:firstLine="709"/>
-        <w:rPr>
-          <w:rFonts w:ascii="Arial" w:hAnsi="Arial" w:cs="Arial"/>
-        </w:rPr>
-      </w:pPr>
-      <w:r>
-        <w:rPr>
-          <w:rFonts w:ascii="Arial" w:hAnsi="Arial" w:cs="Arial"/>
-        </w:rPr>
-        <w:t xml:space="preserve">Efecto comunitario en </w:t>
-      </w:r>
-      <w:proofErr w:type="spellStart"/>
-      <w:r>
-        <w:rPr>
-          <w:rFonts w:ascii="Arial" w:hAnsi="Arial" w:cs="Arial"/>
-        </w:rPr>
-        <w:t>Titicachi</w:t>
-      </w:r>
-      <w:proofErr w:type="spellEnd"/>
-      <w:r>
-        <w:rPr>
-          <w:rFonts w:ascii="Arial" w:hAnsi="Arial" w:cs="Arial"/>
-        </w:rPr>
-        <w:t>:</w:t>
-      </w:r>
-      <w:r>
-        <w:rPr>
-          <w:rFonts w:ascii="Arial" w:hAnsi="Arial" w:cs="Arial"/>
-        </w:rPr>
-        <w:br/>
-        <w:t>La captación de agua de niebla alivia presión sobre el ojo de agua comunitario compartido, reduciendo conflictos distributivos recurrentes en épocas de estiaje. El C.E.A. se posiciona como referente tecnológico visible para comunidades vecinas, generando efecto demostrativo sin costo adicional.</w:t>
+        <w:rPr>
+          <w:rFonts w:ascii="Arial" w:hAnsi="Arial" w:cs="Arial"/>
+          <w:b/>
+          <w:bCs/>
+        </w:rPr>
+      </w:pPr>
+      <w:r>
+        <w:rPr>
+          <w:rFonts w:ascii="Arial" w:hAnsi="Arial" w:cs="Arial"/>
+          <w:b/>
+          <w:bCs/>
+        </w:rPr>
+        <w:t>Transformación pedagógica:</w:t>
       </w:r>
     </w:p>
     <w:p>
@@ -4639,87 +4072,100 @@
         <w:rPr>
           <w:rFonts w:ascii="Arial" w:hAnsi="Arial" w:cs="Arial"/>
         </w:rPr>
-        <w:t>Equidad territorial:</w:t>
-      </w:r>
-      <w:r>
-        <w:rPr>
-          <w:rFonts w:ascii="Arial" w:hAnsi="Arial" w:cs="Arial"/>
-        </w:rPr>
-        <w:br/>
-        <w:t>El modelo propuesto es replicable por diseño en los 47 centros de educación alternativa del departamento La Paz que enfrentan idéntica problemática hídrica, democratizando acceso a tecnologías de punta tradicionalmente reservadas a contextos urbanos.</w:t>
+        <w:t xml:space="preserve">La integración </w:t>
+      </w:r>
+      <w:proofErr w:type="spellStart"/>
+      <w:r>
+        <w:rPr>
+          <w:rFonts w:ascii="Arial" w:hAnsi="Arial" w:cs="Arial"/>
+        </w:rPr>
+        <w:t>IoT+machine</w:t>
+      </w:r>
+      <w:proofErr w:type="spellEnd"/>
+      <w:r>
+        <w:rPr>
+          <w:rFonts w:ascii="Arial" w:hAnsi="Arial" w:cs="Arial"/>
+        </w:rPr>
+        <w:t xml:space="preserve"> </w:t>
+      </w:r>
+      <w:proofErr w:type="spellStart"/>
+      <w:r>
+        <w:rPr>
+          <w:rFonts w:ascii="Arial" w:hAnsi="Arial" w:cs="Arial"/>
+        </w:rPr>
+        <w:t>learning</w:t>
+      </w:r>
+      <w:proofErr w:type="spellEnd"/>
+      <w:r>
+        <w:rPr>
+          <w:rFonts w:ascii="Arial" w:hAnsi="Arial" w:cs="Arial"/>
+        </w:rPr>
+        <w:t xml:space="preserve"> convierte limitante hídrica en oportunidad formativa, modelando soluciones tecnológicas contextualizadas que superan enfoques urbanos desconectados de la realidad altiplánica. Estudiantes adquieren manejo de invernaderos inteligentes.</w:t>
       </w:r>
     </w:p>
     <w:p>
       <w:pPr>
         <w:spacing w:line="480" w:lineRule="auto"/>
-        <w:ind w:firstLine="709"/>
-        <w:rPr>
-          <w:rFonts w:ascii="Arial" w:hAnsi="Arial" w:cs="Arial"/>
-        </w:rPr>
-      </w:pPr>
-      <w:r>
-        <w:rPr>
-          <w:rFonts w:ascii="Arial" w:hAnsi="Arial" w:cs="Arial"/>
-        </w:rPr>
-        <w:t>Alineación estratégica:</w:t>
-      </w:r>
+        <w:rPr>
+          <w:rFonts w:ascii="Arial" w:hAnsi="Arial" w:cs="Arial"/>
+          <w:b/>
+          <w:bCs/>
+        </w:rPr>
+      </w:pPr>
+      <w:r>
+        <w:rPr>
+          <w:rFonts w:ascii="Arial" w:hAnsi="Arial" w:cs="Arial"/>
+          <w:b/>
+          <w:bCs/>
+        </w:rPr>
+        <w:t xml:space="preserve">Efecto comunitario en </w:t>
+      </w:r>
+      <w:proofErr w:type="spellStart"/>
+      <w:r>
+        <w:rPr>
+          <w:rFonts w:ascii="Arial" w:hAnsi="Arial" w:cs="Arial"/>
+          <w:b/>
+          <w:bCs/>
+        </w:rPr>
+        <w:t>Titicachi:</w:t>
+      </w:r>
+      <w:proofErr w:type="spellEnd"/>
     </w:p>
     <w:p>
       <w:pPr>
-        <w:numPr>
-          <w:ilvl w:val="0"/>
-          <w:numId w:val="17"/>
-        </w:numPr>
         <w:spacing w:line="480" w:lineRule="auto"/>
-        <w:rPr>
-          <w:rFonts w:ascii="Arial" w:hAnsi="Arial" w:cs="Arial"/>
-        </w:rPr>
-      </w:pPr>
-      <w:r>
-        <w:rPr>
-          <w:rFonts w:ascii="Arial" w:hAnsi="Arial" w:cs="Arial"/>
-        </w:rPr>
-        <w:t>Educación alternativa boliviana: Infraestructura productiva funcional como prioridad curricular.</w:t>
+        <w:ind w:firstLine="709"/>
+        <w:rPr>
+          <w:rFonts w:ascii="Arial" w:hAnsi="Arial" w:cs="Arial"/>
+        </w:rPr>
+      </w:pPr>
+      <w:r>
+        <w:rPr>
+          <w:rFonts w:ascii="Arial" w:hAnsi="Arial" w:cs="Arial"/>
+        </w:rPr>
+        <w:t>La captación de agua de niebla alivia presión sobre el ojo de agua comunitario compartido, reduciendo conflictos distributivos recurrentes en épocas de estiaje. El C.E.A. se posiciona como referente tecnológico visible para comunidades vecinas, generando efecto demostrativo sin costo adicional.</w:t>
       </w:r>
     </w:p>
     <w:p>
       <w:pPr>
-        <w:numPr>
-          <w:ilvl w:val="0"/>
-          <w:numId w:val="17"/>
-        </w:numPr>
         <w:spacing w:line="480" w:lineRule="auto"/>
         <w:rPr>
           <w:rFonts w:ascii="Arial" w:hAnsi="Arial" w:cs="Arial"/>
-        </w:rPr>
-      </w:pPr>
-      <w:r>
-        <w:rPr>
-          <w:rFonts w:ascii="Arial" w:hAnsi="Arial" w:cs="Arial"/>
-        </w:rPr>
-        <w:t>Educación 4.0: Competencias digitales aplicadas a problemas locales reales.</w:t>
+          <w:b/>
+          <w:bCs/>
+        </w:rPr>
+      </w:pPr>
+      <w:r>
+        <w:rPr>
+          <w:rFonts w:ascii="Arial" w:hAnsi="Arial" w:cs="Arial"/>
+          <w:b/>
+          <w:bCs/>
+        </w:rPr>
+        <w:t>Equidad territorial:</w:t>
       </w:r>
     </w:p>
     <w:p>
       <w:pPr>
-        <w:numPr>
-          <w:ilvl w:val="0"/>
-          <w:numId w:val="17"/>
-        </w:numPr>
-        <w:spacing w:line="480" w:lineRule="auto"/>
-        <w:rPr>
-          <w:rFonts w:ascii="Arial" w:hAnsi="Arial" w:cs="Arial"/>
-        </w:rPr>
-      </w:pPr>
-      <w:r>
-        <w:rPr>
-          <w:rFonts w:ascii="Arial" w:hAnsi="Arial" w:cs="Arial"/>
-        </w:rPr>
-        <w:t>Desarrollo rural sostenible: Gestión autónoma de recursos renovables por comunidades indígenas.</w:t>
-      </w:r>
-    </w:p>
-    <w:p>
-      <w:pPr>
         <w:spacing w:line="480" w:lineRule="auto"/>
         <w:ind w:firstLine="709"/>
         <w:rPr>
@@ -4730,24 +4176,27 @@
         <w:rPr>
           <w:rFonts w:ascii="Arial" w:hAnsi="Arial" w:cs="Arial"/>
         </w:rPr>
-        <w:t>Valor sistémico:</w:t>
-      </w:r>
-      <w:r>
-        <w:rPr>
-          <w:rFonts w:ascii="Arial" w:hAnsi="Arial" w:cs="Arial"/>
-        </w:rPr>
-        <w:br/>
-        <w:t>El proyecto trasciende solución técnica puntual para transformar la matriz educativa rural —de teórica/pasiva a práctica/tecnológica— rompiendo brecha digital en formación agropecuaria altiplánica.</w:t>
-      </w:r>
-    </w:p>
-    <w:p>
-      <w:pPr>
-        <w:spacing w:line="480" w:lineRule="auto"/>
-        <w:ind w:firstLine="709"/>
-        <w:rPr>
-          <w:rFonts w:ascii="Arial" w:hAnsi="Arial" w:cs="Arial"/>
-        </w:rPr>
-      </w:pPr>
+        <w:t xml:space="preserve">El modelo propuesto es replicable por diseño en </w:t>
+      </w:r>
+      <w:r>
+        <w:rPr>
+          <w:rFonts w:ascii="Arial" w:hAnsi="Arial" w:cs="Arial"/>
+        </w:rPr>
+        <w:t xml:space="preserve">otros </w:t>
+      </w:r>
+      <w:r>
+        <w:rPr>
+          <w:rFonts w:ascii="Arial" w:hAnsi="Arial" w:cs="Arial"/>
+        </w:rPr>
+        <w:t xml:space="preserve">centros de educación alternativa del departamento La Paz que enfrentan idéntica problemática hídrica, </w:t>
+      </w:r>
+      <w:r>
+        <w:rPr>
+          <w:rFonts w:ascii="Arial" w:hAnsi="Arial" w:cs="Arial"/>
+        </w:rPr>
+        <w:lastRenderedPageBreak/>
+        <w:t>democratizando acceso a tecnologías de punta tradicionalmente reservadas a contextos urbanos.</w:t>
+      </w:r>
     </w:p>
     <w:p>
       <w:pPr>
@@ -4762,7 +4211,7 @@
           <w:color w:val="auto"/>
         </w:rPr>
       </w:pPr>
-      <w:bookmarkStart w:id="18" w:name="_Toc225367711"/>
+      <w:bookmarkStart w:id="18" w:name="_Toc226038129"/>
       <w:r>
         <w:rPr>
           <w:rFonts w:ascii="Arial" w:hAnsi="Arial" w:cs="Arial"/>
@@ -4771,18 +4220,43 @@
         <w:t>Especificación de requerimientos</w:t>
       </w:r>
       <w:bookmarkEnd w:id="18"/>
+    </w:p>
+    <w:p>
+      <w:pPr>
+        <w:pStyle w:val="Ttulo4"/>
+        <w:numPr>
+          <w:ilvl w:val="2"/>
+          <w:numId w:val="7"/>
+        </w:numPr>
+        <w:rPr>
+          <w:rFonts w:ascii="Arial" w:hAnsi="Arial" w:cs="Arial"/>
+          <w:i w:val="0"/>
+          <w:iCs w:val="0"/>
+          <w:color w:val="auto"/>
+        </w:rPr>
+      </w:pPr>
+      <w:r>
+        <w:rPr>
+          <w:rFonts w:ascii="Arial" w:hAnsi="Arial" w:cs="Arial"/>
+          <w:i w:val="0"/>
+          <w:iCs w:val="0"/>
+          <w:color w:val="auto"/>
+        </w:rPr>
+        <w:t>Cuadro de involucrados</w:t>
+      </w:r>
     </w:p>
     <w:tbl>
       <w:tblPr>
         <w:tblStyle w:val="Tablaconcuadrcula"/>
-        <w:tblpPr w:leftFromText="141" w:rightFromText="141" w:vertAnchor="page" w:horzAnchor="margin" w:tblpY="3366"/>
         <w:tblW w:w="5000" w:type="pct"/>
         <w:tblLook w:val="04A0" w:firstRow="1" w:lastRow="0" w:firstColumn="1" w:lastColumn="0" w:noHBand="0" w:noVBand="1"/>
       </w:tblPr>
       <w:tblGrid>
-        <w:gridCol w:w="2184"/>
-        <w:gridCol w:w="2276"/>
-        <w:gridCol w:w="4934"/>
+        <w:gridCol w:w="1874"/>
+        <w:gridCol w:w="1800"/>
+        <w:gridCol w:w="2090"/>
+        <w:gridCol w:w="2437"/>
+        <w:gridCol w:w="1193"/>
       </w:tblGrid>
       <w:tr>
         <w:tc>
@@ -4792,10 +4266,20 @@
           </w:tcPr>
           <w:p>
             <w:pPr>
-              <w:spacing w:after="160" w:line="480" w:lineRule="auto"/>
-            </w:pPr>
-            <w:r>
-              <w:t>Actor</w:t>
+              <w:spacing w:after="160" w:line="278" w:lineRule="auto"/>
+              <w:rPr>
+                <w:rFonts w:ascii="Arial" w:hAnsi="Arial" w:cs="Arial"/>
+                <w:sz w:val="22"/>
+                <w:szCs w:val="22"/>
+              </w:rPr>
+            </w:pPr>
+            <w:r>
+              <w:rPr>
+                <w:rFonts w:ascii="Arial" w:hAnsi="Arial" w:cs="Arial"/>
+                <w:sz w:val="22"/>
+                <w:szCs w:val="22"/>
+              </w:rPr>
+              <w:t>Involucrado</w:t>
             </w:r>
           </w:p>
         </w:tc>
@@ -4806,10 +4290,20 @@
           </w:tcPr>
           <w:p>
             <w:pPr>
-              <w:spacing w:after="160" w:line="480" w:lineRule="auto"/>
-            </w:pPr>
-            <w:r>
-              <w:t>Rol</w:t>
+              <w:spacing w:after="160" w:line="278" w:lineRule="auto"/>
+              <w:rPr>
+                <w:rFonts w:ascii="Arial" w:hAnsi="Arial" w:cs="Arial"/>
+                <w:sz w:val="22"/>
+                <w:szCs w:val="22"/>
+              </w:rPr>
+            </w:pPr>
+            <w:r>
+              <w:rPr>
+                <w:rFonts w:ascii="Arial" w:hAnsi="Arial" w:cs="Arial"/>
+                <w:sz w:val="22"/>
+                <w:szCs w:val="22"/>
+              </w:rPr>
+              <w:t>Relación con el proyecto</w:t>
             </w:r>
           </w:p>
         </w:tc>
@@ -4820,10 +4314,68 @@
           </w:tcPr>
           <w:p>
             <w:pPr>
-              <w:spacing w:after="160" w:line="480" w:lineRule="auto"/>
-            </w:pPr>
-            <w:r>
-              <w:t>Interacciones principales</w:t>
+              <w:spacing w:after="160" w:line="278" w:lineRule="auto"/>
+              <w:rPr>
+                <w:rFonts w:ascii="Arial" w:hAnsi="Arial" w:cs="Arial"/>
+                <w:sz w:val="22"/>
+                <w:szCs w:val="22"/>
+              </w:rPr>
+            </w:pPr>
+            <w:r>
+              <w:rPr>
+                <w:rFonts w:ascii="Arial" w:hAnsi="Arial" w:cs="Arial"/>
+                <w:sz w:val="22"/>
+                <w:szCs w:val="22"/>
+              </w:rPr>
+              <w:t>Interés o necesidad principal</w:t>
+            </w:r>
+          </w:p>
+        </w:tc>
+        <w:tc>
+          <w:tcPr>
+            <w:tcW w:w="0" w:type="auto"/>
+            <w:hideMark/>
+          </w:tcPr>
+          <w:p>
+            <w:pPr>
+              <w:spacing w:after="160" w:line="278" w:lineRule="auto"/>
+              <w:rPr>
+                <w:rFonts w:ascii="Arial" w:hAnsi="Arial" w:cs="Arial"/>
+                <w:sz w:val="22"/>
+                <w:szCs w:val="22"/>
+              </w:rPr>
+            </w:pPr>
+            <w:r>
+              <w:rPr>
+                <w:rFonts w:ascii="Arial" w:hAnsi="Arial" w:cs="Arial"/>
+                <w:sz w:val="22"/>
+                <w:szCs w:val="22"/>
+              </w:rPr>
+              <w:t>Aporte o participación</w:t>
+            </w:r>
+          </w:p>
+        </w:tc>
+        <w:tc>
+          <w:tcPr>
+            <w:tcW w:w="0" w:type="auto"/>
+            <w:hideMark/>
+          </w:tcPr>
+          <w:p>
+            <w:pPr>
+              <w:spacing w:after="160" w:line="278" w:lineRule="auto"/>
+              <w:rPr>
+                <w:rFonts w:ascii="Arial" w:hAnsi="Arial" w:cs="Arial"/>
+                <w:sz w:val="22"/>
+                <w:szCs w:val="22"/>
+              </w:rPr>
+            </w:pPr>
+            <w:r>
+              <w:rPr>
+                <w:rFonts w:ascii="Arial" w:hAnsi="Arial" w:cs="Arial"/>
+                <w:sz w:val="22"/>
+                <w:szCs w:val="22"/>
+              </w:rPr>
+              <w:t>Nivel de influencia</w:t>
             </w:r>
           </w:p>
         </w:tc>
@@ -4836,10 +4388,38 @@
           </w:tcPr>
           <w:p>
             <w:pPr>
-              <w:spacing w:after="160" w:line="480" w:lineRule="auto"/>
-            </w:pPr>
-            <w:r>
-              <w:t>Estudiante C.E.A.</w:t>
+              <w:spacing w:after="160" w:line="278" w:lineRule="auto"/>
+              <w:rPr>
+                <w:rFonts w:ascii="Arial" w:hAnsi="Arial" w:cs="Arial"/>
+                <w:sz w:val="22"/>
+                <w:szCs w:val="22"/>
+              </w:rPr>
+            </w:pPr>
+            <w:r>
+              <w:rPr>
+                <w:rFonts w:ascii="Arial" w:hAnsi="Arial" w:cs="Arial"/>
+                <w:sz w:val="22"/>
+                <w:szCs w:val="22"/>
+              </w:rPr>
+              <w:t xml:space="preserve">Dirección del C.E.A. </w:t>
+            </w:r>
+            <w:proofErr w:type="spellStart"/>
+            <w:r>
+              <w:rPr>
+                <w:rFonts w:ascii="Arial" w:hAnsi="Arial" w:cs="Arial"/>
+                <w:sz w:val="22"/>
+                <w:szCs w:val="22"/>
+              </w:rPr>
+              <w:t>Cetha</w:t>
+            </w:r>
+            <w:proofErr w:type="spellEnd"/>
+            <w:r>
+              <w:rPr>
+                <w:rFonts w:ascii="Arial" w:hAnsi="Arial" w:cs="Arial"/>
+                <w:sz w:val="22"/>
+                <w:szCs w:val="22"/>
+              </w:rPr>
+              <w:t xml:space="preserve"> Ildefonso de las Muñecas</w:t>
             </w:r>
           </w:p>
         </w:tc>
@@ -4850,10 +4430,20 @@
           </w:tcPr>
           <w:p>
             <w:pPr>
-              <w:spacing w:after="160" w:line="480" w:lineRule="auto"/>
-            </w:pPr>
-            <w:r>
-              <w:t>Usuario final pedagógico</w:t>
+              <w:spacing w:after="160" w:line="278" w:lineRule="auto"/>
+              <w:rPr>
+                <w:rFonts w:ascii="Arial" w:hAnsi="Arial" w:cs="Arial"/>
+                <w:sz w:val="22"/>
+                <w:szCs w:val="22"/>
+              </w:rPr>
+            </w:pPr>
+            <w:r>
+              <w:rPr>
+                <w:rFonts w:ascii="Arial" w:hAnsi="Arial" w:cs="Arial"/>
+                <w:sz w:val="22"/>
+                <w:szCs w:val="22"/>
+              </w:rPr>
+              <w:t>Institución beneficiaria directa</w:t>
             </w:r>
           </w:p>
         </w:tc>
@@ -4864,18 +4454,68 @@
           </w:tcPr>
           <w:p>
             <w:pPr>
-              <w:spacing w:after="160" w:line="480" w:lineRule="auto"/>
-            </w:pPr>
-            <w:r>
-              <w:t xml:space="preserve">Consulta </w:t>
-            </w:r>
-            <w:proofErr w:type="spellStart"/>
-            <w:r>
-              <w:t>dashboard</w:t>
-            </w:r>
-            <w:proofErr w:type="spellEnd"/>
-            <w:r>
-              <w:t xml:space="preserve"> (predicciones ML1, alertas ML3), realiza riego manual supervisado por ML2</w:t>
+              <w:spacing w:after="160" w:line="278" w:lineRule="auto"/>
+              <w:rPr>
+                <w:rFonts w:ascii="Arial" w:hAnsi="Arial" w:cs="Arial"/>
+                <w:sz w:val="22"/>
+                <w:szCs w:val="22"/>
+              </w:rPr>
+            </w:pPr>
+            <w:r>
+              <w:rPr>
+                <w:rFonts w:ascii="Arial" w:hAnsi="Arial" w:cs="Arial"/>
+                <w:sz w:val="22"/>
+                <w:szCs w:val="22"/>
+              </w:rPr>
+              <w:t>Mejorar la disponibilidad de agua para actividades pedagógicas y productivas</w:t>
+            </w:r>
+          </w:p>
+        </w:tc>
+        <w:tc>
+          <w:tcPr>
+            <w:tcW w:w="0" w:type="auto"/>
+            <w:hideMark/>
+          </w:tcPr>
+          <w:p>
+            <w:pPr>
+              <w:spacing w:after="160" w:line="278" w:lineRule="auto"/>
+              <w:rPr>
+                <w:rFonts w:ascii="Arial" w:hAnsi="Arial" w:cs="Arial"/>
+                <w:sz w:val="22"/>
+                <w:szCs w:val="22"/>
+              </w:rPr>
+            </w:pPr>
+            <w:r>
+              <w:rPr>
+                <w:rFonts w:ascii="Arial" w:hAnsi="Arial" w:cs="Arial"/>
+                <w:sz w:val="22"/>
+                <w:szCs w:val="22"/>
+              </w:rPr>
+              <w:t>Autoriza implementación, facilita acceso a infraestructura y coordina institucionalmente</w:t>
+            </w:r>
+          </w:p>
+        </w:tc>
+        <w:tc>
+          <w:tcPr>
+            <w:tcW w:w="0" w:type="auto"/>
+            <w:hideMark/>
+          </w:tcPr>
+          <w:p>
+            <w:pPr>
+              <w:spacing w:after="160" w:line="278" w:lineRule="auto"/>
+              <w:rPr>
+                <w:rFonts w:ascii="Arial" w:hAnsi="Arial" w:cs="Arial"/>
+                <w:sz w:val="22"/>
+                <w:szCs w:val="22"/>
+              </w:rPr>
+            </w:pPr>
+            <w:r>
+              <w:rPr>
+                <w:rFonts w:ascii="Arial" w:hAnsi="Arial" w:cs="Arial"/>
+                <w:sz w:val="22"/>
+                <w:szCs w:val="22"/>
+              </w:rPr>
+              <w:t>Alta ​</w:t>
             </w:r>
           </w:p>
         </w:tc>
@@ -4888,10 +4528,20 @@
           </w:tcPr>
           <w:p>
             <w:pPr>
-              <w:spacing w:after="160" w:line="480" w:lineRule="auto"/>
-            </w:pPr>
-            <w:r>
-              <w:t>Docente técnico</w:t>
+              <w:spacing w:after="160" w:line="278" w:lineRule="auto"/>
+              <w:rPr>
+                <w:rFonts w:ascii="Arial" w:hAnsi="Arial" w:cs="Arial"/>
+                <w:sz w:val="22"/>
+                <w:szCs w:val="22"/>
+              </w:rPr>
+            </w:pPr>
+            <w:r>
+              <w:rPr>
+                <w:rFonts w:ascii="Arial" w:hAnsi="Arial" w:cs="Arial"/>
+                <w:sz w:val="22"/>
+                <w:szCs w:val="22"/>
+              </w:rPr>
+              <w:t>Docentes técnicos</w:t>
             </w:r>
           </w:p>
         </w:tc>
@@ -4902,10 +4552,20 @@
           </w:tcPr>
           <w:p>
             <w:pPr>
-              <w:spacing w:after="160" w:line="480" w:lineRule="auto"/>
-            </w:pPr>
-            <w:r>
-              <w:t>Supervisor académico</w:t>
+              <w:spacing w:after="160" w:line="278" w:lineRule="auto"/>
+              <w:rPr>
+                <w:rFonts w:ascii="Arial" w:hAnsi="Arial" w:cs="Arial"/>
+                <w:sz w:val="22"/>
+                <w:szCs w:val="22"/>
+              </w:rPr>
+            </w:pPr>
+            <w:r>
+              <w:rPr>
+                <w:rFonts w:ascii="Arial" w:hAnsi="Arial" w:cs="Arial"/>
+                <w:sz w:val="22"/>
+                <w:szCs w:val="22"/>
+              </w:rPr>
+              <w:t>Usuarios directos del sistema en el ámbito académico</w:t>
             </w:r>
           </w:p>
         </w:tc>
@@ -4916,10 +4576,68 @@
           </w:tcPr>
           <w:p>
             <w:pPr>
-              <w:spacing w:after="160" w:line="480" w:lineRule="auto"/>
-            </w:pPr>
-            <w:r>
-              <w:t>Configura umbrales riego, valida predicciones ML, usa escenarios ML3 para planificación clases</w:t>
+              <w:spacing w:after="160" w:line="278" w:lineRule="auto"/>
+              <w:rPr>
+                <w:rFonts w:ascii="Arial" w:hAnsi="Arial" w:cs="Arial"/>
+                <w:sz w:val="22"/>
+                <w:szCs w:val="22"/>
+              </w:rPr>
+            </w:pPr>
+            <w:r>
+              <w:rPr>
+                <w:rFonts w:ascii="Arial" w:hAnsi="Arial" w:cs="Arial"/>
+                <w:sz w:val="22"/>
+                <w:szCs w:val="22"/>
+              </w:rPr>
+              <w:t>Contar con agua para prácticas agropecuarias y apoyo tecnológico para la enseñanza</w:t>
+            </w:r>
+          </w:p>
+        </w:tc>
+        <w:tc>
+          <w:tcPr>
+            <w:tcW w:w="0" w:type="auto"/>
+            <w:hideMark/>
+          </w:tcPr>
+          <w:p>
+            <w:pPr>
+              <w:spacing w:after="160" w:line="278" w:lineRule="auto"/>
+              <w:rPr>
+                <w:rFonts w:ascii="Arial" w:hAnsi="Arial" w:cs="Arial"/>
+                <w:sz w:val="22"/>
+                <w:szCs w:val="22"/>
+              </w:rPr>
+            </w:pPr>
+            <w:r>
+              <w:rPr>
+                <w:rFonts w:ascii="Arial" w:hAnsi="Arial" w:cs="Arial"/>
+                <w:sz w:val="22"/>
+                <w:szCs w:val="22"/>
+              </w:rPr>
+              <w:t>Supervisan uso del sistema, validan utilidad pedagógica y apoyan su integración en clases</w:t>
+            </w:r>
+          </w:p>
+        </w:tc>
+        <w:tc>
+          <w:tcPr>
+            <w:tcW w:w="0" w:type="auto"/>
+            <w:hideMark/>
+          </w:tcPr>
+          <w:p>
+            <w:pPr>
+              <w:spacing w:after="160" w:line="278" w:lineRule="auto"/>
+              <w:rPr>
+                <w:rFonts w:ascii="Arial" w:hAnsi="Arial" w:cs="Arial"/>
+                <w:sz w:val="22"/>
+                <w:szCs w:val="22"/>
+              </w:rPr>
+            </w:pPr>
+            <w:r>
+              <w:rPr>
+                <w:rFonts w:ascii="Arial" w:hAnsi="Arial" w:cs="Arial"/>
+                <w:sz w:val="22"/>
+                <w:szCs w:val="22"/>
+              </w:rPr>
+              <w:t>Alta ​</w:t>
             </w:r>
           </w:p>
         </w:tc>
@@ -4932,10 +4650,20 @@
           </w:tcPr>
           <w:p>
             <w:pPr>
-              <w:spacing w:after="160" w:line="480" w:lineRule="auto"/>
-            </w:pPr>
-            <w:r>
-              <w:t>Técnico C.E.A.</w:t>
+              <w:spacing w:after="160" w:line="278" w:lineRule="auto"/>
+              <w:rPr>
+                <w:rFonts w:ascii="Arial" w:hAnsi="Arial" w:cs="Arial"/>
+                <w:sz w:val="22"/>
+                <w:szCs w:val="22"/>
+              </w:rPr>
+            </w:pPr>
+            <w:r>
+              <w:rPr>
+                <w:rFonts w:ascii="Arial" w:hAnsi="Arial" w:cs="Arial"/>
+                <w:sz w:val="22"/>
+                <w:szCs w:val="22"/>
+              </w:rPr>
+              <w:t>Estudiantes del C.E.A.</w:t>
             </w:r>
           </w:p>
         </w:tc>
@@ -4946,10 +4674,20 @@
           </w:tcPr>
           <w:p>
             <w:pPr>
-              <w:spacing w:after="160" w:line="480" w:lineRule="auto"/>
-            </w:pPr>
-            <w:r>
-              <w:t>Mantenimiento operacional</w:t>
+              <w:spacing w:after="160" w:line="278" w:lineRule="auto"/>
+              <w:rPr>
+                <w:rFonts w:ascii="Arial" w:hAnsi="Arial" w:cs="Arial"/>
+                <w:sz w:val="22"/>
+                <w:szCs w:val="22"/>
+              </w:rPr>
+            </w:pPr>
+            <w:r>
+              <w:rPr>
+                <w:rFonts w:ascii="Arial" w:hAnsi="Arial" w:cs="Arial"/>
+                <w:sz w:val="22"/>
+                <w:szCs w:val="22"/>
+              </w:rPr>
+              <w:t>Beneficiarios directos y usuarios finales</w:t>
             </w:r>
           </w:p>
         </w:tc>
@@ -4960,18 +4698,68 @@
           </w:tcPr>
           <w:p>
             <w:pPr>
-              <w:spacing w:after="160" w:line="480" w:lineRule="auto"/>
-            </w:pPr>
-            <w:r>
-              <w:t xml:space="preserve">Calibra sensores </w:t>
-            </w:r>
-            <w:proofErr w:type="spellStart"/>
-            <w:r>
-              <w:t>IoT</w:t>
-            </w:r>
-            <w:proofErr w:type="spellEnd"/>
-            <w:r>
-              <w:t>, monitorea atrapanieblas, actualiza servidor MCP local</w:t>
+              <w:spacing w:after="160" w:line="278" w:lineRule="auto"/>
+              <w:rPr>
+                <w:rFonts w:ascii="Arial" w:hAnsi="Arial" w:cs="Arial"/>
+                <w:sz w:val="22"/>
+                <w:szCs w:val="22"/>
+              </w:rPr>
+            </w:pPr>
+            <w:r>
+              <w:rPr>
+                <w:rFonts w:ascii="Arial" w:hAnsi="Arial" w:cs="Arial"/>
+                <w:sz w:val="22"/>
+                <w:szCs w:val="22"/>
+              </w:rPr>
+              <w:t>Disponer de mejores condiciones para prácticas agrícolas y formación tecnológica</w:t>
+            </w:r>
+          </w:p>
+        </w:tc>
+        <w:tc>
+          <w:tcPr>
+            <w:tcW w:w="0" w:type="auto"/>
+            <w:hideMark/>
+          </w:tcPr>
+          <w:p>
+            <w:pPr>
+              <w:spacing w:after="160" w:line="278" w:lineRule="auto"/>
+              <w:rPr>
+                <w:rFonts w:ascii="Arial" w:hAnsi="Arial" w:cs="Arial"/>
+                <w:sz w:val="22"/>
+                <w:szCs w:val="22"/>
+              </w:rPr>
+            </w:pPr>
+            <w:r>
+              <w:rPr>
+                <w:rFonts w:ascii="Arial" w:hAnsi="Arial" w:cs="Arial"/>
+                <w:sz w:val="22"/>
+                <w:szCs w:val="22"/>
+              </w:rPr>
+              <w:t>Utilizan el sistema, participan en prácticas, observan datos y fortalecen competencias técnicas</w:t>
+            </w:r>
+          </w:p>
+        </w:tc>
+        <w:tc>
+          <w:tcPr>
+            <w:tcW w:w="0" w:type="auto"/>
+            <w:hideMark/>
+          </w:tcPr>
+          <w:p>
+            <w:pPr>
+              <w:spacing w:after="160" w:line="278" w:lineRule="auto"/>
+              <w:rPr>
+                <w:rFonts w:ascii="Arial" w:hAnsi="Arial" w:cs="Arial"/>
+                <w:sz w:val="22"/>
+                <w:szCs w:val="22"/>
+              </w:rPr>
+            </w:pPr>
+            <w:r>
+              <w:rPr>
+                <w:rFonts w:ascii="Arial" w:hAnsi="Arial" w:cs="Arial"/>
+                <w:sz w:val="22"/>
+                <w:szCs w:val="22"/>
+              </w:rPr>
+              <w:t>Media​</w:t>
             </w:r>
           </w:p>
         </w:tc>
@@ -4984,13 +4772,20 @@
           </w:tcPr>
           <w:p>
             <w:pPr>
-              <w:spacing w:after="160" w:line="480" w:lineRule="auto"/>
-            </w:pPr>
-            <w:r>
-              <w:t>Servidor</w:t>
-            </w:r>
-            <w:r>
-              <w:t xml:space="preserve"> MCP</w:t>
+              <w:spacing w:after="160" w:line="278" w:lineRule="auto"/>
+              <w:rPr>
+                <w:rFonts w:ascii="Arial" w:hAnsi="Arial" w:cs="Arial"/>
+                <w:sz w:val="22"/>
+                <w:szCs w:val="22"/>
+              </w:rPr>
+            </w:pPr>
+            <w:r>
+              <w:rPr>
+                <w:rFonts w:ascii="Arial" w:hAnsi="Arial" w:cs="Arial"/>
+                <w:sz w:val="22"/>
+                <w:szCs w:val="22"/>
+              </w:rPr>
+              <w:t>Técnico o responsable de mantenimiento</w:t>
             </w:r>
           </w:p>
         </w:tc>
@@ -5001,10 +4796,20 @@
           </w:tcPr>
           <w:p>
             <w:pPr>
-              <w:spacing w:after="160" w:line="480" w:lineRule="auto"/>
-            </w:pPr>
-            <w:r>
-              <w:t>Orquestador interno</w:t>
+              <w:spacing w:after="160" w:line="278" w:lineRule="auto"/>
+              <w:rPr>
+                <w:rFonts w:ascii="Arial" w:hAnsi="Arial" w:cs="Arial"/>
+                <w:sz w:val="22"/>
+                <w:szCs w:val="22"/>
+              </w:rPr>
+            </w:pPr>
+            <w:r>
+              <w:rPr>
+                <w:rFonts w:ascii="Arial" w:hAnsi="Arial" w:cs="Arial"/>
+                <w:sz w:val="22"/>
+                <w:szCs w:val="22"/>
+              </w:rPr>
+              <w:t>Actor operativo del sistema</w:t>
             </w:r>
           </w:p>
         </w:tc>
@@ -5015,18 +4820,86 @@
           </w:tcPr>
           <w:p>
             <w:pPr>
-              <w:spacing w:after="160" w:line="480" w:lineRule="auto"/>
-            </w:pPr>
-            <w:r>
-              <w:t xml:space="preserve">Intercambia datos entre ML1/ML2/ML3, sensores y </w:t>
+              <w:spacing w:after="160" w:line="278" w:lineRule="auto"/>
+              <w:rPr>
+                <w:rFonts w:ascii="Arial" w:hAnsi="Arial" w:cs="Arial"/>
+                <w:sz w:val="22"/>
+                <w:szCs w:val="22"/>
+              </w:rPr>
+            </w:pPr>
+            <w:r>
+              <w:rPr>
+                <w:rFonts w:ascii="Arial" w:hAnsi="Arial" w:cs="Arial"/>
+                <w:sz w:val="22"/>
+                <w:szCs w:val="22"/>
+              </w:rPr>
+              <w:t xml:space="preserve">Garantizar funcionamiento continuo de sensores, ESP32, </w:t>
             </w:r>
             <w:proofErr w:type="spellStart"/>
             <w:r>
+              <w:rPr>
+                <w:rFonts w:ascii="Arial" w:hAnsi="Arial" w:cs="Arial"/>
+                <w:sz w:val="22"/>
+                <w:szCs w:val="22"/>
+              </w:rPr>
               <w:t>dashboard</w:t>
             </w:r>
             <w:proofErr w:type="spellEnd"/>
             <w:r>
-              <w:t xml:space="preserve"> (actor sistema)</w:t>
+              <w:rPr>
+                <w:rFonts w:ascii="Arial" w:hAnsi="Arial" w:cs="Arial"/>
+                <w:sz w:val="22"/>
+                <w:szCs w:val="22"/>
+              </w:rPr>
+              <w:t xml:space="preserve"> y servidor local</w:t>
+            </w:r>
+          </w:p>
+        </w:tc>
+        <w:tc>
+          <w:tcPr>
+            <w:tcW w:w="0" w:type="auto"/>
+            <w:hideMark/>
+          </w:tcPr>
+          <w:p>
+            <w:pPr>
+              <w:spacing w:after="160" w:line="278" w:lineRule="auto"/>
+              <w:rPr>
+                <w:rFonts w:ascii="Arial" w:hAnsi="Arial" w:cs="Arial"/>
+                <w:sz w:val="22"/>
+                <w:szCs w:val="22"/>
+              </w:rPr>
+            </w:pPr>
+            <w:r>
+              <w:rPr>
+                <w:rFonts w:ascii="Arial" w:hAnsi="Arial" w:cs="Arial"/>
+                <w:sz w:val="22"/>
+                <w:szCs w:val="22"/>
+              </w:rPr>
+              <w:t>Calibra sensores, revisa hardware, monitorea fallas y da mantenimiento básico</w:t>
+            </w:r>
+          </w:p>
+        </w:tc>
+        <w:tc>
+          <w:tcPr>
+            <w:tcW w:w="0" w:type="auto"/>
+            <w:hideMark/>
+          </w:tcPr>
+          <w:p>
+            <w:pPr>
+              <w:spacing w:after="160" w:line="278" w:lineRule="auto"/>
+              <w:rPr>
+                <w:rFonts w:ascii="Arial" w:hAnsi="Arial" w:cs="Arial"/>
+                <w:sz w:val="22"/>
+                <w:szCs w:val="22"/>
+              </w:rPr>
+            </w:pPr>
+            <w:r>
+              <w:rPr>
+                <w:rFonts w:ascii="Arial" w:hAnsi="Arial" w:cs="Arial"/>
+                <w:sz w:val="22"/>
+                <w:szCs w:val="22"/>
+              </w:rPr>
+              <w:t>Alta​</w:t>
             </w:r>
           </w:p>
         </w:tc>
@@ -5039,11 +4912,31 @@
           </w:tcPr>
           <w:p>
             <w:pPr>
-              <w:spacing w:after="160" w:line="480" w:lineRule="auto"/>
-            </w:pPr>
-            <w:r>
-              <w:t>Administrador comunitario</w:t>
-            </w:r>
+              <w:spacing w:after="160" w:line="278" w:lineRule="auto"/>
+              <w:rPr>
+                <w:rFonts w:ascii="Arial" w:hAnsi="Arial" w:cs="Arial"/>
+                <w:sz w:val="22"/>
+                <w:szCs w:val="22"/>
+              </w:rPr>
+            </w:pPr>
+            <w:r>
+              <w:rPr>
+                <w:rFonts w:ascii="Arial" w:hAnsi="Arial" w:cs="Arial"/>
+                <w:sz w:val="22"/>
+                <w:szCs w:val="22"/>
+              </w:rPr>
+              <w:t xml:space="preserve">Comunidad de </w:t>
+            </w:r>
+            <w:proofErr w:type="spellStart"/>
+            <w:r>
+              <w:rPr>
+                <w:rFonts w:ascii="Arial" w:hAnsi="Arial" w:cs="Arial"/>
+                <w:sz w:val="22"/>
+                <w:szCs w:val="22"/>
+              </w:rPr>
+              <w:t>Titicachi</w:t>
+            </w:r>
+            <w:proofErr w:type="spellEnd"/>
           </w:p>
         </w:tc>
         <w:tc>
@@ -5053,10 +4946,20 @@
           </w:tcPr>
           <w:p>
             <w:pPr>
-              <w:spacing w:after="160" w:line="480" w:lineRule="auto"/>
-            </w:pPr>
-            <w:r>
-              <w:t>Gobernanza externa</w:t>
+              <w:spacing w:after="160" w:line="278" w:lineRule="auto"/>
+              <w:rPr>
+                <w:rFonts w:ascii="Arial" w:hAnsi="Arial" w:cs="Arial"/>
+                <w:sz w:val="22"/>
+                <w:szCs w:val="22"/>
+              </w:rPr>
+            </w:pPr>
+            <w:r>
+              <w:rPr>
+                <w:rFonts w:ascii="Arial" w:hAnsi="Arial" w:cs="Arial"/>
+                <w:sz w:val="22"/>
+                <w:szCs w:val="22"/>
+              </w:rPr>
+              <w:t>Beneficiaria indirecta</w:t>
             </w:r>
           </w:p>
         </w:tc>
@@ -5067,15 +4970,713 @@
           </w:tcPr>
           <w:p>
             <w:pPr>
-              <w:spacing w:after="160" w:line="480" w:lineRule="auto"/>
-            </w:pPr>
-            <w:r>
-              <w:t>Accede reportes agregados de uso hídrico (sin datos sensibles)</w:t>
+              <w:spacing w:after="160" w:line="278" w:lineRule="auto"/>
+              <w:rPr>
+                <w:rFonts w:ascii="Arial" w:hAnsi="Arial" w:cs="Arial"/>
+                <w:sz w:val="22"/>
+                <w:szCs w:val="22"/>
+              </w:rPr>
+            </w:pPr>
+            <w:r>
+              <w:rPr>
+                <w:rFonts w:ascii="Arial" w:hAnsi="Arial" w:cs="Arial"/>
+                <w:sz w:val="22"/>
+                <w:szCs w:val="22"/>
+              </w:rPr>
+              <w:t>Reducir presión sobre el ojo de agua y promover soluciones sostenibles</w:t>
+            </w:r>
+          </w:p>
+        </w:tc>
+        <w:tc>
+          <w:tcPr>
+            <w:tcW w:w="0" w:type="auto"/>
+            <w:hideMark/>
+          </w:tcPr>
+          <w:p>
+            <w:pPr>
+              <w:spacing w:after="160" w:line="278" w:lineRule="auto"/>
+              <w:rPr>
+                <w:rFonts w:ascii="Arial" w:hAnsi="Arial" w:cs="Arial"/>
+                <w:sz w:val="22"/>
+                <w:szCs w:val="22"/>
+              </w:rPr>
+            </w:pPr>
+            <w:r>
+              <w:rPr>
+                <w:rFonts w:ascii="Arial" w:hAnsi="Arial" w:cs="Arial"/>
+                <w:sz w:val="22"/>
+                <w:szCs w:val="22"/>
+              </w:rPr>
+              <w:t>Apoyo social, aceptación comunitaria y posible réplica local de la solución</w:t>
+            </w:r>
+          </w:p>
+        </w:tc>
+        <w:tc>
+          <w:tcPr>
+            <w:tcW w:w="0" w:type="auto"/>
+            <w:hideMark/>
+          </w:tcPr>
+          <w:p>
+            <w:pPr>
+              <w:spacing w:after="160" w:line="278" w:lineRule="auto"/>
+              <w:rPr>
+                <w:rFonts w:ascii="Arial" w:hAnsi="Arial" w:cs="Arial"/>
+                <w:sz w:val="22"/>
+                <w:szCs w:val="22"/>
+              </w:rPr>
+            </w:pPr>
+            <w:r>
+              <w:rPr>
+                <w:rFonts w:ascii="Arial" w:hAnsi="Arial" w:cs="Arial"/>
+                <w:sz w:val="22"/>
+                <w:szCs w:val="22"/>
+              </w:rPr>
+              <w:t>Media ​</w:t>
+            </w:r>
+          </w:p>
+        </w:tc>
+      </w:tr>
+      <w:tr>
+        <w:tc>
+          <w:tcPr>
+            <w:tcW w:w="0" w:type="auto"/>
+            <w:hideMark/>
+          </w:tcPr>
+          <w:p>
+            <w:pPr>
+              <w:spacing w:after="160" w:line="278" w:lineRule="auto"/>
+              <w:rPr>
+                <w:rFonts w:ascii="Arial" w:hAnsi="Arial" w:cs="Arial"/>
+                <w:sz w:val="22"/>
+                <w:szCs w:val="22"/>
+              </w:rPr>
+            </w:pPr>
+            <w:r>
+              <w:rPr>
+                <w:rFonts w:ascii="Arial" w:hAnsi="Arial" w:cs="Arial"/>
+                <w:sz w:val="22"/>
+                <w:szCs w:val="22"/>
+              </w:rPr>
+              <w:lastRenderedPageBreak/>
+              <w:t>Investigador / estudiante tesista</w:t>
+            </w:r>
+          </w:p>
+        </w:tc>
+        <w:tc>
+          <w:tcPr>
+            <w:tcW w:w="0" w:type="auto"/>
+            <w:hideMark/>
+          </w:tcPr>
+          <w:p>
+            <w:pPr>
+              <w:spacing w:after="160" w:line="278" w:lineRule="auto"/>
+              <w:rPr>
+                <w:rFonts w:ascii="Arial" w:hAnsi="Arial" w:cs="Arial"/>
+                <w:sz w:val="22"/>
+                <w:szCs w:val="22"/>
+              </w:rPr>
+            </w:pPr>
+            <w:r>
+              <w:rPr>
+                <w:rFonts w:ascii="Arial" w:hAnsi="Arial" w:cs="Arial"/>
+                <w:sz w:val="22"/>
+                <w:szCs w:val="22"/>
+              </w:rPr>
+              <w:t>Diseñador y ejecutor del proyecto</w:t>
+            </w:r>
+          </w:p>
+        </w:tc>
+        <w:tc>
+          <w:tcPr>
+            <w:tcW w:w="0" w:type="auto"/>
+            <w:hideMark/>
+          </w:tcPr>
+          <w:p>
+            <w:pPr>
+              <w:spacing w:after="160" w:line="278" w:lineRule="auto"/>
+              <w:rPr>
+                <w:rFonts w:ascii="Arial" w:hAnsi="Arial" w:cs="Arial"/>
+                <w:sz w:val="22"/>
+                <w:szCs w:val="22"/>
+              </w:rPr>
+            </w:pPr>
+            <w:r>
+              <w:rPr>
+                <w:rFonts w:ascii="Arial" w:hAnsi="Arial" w:cs="Arial"/>
+                <w:sz w:val="22"/>
+                <w:szCs w:val="22"/>
+              </w:rPr>
+              <w:t>Desarrollar, implementar y validar la propuesta tecnológica</w:t>
+            </w:r>
+          </w:p>
+        </w:tc>
+        <w:tc>
+          <w:tcPr>
+            <w:tcW w:w="0" w:type="auto"/>
+            <w:hideMark/>
+          </w:tcPr>
+          <w:p>
+            <w:pPr>
+              <w:spacing w:after="160" w:line="278" w:lineRule="auto"/>
+              <w:rPr>
+                <w:rFonts w:ascii="Arial" w:hAnsi="Arial" w:cs="Arial"/>
+                <w:sz w:val="22"/>
+                <w:szCs w:val="22"/>
+              </w:rPr>
+            </w:pPr>
+            <w:r>
+              <w:rPr>
+                <w:rFonts w:ascii="Arial" w:hAnsi="Arial" w:cs="Arial"/>
+                <w:sz w:val="22"/>
+                <w:szCs w:val="22"/>
+              </w:rPr>
+              <w:t xml:space="preserve">Diseña arquitectura, entrena modelos ML, integra MCP, implementa </w:t>
+            </w:r>
+            <w:proofErr w:type="spellStart"/>
+            <w:r>
+              <w:rPr>
+                <w:rFonts w:ascii="Arial" w:hAnsi="Arial" w:cs="Arial"/>
+                <w:sz w:val="22"/>
+                <w:szCs w:val="22"/>
+              </w:rPr>
+              <w:t>dashboard</w:t>
+            </w:r>
+            <w:proofErr w:type="spellEnd"/>
+            <w:r>
+              <w:rPr>
+                <w:rFonts w:ascii="Arial" w:hAnsi="Arial" w:cs="Arial"/>
+                <w:sz w:val="22"/>
+                <w:szCs w:val="22"/>
+              </w:rPr>
+              <w:t xml:space="preserve"> y documenta resultados</w:t>
+            </w:r>
+          </w:p>
+        </w:tc>
+        <w:tc>
+          <w:tcPr>
+            <w:tcW w:w="0" w:type="auto"/>
+            <w:hideMark/>
+          </w:tcPr>
+          <w:p>
+            <w:pPr>
+              <w:spacing w:after="160" w:line="278" w:lineRule="auto"/>
+              <w:rPr>
+                <w:rFonts w:ascii="Arial" w:hAnsi="Arial" w:cs="Arial"/>
+                <w:sz w:val="22"/>
+                <w:szCs w:val="22"/>
+              </w:rPr>
+            </w:pPr>
+            <w:r>
+              <w:rPr>
+                <w:rFonts w:ascii="Arial" w:hAnsi="Arial" w:cs="Arial"/>
+                <w:sz w:val="22"/>
+                <w:szCs w:val="22"/>
+              </w:rPr>
+              <w:t>Alta​</w:t>
+            </w:r>
+          </w:p>
+        </w:tc>
+      </w:tr>
+      <w:tr>
+        <w:tc>
+          <w:tcPr>
+            <w:tcW w:w="0" w:type="auto"/>
+            <w:hideMark/>
+          </w:tcPr>
+          <w:p>
+            <w:pPr>
+              <w:spacing w:after="160" w:line="278" w:lineRule="auto"/>
+              <w:rPr>
+                <w:rFonts w:ascii="Arial" w:hAnsi="Arial" w:cs="Arial"/>
+                <w:sz w:val="22"/>
+                <w:szCs w:val="22"/>
+              </w:rPr>
+            </w:pPr>
+            <w:r>
+              <w:rPr>
+                <w:rFonts w:ascii="Arial" w:hAnsi="Arial" w:cs="Arial"/>
+                <w:sz w:val="22"/>
+                <w:szCs w:val="22"/>
+              </w:rPr>
+              <w:t>Docentes guía / tutores académicos</w:t>
+            </w:r>
+          </w:p>
+        </w:tc>
+        <w:tc>
+          <w:tcPr>
+            <w:tcW w:w="0" w:type="auto"/>
+            <w:hideMark/>
+          </w:tcPr>
+          <w:p>
+            <w:pPr>
+              <w:spacing w:after="160" w:line="278" w:lineRule="auto"/>
+              <w:rPr>
+                <w:rFonts w:ascii="Arial" w:hAnsi="Arial" w:cs="Arial"/>
+                <w:sz w:val="22"/>
+                <w:szCs w:val="22"/>
+              </w:rPr>
+            </w:pPr>
+            <w:r>
+              <w:rPr>
+                <w:rFonts w:ascii="Arial" w:hAnsi="Arial" w:cs="Arial"/>
+                <w:sz w:val="22"/>
+                <w:szCs w:val="22"/>
+              </w:rPr>
+              <w:t>Supervisión académica</w:t>
+            </w:r>
+          </w:p>
+        </w:tc>
+        <w:tc>
+          <w:tcPr>
+            <w:tcW w:w="0" w:type="auto"/>
+            <w:hideMark/>
+          </w:tcPr>
+          <w:p>
+            <w:pPr>
+              <w:spacing w:after="160" w:line="278" w:lineRule="auto"/>
+              <w:rPr>
+                <w:rFonts w:ascii="Arial" w:hAnsi="Arial" w:cs="Arial"/>
+                <w:sz w:val="22"/>
+                <w:szCs w:val="22"/>
+              </w:rPr>
+            </w:pPr>
+            <w:r>
+              <w:rPr>
+                <w:rFonts w:ascii="Arial" w:hAnsi="Arial" w:cs="Arial"/>
+                <w:sz w:val="22"/>
+                <w:szCs w:val="22"/>
+              </w:rPr>
+              <w:t>Garantizar rigor metodológico y técnico del proyecto</w:t>
+            </w:r>
+          </w:p>
+        </w:tc>
+        <w:tc>
+          <w:tcPr>
+            <w:tcW w:w="0" w:type="auto"/>
+            <w:hideMark/>
+          </w:tcPr>
+          <w:p>
+            <w:pPr>
+              <w:spacing w:after="160" w:line="278" w:lineRule="auto"/>
+              <w:rPr>
+                <w:rFonts w:ascii="Arial" w:hAnsi="Arial" w:cs="Arial"/>
+                <w:sz w:val="22"/>
+                <w:szCs w:val="22"/>
+              </w:rPr>
+            </w:pPr>
+            <w:r>
+              <w:rPr>
+                <w:rFonts w:ascii="Arial" w:hAnsi="Arial" w:cs="Arial"/>
+                <w:sz w:val="22"/>
+                <w:szCs w:val="22"/>
+              </w:rPr>
+              <w:t>Orientan diseño de investigación, revisan avances y validan consistencia académica</w:t>
+            </w:r>
+          </w:p>
+        </w:tc>
+        <w:tc>
+          <w:tcPr>
+            <w:tcW w:w="0" w:type="auto"/>
+            <w:hideMark/>
+          </w:tcPr>
+          <w:p>
+            <w:pPr>
+              <w:spacing w:after="160" w:line="278" w:lineRule="auto"/>
+              <w:rPr>
+                <w:rFonts w:ascii="Arial" w:hAnsi="Arial" w:cs="Arial"/>
+                <w:sz w:val="22"/>
+                <w:szCs w:val="22"/>
+              </w:rPr>
+            </w:pPr>
+            <w:r>
+              <w:rPr>
+                <w:rFonts w:ascii="Arial" w:hAnsi="Arial" w:cs="Arial"/>
+                <w:sz w:val="22"/>
+                <w:szCs w:val="22"/>
+              </w:rPr>
+              <w:t>Alta​</w:t>
+            </w:r>
+          </w:p>
+        </w:tc>
+      </w:tr>
+      <w:tr>
+        <w:tc>
+          <w:tcPr>
+            <w:tcW w:w="0" w:type="auto"/>
+            <w:hideMark/>
+          </w:tcPr>
+          <w:p>
+            <w:pPr>
+              <w:spacing w:after="160" w:line="278" w:lineRule="auto"/>
+              <w:rPr>
+                <w:rFonts w:ascii="Arial" w:hAnsi="Arial" w:cs="Arial"/>
+                <w:sz w:val="22"/>
+                <w:szCs w:val="22"/>
+              </w:rPr>
+            </w:pPr>
+            <w:r>
+              <w:rPr>
+                <w:rFonts w:ascii="Arial" w:hAnsi="Arial" w:cs="Arial"/>
+                <w:sz w:val="22"/>
+                <w:szCs w:val="22"/>
+              </w:rPr>
+              <w:t>Modelos ML (ML1, ML2, ML3) integrados vía MCP</w:t>
+            </w:r>
+          </w:p>
+        </w:tc>
+        <w:tc>
+          <w:tcPr>
+            <w:tcW w:w="0" w:type="auto"/>
+            <w:hideMark/>
+          </w:tcPr>
+          <w:p>
+            <w:pPr>
+              <w:spacing w:after="160" w:line="278" w:lineRule="auto"/>
+              <w:rPr>
+                <w:rFonts w:ascii="Arial" w:hAnsi="Arial" w:cs="Arial"/>
+                <w:sz w:val="22"/>
+                <w:szCs w:val="22"/>
+              </w:rPr>
+            </w:pPr>
+            <w:r>
+              <w:rPr>
+                <w:rFonts w:ascii="Arial" w:hAnsi="Arial" w:cs="Arial"/>
+                <w:sz w:val="22"/>
+                <w:szCs w:val="22"/>
+              </w:rPr>
+              <w:t>Componentes técnicos internos del sistema</w:t>
+            </w:r>
+          </w:p>
+        </w:tc>
+        <w:tc>
+          <w:tcPr>
+            <w:tcW w:w="0" w:type="auto"/>
+            <w:hideMark/>
+          </w:tcPr>
+          <w:p>
+            <w:pPr>
+              <w:spacing w:after="160" w:line="278" w:lineRule="auto"/>
+              <w:rPr>
+                <w:rFonts w:ascii="Arial" w:hAnsi="Arial" w:cs="Arial"/>
+                <w:sz w:val="22"/>
+                <w:szCs w:val="22"/>
+              </w:rPr>
+            </w:pPr>
+            <w:r>
+              <w:rPr>
+                <w:rFonts w:ascii="Arial" w:hAnsi="Arial" w:cs="Arial"/>
+                <w:sz w:val="22"/>
+                <w:szCs w:val="22"/>
+              </w:rPr>
+              <w:t>Cumplir funciones de predicción, riego y simulación de escenarios</w:t>
+            </w:r>
+          </w:p>
+        </w:tc>
+        <w:tc>
+          <w:tcPr>
+            <w:tcW w:w="0" w:type="auto"/>
+            <w:hideMark/>
+          </w:tcPr>
+          <w:p>
+            <w:pPr>
+              <w:spacing w:after="160" w:line="278" w:lineRule="auto"/>
+              <w:rPr>
+                <w:rFonts w:ascii="Arial" w:hAnsi="Arial" w:cs="Arial"/>
+                <w:sz w:val="22"/>
+                <w:szCs w:val="22"/>
+              </w:rPr>
+            </w:pPr>
+            <w:r>
+              <w:rPr>
+                <w:rFonts w:ascii="Arial" w:hAnsi="Arial" w:cs="Arial"/>
+                <w:sz w:val="22"/>
+                <w:szCs w:val="22"/>
+              </w:rPr>
+              <w:t>Procesan datos, generan predicciones, automatizan decisiones y apoyan la planificación</w:t>
+            </w:r>
+          </w:p>
+        </w:tc>
+        <w:tc>
+          <w:tcPr>
+            <w:tcW w:w="0" w:type="auto"/>
+            <w:hideMark/>
+          </w:tcPr>
+          <w:p>
+            <w:pPr>
+              <w:spacing w:after="160" w:line="278" w:lineRule="auto"/>
+              <w:rPr>
+                <w:rFonts w:ascii="Arial" w:hAnsi="Arial" w:cs="Arial"/>
+                <w:sz w:val="22"/>
+                <w:szCs w:val="22"/>
+              </w:rPr>
+            </w:pPr>
+            <w:r>
+              <w:rPr>
+                <w:rFonts w:ascii="Arial" w:hAnsi="Arial" w:cs="Arial"/>
+                <w:sz w:val="22"/>
+                <w:szCs w:val="22"/>
+              </w:rPr>
+              <w:t>Alta​</w:t>
+            </w:r>
+          </w:p>
+        </w:tc>
+      </w:tr>
+      <w:tr>
+        <w:tc>
+          <w:tcPr>
+            <w:tcW w:w="0" w:type="auto"/>
+            <w:hideMark/>
+          </w:tcPr>
+          <w:p>
+            <w:pPr>
+              <w:spacing w:after="160" w:line="278" w:lineRule="auto"/>
+              <w:rPr>
+                <w:rFonts w:ascii="Arial" w:hAnsi="Arial" w:cs="Arial"/>
+                <w:sz w:val="22"/>
+                <w:szCs w:val="22"/>
+              </w:rPr>
+            </w:pPr>
+            <w:r>
+              <w:rPr>
+                <w:rFonts w:ascii="Arial" w:hAnsi="Arial" w:cs="Arial"/>
+                <w:sz w:val="22"/>
+                <w:szCs w:val="22"/>
+              </w:rPr>
+              <w:t>Servidor MCP local</w:t>
+            </w:r>
+          </w:p>
+        </w:tc>
+        <w:tc>
+          <w:tcPr>
+            <w:tcW w:w="0" w:type="auto"/>
+            <w:hideMark/>
+          </w:tcPr>
+          <w:p>
+            <w:pPr>
+              <w:spacing w:after="160" w:line="278" w:lineRule="auto"/>
+              <w:rPr>
+                <w:rFonts w:ascii="Arial" w:hAnsi="Arial" w:cs="Arial"/>
+                <w:sz w:val="22"/>
+                <w:szCs w:val="22"/>
+              </w:rPr>
+            </w:pPr>
+            <w:r>
+              <w:rPr>
+                <w:rFonts w:ascii="Arial" w:hAnsi="Arial" w:cs="Arial"/>
+                <w:sz w:val="22"/>
+                <w:szCs w:val="22"/>
+              </w:rPr>
+              <w:t>Componente integrador</w:t>
+            </w:r>
+          </w:p>
+        </w:tc>
+        <w:tc>
+          <w:tcPr>
+            <w:tcW w:w="0" w:type="auto"/>
+            <w:hideMark/>
+          </w:tcPr>
+          <w:p>
+            <w:pPr>
+              <w:spacing w:after="160" w:line="278" w:lineRule="auto"/>
+              <w:rPr>
+                <w:rFonts w:ascii="Arial" w:hAnsi="Arial" w:cs="Arial"/>
+                <w:sz w:val="22"/>
+                <w:szCs w:val="22"/>
+              </w:rPr>
+            </w:pPr>
+            <w:r>
+              <w:rPr>
+                <w:rFonts w:ascii="Arial" w:hAnsi="Arial" w:cs="Arial"/>
+                <w:sz w:val="22"/>
+                <w:szCs w:val="22"/>
+              </w:rPr>
+              <w:t xml:space="preserve">Coordinar la comunicación entre sensores, modelos y </w:t>
+            </w:r>
+            <w:proofErr w:type="spellStart"/>
+            <w:r>
+              <w:rPr>
+                <w:rFonts w:ascii="Arial" w:hAnsi="Arial" w:cs="Arial"/>
+                <w:sz w:val="22"/>
+                <w:szCs w:val="22"/>
+              </w:rPr>
+              <w:t>dashboard</w:t>
+            </w:r>
+            <w:proofErr w:type="spellEnd"/>
+          </w:p>
+        </w:tc>
+        <w:tc>
+          <w:tcPr>
+            <w:tcW w:w="0" w:type="auto"/>
+            <w:hideMark/>
+          </w:tcPr>
+          <w:p>
+            <w:pPr>
+              <w:spacing w:after="160" w:line="278" w:lineRule="auto"/>
+              <w:rPr>
+                <w:rFonts w:ascii="Arial" w:hAnsi="Arial" w:cs="Arial"/>
+                <w:sz w:val="22"/>
+                <w:szCs w:val="22"/>
+              </w:rPr>
+            </w:pPr>
+            <w:r>
+              <w:rPr>
+                <w:rFonts w:ascii="Arial" w:hAnsi="Arial" w:cs="Arial"/>
+                <w:sz w:val="22"/>
+                <w:szCs w:val="22"/>
+              </w:rPr>
+              <w:t>Centraliza intercambio de datos y asegura interoperabilidad local</w:t>
+            </w:r>
+          </w:p>
+        </w:tc>
+        <w:tc>
+          <w:tcPr>
+            <w:tcW w:w="0" w:type="auto"/>
+            <w:hideMark/>
+          </w:tcPr>
+          <w:p>
+            <w:pPr>
+              <w:spacing w:after="160" w:line="278" w:lineRule="auto"/>
+              <w:rPr>
+                <w:rFonts w:ascii="Arial" w:hAnsi="Arial" w:cs="Arial"/>
+                <w:sz w:val="22"/>
+                <w:szCs w:val="22"/>
+              </w:rPr>
+            </w:pPr>
+            <w:r>
+              <w:rPr>
+                <w:rFonts w:ascii="Arial" w:hAnsi="Arial" w:cs="Arial"/>
+                <w:sz w:val="22"/>
+                <w:szCs w:val="22"/>
+              </w:rPr>
+              <w:t>Alta​</w:t>
+            </w:r>
+          </w:p>
+        </w:tc>
+      </w:tr>
+      <w:tr>
+        <w:tc>
+          <w:tcPr>
+            <w:tcW w:w="0" w:type="auto"/>
+            <w:hideMark/>
+          </w:tcPr>
+          <w:p>
+            <w:pPr>
+              <w:spacing w:after="160" w:line="278" w:lineRule="auto"/>
+              <w:rPr>
+                <w:rFonts w:ascii="Arial" w:hAnsi="Arial" w:cs="Arial"/>
+                <w:sz w:val="22"/>
+                <w:szCs w:val="22"/>
+              </w:rPr>
+            </w:pPr>
+            <w:r>
+              <w:rPr>
+                <w:rFonts w:ascii="Arial" w:hAnsi="Arial" w:cs="Arial"/>
+                <w:sz w:val="22"/>
+                <w:szCs w:val="22"/>
+              </w:rPr>
+              <w:t>Administrador comunitario o actor de gobernanza local</w:t>
+            </w:r>
+          </w:p>
+        </w:tc>
+        <w:tc>
+          <w:tcPr>
+            <w:tcW w:w="0" w:type="auto"/>
+            <w:hideMark/>
+          </w:tcPr>
+          <w:p>
+            <w:pPr>
+              <w:spacing w:after="160" w:line="278" w:lineRule="auto"/>
+              <w:rPr>
+                <w:rFonts w:ascii="Arial" w:hAnsi="Arial" w:cs="Arial"/>
+                <w:sz w:val="22"/>
+                <w:szCs w:val="22"/>
+              </w:rPr>
+            </w:pPr>
+            <w:r>
+              <w:rPr>
+                <w:rFonts w:ascii="Arial" w:hAnsi="Arial" w:cs="Arial"/>
+                <w:sz w:val="22"/>
+                <w:szCs w:val="22"/>
+              </w:rPr>
+              <w:t>Actor externo relacionado</w:t>
+            </w:r>
+          </w:p>
+        </w:tc>
+        <w:tc>
+          <w:tcPr>
+            <w:tcW w:w="0" w:type="auto"/>
+            <w:hideMark/>
+          </w:tcPr>
+          <w:p>
+            <w:pPr>
+              <w:spacing w:after="160" w:line="278" w:lineRule="auto"/>
+              <w:rPr>
+                <w:rFonts w:ascii="Arial" w:hAnsi="Arial" w:cs="Arial"/>
+                <w:sz w:val="22"/>
+                <w:szCs w:val="22"/>
+              </w:rPr>
+            </w:pPr>
+            <w:r>
+              <w:rPr>
+                <w:rFonts w:ascii="Arial" w:hAnsi="Arial" w:cs="Arial"/>
+                <w:sz w:val="22"/>
+                <w:szCs w:val="22"/>
+              </w:rPr>
+              <w:t>Conocer impacto del uso del agua y resultados generales del sistema</w:t>
+            </w:r>
+          </w:p>
+        </w:tc>
+        <w:tc>
+          <w:tcPr>
+            <w:tcW w:w="0" w:type="auto"/>
+            <w:hideMark/>
+          </w:tcPr>
+          <w:p>
+            <w:pPr>
+              <w:spacing w:after="160" w:line="278" w:lineRule="auto"/>
+              <w:rPr>
+                <w:rFonts w:ascii="Arial" w:hAnsi="Arial" w:cs="Arial"/>
+                <w:sz w:val="22"/>
+                <w:szCs w:val="22"/>
+              </w:rPr>
+            </w:pPr>
+            <w:r>
+              <w:rPr>
+                <w:rFonts w:ascii="Arial" w:hAnsi="Arial" w:cs="Arial"/>
+                <w:sz w:val="22"/>
+                <w:szCs w:val="22"/>
+              </w:rPr>
+              <w:t>Revisa reportes agregados y puede facilitar articulación con la comunidad</w:t>
+            </w:r>
+          </w:p>
+        </w:tc>
+        <w:tc>
+          <w:tcPr>
+            <w:tcW w:w="0" w:type="auto"/>
+            <w:hideMark/>
+          </w:tcPr>
+          <w:p>
+            <w:pPr>
+              <w:spacing w:after="160" w:line="278" w:lineRule="auto"/>
+              <w:rPr>
+                <w:rFonts w:ascii="Arial" w:hAnsi="Arial" w:cs="Arial"/>
+                <w:sz w:val="22"/>
+                <w:szCs w:val="22"/>
+              </w:rPr>
+            </w:pPr>
+            <w:r>
+              <w:rPr>
+                <w:rFonts w:ascii="Arial" w:hAnsi="Arial" w:cs="Arial"/>
+                <w:sz w:val="22"/>
+                <w:szCs w:val="22"/>
+              </w:rPr>
+              <w:t>Media​</w:t>
             </w:r>
           </w:p>
         </w:tc>
       </w:tr>
     </w:tbl>
+    <w:p/>
     <w:p>
       <w:pPr>
         <w:pStyle w:val="Ttulo4"/>
@@ -5086,16 +5687,552 @@
         <w:spacing w:line="480" w:lineRule="auto"/>
         <w:rPr>
           <w:rFonts w:ascii="Arial" w:hAnsi="Arial" w:cs="Arial"/>
+          <w:i w:val="0"/>
+          <w:iCs w:val="0"/>
           <w:color w:val="auto"/>
         </w:rPr>
       </w:pPr>
       <w:r>
         <w:rPr>
           <w:rFonts w:ascii="Arial" w:hAnsi="Arial" w:cs="Arial"/>
+          <w:i w:val="0"/>
+          <w:iCs w:val="0"/>
           <w:color w:val="auto"/>
         </w:rPr>
+        <w:lastRenderedPageBreak/>
         <w:t>Especificación de actores</w:t>
       </w:r>
+    </w:p>
+    <w:tbl>
+      <w:tblPr>
+        <w:tblStyle w:val="Tablaconcuadrcula"/>
+        <w:tblpPr w:leftFromText="141" w:rightFromText="141" w:vertAnchor="page" w:horzAnchor="margin" w:tblpY="2101"/>
+        <w:tblW w:w="5000" w:type="pct"/>
+        <w:tblLook w:val="04A0" w:firstRow="1" w:lastRow="0" w:firstColumn="1" w:lastColumn="0" w:noHBand="0" w:noVBand="1"/>
+      </w:tblPr>
+      <w:tblGrid>
+        <w:gridCol w:w="2094"/>
+        <w:gridCol w:w="2179"/>
+        <w:gridCol w:w="5121"/>
+      </w:tblGrid>
+      <w:tr>
+        <w:tc>
+          <w:tcPr>
+            <w:tcW w:w="0" w:type="auto"/>
+            <w:hideMark/>
+          </w:tcPr>
+          <w:p>
+            <w:pPr>
+              <w:spacing w:after="160" w:line="480" w:lineRule="auto"/>
+              <w:rPr>
+                <w:rFonts w:ascii="Arial" w:hAnsi="Arial" w:cs="Arial"/>
+                <w:sz w:val="22"/>
+                <w:szCs w:val="22"/>
+              </w:rPr>
+            </w:pPr>
+            <w:r>
+              <w:rPr>
+                <w:rFonts w:ascii="Arial" w:hAnsi="Arial" w:cs="Arial"/>
+                <w:sz w:val="22"/>
+                <w:szCs w:val="22"/>
+              </w:rPr>
+              <w:t>Actor</w:t>
+            </w:r>
+          </w:p>
+        </w:tc>
+        <w:tc>
+          <w:tcPr>
+            <w:tcW w:w="0" w:type="auto"/>
+            <w:hideMark/>
+          </w:tcPr>
+          <w:p>
+            <w:pPr>
+              <w:spacing w:after="160" w:line="480" w:lineRule="auto"/>
+              <w:rPr>
+                <w:rFonts w:ascii="Arial" w:hAnsi="Arial" w:cs="Arial"/>
+                <w:sz w:val="22"/>
+                <w:szCs w:val="22"/>
+              </w:rPr>
+            </w:pPr>
+            <w:r>
+              <w:rPr>
+                <w:rFonts w:ascii="Arial" w:hAnsi="Arial" w:cs="Arial"/>
+                <w:sz w:val="22"/>
+                <w:szCs w:val="22"/>
+              </w:rPr>
+              <w:t>Rol</w:t>
+            </w:r>
+          </w:p>
+        </w:tc>
+        <w:tc>
+          <w:tcPr>
+            <w:tcW w:w="0" w:type="auto"/>
+            <w:hideMark/>
+          </w:tcPr>
+          <w:p>
+            <w:pPr>
+              <w:spacing w:after="160" w:line="480" w:lineRule="auto"/>
+              <w:rPr>
+                <w:rFonts w:ascii="Arial" w:hAnsi="Arial" w:cs="Arial"/>
+                <w:sz w:val="22"/>
+                <w:szCs w:val="22"/>
+              </w:rPr>
+            </w:pPr>
+            <w:r>
+              <w:rPr>
+                <w:rFonts w:ascii="Arial" w:hAnsi="Arial" w:cs="Arial"/>
+                <w:sz w:val="22"/>
+                <w:szCs w:val="22"/>
+              </w:rPr>
+              <w:t>Interacciones principales</w:t>
+            </w:r>
+          </w:p>
+        </w:tc>
+      </w:tr>
+      <w:tr>
+        <w:tc>
+          <w:tcPr>
+            <w:tcW w:w="0" w:type="auto"/>
+            <w:hideMark/>
+          </w:tcPr>
+          <w:p>
+            <w:pPr>
+              <w:spacing w:after="160" w:line="480" w:lineRule="auto"/>
+              <w:rPr>
+                <w:rFonts w:ascii="Arial" w:hAnsi="Arial" w:cs="Arial"/>
+                <w:sz w:val="22"/>
+                <w:szCs w:val="22"/>
+              </w:rPr>
+            </w:pPr>
+            <w:r>
+              <w:rPr>
+                <w:rFonts w:ascii="Arial" w:hAnsi="Arial" w:cs="Arial"/>
+                <w:sz w:val="22"/>
+                <w:szCs w:val="22"/>
+              </w:rPr>
+              <w:t>Estudiante C.E.A.</w:t>
+            </w:r>
+          </w:p>
+        </w:tc>
+        <w:tc>
+          <w:tcPr>
+            <w:tcW w:w="0" w:type="auto"/>
+            <w:hideMark/>
+          </w:tcPr>
+          <w:p>
+            <w:pPr>
+              <w:spacing w:after="160" w:line="480" w:lineRule="auto"/>
+              <w:rPr>
+                <w:rFonts w:ascii="Arial" w:hAnsi="Arial" w:cs="Arial"/>
+                <w:sz w:val="22"/>
+                <w:szCs w:val="22"/>
+              </w:rPr>
+            </w:pPr>
+            <w:r>
+              <w:rPr>
+                <w:rFonts w:ascii="Arial" w:hAnsi="Arial" w:cs="Arial"/>
+                <w:sz w:val="22"/>
+                <w:szCs w:val="22"/>
+              </w:rPr>
+              <w:t>Usuario final pedagógico</w:t>
+            </w:r>
+          </w:p>
+        </w:tc>
+        <w:tc>
+          <w:tcPr>
+            <w:tcW w:w="0" w:type="auto"/>
+            <w:hideMark/>
+          </w:tcPr>
+          <w:p>
+            <w:pPr>
+              <w:spacing w:after="160" w:line="480" w:lineRule="auto"/>
+              <w:rPr>
+                <w:rFonts w:ascii="Arial" w:hAnsi="Arial" w:cs="Arial"/>
+                <w:sz w:val="22"/>
+                <w:szCs w:val="22"/>
+              </w:rPr>
+            </w:pPr>
+            <w:r>
+              <w:rPr>
+                <w:rFonts w:ascii="Arial" w:hAnsi="Arial" w:cs="Arial"/>
+                <w:sz w:val="22"/>
+                <w:szCs w:val="22"/>
+              </w:rPr>
+              <w:t xml:space="preserve">Consulta </w:t>
+            </w:r>
+            <w:proofErr w:type="spellStart"/>
+            <w:r>
+              <w:rPr>
+                <w:rFonts w:ascii="Arial" w:hAnsi="Arial" w:cs="Arial"/>
+                <w:sz w:val="22"/>
+                <w:szCs w:val="22"/>
+              </w:rPr>
+              <w:t>dashboard</w:t>
+            </w:r>
+            <w:proofErr w:type="spellEnd"/>
+            <w:r>
+              <w:rPr>
+                <w:rFonts w:ascii="Arial" w:hAnsi="Arial" w:cs="Arial"/>
+                <w:sz w:val="22"/>
+                <w:szCs w:val="22"/>
+              </w:rPr>
+              <w:t xml:space="preserve"> (predicciones ML1, alertas ML3), realiza riego manual supervisado por ML2</w:t>
+            </w:r>
+          </w:p>
+        </w:tc>
+      </w:tr>
+      <w:tr>
+        <w:tc>
+          <w:tcPr>
+            <w:tcW w:w="0" w:type="auto"/>
+            <w:hideMark/>
+          </w:tcPr>
+          <w:p>
+            <w:pPr>
+              <w:spacing w:after="160" w:line="480" w:lineRule="auto"/>
+              <w:rPr>
+                <w:rFonts w:ascii="Arial" w:hAnsi="Arial" w:cs="Arial"/>
+                <w:sz w:val="22"/>
+                <w:szCs w:val="22"/>
+              </w:rPr>
+            </w:pPr>
+            <w:r>
+              <w:rPr>
+                <w:rFonts w:ascii="Arial" w:hAnsi="Arial" w:cs="Arial"/>
+                <w:sz w:val="22"/>
+                <w:szCs w:val="22"/>
+              </w:rPr>
+              <w:t>Docente técnico</w:t>
+            </w:r>
+          </w:p>
+        </w:tc>
+        <w:tc>
+          <w:tcPr>
+            <w:tcW w:w="0" w:type="auto"/>
+            <w:hideMark/>
+          </w:tcPr>
+          <w:p>
+            <w:pPr>
+              <w:spacing w:after="160" w:line="480" w:lineRule="auto"/>
+              <w:rPr>
+                <w:rFonts w:ascii="Arial" w:hAnsi="Arial" w:cs="Arial"/>
+                <w:sz w:val="22"/>
+                <w:szCs w:val="22"/>
+              </w:rPr>
+            </w:pPr>
+            <w:r>
+              <w:rPr>
+                <w:rFonts w:ascii="Arial" w:hAnsi="Arial" w:cs="Arial"/>
+                <w:sz w:val="22"/>
+                <w:szCs w:val="22"/>
+              </w:rPr>
+              <w:t>Supervisor académico</w:t>
+            </w:r>
+          </w:p>
+        </w:tc>
+        <w:tc>
+          <w:tcPr>
+            <w:tcW w:w="0" w:type="auto"/>
+            <w:hideMark/>
+          </w:tcPr>
+          <w:p>
+            <w:pPr>
+              <w:spacing w:after="160" w:line="480" w:lineRule="auto"/>
+              <w:rPr>
+                <w:rFonts w:ascii="Arial" w:hAnsi="Arial" w:cs="Arial"/>
+                <w:sz w:val="22"/>
+                <w:szCs w:val="22"/>
+              </w:rPr>
+            </w:pPr>
+            <w:r>
+              <w:rPr>
+                <w:rFonts w:ascii="Arial" w:hAnsi="Arial" w:cs="Arial"/>
+                <w:sz w:val="22"/>
+                <w:szCs w:val="22"/>
+              </w:rPr>
+              <w:t>Configura umbrales riego, valida predicciones ML, usa escenarios ML3 para planificación clases</w:t>
+            </w:r>
+          </w:p>
+        </w:tc>
+      </w:tr>
+      <w:tr>
+        <w:tc>
+          <w:tcPr>
+            <w:tcW w:w="0" w:type="auto"/>
+            <w:hideMark/>
+          </w:tcPr>
+          <w:p>
+            <w:pPr>
+              <w:spacing w:after="160" w:line="480" w:lineRule="auto"/>
+              <w:rPr>
+                <w:rFonts w:ascii="Arial" w:hAnsi="Arial" w:cs="Arial"/>
+                <w:sz w:val="22"/>
+                <w:szCs w:val="22"/>
+              </w:rPr>
+            </w:pPr>
+            <w:r>
+              <w:rPr>
+                <w:rFonts w:ascii="Arial" w:hAnsi="Arial" w:cs="Arial"/>
+                <w:sz w:val="22"/>
+                <w:szCs w:val="22"/>
+              </w:rPr>
+              <w:t>Técnico C.E.A.</w:t>
+            </w:r>
+          </w:p>
+        </w:tc>
+        <w:tc>
+          <w:tcPr>
+            <w:tcW w:w="0" w:type="auto"/>
+            <w:hideMark/>
+          </w:tcPr>
+          <w:p>
+            <w:pPr>
+              <w:spacing w:after="160" w:line="480" w:lineRule="auto"/>
+              <w:rPr>
+                <w:rFonts w:ascii="Arial" w:hAnsi="Arial" w:cs="Arial"/>
+                <w:sz w:val="22"/>
+                <w:szCs w:val="22"/>
+              </w:rPr>
+            </w:pPr>
+            <w:r>
+              <w:rPr>
+                <w:rFonts w:ascii="Arial" w:hAnsi="Arial" w:cs="Arial"/>
+                <w:sz w:val="22"/>
+                <w:szCs w:val="22"/>
+              </w:rPr>
+              <w:t>Mantenimiento operacional</w:t>
+            </w:r>
+          </w:p>
+        </w:tc>
+        <w:tc>
+          <w:tcPr>
+            <w:tcW w:w="0" w:type="auto"/>
+            <w:hideMark/>
+          </w:tcPr>
+          <w:p>
+            <w:pPr>
+              <w:spacing w:after="160" w:line="480" w:lineRule="auto"/>
+              <w:rPr>
+                <w:rFonts w:ascii="Arial" w:hAnsi="Arial" w:cs="Arial"/>
+                <w:sz w:val="22"/>
+                <w:szCs w:val="22"/>
+              </w:rPr>
+            </w:pPr>
+            <w:r>
+              <w:rPr>
+                <w:rFonts w:ascii="Arial" w:hAnsi="Arial" w:cs="Arial"/>
+                <w:sz w:val="22"/>
+                <w:szCs w:val="22"/>
+              </w:rPr>
+              <w:t xml:space="preserve">Calibra sensores </w:t>
+            </w:r>
+            <w:proofErr w:type="spellStart"/>
+            <w:r>
+              <w:rPr>
+                <w:rFonts w:ascii="Arial" w:hAnsi="Arial" w:cs="Arial"/>
+                <w:sz w:val="22"/>
+                <w:szCs w:val="22"/>
+              </w:rPr>
+              <w:t>IoT</w:t>
+            </w:r>
+            <w:proofErr w:type="spellEnd"/>
+            <w:r>
+              <w:rPr>
+                <w:rFonts w:ascii="Arial" w:hAnsi="Arial" w:cs="Arial"/>
+                <w:sz w:val="22"/>
+                <w:szCs w:val="22"/>
+              </w:rPr>
+              <w:t>, monitorea atrapanieblas, actualiza servidor MCP local</w:t>
+            </w:r>
+          </w:p>
+        </w:tc>
+      </w:tr>
+      <w:tr>
+        <w:tc>
+          <w:tcPr>
+            <w:tcW w:w="0" w:type="auto"/>
+            <w:hideMark/>
+          </w:tcPr>
+          <w:p>
+            <w:pPr>
+              <w:spacing w:after="160" w:line="480" w:lineRule="auto"/>
+              <w:rPr>
+                <w:rFonts w:ascii="Arial" w:hAnsi="Arial" w:cs="Arial"/>
+                <w:sz w:val="22"/>
+                <w:szCs w:val="22"/>
+              </w:rPr>
+            </w:pPr>
+            <w:r>
+              <w:rPr>
+                <w:rFonts w:ascii="Arial" w:hAnsi="Arial" w:cs="Arial"/>
+                <w:sz w:val="22"/>
+                <w:szCs w:val="22"/>
+              </w:rPr>
+              <w:t>Servidor MCP</w:t>
+            </w:r>
+          </w:p>
+        </w:tc>
+        <w:tc>
+          <w:tcPr>
+            <w:tcW w:w="0" w:type="auto"/>
+            <w:hideMark/>
+          </w:tcPr>
+          <w:p>
+            <w:pPr>
+              <w:spacing w:after="160" w:line="480" w:lineRule="auto"/>
+              <w:rPr>
+                <w:rFonts w:ascii="Arial" w:hAnsi="Arial" w:cs="Arial"/>
+                <w:sz w:val="22"/>
+                <w:szCs w:val="22"/>
+              </w:rPr>
+            </w:pPr>
+            <w:r>
+              <w:rPr>
+                <w:rFonts w:ascii="Arial" w:hAnsi="Arial" w:cs="Arial"/>
+                <w:sz w:val="22"/>
+                <w:szCs w:val="22"/>
+              </w:rPr>
+              <w:t>Orquestador interno</w:t>
+            </w:r>
+          </w:p>
+        </w:tc>
+        <w:tc>
+          <w:tcPr>
+            <w:tcW w:w="0" w:type="auto"/>
+            <w:hideMark/>
+          </w:tcPr>
+          <w:p>
+            <w:pPr>
+              <w:spacing w:after="160" w:line="480" w:lineRule="auto"/>
+              <w:rPr>
+                <w:rFonts w:ascii="Arial" w:hAnsi="Arial" w:cs="Arial"/>
+                <w:sz w:val="22"/>
+                <w:szCs w:val="22"/>
+              </w:rPr>
+            </w:pPr>
+            <w:r>
+              <w:rPr>
+                <w:rFonts w:ascii="Arial" w:hAnsi="Arial" w:cs="Arial"/>
+                <w:sz w:val="22"/>
+                <w:szCs w:val="22"/>
+              </w:rPr>
+              <w:t xml:space="preserve">Intercambia datos entre ML1/ML2/ML3, sensores y </w:t>
+            </w:r>
+            <w:proofErr w:type="spellStart"/>
+            <w:r>
+              <w:rPr>
+                <w:rFonts w:ascii="Arial" w:hAnsi="Arial" w:cs="Arial"/>
+                <w:sz w:val="22"/>
+                <w:szCs w:val="22"/>
+              </w:rPr>
+              <w:t>dashboard</w:t>
+            </w:r>
+            <w:proofErr w:type="spellEnd"/>
+            <w:r>
+              <w:rPr>
+                <w:rFonts w:ascii="Arial" w:hAnsi="Arial" w:cs="Arial"/>
+                <w:sz w:val="22"/>
+                <w:szCs w:val="22"/>
+              </w:rPr>
+              <w:t xml:space="preserve"> (actor sistema)</w:t>
+            </w:r>
+          </w:p>
+        </w:tc>
+      </w:tr>
+      <w:tr>
+        <w:tc>
+          <w:tcPr>
+            <w:tcW w:w="0" w:type="auto"/>
+            <w:hideMark/>
+          </w:tcPr>
+          <w:p>
+            <w:pPr>
+              <w:spacing w:after="160" w:line="480" w:lineRule="auto"/>
+              <w:rPr>
+                <w:rFonts w:ascii="Arial" w:hAnsi="Arial" w:cs="Arial"/>
+                <w:sz w:val="22"/>
+                <w:szCs w:val="22"/>
+              </w:rPr>
+            </w:pPr>
+            <w:r>
+              <w:rPr>
+                <w:rFonts w:ascii="Arial" w:hAnsi="Arial" w:cs="Arial"/>
+                <w:sz w:val="22"/>
+                <w:szCs w:val="22"/>
+              </w:rPr>
+              <w:t>Administrador comunitario</w:t>
+            </w:r>
+          </w:p>
+        </w:tc>
+        <w:tc>
+          <w:tcPr>
+            <w:tcW w:w="0" w:type="auto"/>
+            <w:hideMark/>
+          </w:tcPr>
+          <w:p>
+            <w:pPr>
+              <w:spacing w:after="160" w:line="480" w:lineRule="auto"/>
+              <w:rPr>
+                <w:rFonts w:ascii="Arial" w:hAnsi="Arial" w:cs="Arial"/>
+                <w:sz w:val="22"/>
+                <w:szCs w:val="22"/>
+              </w:rPr>
+            </w:pPr>
+            <w:r>
+              <w:rPr>
+                <w:rFonts w:ascii="Arial" w:hAnsi="Arial" w:cs="Arial"/>
+                <w:sz w:val="22"/>
+                <w:szCs w:val="22"/>
+              </w:rPr>
+              <w:t>Gobernanza externa</w:t>
+            </w:r>
+          </w:p>
+        </w:tc>
+        <w:tc>
+          <w:tcPr>
+            <w:tcW w:w="0" w:type="auto"/>
+            <w:hideMark/>
+          </w:tcPr>
+          <w:p>
+            <w:pPr>
+              <w:spacing w:after="160" w:line="480" w:lineRule="auto"/>
+              <w:rPr>
+                <w:rFonts w:ascii="Arial" w:hAnsi="Arial" w:cs="Arial"/>
+                <w:sz w:val="22"/>
+                <w:szCs w:val="22"/>
+              </w:rPr>
+            </w:pPr>
+            <w:r>
+              <w:rPr>
+                <w:rFonts w:ascii="Arial" w:hAnsi="Arial" w:cs="Arial"/>
+                <w:sz w:val="22"/>
+                <w:szCs w:val="22"/>
+              </w:rPr>
+              <w:t>Accede reportes agregados de uso hídrico (sin datos sensibles)</w:t>
+            </w:r>
+          </w:p>
+        </w:tc>
+      </w:tr>
+    </w:tbl>
+    <w:p>
+      <w:pPr>
+        <w:spacing w:line="480" w:lineRule="auto"/>
+      </w:pPr>
+    </w:p>
+    <w:p>
+      <w:pPr>
+        <w:spacing w:line="480" w:lineRule="auto"/>
+      </w:pPr>
+    </w:p>
+    <w:p>
+      <w:pPr>
+        <w:spacing w:line="480" w:lineRule="auto"/>
+      </w:pPr>
+    </w:p>
+    <w:p>
+      <w:pPr>
+        <w:spacing w:line="480" w:lineRule="auto"/>
+      </w:pPr>
     </w:p>
     <w:p>
       <w:pPr>
@@ -5117,12 +6254,16 @@
         <w:spacing w:line="480" w:lineRule="auto"/>
         <w:rPr>
           <w:rFonts w:ascii="Arial" w:hAnsi="Arial" w:cs="Arial"/>
+          <w:i w:val="0"/>
+          <w:iCs w:val="0"/>
           <w:color w:val="auto"/>
         </w:rPr>
       </w:pPr>
       <w:r>
         <w:rPr>
           <w:rFonts w:ascii="Arial" w:hAnsi="Arial" w:cs="Arial"/>
+          <w:i w:val="0"/>
+          <w:iCs w:val="0"/>
           <w:color w:val="auto"/>
         </w:rPr>
         <w:lastRenderedPageBreak/>
@@ -5137,8 +6278,8 @@
       </w:tblPr>
       <w:tblGrid>
         <w:gridCol w:w="803"/>
-        <w:gridCol w:w="5123"/>
-        <w:gridCol w:w="1157"/>
+        <w:gridCol w:w="5103"/>
+        <w:gridCol w:w="1177"/>
         <w:gridCol w:w="2311"/>
       </w:tblGrid>
       <w:tr>
@@ -5153,8 +6294,14 @@
                 <w:tab w:val="left" w:pos="1574"/>
               </w:tabs>
               <w:spacing w:after="160" w:line="480" w:lineRule="auto"/>
-            </w:pPr>
-            <w:r>
+              <w:rPr>
+                <w:rFonts w:ascii="Arial" w:hAnsi="Arial" w:cs="Arial"/>
+              </w:rPr>
+            </w:pPr>
+            <w:r>
+              <w:rPr>
+                <w:rFonts w:ascii="Arial" w:hAnsi="Arial" w:cs="Arial"/>
+              </w:rPr>
               <w:t>ID</w:t>
             </w:r>
           </w:p>
@@ -5170,8 +6317,14 @@
                 <w:tab w:val="left" w:pos="1574"/>
               </w:tabs>
               <w:spacing w:after="160" w:line="480" w:lineRule="auto"/>
-            </w:pPr>
-            <w:r>
+              <w:rPr>
+                <w:rFonts w:ascii="Arial" w:hAnsi="Arial" w:cs="Arial"/>
+              </w:rPr>
+            </w:pPr>
+            <w:r>
+              <w:rPr>
+                <w:rFonts w:ascii="Arial" w:hAnsi="Arial" w:cs="Arial"/>
+              </w:rPr>
               <w:t>Requerimiento</w:t>
             </w:r>
           </w:p>
@@ -5187,8 +6340,14 @@
                 <w:tab w:val="left" w:pos="1574"/>
               </w:tabs>
               <w:spacing w:after="160" w:line="480" w:lineRule="auto"/>
-            </w:pPr>
-            <w:r>
+              <w:rPr>
+                <w:rFonts w:ascii="Arial" w:hAnsi="Arial" w:cs="Arial"/>
+              </w:rPr>
+            </w:pPr>
+            <w:r>
+              <w:rPr>
+                <w:rFonts w:ascii="Arial" w:hAnsi="Arial" w:cs="Arial"/>
+              </w:rPr>
               <w:t>Prioridad</w:t>
             </w:r>
           </w:p>
@@ -5204,8 +6363,14 @@
                 <w:tab w:val="left" w:pos="1574"/>
               </w:tabs>
               <w:spacing w:after="160" w:line="480" w:lineRule="auto"/>
-            </w:pPr>
-            <w:r>
+              <w:rPr>
+                <w:rFonts w:ascii="Arial" w:hAnsi="Arial" w:cs="Arial"/>
+              </w:rPr>
+            </w:pPr>
+            <w:r>
+              <w:rPr>
+                <w:rFonts w:ascii="Arial" w:hAnsi="Arial" w:cs="Arial"/>
+              </w:rPr>
               <w:t>Actor</w:t>
             </w:r>
           </w:p>
@@ -5223,8 +6388,14 @@
                 <w:tab w:val="left" w:pos="1574"/>
               </w:tabs>
               <w:spacing w:after="160" w:line="480" w:lineRule="auto"/>
-            </w:pPr>
-            <w:r>
+              <w:rPr>
+                <w:rFonts w:ascii="Arial" w:hAnsi="Arial" w:cs="Arial"/>
+              </w:rPr>
+            </w:pPr>
+            <w:r>
+              <w:rPr>
+                <w:rFonts w:ascii="Arial" w:hAnsi="Arial" w:cs="Arial"/>
+              </w:rPr>
               <w:t>RF01</w:t>
             </w:r>
           </w:p>
@@ -5240,16 +6411,28 @@
                 <w:tab w:val="left" w:pos="1574"/>
               </w:tabs>
               <w:spacing w:after="160" w:line="480" w:lineRule="auto"/>
-            </w:pPr>
-            <w:r>
+              <w:rPr>
+                <w:rFonts w:ascii="Arial" w:hAnsi="Arial" w:cs="Arial"/>
+              </w:rPr>
+            </w:pPr>
+            <w:r>
+              <w:rPr>
+                <w:rFonts w:ascii="Arial" w:hAnsi="Arial" w:cs="Arial"/>
+              </w:rPr>
               <w:t xml:space="preserve">La estación </w:t>
             </w:r>
             <w:proofErr w:type="spellStart"/>
             <w:r>
+              <w:rPr>
+                <w:rFonts w:ascii="Arial" w:hAnsi="Arial" w:cs="Arial"/>
+              </w:rPr>
               <w:t>IoT</w:t>
             </w:r>
             <w:proofErr w:type="spellEnd"/>
             <w:r>
+              <w:rPr>
+                <w:rFonts w:ascii="Arial" w:hAnsi="Arial" w:cs="Arial"/>
+              </w:rPr>
               <w:t xml:space="preserve"> debe registrar temperatura, presión atmosférica, humedad relativa y caudal de agua cada 15 minutos</w:t>
             </w:r>
           </w:p>
@@ -5265,8 +6448,14 @@
                 <w:tab w:val="left" w:pos="1574"/>
               </w:tabs>
               <w:spacing w:after="160" w:line="480" w:lineRule="auto"/>
-            </w:pPr>
-            <w:r>
+              <w:rPr>
+                <w:rFonts w:ascii="Arial" w:hAnsi="Arial" w:cs="Arial"/>
+              </w:rPr>
+            </w:pPr>
+            <w:r>
+              <w:rPr>
+                <w:rFonts w:ascii="Arial" w:hAnsi="Arial" w:cs="Arial"/>
+              </w:rPr>
               <w:t>Alta</w:t>
             </w:r>
           </w:p>
@@ -5282,8 +6471,14 @@
                 <w:tab w:val="left" w:pos="1574"/>
               </w:tabs>
               <w:spacing w:after="160" w:line="480" w:lineRule="auto"/>
-            </w:pPr>
-            <w:r>
+              <w:rPr>
+                <w:rFonts w:ascii="Arial" w:hAnsi="Arial" w:cs="Arial"/>
+              </w:rPr>
+            </w:pPr>
+            <w:r>
+              <w:rPr>
+                <w:rFonts w:ascii="Arial" w:hAnsi="Arial" w:cs="Arial"/>
+              </w:rPr>
               <w:t>Técnico</w:t>
             </w:r>
           </w:p>
@@ -5301,8 +6496,14 @@
                 <w:tab w:val="left" w:pos="1574"/>
               </w:tabs>
               <w:spacing w:after="160" w:line="480" w:lineRule="auto"/>
-            </w:pPr>
-            <w:r>
+              <w:rPr>
+                <w:rFonts w:ascii="Arial" w:hAnsi="Arial" w:cs="Arial"/>
+              </w:rPr>
+            </w:pPr>
+            <w:r>
+              <w:rPr>
+                <w:rFonts w:ascii="Arial" w:hAnsi="Arial" w:cs="Arial"/>
+              </w:rPr>
               <w:t>RF02</w:t>
             </w:r>
           </w:p>
@@ -5318,16 +6519,28 @@
                 <w:tab w:val="left" w:pos="1574"/>
               </w:tabs>
               <w:spacing w:after="160" w:line="480" w:lineRule="auto"/>
-            </w:pPr>
-            <w:r>
+              <w:rPr>
+                <w:rFonts w:ascii="Arial" w:hAnsi="Arial" w:cs="Arial"/>
+              </w:rPr>
+            </w:pPr>
+            <w:r>
+              <w:rPr>
+                <w:rFonts w:ascii="Arial" w:hAnsi="Arial" w:cs="Arial"/>
+              </w:rPr>
               <w:t>ML1 debe predecir volumen diario de agua de niebla con error &lt; 20</w:t>
             </w:r>
             <w:proofErr w:type="gramStart"/>
             <w:r>
+              <w:rPr>
+                <w:rFonts w:ascii="Arial" w:hAnsi="Arial" w:cs="Arial"/>
+              </w:rPr>
               <w:t>%  usando</w:t>
             </w:r>
             <w:proofErr w:type="gramEnd"/>
             <w:r>
+              <w:rPr>
+                <w:rFonts w:ascii="Arial" w:hAnsi="Arial" w:cs="Arial"/>
+              </w:rPr>
               <w:t xml:space="preserve"> datos de 7 días previos</w:t>
             </w:r>
           </w:p>
@@ -5343,8 +6556,14 @@
                 <w:tab w:val="left" w:pos="1574"/>
               </w:tabs>
               <w:spacing w:after="160" w:line="480" w:lineRule="auto"/>
-            </w:pPr>
-            <w:r>
+              <w:rPr>
+                <w:rFonts w:ascii="Arial" w:hAnsi="Arial" w:cs="Arial"/>
+              </w:rPr>
+            </w:pPr>
+            <w:r>
+              <w:rPr>
+                <w:rFonts w:ascii="Arial" w:hAnsi="Arial" w:cs="Arial"/>
+              </w:rPr>
               <w:t>Alta</w:t>
             </w:r>
           </w:p>
@@ -5360,8 +6579,14 @@
                 <w:tab w:val="left" w:pos="1574"/>
               </w:tabs>
               <w:spacing w:after="160" w:line="480" w:lineRule="auto"/>
-            </w:pPr>
-            <w:r>
+              <w:rPr>
+                <w:rFonts w:ascii="Arial" w:hAnsi="Arial" w:cs="Arial"/>
+              </w:rPr>
+            </w:pPr>
+            <w:r>
+              <w:rPr>
+                <w:rFonts w:ascii="Arial" w:hAnsi="Arial" w:cs="Arial"/>
+              </w:rPr>
               <w:t>Todos</w:t>
             </w:r>
           </w:p>
@@ -5379,8 +6604,14 @@
                 <w:tab w:val="left" w:pos="1574"/>
               </w:tabs>
               <w:spacing w:after="160" w:line="480" w:lineRule="auto"/>
-            </w:pPr>
-            <w:r>
+              <w:rPr>
+                <w:rFonts w:ascii="Arial" w:hAnsi="Arial" w:cs="Arial"/>
+              </w:rPr>
+            </w:pPr>
+            <w:r>
+              <w:rPr>
+                <w:rFonts w:ascii="Arial" w:hAnsi="Arial" w:cs="Arial"/>
+              </w:rPr>
               <w:t>RF03</w:t>
             </w:r>
           </w:p>
@@ -5396,8 +6627,14 @@
                 <w:tab w:val="left" w:pos="1574"/>
               </w:tabs>
               <w:spacing w:after="160" w:line="480" w:lineRule="auto"/>
-            </w:pPr>
-            <w:r>
+              <w:rPr>
+                <w:rFonts w:ascii="Arial" w:hAnsi="Arial" w:cs="Arial"/>
+              </w:rPr>
+            </w:pPr>
+            <w:r>
+              <w:rPr>
+                <w:rFonts w:ascii="Arial" w:hAnsi="Arial" w:cs="Arial"/>
+              </w:rPr>
               <w:t>ML2 debe activar/desactivar válvulas de riego automáticamente según disponibilidad hídrica vs. necesidades de invernadero</w:t>
             </w:r>
           </w:p>
@@ -5413,8 +6650,14 @@
                 <w:tab w:val="left" w:pos="1574"/>
               </w:tabs>
               <w:spacing w:after="160" w:line="480" w:lineRule="auto"/>
-            </w:pPr>
-            <w:r>
+              <w:rPr>
+                <w:rFonts w:ascii="Arial" w:hAnsi="Arial" w:cs="Arial"/>
+              </w:rPr>
+            </w:pPr>
+            <w:r>
+              <w:rPr>
+                <w:rFonts w:ascii="Arial" w:hAnsi="Arial" w:cs="Arial"/>
+              </w:rPr>
               <w:t>Alta</w:t>
             </w:r>
           </w:p>
@@ -5430,8 +6673,14 @@
                 <w:tab w:val="left" w:pos="1574"/>
               </w:tabs>
               <w:spacing w:after="160" w:line="480" w:lineRule="auto"/>
-            </w:pPr>
-            <w:r>
+              <w:rPr>
+                <w:rFonts w:ascii="Arial" w:hAnsi="Arial" w:cs="Arial"/>
+              </w:rPr>
+            </w:pPr>
+            <w:r>
+              <w:rPr>
+                <w:rFonts w:ascii="Arial" w:hAnsi="Arial" w:cs="Arial"/>
+              </w:rPr>
               <w:t>Estudiante/Docente</w:t>
             </w:r>
           </w:p>
@@ -5449,8 +6698,14 @@
                 <w:tab w:val="left" w:pos="1574"/>
               </w:tabs>
               <w:spacing w:after="160" w:line="480" w:lineRule="auto"/>
-            </w:pPr>
-            <w:r>
+              <w:rPr>
+                <w:rFonts w:ascii="Arial" w:hAnsi="Arial" w:cs="Arial"/>
+              </w:rPr>
+            </w:pPr>
+            <w:r>
+              <w:rPr>
+                <w:rFonts w:ascii="Arial" w:hAnsi="Arial" w:cs="Arial"/>
+              </w:rPr>
               <w:t>RF04</w:t>
             </w:r>
           </w:p>
@@ -5466,8 +6721,14 @@
                 <w:tab w:val="left" w:pos="1574"/>
               </w:tabs>
               <w:spacing w:after="160" w:line="480" w:lineRule="auto"/>
-            </w:pPr>
-            <w:r>
+              <w:rPr>
+                <w:rFonts w:ascii="Arial" w:hAnsi="Arial" w:cs="Arial"/>
+              </w:rPr>
+            </w:pPr>
+            <w:r>
+              <w:rPr>
+                <w:rFonts w:ascii="Arial" w:hAnsi="Arial" w:cs="Arial"/>
+              </w:rPr>
               <w:t>ML3 debe generar 3 escenarios de riesgo hídrico a 72 horas: "riego normal", "riego restringido", "sin riego"</w:t>
             </w:r>
           </w:p>
@@ -5483,8 +6744,14 @@
                 <w:tab w:val="left" w:pos="1574"/>
               </w:tabs>
               <w:spacing w:after="160" w:line="480" w:lineRule="auto"/>
-            </w:pPr>
-            <w:r>
+              <w:rPr>
+                <w:rFonts w:ascii="Arial" w:hAnsi="Arial" w:cs="Arial"/>
+              </w:rPr>
+            </w:pPr>
+            <w:r>
+              <w:rPr>
+                <w:rFonts w:ascii="Arial" w:hAnsi="Arial" w:cs="Arial"/>
+              </w:rPr>
               <w:t>Media</w:t>
             </w:r>
           </w:p>
@@ -5500,8 +6767,14 @@
                 <w:tab w:val="left" w:pos="1574"/>
               </w:tabs>
               <w:spacing w:after="160" w:line="480" w:lineRule="auto"/>
-            </w:pPr>
-            <w:r>
+              <w:rPr>
+                <w:rFonts w:ascii="Arial" w:hAnsi="Arial" w:cs="Arial"/>
+              </w:rPr>
+            </w:pPr>
+            <w:r>
+              <w:rPr>
+                <w:rFonts w:ascii="Arial" w:hAnsi="Arial" w:cs="Arial"/>
+              </w:rPr>
               <w:t>Docente</w:t>
             </w:r>
           </w:p>
@@ -5519,8 +6792,14 @@
                 <w:tab w:val="left" w:pos="1574"/>
               </w:tabs>
               <w:spacing w:after="160" w:line="480" w:lineRule="auto"/>
-            </w:pPr>
-            <w:r>
+              <w:rPr>
+                <w:rFonts w:ascii="Arial" w:hAnsi="Arial" w:cs="Arial"/>
+              </w:rPr>
+            </w:pPr>
+            <w:r>
+              <w:rPr>
+                <w:rFonts w:ascii="Arial" w:hAnsi="Arial" w:cs="Arial"/>
+              </w:rPr>
               <w:t>RF05</w:t>
             </w:r>
           </w:p>
@@ -5536,13 +6815,22 @@
                 <w:tab w:val="left" w:pos="1574"/>
               </w:tabs>
               <w:spacing w:after="160" w:line="480" w:lineRule="auto"/>
+              <w:rPr>
+                <w:rFonts w:ascii="Arial" w:hAnsi="Arial" w:cs="Arial"/>
+              </w:rPr>
             </w:pPr>
             <w:proofErr w:type="spellStart"/>
             <w:r>
+              <w:rPr>
+                <w:rFonts w:ascii="Arial" w:hAnsi="Arial" w:cs="Arial"/>
+              </w:rPr>
               <w:t>Dashboard</w:t>
             </w:r>
             <w:proofErr w:type="spellEnd"/>
             <w:r>
+              <w:rPr>
+                <w:rFonts w:ascii="Arial" w:hAnsi="Arial" w:cs="Arial"/>
+              </w:rPr>
               <w:t xml:space="preserve"> debe mostrar en tiempo real: caudal actual, predicción ML1 (24h), estado ML2, alertas ML3</w:t>
             </w:r>
           </w:p>
@@ -5558,8 +6846,14 @@
                 <w:tab w:val="left" w:pos="1574"/>
               </w:tabs>
               <w:spacing w:after="160" w:line="480" w:lineRule="auto"/>
-            </w:pPr>
-            <w:r>
+              <w:rPr>
+                <w:rFonts w:ascii="Arial" w:hAnsi="Arial" w:cs="Arial"/>
+              </w:rPr>
+            </w:pPr>
+            <w:r>
+              <w:rPr>
+                <w:rFonts w:ascii="Arial" w:hAnsi="Arial" w:cs="Arial"/>
+              </w:rPr>
               <w:t>Alta</w:t>
             </w:r>
           </w:p>
@@ -5575,8 +6869,14 @@
                 <w:tab w:val="left" w:pos="1574"/>
               </w:tabs>
               <w:spacing w:after="160" w:line="480" w:lineRule="auto"/>
-            </w:pPr>
-            <w:r>
+              <w:rPr>
+                <w:rFonts w:ascii="Arial" w:hAnsi="Arial" w:cs="Arial"/>
+              </w:rPr>
+            </w:pPr>
+            <w:r>
+              <w:rPr>
+                <w:rFonts w:ascii="Arial" w:hAnsi="Arial" w:cs="Arial"/>
+              </w:rPr>
               <w:t>Todos</w:t>
             </w:r>
           </w:p>
@@ -5594,8 +6894,14 @@
                 <w:tab w:val="left" w:pos="1574"/>
               </w:tabs>
               <w:spacing w:after="160" w:line="480" w:lineRule="auto"/>
-            </w:pPr>
-            <w:r>
+              <w:rPr>
+                <w:rFonts w:ascii="Arial" w:hAnsi="Arial" w:cs="Arial"/>
+              </w:rPr>
+            </w:pPr>
+            <w:r>
+              <w:rPr>
+                <w:rFonts w:ascii="Arial" w:hAnsi="Arial" w:cs="Arial"/>
+              </w:rPr>
               <w:t>RF06</w:t>
             </w:r>
           </w:p>
@@ -5611,16 +6917,28 @@
                 <w:tab w:val="left" w:pos="1574"/>
               </w:tabs>
               <w:spacing w:after="160" w:line="480" w:lineRule="auto"/>
-            </w:pPr>
-            <w:r>
+              <w:rPr>
+                <w:rFonts w:ascii="Arial" w:hAnsi="Arial" w:cs="Arial"/>
+              </w:rPr>
+            </w:pPr>
+            <w:r>
+              <w:rPr>
+                <w:rFonts w:ascii="Arial" w:hAnsi="Arial" w:cs="Arial"/>
+              </w:rPr>
               <w:t xml:space="preserve">MCP debe sincronizar datos entre ESP32 (ML2), servidor local (ML1/ML3) y </w:t>
             </w:r>
             <w:proofErr w:type="spellStart"/>
             <w:r>
+              <w:rPr>
+                <w:rFonts w:ascii="Arial" w:hAnsi="Arial" w:cs="Arial"/>
+              </w:rPr>
               <w:t>dashboard</w:t>
             </w:r>
             <w:proofErr w:type="spellEnd"/>
             <w:r>
+              <w:rPr>
+                <w:rFonts w:ascii="Arial" w:hAnsi="Arial" w:cs="Arial"/>
+              </w:rPr>
               <w:t xml:space="preserve"> cada 5 minutos</w:t>
             </w:r>
           </w:p>
@@ -5636,8 +6954,14 @@
                 <w:tab w:val="left" w:pos="1574"/>
               </w:tabs>
               <w:spacing w:after="160" w:line="480" w:lineRule="auto"/>
-            </w:pPr>
-            <w:r>
+              <w:rPr>
+                <w:rFonts w:ascii="Arial" w:hAnsi="Arial" w:cs="Arial"/>
+              </w:rPr>
+            </w:pPr>
+            <w:r>
+              <w:rPr>
+                <w:rFonts w:ascii="Arial" w:hAnsi="Arial" w:cs="Arial"/>
+              </w:rPr>
               <w:t>Alta</w:t>
             </w:r>
           </w:p>
@@ -5653,8 +6977,14 @@
                 <w:tab w:val="left" w:pos="1574"/>
               </w:tabs>
               <w:spacing w:after="160" w:line="480" w:lineRule="auto"/>
-            </w:pPr>
-            <w:r>
+              <w:rPr>
+                <w:rFonts w:ascii="Arial" w:hAnsi="Arial" w:cs="Arial"/>
+              </w:rPr>
+            </w:pPr>
+            <w:r>
+              <w:rPr>
+                <w:rFonts w:ascii="Arial" w:hAnsi="Arial" w:cs="Arial"/>
+              </w:rPr>
               <w:t>Sistema</w:t>
             </w:r>
           </w:p>
@@ -5672,8 +7002,14 @@
                 <w:tab w:val="left" w:pos="1574"/>
               </w:tabs>
               <w:spacing w:after="160" w:line="480" w:lineRule="auto"/>
-            </w:pPr>
-            <w:r>
+              <w:rPr>
+                <w:rFonts w:ascii="Arial" w:hAnsi="Arial" w:cs="Arial"/>
+              </w:rPr>
+            </w:pPr>
+            <w:r>
+              <w:rPr>
+                <w:rFonts w:ascii="Arial" w:hAnsi="Arial" w:cs="Arial"/>
+              </w:rPr>
               <w:lastRenderedPageBreak/>
               <w:t>RF07</w:t>
             </w:r>
@@ -5690,8 +7026,14 @@
                 <w:tab w:val="left" w:pos="1574"/>
               </w:tabs>
               <w:spacing w:after="160" w:line="480" w:lineRule="auto"/>
-            </w:pPr>
-            <w:r>
+              <w:rPr>
+                <w:rFonts w:ascii="Arial" w:hAnsi="Arial" w:cs="Arial"/>
+              </w:rPr>
+            </w:pPr>
+            <w:r>
+              <w:rPr>
+                <w:rFonts w:ascii="Arial" w:hAnsi="Arial" w:cs="Arial"/>
+              </w:rPr>
               <w:t>Sistema debe generar reportes semanales: volumen captado vs. predicho, eficiencia riego, alertas generadas</w:t>
             </w:r>
           </w:p>
@@ -5707,8 +7049,14 @@
                 <w:tab w:val="left" w:pos="1574"/>
               </w:tabs>
               <w:spacing w:after="160" w:line="480" w:lineRule="auto"/>
-            </w:pPr>
-            <w:r>
+              <w:rPr>
+                <w:rFonts w:ascii="Arial" w:hAnsi="Arial" w:cs="Arial"/>
+              </w:rPr>
+            </w:pPr>
+            <w:r>
+              <w:rPr>
+                <w:rFonts w:ascii="Arial" w:hAnsi="Arial" w:cs="Arial"/>
+              </w:rPr>
               <w:t>Media</w:t>
             </w:r>
           </w:p>
@@ -5724,8 +7072,14 @@
                 <w:tab w:val="left" w:pos="1574"/>
               </w:tabs>
               <w:spacing w:after="160" w:line="480" w:lineRule="auto"/>
-            </w:pPr>
-            <w:r>
+              <w:rPr>
+                <w:rFonts w:ascii="Arial" w:hAnsi="Arial" w:cs="Arial"/>
+              </w:rPr>
+            </w:pPr>
+            <w:r>
+              <w:rPr>
+                <w:rFonts w:ascii="Arial" w:hAnsi="Arial" w:cs="Arial"/>
+              </w:rPr>
               <w:t>Administrador</w:t>
             </w:r>
           </w:p>
@@ -5743,8 +7097,14 @@
                 <w:tab w:val="left" w:pos="1574"/>
               </w:tabs>
               <w:spacing w:after="160" w:line="480" w:lineRule="auto"/>
-            </w:pPr>
-            <w:r>
+              <w:rPr>
+                <w:rFonts w:ascii="Arial" w:hAnsi="Arial" w:cs="Arial"/>
+              </w:rPr>
+            </w:pPr>
+            <w:r>
+              <w:rPr>
+                <w:rFonts w:ascii="Arial" w:hAnsi="Arial" w:cs="Arial"/>
+              </w:rPr>
               <w:t>RF08</w:t>
             </w:r>
           </w:p>
@@ -5760,24 +7120,42 @@
                 <w:tab w:val="left" w:pos="1574"/>
               </w:tabs>
               <w:spacing w:after="160" w:line="480" w:lineRule="auto"/>
-            </w:pPr>
-            <w:r>
+              <w:rPr>
+                <w:rFonts w:ascii="Arial" w:hAnsi="Arial" w:cs="Arial"/>
+              </w:rPr>
+            </w:pPr>
+            <w:r>
+              <w:rPr>
+                <w:rFonts w:ascii="Arial" w:hAnsi="Arial" w:cs="Arial"/>
+              </w:rPr>
               <w:t xml:space="preserve">Técnico debe calibrar sensores </w:t>
             </w:r>
             <w:proofErr w:type="spellStart"/>
             <w:r>
+              <w:rPr>
+                <w:rFonts w:ascii="Arial" w:hAnsi="Arial" w:cs="Arial"/>
+              </w:rPr>
               <w:t>IoT</w:t>
             </w:r>
             <w:proofErr w:type="spellEnd"/>
             <w:r>
+              <w:rPr>
+                <w:rFonts w:ascii="Arial" w:hAnsi="Arial" w:cs="Arial"/>
+              </w:rPr>
               <w:t xml:space="preserve"> remotamente vía </w:t>
             </w:r>
             <w:proofErr w:type="spellStart"/>
             <w:r>
+              <w:rPr>
+                <w:rFonts w:ascii="Arial" w:hAnsi="Arial" w:cs="Arial"/>
+              </w:rPr>
               <w:t>dashboard</w:t>
             </w:r>
             <w:proofErr w:type="spellEnd"/>
             <w:r>
+              <w:rPr>
+                <w:rFonts w:ascii="Arial" w:hAnsi="Arial" w:cs="Arial"/>
+              </w:rPr>
               <w:t xml:space="preserve"> (offset temperatura, factor caudalímetro)</w:t>
             </w:r>
           </w:p>
@@ -5793,8 +7171,14 @@
                 <w:tab w:val="left" w:pos="1574"/>
               </w:tabs>
               <w:spacing w:after="160" w:line="480" w:lineRule="auto"/>
-            </w:pPr>
-            <w:r>
+              <w:rPr>
+                <w:rFonts w:ascii="Arial" w:hAnsi="Arial" w:cs="Arial"/>
+              </w:rPr>
+            </w:pPr>
+            <w:r>
+              <w:rPr>
+                <w:rFonts w:ascii="Arial" w:hAnsi="Arial" w:cs="Arial"/>
+              </w:rPr>
               <w:t>Baja</w:t>
             </w:r>
           </w:p>
@@ -5810,8 +7194,14 @@
                 <w:tab w:val="left" w:pos="1574"/>
               </w:tabs>
               <w:spacing w:after="160" w:line="480" w:lineRule="auto"/>
-            </w:pPr>
-            <w:r>
+              <w:rPr>
+                <w:rFonts w:ascii="Arial" w:hAnsi="Arial" w:cs="Arial"/>
+              </w:rPr>
+            </w:pPr>
+            <w:r>
+              <w:rPr>
+                <w:rFonts w:ascii="Arial" w:hAnsi="Arial" w:cs="Arial"/>
+              </w:rPr>
               <w:t>Técnico</w:t>
             </w:r>
           </w:p>
@@ -5829,6 +7219,9 @@
                 <w:tab w:val="left" w:pos="1574"/>
               </w:tabs>
               <w:spacing w:line="480" w:lineRule="auto"/>
+              <w:rPr>
+                <w:rFonts w:ascii="Arial" w:hAnsi="Arial" w:cs="Arial"/>
+              </w:rPr>
             </w:pPr>
             <w:r>
               <w:rPr>
@@ -5852,6 +7245,9 @@
                 <w:tab w:val="left" w:pos="1574"/>
               </w:tabs>
               <w:spacing w:line="480" w:lineRule="auto"/>
+              <w:rPr>
+                <w:rFonts w:ascii="Arial" w:hAnsi="Arial" w:cs="Arial"/>
+              </w:rPr>
             </w:pPr>
             <w:r>
               <w:rPr>
@@ -5920,19 +7316,7 @@
               <w:rPr>
                 <w:rFonts w:ascii="Arial" w:hAnsi="Arial" w:cs="Arial"/>
               </w:rPr>
-              <w:t xml:space="preserve"> físico) cuando ML3 detecta riesgo crítico </w:t>
-            </w:r>
-            <w:r>
-              <w:rPr>
-                <w:rFonts w:ascii="Arial" w:hAnsi="Arial" w:cs="Arial"/>
-              </w:rPr>
-              <w:t xml:space="preserve">en invernaderos </w:t>
-            </w:r>
-            <w:r>
-              <w:rPr>
-                <w:rFonts w:ascii="Arial" w:hAnsi="Arial" w:cs="Arial"/>
-              </w:rPr>
-              <w:t>a 72h</w:t>
+              <w:t xml:space="preserve"> físico) cuando ML3 detecta riesgo crítico en invernaderos a 72h</w:t>
             </w:r>
           </w:p>
         </w:tc>
@@ -5947,6 +7331,9 @@
                 <w:tab w:val="left" w:pos="1574"/>
               </w:tabs>
               <w:spacing w:line="480" w:lineRule="auto"/>
+              <w:rPr>
+                <w:rFonts w:ascii="Arial" w:hAnsi="Arial" w:cs="Arial"/>
+              </w:rPr>
             </w:pPr>
             <w:r>
               <w:rPr>
@@ -5970,6 +7357,9 @@
                 <w:tab w:val="left" w:pos="1574"/>
               </w:tabs>
               <w:spacing w:line="480" w:lineRule="auto"/>
+              <w:rPr>
+                <w:rFonts w:ascii="Arial" w:hAnsi="Arial" w:cs="Arial"/>
+              </w:rPr>
             </w:pPr>
             <w:r>
               <w:rPr>
@@ -6125,12 +7515,16 @@
         <w:spacing w:line="480" w:lineRule="auto"/>
         <w:rPr>
           <w:rFonts w:ascii="Arial" w:hAnsi="Arial" w:cs="Arial"/>
+          <w:i w:val="0"/>
+          <w:iCs w:val="0"/>
           <w:color w:val="auto"/>
         </w:rPr>
       </w:pPr>
       <w:r>
         <w:rPr>
           <w:rFonts w:ascii="Arial" w:hAnsi="Arial" w:cs="Arial"/>
+          <w:i w:val="0"/>
+          <w:iCs w:val="0"/>
           <w:color w:val="auto"/>
         </w:rPr>
         <w:t>Requerimientos no funcionales</w:t>
@@ -6143,10 +7537,10 @@
         <w:tblLook w:val="04A0" w:firstRow="1" w:lastRow="0" w:firstColumn="1" w:lastColumn="0" w:noHBand="0" w:noVBand="1"/>
       </w:tblPr>
       <w:tblGrid>
-        <w:gridCol w:w="978"/>
-        <w:gridCol w:w="1938"/>
-        <w:gridCol w:w="3893"/>
-        <w:gridCol w:w="2585"/>
+        <w:gridCol w:w="977"/>
+        <w:gridCol w:w="1936"/>
+        <w:gridCol w:w="3885"/>
+        <w:gridCol w:w="2596"/>
       </w:tblGrid>
       <w:tr>
         <w:tc>
@@ -6160,8 +7554,14 @@
                 <w:tab w:val="left" w:pos="1574"/>
               </w:tabs>
               <w:spacing w:after="160" w:line="480" w:lineRule="auto"/>
-            </w:pPr>
-            <w:r>
+              <w:rPr>
+                <w:rFonts w:ascii="Arial" w:hAnsi="Arial" w:cs="Arial"/>
+              </w:rPr>
+            </w:pPr>
+            <w:r>
+              <w:rPr>
+                <w:rFonts w:ascii="Arial" w:hAnsi="Arial" w:cs="Arial"/>
+              </w:rPr>
               <w:t>ID</w:t>
             </w:r>
           </w:p>
@@ -6177,8 +7577,14 @@
                 <w:tab w:val="left" w:pos="1574"/>
               </w:tabs>
               <w:spacing w:after="160" w:line="480" w:lineRule="auto"/>
-            </w:pPr>
-            <w:r>
+              <w:rPr>
+                <w:rFonts w:ascii="Arial" w:hAnsi="Arial" w:cs="Arial"/>
+              </w:rPr>
+            </w:pPr>
+            <w:r>
+              <w:rPr>
+                <w:rFonts w:ascii="Arial" w:hAnsi="Arial" w:cs="Arial"/>
+              </w:rPr>
               <w:t>Categoría</w:t>
             </w:r>
           </w:p>
@@ -6194,8 +7600,14 @@
                 <w:tab w:val="left" w:pos="1574"/>
               </w:tabs>
               <w:spacing w:after="160" w:line="480" w:lineRule="auto"/>
-            </w:pPr>
-            <w:r>
+              <w:rPr>
+                <w:rFonts w:ascii="Arial" w:hAnsi="Arial" w:cs="Arial"/>
+              </w:rPr>
+            </w:pPr>
+            <w:r>
+              <w:rPr>
+                <w:rFonts w:ascii="Arial" w:hAnsi="Arial" w:cs="Arial"/>
+              </w:rPr>
               <w:t>Requerimiento</w:t>
             </w:r>
           </w:p>
@@ -6211,8 +7623,14 @@
                 <w:tab w:val="left" w:pos="1574"/>
               </w:tabs>
               <w:spacing w:after="160" w:line="480" w:lineRule="auto"/>
-            </w:pPr>
-            <w:r>
+              <w:rPr>
+                <w:rFonts w:ascii="Arial" w:hAnsi="Arial" w:cs="Arial"/>
+              </w:rPr>
+            </w:pPr>
+            <w:r>
+              <w:rPr>
+                <w:rFonts w:ascii="Arial" w:hAnsi="Arial" w:cs="Arial"/>
+              </w:rPr>
               <w:t>Métrica de éxito</w:t>
             </w:r>
           </w:p>
@@ -6230,8 +7648,14 @@
                 <w:tab w:val="left" w:pos="1574"/>
               </w:tabs>
               <w:spacing w:after="160" w:line="480" w:lineRule="auto"/>
-            </w:pPr>
-            <w:r>
+              <w:rPr>
+                <w:rFonts w:ascii="Arial" w:hAnsi="Arial" w:cs="Arial"/>
+              </w:rPr>
+            </w:pPr>
+            <w:r>
+              <w:rPr>
+                <w:rFonts w:ascii="Arial" w:hAnsi="Arial" w:cs="Arial"/>
+              </w:rPr>
               <w:t>RNF01</w:t>
             </w:r>
           </w:p>
@@ -6247,8 +7671,14 @@
                 <w:tab w:val="left" w:pos="1574"/>
               </w:tabs>
               <w:spacing w:after="160" w:line="480" w:lineRule="auto"/>
-            </w:pPr>
-            <w:r>
+              <w:rPr>
+                <w:rFonts w:ascii="Arial" w:hAnsi="Arial" w:cs="Arial"/>
+              </w:rPr>
+            </w:pPr>
+            <w:r>
+              <w:rPr>
+                <w:rFonts w:ascii="Arial" w:hAnsi="Arial" w:cs="Arial"/>
+              </w:rPr>
               <w:t>Rendimiento</w:t>
             </w:r>
           </w:p>
@@ -6264,17 +7694,29 @@
                 <w:tab w:val="left" w:pos="1574"/>
               </w:tabs>
               <w:spacing w:after="160" w:line="480" w:lineRule="auto"/>
+              <w:rPr>
+                <w:rFonts w:ascii="Arial" w:hAnsi="Arial" w:cs="Arial"/>
+              </w:rPr>
             </w:pPr>
             <w:proofErr w:type="spellStart"/>
             <w:r>
+              <w:rPr>
+                <w:rFonts w:ascii="Arial" w:hAnsi="Arial" w:cs="Arial"/>
+              </w:rPr>
               <w:t>Dashboard</w:t>
             </w:r>
             <w:proofErr w:type="spellEnd"/>
             <w:r>
+              <w:rPr>
+                <w:rFonts w:ascii="Arial" w:hAnsi="Arial" w:cs="Arial"/>
+              </w:rPr>
               <w:t xml:space="preserve"> responde en &lt; 3 </w:t>
             </w:r>
             <w:proofErr w:type="spellStart"/>
             <w:r>
+              <w:rPr>
+                <w:rFonts w:ascii="Arial" w:hAnsi="Arial" w:cs="Arial"/>
+              </w:rPr>
               <w:t>seg</w:t>
             </w:r>
             <w:proofErr w:type="spellEnd"/>
@@ -6291,8 +7733,14 @@
                 <w:tab w:val="left" w:pos="1574"/>
               </w:tabs>
               <w:spacing w:after="160" w:line="480" w:lineRule="auto"/>
-            </w:pPr>
-            <w:r>
+              <w:rPr>
+                <w:rFonts w:ascii="Arial" w:hAnsi="Arial" w:cs="Arial"/>
+              </w:rPr>
+            </w:pPr>
+            <w:r>
+              <w:rPr>
+                <w:rFonts w:ascii="Arial" w:hAnsi="Arial" w:cs="Arial"/>
+              </w:rPr>
               <w:t>95% de consultas</w:t>
             </w:r>
           </w:p>
@@ -6310,8 +7758,14 @@
                 <w:tab w:val="left" w:pos="1574"/>
               </w:tabs>
               <w:spacing w:after="160" w:line="480" w:lineRule="auto"/>
-            </w:pPr>
-            <w:r>
+              <w:rPr>
+                <w:rFonts w:ascii="Arial" w:hAnsi="Arial" w:cs="Arial"/>
+              </w:rPr>
+            </w:pPr>
+            <w:r>
+              <w:rPr>
+                <w:rFonts w:ascii="Arial" w:hAnsi="Arial" w:cs="Arial"/>
+              </w:rPr>
               <w:t>RNF02</w:t>
             </w:r>
           </w:p>
@@ -6327,8 +7781,14 @@
                 <w:tab w:val="left" w:pos="1574"/>
               </w:tabs>
               <w:spacing w:after="160" w:line="480" w:lineRule="auto"/>
-            </w:pPr>
-            <w:r>
+              <w:rPr>
+                <w:rFonts w:ascii="Arial" w:hAnsi="Arial" w:cs="Arial"/>
+              </w:rPr>
+            </w:pPr>
+            <w:r>
+              <w:rPr>
+                <w:rFonts w:ascii="Arial" w:hAnsi="Arial" w:cs="Arial"/>
+              </w:rPr>
               <w:t>Disponibilidad</w:t>
             </w:r>
           </w:p>
@@ -6344,8 +7804,14 @@
                 <w:tab w:val="left" w:pos="1574"/>
               </w:tabs>
               <w:spacing w:after="160" w:line="480" w:lineRule="auto"/>
-            </w:pPr>
-            <w:r>
+              <w:rPr>
+                <w:rFonts w:ascii="Arial" w:hAnsi="Arial" w:cs="Arial"/>
+              </w:rPr>
+            </w:pPr>
+            <w:r>
+              <w:rPr>
+                <w:rFonts w:ascii="Arial" w:hAnsi="Arial" w:cs="Arial"/>
+              </w:rPr>
               <w:t>Sistema operacional 24/7</w:t>
             </w:r>
           </w:p>
@@ -6361,16 +7827,28 @@
                 <w:tab w:val="left" w:pos="1574"/>
               </w:tabs>
               <w:spacing w:after="160" w:line="480" w:lineRule="auto"/>
-            </w:pPr>
-            <w:r>
+              <w:rPr>
+                <w:rFonts w:ascii="Arial" w:hAnsi="Arial" w:cs="Arial"/>
+              </w:rPr>
+            </w:pPr>
+            <w:r>
+              <w:rPr>
+                <w:rFonts w:ascii="Arial" w:hAnsi="Arial" w:cs="Arial"/>
+              </w:rPr>
               <w:t xml:space="preserve">98% </w:t>
             </w:r>
             <w:proofErr w:type="spellStart"/>
             <w:r>
+              <w:rPr>
+                <w:rFonts w:ascii="Arial" w:hAnsi="Arial" w:cs="Arial"/>
+              </w:rPr>
               <w:t>uptime</w:t>
             </w:r>
             <w:proofErr w:type="spellEnd"/>
             <w:r>
+              <w:rPr>
+                <w:rFonts w:ascii="Arial" w:hAnsi="Arial" w:cs="Arial"/>
+              </w:rPr>
               <w:t xml:space="preserve"> mensual</w:t>
             </w:r>
           </w:p>
@@ -6388,9 +7866,14 @@
                 <w:tab w:val="left" w:pos="1574"/>
               </w:tabs>
               <w:spacing w:after="160" w:line="480" w:lineRule="auto"/>
-            </w:pPr>
-            <w:r>
-              <w:lastRenderedPageBreak/>
+              <w:rPr>
+                <w:rFonts w:ascii="Arial" w:hAnsi="Arial" w:cs="Arial"/>
+              </w:rPr>
+            </w:pPr>
+            <w:r>
+              <w:rPr>
+                <w:rFonts w:ascii="Arial" w:hAnsi="Arial" w:cs="Arial"/>
+              </w:rPr>
               <w:t>RNF03</w:t>
             </w:r>
           </w:p>
@@ -6406,8 +7889,14 @@
                 <w:tab w:val="left" w:pos="1574"/>
               </w:tabs>
               <w:spacing w:after="160" w:line="480" w:lineRule="auto"/>
-            </w:pPr>
-            <w:r>
+              <w:rPr>
+                <w:rFonts w:ascii="Arial" w:hAnsi="Arial" w:cs="Arial"/>
+              </w:rPr>
+            </w:pPr>
+            <w:r>
+              <w:rPr>
+                <w:rFonts w:ascii="Arial" w:hAnsi="Arial" w:cs="Arial"/>
+              </w:rPr>
               <w:t>Escalabilidad</w:t>
             </w:r>
           </w:p>
@@ -6423,8 +7912,14 @@
                 <w:tab w:val="left" w:pos="1574"/>
               </w:tabs>
               <w:spacing w:after="160" w:line="480" w:lineRule="auto"/>
-            </w:pPr>
-            <w:r>
+              <w:rPr>
+                <w:rFonts w:ascii="Arial" w:hAnsi="Arial" w:cs="Arial"/>
+              </w:rPr>
+            </w:pPr>
+            <w:r>
+              <w:rPr>
+                <w:rFonts w:ascii="Arial" w:hAnsi="Arial" w:cs="Arial"/>
+              </w:rPr>
               <w:t>Soporta +2 invernaderos sin recodificar</w:t>
             </w:r>
           </w:p>
@@ -6440,8 +7935,14 @@
                 <w:tab w:val="left" w:pos="1574"/>
               </w:tabs>
               <w:spacing w:after="160" w:line="480" w:lineRule="auto"/>
-            </w:pPr>
-            <w:r>
+              <w:rPr>
+                <w:rFonts w:ascii="Arial" w:hAnsi="Arial" w:cs="Arial"/>
+              </w:rPr>
+            </w:pPr>
+            <w:r>
+              <w:rPr>
+                <w:rFonts w:ascii="Arial" w:hAnsi="Arial" w:cs="Arial"/>
+              </w:rPr>
               <w:t>Validado en pruebas</w:t>
             </w:r>
           </w:p>
@@ -6459,8 +7960,15 @@
                 <w:tab w:val="left" w:pos="1574"/>
               </w:tabs>
               <w:spacing w:after="160" w:line="480" w:lineRule="auto"/>
-            </w:pPr>
-            <w:r>
+              <w:rPr>
+                <w:rFonts w:ascii="Arial" w:hAnsi="Arial" w:cs="Arial"/>
+              </w:rPr>
+            </w:pPr>
+            <w:r>
+              <w:rPr>
+                <w:rFonts w:ascii="Arial" w:hAnsi="Arial" w:cs="Arial"/>
+              </w:rPr>
+              <w:lastRenderedPageBreak/>
               <w:t>RNF04</w:t>
             </w:r>
           </w:p>
@@ -6476,8 +7984,14 @@
                 <w:tab w:val="left" w:pos="1574"/>
               </w:tabs>
               <w:spacing w:after="160" w:line="480" w:lineRule="auto"/>
-            </w:pPr>
-            <w:r>
+              <w:rPr>
+                <w:rFonts w:ascii="Arial" w:hAnsi="Arial" w:cs="Arial"/>
+              </w:rPr>
+            </w:pPr>
+            <w:r>
+              <w:rPr>
+                <w:rFonts w:ascii="Arial" w:hAnsi="Arial" w:cs="Arial"/>
+              </w:rPr>
               <w:t>Offline</w:t>
             </w:r>
           </w:p>
@@ -6493,8 +8007,14 @@
                 <w:tab w:val="left" w:pos="1574"/>
               </w:tabs>
               <w:spacing w:after="160" w:line="480" w:lineRule="auto"/>
-            </w:pPr>
-            <w:r>
+              <w:rPr>
+                <w:rFonts w:ascii="Arial" w:hAnsi="Arial" w:cs="Arial"/>
+              </w:rPr>
+            </w:pPr>
+            <w:r>
+              <w:rPr>
+                <w:rFonts w:ascii="Arial" w:hAnsi="Arial" w:cs="Arial"/>
+              </w:rPr>
               <w:t>ML2 funciona autónomo sin internet</w:t>
             </w:r>
           </w:p>
@@ -6510,12 +8030,15 @@
                 <w:tab w:val="left" w:pos="1574"/>
               </w:tabs>
               <w:spacing w:after="160" w:line="480" w:lineRule="auto"/>
-            </w:pPr>
-            <w:r>
-              <w:t xml:space="preserve">100% </w:t>
-            </w:r>
-            <w:r>
-              <w:t>de funcionalidad</w:t>
+              <w:rPr>
+                <w:rFonts w:ascii="Arial" w:hAnsi="Arial" w:cs="Arial"/>
+              </w:rPr>
+            </w:pPr>
+            <w:r>
+              <w:rPr>
+                <w:rFonts w:ascii="Arial" w:hAnsi="Arial" w:cs="Arial"/>
+              </w:rPr>
+              <w:t>100% de funcionalidad</w:t>
             </w:r>
           </w:p>
         </w:tc>
@@ -6532,8 +8055,14 @@
                 <w:tab w:val="left" w:pos="1574"/>
               </w:tabs>
               <w:spacing w:after="160" w:line="480" w:lineRule="auto"/>
-            </w:pPr>
-            <w:r>
+              <w:rPr>
+                <w:rFonts w:ascii="Arial" w:hAnsi="Arial" w:cs="Arial"/>
+              </w:rPr>
+            </w:pPr>
+            <w:r>
+              <w:rPr>
+                <w:rFonts w:ascii="Arial" w:hAnsi="Arial" w:cs="Arial"/>
+              </w:rPr>
               <w:t>RNF05</w:t>
             </w:r>
           </w:p>
@@ -6549,8 +8078,14 @@
                 <w:tab w:val="left" w:pos="1574"/>
               </w:tabs>
               <w:spacing w:after="160" w:line="480" w:lineRule="auto"/>
-            </w:pPr>
-            <w:r>
+              <w:rPr>
+                <w:rFonts w:ascii="Arial" w:hAnsi="Arial" w:cs="Arial"/>
+              </w:rPr>
+            </w:pPr>
+            <w:r>
+              <w:rPr>
+                <w:rFonts w:ascii="Arial" w:hAnsi="Arial" w:cs="Arial"/>
+              </w:rPr>
               <w:t>Energía</w:t>
             </w:r>
           </w:p>
@@ -6566,14 +8101,26 @@
                 <w:tab w:val="left" w:pos="1574"/>
               </w:tabs>
               <w:spacing w:after="160" w:line="480" w:lineRule="auto"/>
-            </w:pPr>
-            <w:r>
+              <w:rPr>
+                <w:rFonts w:ascii="Arial" w:hAnsi="Arial" w:cs="Arial"/>
+              </w:rPr>
+            </w:pPr>
+            <w:r>
+              <w:rPr>
+                <w:rFonts w:ascii="Arial" w:hAnsi="Arial" w:cs="Arial"/>
+              </w:rPr>
               <w:t>Todo sistema</w:t>
             </w:r>
             <w:r>
+              <w:rPr>
+                <w:rFonts w:ascii="Arial" w:hAnsi="Arial" w:cs="Arial"/>
+              </w:rPr>
               <w:t xml:space="preserve"> de bajo</w:t>
             </w:r>
             <w:r>
+              <w:rPr>
+                <w:rFonts w:ascii="Arial" w:hAnsi="Arial" w:cs="Arial"/>
+              </w:rPr>
               <w:t xml:space="preserve"> consumo promedio</w:t>
             </w:r>
           </w:p>
@@ -6589,8 +8136,14 @@
                 <w:tab w:val="left" w:pos="1574"/>
               </w:tabs>
               <w:spacing w:after="160" w:line="480" w:lineRule="auto"/>
-            </w:pPr>
-            <w:r>
+              <w:rPr>
+                <w:rFonts w:ascii="Arial" w:hAnsi="Arial" w:cs="Arial"/>
+              </w:rPr>
+            </w:pPr>
+            <w:r>
+              <w:rPr>
+                <w:rFonts w:ascii="Arial" w:hAnsi="Arial" w:cs="Arial"/>
+              </w:rPr>
               <w:t>Medido en campo</w:t>
             </w:r>
           </w:p>
@@ -6608,8 +8161,14 @@
                 <w:tab w:val="left" w:pos="1574"/>
               </w:tabs>
               <w:spacing w:after="160" w:line="480" w:lineRule="auto"/>
-            </w:pPr>
-            <w:r>
+              <w:rPr>
+                <w:rFonts w:ascii="Arial" w:hAnsi="Arial" w:cs="Arial"/>
+              </w:rPr>
+            </w:pPr>
+            <w:r>
+              <w:rPr>
+                <w:rFonts w:ascii="Arial" w:hAnsi="Arial" w:cs="Arial"/>
+              </w:rPr>
               <w:t>RNF06</w:t>
             </w:r>
           </w:p>
@@ -6625,8 +8184,14 @@
                 <w:tab w:val="left" w:pos="1574"/>
               </w:tabs>
               <w:spacing w:after="160" w:line="480" w:lineRule="auto"/>
-            </w:pPr>
-            <w:r>
+              <w:rPr>
+                <w:rFonts w:ascii="Arial" w:hAnsi="Arial" w:cs="Arial"/>
+              </w:rPr>
+            </w:pPr>
+            <w:r>
+              <w:rPr>
+                <w:rFonts w:ascii="Arial" w:hAnsi="Arial" w:cs="Arial"/>
+              </w:rPr>
               <w:t>Seguridad</w:t>
             </w:r>
           </w:p>
@@ -6642,22 +8207,40 @@
                 <w:tab w:val="left" w:pos="1574"/>
               </w:tabs>
               <w:spacing w:after="160" w:line="480" w:lineRule="auto"/>
-            </w:pPr>
-            <w:r>
+              <w:rPr>
+                <w:rFonts w:ascii="Arial" w:hAnsi="Arial" w:cs="Arial"/>
+              </w:rPr>
+            </w:pPr>
+            <w:r>
+              <w:rPr>
+                <w:rFonts w:ascii="Arial" w:hAnsi="Arial" w:cs="Arial"/>
+              </w:rPr>
               <w:t xml:space="preserve">Acceso </w:t>
             </w:r>
             <w:r>
+              <w:rPr>
+                <w:rFonts w:ascii="Arial" w:hAnsi="Arial" w:cs="Arial"/>
+              </w:rPr>
               <w:t xml:space="preserve">a </w:t>
             </w:r>
             <w:proofErr w:type="spellStart"/>
             <w:r>
+              <w:rPr>
+                <w:rFonts w:ascii="Arial" w:hAnsi="Arial" w:cs="Arial"/>
+              </w:rPr>
               <w:t>dashboard</w:t>
             </w:r>
             <w:proofErr w:type="spellEnd"/>
             <w:r>
+              <w:rPr>
+                <w:rFonts w:ascii="Arial" w:hAnsi="Arial" w:cs="Arial"/>
+              </w:rPr>
               <w:t xml:space="preserve"> </w:t>
             </w:r>
             <w:r>
+              <w:rPr>
+                <w:rFonts w:ascii="Arial" w:hAnsi="Arial" w:cs="Arial"/>
+              </w:rPr>
               <w:t>restringido</w:t>
             </w:r>
           </w:p>
@@ -6673,8 +8256,14 @@
                 <w:tab w:val="left" w:pos="1574"/>
               </w:tabs>
               <w:spacing w:after="160" w:line="480" w:lineRule="auto"/>
-            </w:pPr>
-            <w:r>
+              <w:rPr>
+                <w:rFonts w:ascii="Arial" w:hAnsi="Arial" w:cs="Arial"/>
+              </w:rPr>
+            </w:pPr>
+            <w:r>
+              <w:rPr>
+                <w:rFonts w:ascii="Arial" w:hAnsi="Arial" w:cs="Arial"/>
+              </w:rPr>
               <w:t>Sin accesos no autorizados</w:t>
             </w:r>
           </w:p>
@@ -6692,8 +8281,14 @@
                 <w:tab w:val="left" w:pos="1574"/>
               </w:tabs>
               <w:spacing w:after="160" w:line="480" w:lineRule="auto"/>
-            </w:pPr>
-            <w:r>
+              <w:rPr>
+                <w:rFonts w:ascii="Arial" w:hAnsi="Arial" w:cs="Arial"/>
+              </w:rPr>
+            </w:pPr>
+            <w:r>
+              <w:rPr>
+                <w:rFonts w:ascii="Arial" w:hAnsi="Arial" w:cs="Arial"/>
+              </w:rPr>
               <w:t>RNF07</w:t>
             </w:r>
           </w:p>
@@ -6709,8 +8304,14 @@
                 <w:tab w:val="left" w:pos="1574"/>
               </w:tabs>
               <w:spacing w:after="160" w:line="480" w:lineRule="auto"/>
-            </w:pPr>
-            <w:r>
+              <w:rPr>
+                <w:rFonts w:ascii="Arial" w:hAnsi="Arial" w:cs="Arial"/>
+              </w:rPr>
+            </w:pPr>
+            <w:r>
+              <w:rPr>
+                <w:rFonts w:ascii="Arial" w:hAnsi="Arial" w:cs="Arial"/>
+              </w:rPr>
               <w:t>Mantenibilidad</w:t>
             </w:r>
           </w:p>
@@ -6726,8 +8327,14 @@
                 <w:tab w:val="left" w:pos="1574"/>
               </w:tabs>
               <w:spacing w:after="160" w:line="480" w:lineRule="auto"/>
-            </w:pPr>
-            <w:r>
+              <w:rPr>
+                <w:rFonts w:ascii="Arial" w:hAnsi="Arial" w:cs="Arial"/>
+              </w:rPr>
+            </w:pPr>
+            <w:r>
+              <w:rPr>
+                <w:rFonts w:ascii="Arial" w:hAnsi="Arial" w:cs="Arial"/>
+              </w:rPr>
               <w:t>Técnico reemplaza sensor en &lt; 30 min sin detener sistema</w:t>
             </w:r>
           </w:p>
@@ -6743,8 +8350,14 @@
                 <w:tab w:val="left" w:pos="1574"/>
               </w:tabs>
               <w:spacing w:after="160" w:line="480" w:lineRule="auto"/>
-            </w:pPr>
-            <w:r>
+              <w:rPr>
+                <w:rFonts w:ascii="Arial" w:hAnsi="Arial" w:cs="Arial"/>
+              </w:rPr>
+            </w:pPr>
+            <w:r>
+              <w:rPr>
+                <w:rFonts w:ascii="Arial" w:hAnsi="Arial" w:cs="Arial"/>
+              </w:rPr>
               <w:t>Procedimiento documentado</w:t>
             </w:r>
           </w:p>
@@ -6762,8 +8375,14 @@
                 <w:tab w:val="left" w:pos="1574"/>
               </w:tabs>
               <w:spacing w:after="160" w:line="480" w:lineRule="auto"/>
-            </w:pPr>
-            <w:r>
+              <w:rPr>
+                <w:rFonts w:ascii="Arial" w:hAnsi="Arial" w:cs="Arial"/>
+              </w:rPr>
+            </w:pPr>
+            <w:r>
+              <w:rPr>
+                <w:rFonts w:ascii="Arial" w:hAnsi="Arial" w:cs="Arial"/>
+              </w:rPr>
               <w:t>RNF08</w:t>
             </w:r>
           </w:p>
@@ -6779,8 +8398,14 @@
                 <w:tab w:val="left" w:pos="1574"/>
               </w:tabs>
               <w:spacing w:after="160" w:line="480" w:lineRule="auto"/>
-            </w:pPr>
-            <w:r>
+              <w:rPr>
+                <w:rFonts w:ascii="Arial" w:hAnsi="Arial" w:cs="Arial"/>
+              </w:rPr>
+            </w:pPr>
+            <w:r>
+              <w:rPr>
+                <w:rFonts w:ascii="Arial" w:hAnsi="Arial" w:cs="Arial"/>
+              </w:rPr>
               <w:t>Usabilidad</w:t>
             </w:r>
           </w:p>
@@ -6796,16 +8421,28 @@
                 <w:tab w:val="left" w:pos="1574"/>
               </w:tabs>
               <w:spacing w:after="160" w:line="480" w:lineRule="auto"/>
-            </w:pPr>
-            <w:r>
+              <w:rPr>
+                <w:rFonts w:ascii="Arial" w:hAnsi="Arial" w:cs="Arial"/>
+              </w:rPr>
+            </w:pPr>
+            <w:r>
+              <w:rPr>
+                <w:rFonts w:ascii="Arial" w:hAnsi="Arial" w:cs="Arial"/>
+              </w:rPr>
               <w:t xml:space="preserve">Estudiante aprende </w:t>
             </w:r>
             <w:proofErr w:type="spellStart"/>
             <w:r>
+              <w:rPr>
+                <w:rFonts w:ascii="Arial" w:hAnsi="Arial" w:cs="Arial"/>
+              </w:rPr>
               <w:t>dashboard</w:t>
             </w:r>
             <w:proofErr w:type="spellEnd"/>
             <w:r>
+              <w:rPr>
+                <w:rFonts w:ascii="Arial" w:hAnsi="Arial" w:cs="Arial"/>
+              </w:rPr>
               <w:t xml:space="preserve"> en &lt; 15 min</w:t>
             </w:r>
           </w:p>
@@ -6821,8 +8458,14 @@
                 <w:tab w:val="left" w:pos="1574"/>
               </w:tabs>
               <w:spacing w:after="160" w:line="480" w:lineRule="auto"/>
-            </w:pPr>
-            <w:r>
+              <w:rPr>
+                <w:rFonts w:ascii="Arial" w:hAnsi="Arial" w:cs="Arial"/>
+              </w:rPr>
+            </w:pPr>
+            <w:r>
+              <w:rPr>
+                <w:rFonts w:ascii="Arial" w:hAnsi="Arial" w:cs="Arial"/>
+              </w:rPr>
               <w:t>Prueba usuario final</w:t>
             </w:r>
           </w:p>
@@ -6840,8 +8483,14 @@
                 <w:tab w:val="left" w:pos="1574"/>
               </w:tabs>
               <w:spacing w:after="160" w:line="480" w:lineRule="auto"/>
-            </w:pPr>
-            <w:r>
+              <w:rPr>
+                <w:rFonts w:ascii="Arial" w:hAnsi="Arial" w:cs="Arial"/>
+              </w:rPr>
+            </w:pPr>
+            <w:r>
+              <w:rPr>
+                <w:rFonts w:ascii="Arial" w:hAnsi="Arial" w:cs="Arial"/>
+              </w:rPr>
               <w:t>RNF09</w:t>
             </w:r>
           </w:p>
@@ -6857,8 +8506,14 @@
                 <w:tab w:val="left" w:pos="1574"/>
               </w:tabs>
               <w:spacing w:after="160" w:line="480" w:lineRule="auto"/>
-            </w:pPr>
-            <w:r>
+              <w:rPr>
+                <w:rFonts w:ascii="Arial" w:hAnsi="Arial" w:cs="Arial"/>
+              </w:rPr>
+            </w:pPr>
+            <w:r>
+              <w:rPr>
+                <w:rFonts w:ascii="Arial" w:hAnsi="Arial" w:cs="Arial"/>
+              </w:rPr>
               <w:t>Portabilidad</w:t>
             </w:r>
           </w:p>
@@ -6874,8 +8529,14 @@
                 <w:tab w:val="left" w:pos="1574"/>
               </w:tabs>
               <w:spacing w:after="160" w:line="480" w:lineRule="auto"/>
-            </w:pPr>
-            <w:r>
+              <w:rPr>
+                <w:rFonts w:ascii="Arial" w:hAnsi="Arial" w:cs="Arial"/>
+              </w:rPr>
+            </w:pPr>
+            <w:r>
+              <w:rPr>
+                <w:rFonts w:ascii="Arial" w:hAnsi="Arial" w:cs="Arial"/>
+              </w:rPr>
               <w:t>Corre en Raspberry Pi 4 / ESP32 sin modificaciones</w:t>
             </w:r>
           </w:p>
@@ -6891,8 +8552,14 @@
                 <w:tab w:val="left" w:pos="1574"/>
               </w:tabs>
               <w:spacing w:after="160" w:line="480" w:lineRule="auto"/>
-            </w:pPr>
-            <w:r>
+              <w:rPr>
+                <w:rFonts w:ascii="Arial" w:hAnsi="Arial" w:cs="Arial"/>
+              </w:rPr>
+            </w:pPr>
+            <w:r>
+              <w:rPr>
+                <w:rFonts w:ascii="Arial" w:hAnsi="Arial" w:cs="Arial"/>
+              </w:rPr>
               <w:t>Despliegue validado</w:t>
             </w:r>
           </w:p>
@@ -6910,6 +8577,9 @@
                 <w:tab w:val="left" w:pos="1574"/>
               </w:tabs>
               <w:spacing w:line="480" w:lineRule="auto"/>
+              <w:rPr>
+                <w:rFonts w:ascii="Arial" w:hAnsi="Arial" w:cs="Arial"/>
+              </w:rPr>
             </w:pPr>
             <w:r>
               <w:rPr>
@@ -6933,6 +8603,9 @@
                 <w:tab w:val="left" w:pos="1574"/>
               </w:tabs>
               <w:spacing w:line="480" w:lineRule="auto"/>
+              <w:rPr>
+                <w:rFonts w:ascii="Arial" w:hAnsi="Arial" w:cs="Arial"/>
+              </w:rPr>
             </w:pPr>
             <w:r>
               <w:rPr>
@@ -6956,6 +8629,9 @@
                 <w:tab w:val="left" w:pos="1574"/>
               </w:tabs>
               <w:spacing w:line="480" w:lineRule="auto"/>
+              <w:rPr>
+                <w:rFonts w:ascii="Arial" w:hAnsi="Arial" w:cs="Arial"/>
+              </w:rPr>
             </w:pPr>
             <w:r>
               <w:rPr>
@@ -6990,6 +8666,9 @@
                 <w:tab w:val="left" w:pos="1574"/>
               </w:tabs>
               <w:spacing w:line="480" w:lineRule="auto"/>
+              <w:rPr>
+                <w:rFonts w:ascii="Arial" w:hAnsi="Arial" w:cs="Arial"/>
+              </w:rPr>
             </w:pPr>
             <w:r>
               <w:rPr>
@@ -7034,7 +8713,7 @@
           <w:szCs w:val="32"/>
         </w:rPr>
       </w:pPr>
-      <w:bookmarkStart w:id="19" w:name="_Toc225367712"/>
+      <w:bookmarkStart w:id="19" w:name="_Toc226038130"/>
       <w:r>
         <w:rPr>
           <w:rFonts w:ascii="Arial" w:hAnsi="Arial" w:cs="Arial"/>
@@ -7060,7 +8739,7 @@
           <w:color w:val="auto"/>
         </w:rPr>
       </w:pPr>
-      <w:bookmarkStart w:id="20" w:name="_Toc225367713"/>
+      <w:bookmarkStart w:id="20" w:name="_Toc226038131"/>
       <w:r>
         <w:rPr>
           <w:rFonts w:ascii="Arial" w:hAnsi="Arial" w:cs="Arial"/>
@@ -7083,7 +8762,7 @@
           <w:color w:val="auto"/>
         </w:rPr>
       </w:pPr>
-      <w:bookmarkStart w:id="21" w:name="_Toc225367714"/>
+      <w:bookmarkStart w:id="21" w:name="_Toc226038132"/>
       <w:r>
         <w:rPr>
           <w:rFonts w:ascii="Arial" w:hAnsi="Arial" w:cs="Arial"/>
@@ -7167,7 +8846,7 @@
           <w:color w:val="auto"/>
         </w:rPr>
       </w:pPr>
-      <w:bookmarkStart w:id="22" w:name="_Toc225367715"/>
+      <w:bookmarkStart w:id="22" w:name="_Toc226038133"/>
       <w:r>
         <w:rPr>
           <w:rFonts w:ascii="Arial" w:hAnsi="Arial" w:cs="Arial"/>
@@ -7219,7 +8898,7 @@
           <w:color w:val="auto"/>
         </w:rPr>
       </w:pPr>
-      <w:bookmarkStart w:id="23" w:name="_Toc225367716"/>
+      <w:bookmarkStart w:id="23" w:name="_Toc226038134"/>
       <w:r>
         <w:rPr>
           <w:rFonts w:ascii="Arial" w:hAnsi="Arial" w:cs="Arial"/>
@@ -7235,7 +8914,6 @@
         </w:rPr>
         <w:t>contenido</w:t>
       </w:r>
-      <w:bookmarkEnd w:id="23"/>
       <w:commentRangeEnd w:id="24"/>
       <w:r>
         <w:rPr>
@@ -7245,7 +8923,427 @@
         </w:rPr>
         <w:commentReference w:id="24"/>
       </w:r>
+      <w:bookmarkEnd w:id="23"/>
     </w:p>
+    <w:p>
+      <w:pPr>
+        <w:spacing w:line="480" w:lineRule="auto"/>
+        <w:rPr>
+          <w:rFonts w:ascii="Arial" w:hAnsi="Arial" w:cs="Arial"/>
+        </w:rPr>
+      </w:pPr>
+      <w:r>
+        <w:rPr>
+          <w:rFonts w:ascii="Arial" w:hAnsi="Arial" w:cs="Arial"/>
+          <w:b/>
+          <w:bCs/>
+        </w:rPr>
+        <w:t>Alcance del proyecto</w:t>
+      </w:r>
+      <w:r>
+        <w:rPr>
+          <w:rFonts w:ascii="Arial" w:hAnsi="Arial" w:cs="Arial"/>
+        </w:rPr>
+        <w:t>:</w:t>
+      </w:r>
+    </w:p>
+    <w:p>
+      <w:pPr>
+        <w:spacing w:line="480" w:lineRule="auto"/>
+        <w:ind w:firstLine="709"/>
+        <w:rPr>
+          <w:rFonts w:ascii="Arial" w:hAnsi="Arial" w:cs="Arial"/>
+        </w:rPr>
+      </w:pPr>
+      <w:r>
+        <w:rPr>
+          <w:rFonts w:ascii="Arial" w:hAnsi="Arial" w:cs="Arial"/>
+        </w:rPr>
+        <w:t>El proyecto se centra exclusivamente en el desarrollo</w:t>
+      </w:r>
+      <w:r>
+        <w:rPr>
+          <w:rFonts w:ascii="Arial" w:hAnsi="Arial" w:cs="Arial"/>
+        </w:rPr>
+        <w:t xml:space="preserve"> </w:t>
+      </w:r>
+      <w:r>
+        <w:rPr>
+          <w:rFonts w:ascii="Arial" w:hAnsi="Arial" w:cs="Arial"/>
+        </w:rPr>
+        <w:t>y validación de un sistema completo de captación de agua de niebla que integra:</w:t>
+      </w:r>
+    </w:p>
+    <w:p>
+      <w:pPr>
+        <w:pStyle w:val="Prrafodelista"/>
+        <w:numPr>
+          <w:ilvl w:val="0"/>
+          <w:numId w:val="27"/>
+        </w:numPr>
+        <w:spacing w:line="480" w:lineRule="auto"/>
+        <w:rPr>
+          <w:rFonts w:ascii="Arial" w:hAnsi="Arial" w:cs="Arial"/>
+        </w:rPr>
+      </w:pPr>
+      <w:r>
+        <w:rPr>
+          <w:rFonts w:ascii="Arial" w:hAnsi="Arial" w:cs="Arial"/>
+        </w:rPr>
+        <w:t xml:space="preserve">Fabricación e instalación de atrapanieblas físicos con mallas </w:t>
+      </w:r>
+      <w:proofErr w:type="spellStart"/>
+      <w:r>
+        <w:rPr>
+          <w:rFonts w:ascii="Arial" w:hAnsi="Arial" w:cs="Arial"/>
+        </w:rPr>
+        <w:t>Raschel</w:t>
+      </w:r>
+      <w:proofErr w:type="spellEnd"/>
+      <w:r>
+        <w:rPr>
+          <w:rFonts w:ascii="Arial" w:hAnsi="Arial" w:cs="Arial"/>
+        </w:rPr>
+        <w:t>.</w:t>
+      </w:r>
+    </w:p>
+    <w:p>
+      <w:pPr>
+        <w:pStyle w:val="Prrafodelista"/>
+        <w:numPr>
+          <w:ilvl w:val="0"/>
+          <w:numId w:val="27"/>
+        </w:numPr>
+        <w:spacing w:line="480" w:lineRule="auto"/>
+        <w:rPr>
+          <w:rFonts w:ascii="Arial" w:hAnsi="Arial" w:cs="Arial"/>
+        </w:rPr>
+      </w:pPr>
+      <w:r>
+        <w:rPr>
+          <w:rFonts w:ascii="Arial" w:hAnsi="Arial" w:cs="Arial"/>
+        </w:rPr>
+        <w:t xml:space="preserve">Desarrollo de estación meteorológica </w:t>
+      </w:r>
+      <w:proofErr w:type="spellStart"/>
+      <w:r>
+        <w:rPr>
+          <w:rFonts w:ascii="Arial" w:hAnsi="Arial" w:cs="Arial"/>
+        </w:rPr>
+        <w:t>IoT</w:t>
+      </w:r>
+      <w:proofErr w:type="spellEnd"/>
+      <w:r>
+        <w:rPr>
+          <w:rFonts w:ascii="Arial" w:hAnsi="Arial" w:cs="Arial"/>
+        </w:rPr>
+        <w:t xml:space="preserve"> con ESP32, sensor BME680 y caudalímetro.</w:t>
+      </w:r>
+    </w:p>
+    <w:p>
+      <w:pPr>
+        <w:pStyle w:val="Prrafodelista"/>
+        <w:numPr>
+          <w:ilvl w:val="0"/>
+          <w:numId w:val="27"/>
+        </w:numPr>
+        <w:spacing w:line="480" w:lineRule="auto"/>
+        <w:rPr>
+          <w:rFonts w:ascii="Arial" w:hAnsi="Arial" w:cs="Arial"/>
+        </w:rPr>
+      </w:pPr>
+      <w:r>
+        <w:rPr>
+          <w:rFonts w:ascii="Arial" w:hAnsi="Arial" w:cs="Arial"/>
+        </w:rPr>
+        <w:lastRenderedPageBreak/>
+        <w:t xml:space="preserve">Entrenamiento de tres modelos de machine </w:t>
+      </w:r>
+      <w:proofErr w:type="spellStart"/>
+      <w:r>
+        <w:rPr>
+          <w:rFonts w:ascii="Arial" w:hAnsi="Arial" w:cs="Arial"/>
+        </w:rPr>
+        <w:t>learning</w:t>
+      </w:r>
+      <w:proofErr w:type="spellEnd"/>
+      <w:r>
+        <w:rPr>
+          <w:rFonts w:ascii="Arial" w:hAnsi="Arial" w:cs="Arial"/>
+        </w:rPr>
+        <w:t xml:space="preserve"> en Python (ML1: predicción volumétrica, ML2: control de riego </w:t>
+      </w:r>
+      <w:proofErr w:type="spellStart"/>
+      <w:r>
+        <w:rPr>
+          <w:rFonts w:ascii="Arial" w:hAnsi="Arial" w:cs="Arial"/>
+        </w:rPr>
+        <w:t>edge</w:t>
+      </w:r>
+      <w:proofErr w:type="spellEnd"/>
+      <w:r>
+        <w:rPr>
+          <w:rFonts w:ascii="Arial" w:hAnsi="Arial" w:cs="Arial"/>
+        </w:rPr>
+        <w:t>, ML3: simulación de escenarios de riesgo).</w:t>
+      </w:r>
+    </w:p>
+    <w:p>
+      <w:pPr>
+        <w:pStyle w:val="Prrafodelista"/>
+        <w:numPr>
+          <w:ilvl w:val="0"/>
+          <w:numId w:val="27"/>
+        </w:numPr>
+        <w:spacing w:line="480" w:lineRule="auto"/>
+        <w:rPr>
+          <w:rFonts w:ascii="Arial" w:hAnsi="Arial" w:cs="Arial"/>
+        </w:rPr>
+      </w:pPr>
+      <w:r>
+        <w:rPr>
+          <w:rFonts w:ascii="Arial" w:hAnsi="Arial" w:cs="Arial"/>
+        </w:rPr>
+        <w:t xml:space="preserve">Implementación del protocolo MCP para interoperabilidad local entre sensores, modelos ML y </w:t>
+      </w:r>
+      <w:proofErr w:type="spellStart"/>
+      <w:r>
+        <w:rPr>
+          <w:rFonts w:ascii="Arial" w:hAnsi="Arial" w:cs="Arial"/>
+        </w:rPr>
+        <w:t>dashboard</w:t>
+      </w:r>
+      <w:proofErr w:type="spellEnd"/>
+      <w:r>
+        <w:rPr>
+          <w:rFonts w:ascii="Arial" w:hAnsi="Arial" w:cs="Arial"/>
+        </w:rPr>
+        <w:t>.</w:t>
+      </w:r>
+    </w:p>
+    <w:p>
+      <w:pPr>
+        <w:pStyle w:val="Prrafodelista"/>
+        <w:numPr>
+          <w:ilvl w:val="0"/>
+          <w:numId w:val="27"/>
+        </w:numPr>
+        <w:spacing w:line="480" w:lineRule="auto"/>
+        <w:rPr>
+          <w:rFonts w:ascii="Arial" w:hAnsi="Arial" w:cs="Arial"/>
+        </w:rPr>
+      </w:pPr>
+      <w:r>
+        <w:rPr>
+          <w:rFonts w:ascii="Arial" w:hAnsi="Arial" w:cs="Arial"/>
+        </w:rPr>
+        <w:t xml:space="preserve">Desarrollo de </w:t>
+      </w:r>
+      <w:proofErr w:type="spellStart"/>
+      <w:r>
+        <w:rPr>
+          <w:rFonts w:ascii="Arial" w:hAnsi="Arial" w:cs="Arial"/>
+        </w:rPr>
+        <w:t>dashboard</w:t>
+      </w:r>
+      <w:proofErr w:type="spellEnd"/>
+      <w:r>
+        <w:rPr>
+          <w:rFonts w:ascii="Arial" w:hAnsi="Arial" w:cs="Arial"/>
+        </w:rPr>
+        <w:t xml:space="preserve"> web en Laravel que visualice datos, predicciones, controles y reportes.</w:t>
+      </w:r>
+    </w:p>
+    <w:p>
+      <w:pPr>
+        <w:pStyle w:val="Prrafodelista"/>
+        <w:numPr>
+          <w:ilvl w:val="0"/>
+          <w:numId w:val="27"/>
+        </w:numPr>
+        <w:spacing w:line="480" w:lineRule="auto"/>
+        <w:rPr>
+          <w:rFonts w:ascii="Arial" w:hAnsi="Arial" w:cs="Arial"/>
+        </w:rPr>
+      </w:pPr>
+      <w:r>
+        <w:rPr>
+          <w:rFonts w:ascii="Arial" w:hAnsi="Arial" w:cs="Arial"/>
+        </w:rPr>
+        <w:t xml:space="preserve">Pruebas de campo en los invernaderos del C.E.A. </w:t>
+      </w:r>
+      <w:proofErr w:type="spellStart"/>
+      <w:r>
+        <w:rPr>
+          <w:rFonts w:ascii="Arial" w:hAnsi="Arial" w:cs="Arial"/>
+        </w:rPr>
+        <w:t>Cetha</w:t>
+      </w:r>
+      <w:proofErr w:type="spellEnd"/>
+      <w:r>
+        <w:rPr>
+          <w:rFonts w:ascii="Arial" w:hAnsi="Arial" w:cs="Arial"/>
+        </w:rPr>
+        <w:t xml:space="preserve"> Ildefonso de las Muñecas, midiendo precisión predictiva y eficiencia de riego.</w:t>
+      </w:r>
+    </w:p>
+    <w:p>
+      <w:pPr>
+        <w:spacing w:line="480" w:lineRule="auto"/>
+        <w:ind w:left="360"/>
+        <w:rPr>
+          <w:rFonts w:ascii="Arial" w:hAnsi="Arial" w:cs="Arial"/>
+        </w:rPr>
+      </w:pPr>
+      <w:r>
+        <w:rPr>
+          <w:rFonts w:ascii="Arial" w:hAnsi="Arial" w:cs="Arial"/>
+          <w:b/>
+          <w:bCs/>
+        </w:rPr>
+        <w:t>Límites del proyecto</w:t>
+      </w:r>
+      <w:r>
+        <w:rPr>
+          <w:rFonts w:ascii="Arial" w:hAnsi="Arial" w:cs="Arial"/>
+        </w:rPr>
+        <w:t>:</w:t>
+      </w:r>
+    </w:p>
+    <w:p>
+      <w:pPr>
+        <w:pStyle w:val="Prrafodelista"/>
+        <w:numPr>
+          <w:ilvl w:val="0"/>
+          <w:numId w:val="26"/>
+        </w:numPr>
+        <w:spacing w:line="480" w:lineRule="auto"/>
+        <w:rPr>
+          <w:rFonts w:ascii="Arial" w:hAnsi="Arial" w:cs="Arial"/>
+        </w:rPr>
+      </w:pPr>
+      <w:r>
+        <w:rPr>
+          <w:rFonts w:ascii="Arial" w:hAnsi="Arial" w:cs="Arial"/>
+        </w:rPr>
+        <w:t>No se diseñará ni construirá infraestructura de invernaderos (se usará la existente).</w:t>
+      </w:r>
+    </w:p>
+    <w:p>
+      <w:pPr>
+        <w:pStyle w:val="Prrafodelista"/>
+        <w:numPr>
+          <w:ilvl w:val="0"/>
+          <w:numId w:val="26"/>
+        </w:numPr>
+        <w:spacing w:line="480" w:lineRule="auto"/>
+        <w:rPr>
+          <w:rFonts w:ascii="Arial" w:hAnsi="Arial" w:cs="Arial"/>
+        </w:rPr>
+      </w:pPr>
+      <w:r>
+        <w:rPr>
+          <w:rFonts w:ascii="Arial" w:hAnsi="Arial" w:cs="Arial"/>
+        </w:rPr>
+        <w:t>No se implementará tratamiento o potabilización del agua captada.</w:t>
+      </w:r>
+    </w:p>
+    <w:p>
+      <w:pPr>
+        <w:pStyle w:val="Prrafodelista"/>
+        <w:numPr>
+          <w:ilvl w:val="0"/>
+          <w:numId w:val="26"/>
+        </w:numPr>
+        <w:spacing w:line="480" w:lineRule="auto"/>
+        <w:rPr>
+          <w:rFonts w:ascii="Arial" w:hAnsi="Arial" w:cs="Arial"/>
+        </w:rPr>
+      </w:pPr>
+      <w:r>
+        <w:rPr>
+          <w:rFonts w:ascii="Arial" w:hAnsi="Arial" w:cs="Arial"/>
+        </w:rPr>
+        <w:t>No se desarrollarán modelos ML para calidad de agua, composición del suelo ni plagas.</w:t>
+      </w:r>
+    </w:p>
+    <w:p>
+      <w:pPr>
+        <w:pStyle w:val="Prrafodelista"/>
+        <w:numPr>
+          <w:ilvl w:val="0"/>
+          <w:numId w:val="26"/>
+        </w:numPr>
+        <w:spacing w:line="480" w:lineRule="auto"/>
+        <w:rPr>
+          <w:rFonts w:ascii="Arial" w:hAnsi="Arial" w:cs="Arial"/>
+        </w:rPr>
+      </w:pPr>
+      <w:r>
+        <w:rPr>
+          <w:rFonts w:ascii="Arial" w:hAnsi="Arial" w:cs="Arial"/>
+        </w:rPr>
+        <w:t>No se construirá sistema de almacenamiento de agua (cisternas, tanques).</w:t>
+      </w:r>
+    </w:p>
+    <w:p>
+      <w:pPr>
+        <w:pStyle w:val="Prrafodelista"/>
+        <w:numPr>
+          <w:ilvl w:val="0"/>
+          <w:numId w:val="26"/>
+        </w:numPr>
+        <w:spacing w:line="480" w:lineRule="auto"/>
+        <w:rPr>
+          <w:rFonts w:ascii="Arial" w:hAnsi="Arial" w:cs="Arial"/>
+        </w:rPr>
+      </w:pPr>
+      <w:r>
+        <w:rPr>
+          <w:rFonts w:ascii="Arial" w:hAnsi="Arial" w:cs="Arial"/>
+        </w:rPr>
+        <w:t>No se incluirán funciones de seguridad avanzada (cámaras, control de acceso biométrico).</w:t>
+      </w:r>
+    </w:p>
+    <w:p>
+      <w:pPr>
+        <w:pStyle w:val="Prrafodelista"/>
+        <w:numPr>
+          <w:ilvl w:val="0"/>
+          <w:numId w:val="26"/>
+        </w:numPr>
+        <w:spacing w:line="480" w:lineRule="auto"/>
+        <w:rPr>
+          <w:rFonts w:ascii="Arial" w:hAnsi="Arial" w:cs="Arial"/>
+        </w:rPr>
+      </w:pPr>
+      <w:r>
+        <w:rPr>
+          <w:rFonts w:ascii="Arial" w:hAnsi="Arial" w:cs="Arial"/>
+        </w:rPr>
+        <w:t>No se desarrollará aplicación móvil ni integración con sistemas externos.</w:t>
+      </w:r>
+    </w:p>
+    <w:p>
+      <w:pPr>
+        <w:pStyle w:val="Prrafodelista"/>
+        <w:numPr>
+          <w:ilvl w:val="0"/>
+          <w:numId w:val="26"/>
+        </w:numPr>
+        <w:spacing w:line="480" w:lineRule="auto"/>
+        <w:rPr>
+          <w:rFonts w:ascii="Arial" w:hAnsi="Arial" w:cs="Arial"/>
+        </w:rPr>
+      </w:pPr>
+      <w:r>
+        <w:rPr>
+          <w:rFonts w:ascii="Arial" w:hAnsi="Arial" w:cs="Arial"/>
+        </w:rPr>
+        <w:t>No se implementará comercialización ni venta del agua captada.</w:t>
+      </w:r>
+    </w:p>
+    <w:p/>
     <w:p>
       <w:pPr>
         <w:pStyle w:val="Ttulo3"/>
@@ -7259,12 +9357,13 @@
           <w:color w:val="auto"/>
         </w:rPr>
       </w:pPr>
-      <w:bookmarkStart w:id="25" w:name="_Toc225367717"/>
+      <w:bookmarkStart w:id="25" w:name="_Toc226038135"/>
       <w:r>
         <w:rPr>
           <w:rFonts w:ascii="Arial" w:hAnsi="Arial" w:cs="Arial"/>
           <w:color w:val="auto"/>
         </w:rPr>
+        <w:lastRenderedPageBreak/>
         <w:t xml:space="preserve">Delimitación </w:t>
       </w:r>
       <w:commentRangeStart w:id="26"/>
@@ -7275,7 +9374,6 @@
         </w:rPr>
         <w:t>temporal</w:t>
       </w:r>
-      <w:bookmarkEnd w:id="25"/>
       <w:commentRangeEnd w:id="26"/>
       <w:r>
         <w:rPr>
@@ -7284,6 +9382,114 @@
           <w:color w:val="auto"/>
         </w:rPr>
         <w:commentReference w:id="26"/>
+      </w:r>
+      <w:bookmarkEnd w:id="25"/>
+    </w:p>
+    <w:p>
+      <w:pPr>
+        <w:rPr>
+          <w:b/>
+          <w:bCs/>
+        </w:rPr>
+      </w:pPr>
+      <w:r>
+        <w:rPr>
+          <w:b/>
+          <w:bCs/>
+        </w:rPr>
+        <w:t>Período de ejecución:</w:t>
+      </w:r>
+    </w:p>
+    <w:p>
+      <w:pPr>
+        <w:ind w:firstLine="709"/>
+      </w:pPr>
+      <w:r>
+        <w:t>Semestre I-2026 (marzo-</w:t>
+      </w:r>
+      <w:r>
+        <w:t>junio</w:t>
+      </w:r>
+      <w:r>
+        <w:t xml:space="preserve"> 2026), centrado exclusivamente en completar un sistema funcional y listo para uso.</w:t>
+      </w:r>
+    </w:p>
+    <w:p>
+      <w:r>
+        <w:rPr>
+          <w:b/>
+          <w:bCs/>
+        </w:rPr>
+        <w:t>Desarrollo secuencial:</w:t>
+      </w:r>
+      <w:r>
+        <w:br/>
+        <w:t>Marzo-abril 2026:</w:t>
+      </w:r>
+    </w:p>
+    <w:p>
+      <w:pPr>
+        <w:numPr>
+          <w:ilvl w:val="0"/>
+          <w:numId w:val="28"/>
+        </w:numPr>
+      </w:pPr>
+      <w:r>
+        <w:t>Fabricación e instalación de piloto con dos atrapanieblas (40 m² total malla).</w:t>
+      </w:r>
+    </w:p>
+    <w:p>
+      <w:pPr>
+        <w:numPr>
+          <w:ilvl w:val="0"/>
+          <w:numId w:val="28"/>
+        </w:numPr>
+      </w:pPr>
+      <w:r>
+        <w:t>Implementación de mini estación meteorológica con ESP32, BME680 y caudalímetro.</w:t>
+      </w:r>
+    </w:p>
+    <w:p>
+      <w:r>
+        <w:t>Mayo-julio 2026:</w:t>
+      </w:r>
+    </w:p>
+    <w:p>
+      <w:pPr>
+        <w:numPr>
+          <w:ilvl w:val="0"/>
+          <w:numId w:val="29"/>
+        </w:numPr>
+      </w:pPr>
+      <w:r>
+        <w:t>Desarrollo completo del </w:t>
+      </w:r>
+      <w:proofErr w:type="spellStart"/>
+      <w:r>
+        <w:t>dashboard</w:t>
+      </w:r>
+      <w:proofErr w:type="spellEnd"/>
+      <w:r>
+        <w:t xml:space="preserve"> intuitivo en Laravel para visualización de sensores, monitoreo de caudal y control básico de riego.</w:t>
+      </w:r>
+    </w:p>
+    <w:p>
+      <w:pPr>
+        <w:numPr>
+          <w:ilvl w:val="0"/>
+          <w:numId w:val="29"/>
+        </w:numPr>
+      </w:pPr>
+      <w:r>
+        <w:t xml:space="preserve">Integración de protocolo MCP para comunicación local entre sensores y </w:t>
+      </w:r>
+      <w:proofErr w:type="spellStart"/>
+      <w:r>
+        <w:t>dashboard</w:t>
+      </w:r>
+      <w:proofErr w:type="spellEnd"/>
+      <w:r>
+        <w:t>.</w:t>
       </w:r>
     </w:p>
     <w:p>
@@ -7299,7 +9505,7 @@
           <w:color w:val="auto"/>
         </w:rPr>
       </w:pPr>
-      <w:bookmarkStart w:id="27" w:name="_Toc225367718"/>
+      <w:bookmarkStart w:id="27" w:name="_Toc226038136"/>
       <w:r>
         <w:rPr>
           <w:rFonts w:ascii="Arial" w:hAnsi="Arial" w:cs="Arial"/>
@@ -7366,29 +9572,10 @@
           <w:rFonts w:ascii="Arial" w:hAnsi="Arial" w:cs="Arial"/>
         </w:rPr>
       </w:pPr>
-    </w:p>
-    <w:p>
-      <w:pPr>
-        <w:spacing w:line="480" w:lineRule="auto"/>
-        <w:ind w:firstLine="709"/>
-        <w:rPr>
-          <w:rFonts w:ascii="Arial" w:hAnsi="Arial" w:cs="Arial"/>
-        </w:rPr>
-      </w:pPr>
-    </w:p>
-    <w:p>
-      <w:pPr>
-        <w:spacing w:line="480" w:lineRule="auto"/>
-        <w:ind w:firstLine="709"/>
-        <w:rPr>
-          <w:rFonts w:ascii="Arial" w:hAnsi="Arial" w:cs="Arial"/>
-        </w:rPr>
-      </w:pPr>
-      <w:r>
-        <w:rPr>
-          <w:rFonts w:ascii="Arial" w:hAnsi="Arial" w:cs="Arial"/>
-        </w:rPr>
-        <w:lastRenderedPageBreak/>
+      <w:r>
+        <w:rPr>
+          <w:rFonts w:ascii="Arial" w:hAnsi="Arial" w:cs="Arial"/>
+        </w:rPr>
         <w:t>Infraestructura específica:</w:t>
       </w:r>
     </w:p>
@@ -7534,7 +9721,7 @@
           <w:szCs w:val="32"/>
         </w:rPr>
       </w:pPr>
-      <w:bookmarkStart w:id="28" w:name="_Toc225367719"/>
+      <w:bookmarkStart w:id="28" w:name="_Toc226038137"/>
       <w:r>
         <w:rPr>
           <w:rFonts w:ascii="Arial" w:hAnsi="Arial" w:cs="Arial"/>
@@ -7542,6 +9729,7 @@
           <w:sz w:val="32"/>
           <w:szCs w:val="32"/>
         </w:rPr>
+        <w:lastRenderedPageBreak/>
         <w:t>Objetivos</w:t>
       </w:r>
       <w:bookmarkEnd w:id="28"/>
@@ -7565,6 +9753,8 @@
         <w:spacing w:line="480" w:lineRule="auto"/>
         <w:rPr>
           <w:rFonts w:ascii="Arial" w:hAnsi="Arial" w:cs="Arial"/>
+          <w:i w:val="0"/>
+          <w:iCs w:val="0"/>
           <w:color w:val="auto"/>
           <w:sz w:val="28"/>
           <w:szCs w:val="28"/>
@@ -7573,6 +9763,8 @@
       <w:r>
         <w:rPr>
           <w:rFonts w:ascii="Arial" w:hAnsi="Arial" w:cs="Arial"/>
+          <w:i w:val="0"/>
+          <w:iCs w:val="0"/>
           <w:color w:val="auto"/>
           <w:sz w:val="28"/>
           <w:szCs w:val="28"/>
@@ -7667,6 +9859,8 @@
         <w:spacing w:line="480" w:lineRule="auto"/>
         <w:rPr>
           <w:rFonts w:ascii="Arial" w:hAnsi="Arial" w:cs="Arial"/>
+          <w:i w:val="0"/>
+          <w:iCs w:val="0"/>
           <w:color w:val="auto"/>
           <w:sz w:val="28"/>
           <w:szCs w:val="28"/>
@@ -7675,6 +9869,8 @@
       <w:r>
         <w:rPr>
           <w:rFonts w:ascii="Arial" w:hAnsi="Arial" w:cs="Arial"/>
+          <w:i w:val="0"/>
+          <w:iCs w:val="0"/>
           <w:color w:val="auto"/>
           <w:sz w:val="28"/>
           <w:szCs w:val="28"/>
@@ -7778,7 +9974,6 @@
         <w:rPr>
           <w:rFonts w:ascii="Arial" w:hAnsi="Arial" w:cs="Arial"/>
         </w:rPr>
-        <w:lastRenderedPageBreak/>
         <w:t>Desplegar servidor MCP local para interoperabilidad estandarizada entre modelos ML (predicción, control riego, gemelo digital)</w:t>
       </w:r>
     </w:p>
@@ -7867,17 +10062,9 @@
         <w:t>.</w:t>
       </w:r>
     </w:p>
-    <w:p>
-      <w:pPr>
-        <w:pStyle w:val="Prrafodelista"/>
-        <w:rPr>
-          <w:rFonts w:ascii="Arial" w:hAnsi="Arial" w:cs="Arial"/>
-          <w:lang w:val="es-ES"/>
-        </w:rPr>
-      </w:pPr>
-    </w:p>
     <w:p/>
     <w:sectPr>
+      <w:headerReference w:type="default" r:id="rId13"/>
       <w:pgSz w:w="12240" w:h="15840" w:code="1"/>
       <w:pgMar w:top="1418" w:right="1418" w:bottom="1418" w:left="1418" w:header="709" w:footer="709" w:gutter="0"/>
       <w:cols w:space="708"/>
@@ -8049,9 +10236,217 @@
 </w16cid:commentsIds>
 </file>
 
+<file path=word/endnotes.xml><?xml version="1.0" encoding="utf-8"?>
+<w:endnotes xmlns:wpc="http://schemas.microsoft.com/office/word/2010/wordprocessingCanvas" xmlns:cx="http://schemas.microsoft.com/office/drawing/2014/chartex" xmlns:cx1="http://schemas.microsoft.com/office/drawing/2015/9/8/chartex" xmlns:cx2="http://schemas.microsoft.com/office/drawing/2015/10/21/chartex" xmlns:cx3="http://schemas.microsoft.com/office/drawing/2016/5/9/chartex" xmlns:cx4="http://schemas.microsoft.com/office/drawing/2016/5/10/chartex" xmlns:cx5="http://schemas.microsoft.com/office/drawing/2016/5/11/chartex" xmlns:cx6="http://schemas.microsoft.com/office/drawing/2016/5/12/chartex" xmlns:cx7="http://schemas.microsoft.com/office/drawing/2016/5/13/chartex" xmlns:cx8="http://schemas.microsoft.com/office/drawing/2016/5/14/chartex" xmlns:mc="http://schemas.openxmlformats.org/markup-compatibility/2006" xmlns:aink="http://schemas.microsoft.com/office/drawing/2016/ink" xmlns:am3d="http://schemas.microsoft.com/office/drawing/2017/model3d" xmlns:o="urn:schemas-microsoft-com:office:office" xmlns:oel="http://schemas.microsoft.com/office/2019/extlst" xmlns:r="http://schemas.openxmlformats.org/officeDocument/2006/relationships" xmlns:m="http://schemas.openxmlformats.org/officeDocument/2006/math" xmlns:v="urn:schemas-microsoft-com:vml" xmlns:wp14="http://schemas.microsoft.com/office/word/2010/wordprocessingDrawing" xmlns:wp="http://schemas.openxmlformats.org/drawingml/2006/wordprocessingDrawing" xmlns:w10="urn:schemas-microsoft-com:office:word" xmlns:w="http://schemas.openxmlformats.org/wordprocessingml/2006/main" xmlns:w14="http://schemas.microsoft.com/office/word/2010/wordml" xmlns:w15="http://schemas.microsoft.com/office/word/2012/wordml" xmlns:w16cex="http://schemas.microsoft.com/office/word/2018/wordml/cex" xmlns:w16cid="http://schemas.microsoft.com/office/word/2016/wordml/cid" xmlns:w16="http://schemas.microsoft.com/office/word/2018/wordml" xmlns:w16sdtdh="http://schemas.microsoft.com/office/word/2020/wordml/sdtdatahash" xmlns:w16se="http://schemas.microsoft.com/office/word/2015/wordml/symex" xmlns:wpg="http://schemas.microsoft.com/office/word/2010/wordprocessingGroup" xmlns:wpi="http://schemas.microsoft.com/office/word/2010/wordprocessingInk" xmlns:wne="http://schemas.microsoft.com/office/word/2006/wordml" xmlns:wps="http://schemas.microsoft.com/office/word/2010/wordprocessingShape" mc:Ignorable="w14 w15 w16se w16cid w16 w16cex w16sdtdh wp14">
+  <w:endnote w:type="separator" w:id="-1">
+    <w:p>
+      <w:pPr>
+        <w:spacing w:after="0" w:line="240" w:lineRule="auto"/>
+      </w:pPr>
+      <w:r>
+        <w:separator/>
+      </w:r>
+    </w:p>
+  </w:endnote>
+  <w:endnote w:type="continuationSeparator" w:id="0">
+    <w:p>
+      <w:pPr>
+        <w:spacing w:after="0" w:line="240" w:lineRule="auto"/>
+      </w:pPr>
+      <w:r>
+        <w:continuationSeparator/>
+      </w:r>
+    </w:p>
+  </w:endnote>
+</w:endnotes>
+</file>
+
+<file path=word/footnotes.xml><?xml version="1.0" encoding="utf-8"?>
+<w:footnotes xmlns:wpc="http://schemas.microsoft.com/office/word/2010/wordprocessingCanvas" xmlns:cx="http://schemas.microsoft.com/office/drawing/2014/chartex" xmlns:cx1="http://schemas.microsoft.com/office/drawing/2015/9/8/chartex" xmlns:cx2="http://schemas.microsoft.com/office/drawing/2015/10/21/chartex" xmlns:cx3="http://schemas.microsoft.com/office/drawing/2016/5/9/chartex" xmlns:cx4="http://schemas.microsoft.com/office/drawing/2016/5/10/chartex" xmlns:cx5="http://schemas.microsoft.com/office/drawing/2016/5/11/chartex" xmlns:cx6="http://schemas.microsoft.com/office/drawing/2016/5/12/chartex" xmlns:cx7="http://schemas.microsoft.com/office/drawing/2016/5/13/chartex" xmlns:cx8="http://schemas.microsoft.com/office/drawing/2016/5/14/chartex" xmlns:mc="http://schemas.openxmlformats.org/markup-compatibility/2006" xmlns:aink="http://schemas.microsoft.com/office/drawing/2016/ink" xmlns:am3d="http://schemas.microsoft.com/office/drawing/2017/model3d" xmlns:o="urn:schemas-microsoft-com:office:office" xmlns:oel="http://schemas.microsoft.com/office/2019/extlst" xmlns:r="http://schemas.openxmlformats.org/officeDocument/2006/relationships" xmlns:m="http://schemas.openxmlformats.org/officeDocument/2006/math" xmlns:v="urn:schemas-microsoft-com:vml" xmlns:wp14="http://schemas.microsoft.com/office/word/2010/wordprocessingDrawing" xmlns:wp="http://schemas.openxmlformats.org/drawingml/2006/wordprocessingDrawing" xmlns:w10="urn:schemas-microsoft-com:office:word" xmlns:w="http://schemas.openxmlformats.org/wordprocessingml/2006/main" xmlns:w14="http://schemas.microsoft.com/office/word/2010/wordml" xmlns:w15="http://schemas.microsoft.com/office/word/2012/wordml" xmlns:w16cex="http://schemas.microsoft.com/office/word/2018/wordml/cex" xmlns:w16cid="http://schemas.microsoft.com/office/word/2016/wordml/cid" xmlns:w16="http://schemas.microsoft.com/office/word/2018/wordml" xmlns:w16sdtdh="http://schemas.microsoft.com/office/word/2020/wordml/sdtdatahash" xmlns:w16se="http://schemas.microsoft.com/office/word/2015/wordml/symex" xmlns:wpg="http://schemas.microsoft.com/office/word/2010/wordprocessingGroup" xmlns:wpi="http://schemas.microsoft.com/office/word/2010/wordprocessingInk" xmlns:wne="http://schemas.microsoft.com/office/word/2006/wordml" xmlns:wps="http://schemas.microsoft.com/office/word/2010/wordprocessingShape" mc:Ignorable="w14 w15 w16se w16cid w16 w16cex w16sdtdh wp14">
+  <w:footnote w:type="separator" w:id="-1">
+    <w:p>
+      <w:pPr>
+        <w:spacing w:after="0" w:line="240" w:lineRule="auto"/>
+      </w:pPr>
+      <w:r>
+        <w:separator/>
+      </w:r>
+    </w:p>
+  </w:footnote>
+  <w:footnote w:type="continuationSeparator" w:id="0">
+    <w:p>
+      <w:pPr>
+        <w:spacing w:after="0" w:line="240" w:lineRule="auto"/>
+      </w:pPr>
+      <w:r>
+        <w:continuationSeparator/>
+      </w:r>
+    </w:p>
+  </w:footnote>
+</w:footnotes>
+</file>
+
+<file path=word/header1.xml><?xml version="1.0" encoding="utf-8"?>
+<w:hdr xmlns:wpc="http://schemas.microsoft.com/office/word/2010/wordprocessingCanvas" xmlns:cx="http://schemas.microsoft.com/office/drawing/2014/chartex" xmlns:cx1="http://schemas.microsoft.com/office/drawing/2015/9/8/chartex" xmlns:cx2="http://schemas.microsoft.com/office/drawing/2015/10/21/chartex" xmlns:cx3="http://schemas.microsoft.com/office/drawing/2016/5/9/chartex" xmlns:cx4="http://schemas.microsoft.com/office/drawing/2016/5/10/chartex" xmlns:cx5="http://schemas.microsoft.com/office/drawing/2016/5/11/chartex" xmlns:cx6="http://schemas.microsoft.com/office/drawing/2016/5/12/chartex" xmlns:cx7="http://schemas.microsoft.com/office/drawing/2016/5/13/chartex" xmlns:cx8="http://schemas.microsoft.com/office/drawing/2016/5/14/chartex" xmlns:mc="http://schemas.openxmlformats.org/markup-compatibility/2006" xmlns:aink="http://schemas.microsoft.com/office/drawing/2016/ink" xmlns:am3d="http://schemas.microsoft.com/office/drawing/2017/model3d" xmlns:o="urn:schemas-microsoft-com:office:office" xmlns:oel="http://schemas.microsoft.com/office/2019/extlst" xmlns:r="http://schemas.openxmlformats.org/officeDocument/2006/relationships" xmlns:m="http://schemas.openxmlformats.org/officeDocument/2006/math" xmlns:v="urn:schemas-microsoft-com:vml" xmlns:wp14="http://schemas.microsoft.com/office/word/2010/wordprocessingDrawing" xmlns:wp="http://schemas.openxmlformats.org/drawingml/2006/wordprocessingDrawing" xmlns:w10="urn:schemas-microsoft-com:office:word" xmlns:w="http://schemas.openxmlformats.org/wordprocessingml/2006/main" xmlns:w14="http://schemas.microsoft.com/office/word/2010/wordml" xmlns:w15="http://schemas.microsoft.com/office/word/2012/wordml" xmlns:w16cex="http://schemas.microsoft.com/office/word/2018/wordml/cex" xmlns:w16cid="http://schemas.microsoft.com/office/word/2016/wordml/cid" xmlns:w16="http://schemas.microsoft.com/office/word/2018/wordml" xmlns:w16sdtdh="http://schemas.microsoft.com/office/word/2020/wordml/sdtdatahash" xmlns:w16se="http://schemas.microsoft.com/office/word/2015/wordml/symex" xmlns:wpg="http://schemas.microsoft.com/office/word/2010/wordprocessingGroup" xmlns:wpi="http://schemas.microsoft.com/office/word/2010/wordprocessingInk" xmlns:wne="http://schemas.microsoft.com/office/word/2006/wordml" xmlns:wps="http://schemas.microsoft.com/office/word/2010/wordprocessingShape" mc:Ignorable="w14 w15 w16se w16cid w16 w16cex w16sdtdh wp14">
+  <w:sdt>
+    <w:sdtPr>
+      <w:id w:val="-1591847149"/>
+      <w:docPartObj>
+        <w:docPartGallery w:val="Page Numbers (Top of Page)"/>
+        <w:docPartUnique/>
+      </w:docPartObj>
+    </w:sdtPr>
+    <w:sdtContent>
+      <w:p>
+        <w:pPr>
+          <w:pStyle w:val="Encabezado"/>
+          <w:jc w:val="right"/>
+        </w:pPr>
+        <w:r>
+          <w:fldChar w:fldCharType="begin"/>
+        </w:r>
+        <w:r>
+          <w:instrText>PAGE   \* MERGEFORMAT</w:instrText>
+        </w:r>
+        <w:r>
+          <w:fldChar w:fldCharType="separate"/>
+        </w:r>
+        <w:r>
+          <w:rPr>
+            <w:lang w:val="es-ES"/>
+          </w:rPr>
+          <w:t>2</w:t>
+        </w:r>
+        <w:r>
+          <w:fldChar w:fldCharType="end"/>
+        </w:r>
+      </w:p>
+    </w:sdtContent>
+  </w:sdt>
+  <w:p>
+    <w:pPr>
+      <w:pStyle w:val="Encabezado"/>
+    </w:pPr>
+  </w:p>
+</w:hdr>
+</file>
+
 <file path=word/numbering.xml><?xml version="1.0" encoding="utf-8"?>
 <w:numbering xmlns:wpc="http://schemas.microsoft.com/office/word/2010/wordprocessingCanvas" xmlns:cx="http://schemas.microsoft.com/office/drawing/2014/chartex" xmlns:cx1="http://schemas.microsoft.com/office/drawing/2015/9/8/chartex" xmlns:cx2="http://schemas.microsoft.com/office/drawing/2015/10/21/chartex" xmlns:cx3="http://schemas.microsoft.com/office/drawing/2016/5/9/chartex" xmlns:cx4="http://schemas.microsoft.com/office/drawing/2016/5/10/chartex" xmlns:cx5="http://schemas.microsoft.com/office/drawing/2016/5/11/chartex" xmlns:cx6="http://schemas.microsoft.com/office/drawing/2016/5/12/chartex" xmlns:cx7="http://schemas.microsoft.com/office/drawing/2016/5/13/chartex" xmlns:cx8="http://schemas.microsoft.com/office/drawing/2016/5/14/chartex" xmlns:mc="http://schemas.openxmlformats.org/markup-compatibility/2006" xmlns:aink="http://schemas.microsoft.com/office/drawing/2016/ink" xmlns:am3d="http://schemas.microsoft.com/office/drawing/2017/model3d" xmlns:o="urn:schemas-microsoft-com:office:office" xmlns:oel="http://schemas.microsoft.com/office/2019/extlst" xmlns:r="http://schemas.openxmlformats.org/officeDocument/2006/relationships" xmlns:m="http://schemas.openxmlformats.org/officeDocument/2006/math" xmlns:v="urn:schemas-microsoft-com:vml" xmlns:wp14="http://schemas.microsoft.com/office/word/2010/wordprocessingDrawing" xmlns:wp="http://schemas.openxmlformats.org/drawingml/2006/wordprocessingDrawing" xmlns:w10="urn:schemas-microsoft-com:office:word" xmlns:w="http://schemas.openxmlformats.org/wordprocessingml/2006/main" xmlns:w14="http://schemas.microsoft.com/office/word/2010/wordml" xmlns:w15="http://schemas.microsoft.com/office/word/2012/wordml" xmlns:w16cex="http://schemas.microsoft.com/office/word/2018/wordml/cex" xmlns:w16cid="http://schemas.microsoft.com/office/word/2016/wordml/cid" xmlns:w16="http://schemas.microsoft.com/office/word/2018/wordml" xmlns:w16sdtdh="http://schemas.microsoft.com/office/word/2020/wordml/sdtdatahash" xmlns:w16se="http://schemas.microsoft.com/office/word/2015/wordml/symex" xmlns:wpg="http://schemas.microsoft.com/office/word/2010/wordprocessingGroup" xmlns:wpi="http://schemas.microsoft.com/office/word/2010/wordprocessingInk" xmlns:wne="http://schemas.microsoft.com/office/word/2006/wordml" xmlns:wps="http://schemas.microsoft.com/office/word/2010/wordprocessingShape" mc:Ignorable="w14 w15 w16se w16cid w16 w16cex w16sdtdh wp14">
   <w:abstractNum w:abstractNumId="0" w15:restartNumberingAfterBreak="0">
+    <w:nsid w:val="0B556A3C"/>
+    <w:multiLevelType w:val="hybridMultilevel"/>
+    <w:tmpl w:val="7D801102"/>
+    <w:lvl w:ilvl="0" w:tplc="4742FF7E">
+      <w:start w:val="1"/>
+      <w:numFmt w:val="bullet"/>
+      <w:lvlText w:val=""/>
+      <w:lvlJc w:val="left"/>
+      <w:pPr>
+        <w:ind w:left="1080" w:hanging="360"/>
+      </w:pPr>
+      <w:rPr>
+        <w:rFonts w:ascii="Symbol" w:hAnsi="Symbol" w:hint="default"/>
+      </w:rPr>
+    </w:lvl>
+    <w:lvl w:ilvl="1" w:tplc="400A0003" w:tentative="1">
+      <w:start w:val="1"/>
+      <w:numFmt w:val="bullet"/>
+      <w:lvlText w:val="o"/>
+      <w:lvlJc w:val="left"/>
+      <w:pPr>
+        <w:ind w:left="1800" w:hanging="360"/>
+      </w:pPr>
+      <w:rPr>
+        <w:rFonts w:ascii="Courier New" w:hAnsi="Courier New" w:cs="Courier New" w:hint="default"/>
+      </w:rPr>
+    </w:lvl>
+    <w:lvl w:ilvl="2" w:tplc="400A0005" w:tentative="1">
+      <w:start w:val="1"/>
+      <w:numFmt w:val="bullet"/>
+      <w:lvlText w:val=""/>
+      <w:lvlJc w:val="left"/>
+      <w:pPr>
+        <w:ind w:left="2520" w:hanging="360"/>
+      </w:pPr>
+      <w:rPr>
+        <w:rFonts w:ascii="Wingdings" w:hAnsi="Wingdings" w:hint="default"/>
+      </w:rPr>
+    </w:lvl>
+    <w:lvl w:ilvl="3" w:tplc="400A0001" w:tentative="1">
+      <w:start w:val="1"/>
+      <w:numFmt w:val="bullet"/>
+      <w:lvlText w:val=""/>
+      <w:lvlJc w:val="left"/>
+      <w:pPr>
+        <w:ind w:left="3240" w:hanging="360"/>
+      </w:pPr>
+      <w:rPr>
+        <w:rFonts w:ascii="Symbol" w:hAnsi="Symbol" w:hint="default"/>
+      </w:rPr>
+    </w:lvl>
+    <w:lvl w:ilvl="4" w:tplc="400A0003" w:tentative="1">
+      <w:start w:val="1"/>
+      <w:numFmt w:val="bullet"/>
+      <w:lvlText w:val="o"/>
+      <w:lvlJc w:val="left"/>
+      <w:pPr>
+        <w:ind w:left="3960" w:hanging="360"/>
+      </w:pPr>
+      <w:rPr>
+        <w:rFonts w:ascii="Courier New" w:hAnsi="Courier New" w:cs="Courier New" w:hint="default"/>
+      </w:rPr>
+    </w:lvl>
+    <w:lvl w:ilvl="5" w:tplc="400A0005" w:tentative="1">
+      <w:start w:val="1"/>
+      <w:numFmt w:val="bullet"/>
+      <w:lvlText w:val=""/>
+      <w:lvlJc w:val="left"/>
+      <w:pPr>
+        <w:ind w:left="4680" w:hanging="360"/>
+      </w:pPr>
+      <w:rPr>
+        <w:rFonts w:ascii="Wingdings" w:hAnsi="Wingdings" w:hint="default"/>
+      </w:rPr>
+    </w:lvl>
+    <w:lvl w:ilvl="6" w:tplc="400A0001" w:tentative="1">
+      <w:start w:val="1"/>
+      <w:numFmt w:val="bullet"/>
+      <w:lvlText w:val=""/>
+      <w:lvlJc w:val="left"/>
+      <w:pPr>
+        <w:ind w:left="5400" w:hanging="360"/>
+      </w:pPr>
+      <w:rPr>
+        <w:rFonts w:ascii="Symbol" w:hAnsi="Symbol" w:hint="default"/>
+      </w:rPr>
+    </w:lvl>
+    <w:lvl w:ilvl="7" w:tplc="400A0003" w:tentative="1">
+      <w:start w:val="1"/>
+      <w:numFmt w:val="bullet"/>
+      <w:lvlText w:val="o"/>
+      <w:lvlJc w:val="left"/>
+      <w:pPr>
+        <w:ind w:left="6120" w:hanging="360"/>
+      </w:pPr>
+      <w:rPr>
+        <w:rFonts w:ascii="Courier New" w:hAnsi="Courier New" w:cs="Courier New" w:hint="default"/>
+      </w:rPr>
+    </w:lvl>
+    <w:lvl w:ilvl="8" w:tplc="400A0005" w:tentative="1">
+      <w:start w:val="1"/>
+      <w:numFmt w:val="bullet"/>
+      <w:lvlText w:val=""/>
+      <w:lvlJc w:val="left"/>
+      <w:pPr>
+        <w:ind w:left="6840" w:hanging="360"/>
+      </w:pPr>
+      <w:rPr>
+        <w:rFonts w:ascii="Wingdings" w:hAnsi="Wingdings" w:hint="default"/>
+      </w:rPr>
+    </w:lvl>
+  </w:abstractNum>
+  <w:abstractNum w:abstractNumId="1" w15:restartNumberingAfterBreak="0">
     <w:nsid w:val="0D3424FD"/>
     <w:multiLevelType w:val="hybridMultilevel"/>
     <w:tmpl w:val="62F25A88"/>
@@ -8164,7 +10559,120 @@
       </w:rPr>
     </w:lvl>
   </w:abstractNum>
-  <w:abstractNum w:abstractNumId="1" w15:restartNumberingAfterBreak="0">
+  <w:abstractNum w:abstractNumId="2" w15:restartNumberingAfterBreak="0">
+    <w:nsid w:val="11244C30"/>
+    <w:multiLevelType w:val="multilevel"/>
+    <w:tmpl w:val="16E84716"/>
+    <w:lvl w:ilvl="0">
+      <w:start w:val="1"/>
+      <w:numFmt w:val="decimal"/>
+      <w:lvlText w:val="%1."/>
+      <w:lvlJc w:val="left"/>
+      <w:pPr>
+        <w:tabs>
+          <w:tab w:val="num" w:pos="720"/>
+        </w:tabs>
+        <w:ind w:left="720" w:hanging="360"/>
+      </w:pPr>
+    </w:lvl>
+    <w:lvl w:ilvl="1" w:tentative="1">
+      <w:start w:val="1"/>
+      <w:numFmt w:val="decimal"/>
+      <w:lvlText w:val="%2."/>
+      <w:lvlJc w:val="left"/>
+      <w:pPr>
+        <w:tabs>
+          <w:tab w:val="num" w:pos="1440"/>
+        </w:tabs>
+        <w:ind w:left="1440" w:hanging="360"/>
+      </w:pPr>
+    </w:lvl>
+    <w:lvl w:ilvl="2" w:tentative="1">
+      <w:start w:val="1"/>
+      <w:numFmt w:val="decimal"/>
+      <w:lvlText w:val="%3."/>
+      <w:lvlJc w:val="left"/>
+      <w:pPr>
+        <w:tabs>
+          <w:tab w:val="num" w:pos="2160"/>
+        </w:tabs>
+        <w:ind w:left="2160" w:hanging="360"/>
+      </w:pPr>
+    </w:lvl>
+    <w:lvl w:ilvl="3" w:tentative="1">
+      <w:start w:val="1"/>
+      <w:numFmt w:val="decimal"/>
+      <w:lvlText w:val="%4."/>
+      <w:lvlJc w:val="left"/>
+      <w:pPr>
+        <w:tabs>
+          <w:tab w:val="num" w:pos="2880"/>
+        </w:tabs>
+        <w:ind w:left="2880" w:hanging="360"/>
+      </w:pPr>
+    </w:lvl>
+    <w:lvl w:ilvl="4" w:tentative="1">
+      <w:start w:val="1"/>
+      <w:numFmt w:val="decimal"/>
+      <w:lvlText w:val="%5."/>
+      <w:lvlJc w:val="left"/>
+      <w:pPr>
+        <w:tabs>
+          <w:tab w:val="num" w:pos="3600"/>
+        </w:tabs>
+        <w:ind w:left="3600" w:hanging="360"/>
+      </w:pPr>
+    </w:lvl>
+    <w:lvl w:ilvl="5" w:tentative="1">
+      <w:start w:val="1"/>
+      <w:numFmt w:val="decimal"/>
+      <w:lvlText w:val="%6."/>
+      <w:lvlJc w:val="left"/>
+      <w:pPr>
+        <w:tabs>
+          <w:tab w:val="num" w:pos="4320"/>
+        </w:tabs>
+        <w:ind w:left="4320" w:hanging="360"/>
+      </w:pPr>
+    </w:lvl>
+    <w:lvl w:ilvl="6" w:tentative="1">
+      <w:start w:val="1"/>
+      <w:numFmt w:val="decimal"/>
+      <w:lvlText w:val="%7."/>
+      <w:lvlJc w:val="left"/>
+      <w:pPr>
+        <w:tabs>
+          <w:tab w:val="num" w:pos="5040"/>
+        </w:tabs>
+        <w:ind w:left="5040" w:hanging="360"/>
+      </w:pPr>
+    </w:lvl>
+    <w:lvl w:ilvl="7" w:tentative="1">
+      <w:start w:val="1"/>
+      <w:numFmt w:val="decimal"/>
+      <w:lvlText w:val="%8."/>
+      <w:lvlJc w:val="left"/>
+      <w:pPr>
+        <w:tabs>
+          <w:tab w:val="num" w:pos="5760"/>
+        </w:tabs>
+        <w:ind w:left="5760" w:hanging="360"/>
+      </w:pPr>
+    </w:lvl>
+    <w:lvl w:ilvl="8" w:tentative="1">
+      <w:start w:val="1"/>
+      <w:numFmt w:val="decimal"/>
+      <w:lvlText w:val="%9."/>
+      <w:lvlJc w:val="left"/>
+      <w:pPr>
+        <w:tabs>
+          <w:tab w:val="num" w:pos="6480"/>
+        </w:tabs>
+        <w:ind w:left="6480" w:hanging="360"/>
+      </w:pPr>
+    </w:lvl>
+  </w:abstractNum>
+  <w:abstractNum w:abstractNumId="3" w15:restartNumberingAfterBreak="0">
     <w:nsid w:val="11F50FD4"/>
     <w:multiLevelType w:val="multilevel"/>
     <w:tmpl w:val="B39E241C"/>
@@ -8285,7 +10793,156 @@
       </w:rPr>
     </w:lvl>
   </w:abstractNum>
-  <w:abstractNum w:abstractNumId="2" w15:restartNumberingAfterBreak="0">
+  <w:abstractNum w:abstractNumId="4" w15:restartNumberingAfterBreak="0">
+    <w:nsid w:val="2D5551BC"/>
+    <w:multiLevelType w:val="multilevel"/>
+    <w:tmpl w:val="CE5E988A"/>
+    <w:lvl w:ilvl="0">
+      <w:start w:val="1"/>
+      <w:numFmt w:val="bullet"/>
+      <w:lvlText w:val=""/>
+      <w:lvlJc w:val="left"/>
+      <w:pPr>
+        <w:tabs>
+          <w:tab w:val="num" w:pos="720"/>
+        </w:tabs>
+        <w:ind w:left="720" w:hanging="360"/>
+      </w:pPr>
+      <w:rPr>
+        <w:rFonts w:ascii="Symbol" w:hAnsi="Symbol" w:hint="default"/>
+        <w:sz w:val="20"/>
+      </w:rPr>
+    </w:lvl>
+    <w:lvl w:ilvl="1" w:tentative="1">
+      <w:start w:val="1"/>
+      <w:numFmt w:val="bullet"/>
+      <w:lvlText w:val=""/>
+      <w:lvlJc w:val="left"/>
+      <w:pPr>
+        <w:tabs>
+          <w:tab w:val="num" w:pos="1440"/>
+        </w:tabs>
+        <w:ind w:left="1440" w:hanging="360"/>
+      </w:pPr>
+      <w:rPr>
+        <w:rFonts w:ascii="Symbol" w:hAnsi="Symbol" w:hint="default"/>
+        <w:sz w:val="20"/>
+      </w:rPr>
+    </w:lvl>
+    <w:lvl w:ilvl="2" w:tentative="1">
+      <w:start w:val="1"/>
+      <w:numFmt w:val="bullet"/>
+      <w:lvlText w:val=""/>
+      <w:lvlJc w:val="left"/>
+      <w:pPr>
+        <w:tabs>
+          <w:tab w:val="num" w:pos="2160"/>
+        </w:tabs>
+        <w:ind w:left="2160" w:hanging="360"/>
+      </w:pPr>
+      <w:rPr>
+        <w:rFonts w:ascii="Symbol" w:hAnsi="Symbol" w:hint="default"/>
+        <w:sz w:val="20"/>
+      </w:rPr>
+    </w:lvl>
+    <w:lvl w:ilvl="3" w:tentative="1">
+      <w:start w:val="1"/>
+      <w:numFmt w:val="bullet"/>
+      <w:lvlText w:val=""/>
+      <w:lvlJc w:val="left"/>
+      <w:pPr>
+        <w:tabs>
+          <w:tab w:val="num" w:pos="2880"/>
+        </w:tabs>
+        <w:ind w:left="2880" w:hanging="360"/>
+      </w:pPr>
+      <w:rPr>
+        <w:rFonts w:ascii="Symbol" w:hAnsi="Symbol" w:hint="default"/>
+        <w:sz w:val="20"/>
+      </w:rPr>
+    </w:lvl>
+    <w:lvl w:ilvl="4" w:tentative="1">
+      <w:start w:val="1"/>
+      <w:numFmt w:val="bullet"/>
+      <w:lvlText w:val=""/>
+      <w:lvlJc w:val="left"/>
+      <w:pPr>
+        <w:tabs>
+          <w:tab w:val="num" w:pos="3600"/>
+        </w:tabs>
+        <w:ind w:left="3600" w:hanging="360"/>
+      </w:pPr>
+      <w:rPr>
+        <w:rFonts w:ascii="Symbol" w:hAnsi="Symbol" w:hint="default"/>
+        <w:sz w:val="20"/>
+      </w:rPr>
+    </w:lvl>
+    <w:lvl w:ilvl="5" w:tentative="1">
+      <w:start w:val="1"/>
+      <w:numFmt w:val="bullet"/>
+      <w:lvlText w:val=""/>
+      <w:lvlJc w:val="left"/>
+      <w:pPr>
+        <w:tabs>
+          <w:tab w:val="num" w:pos="4320"/>
+        </w:tabs>
+        <w:ind w:left="4320" w:hanging="360"/>
+      </w:pPr>
+      <w:rPr>
+        <w:rFonts w:ascii="Symbol" w:hAnsi="Symbol" w:hint="default"/>
+        <w:sz w:val="20"/>
+      </w:rPr>
+    </w:lvl>
+    <w:lvl w:ilvl="6" w:tentative="1">
+      <w:start w:val="1"/>
+      <w:numFmt w:val="bullet"/>
+      <w:lvlText w:val=""/>
+      <w:lvlJc w:val="left"/>
+      <w:pPr>
+        <w:tabs>
+          <w:tab w:val="num" w:pos="5040"/>
+        </w:tabs>
+        <w:ind w:left="5040" w:hanging="360"/>
+      </w:pPr>
+      <w:rPr>
+        <w:rFonts w:ascii="Symbol" w:hAnsi="Symbol" w:hint="default"/>
+        <w:sz w:val="20"/>
+      </w:rPr>
+    </w:lvl>
+    <w:lvl w:ilvl="7" w:tentative="1">
+      <w:start w:val="1"/>
+      <w:numFmt w:val="bullet"/>
+      <w:lvlText w:val=""/>
+      <w:lvlJc w:val="left"/>
+      <w:pPr>
+        <w:tabs>
+          <w:tab w:val="num" w:pos="5760"/>
+        </w:tabs>
+        <w:ind w:left="5760" w:hanging="360"/>
+      </w:pPr>
+      <w:rPr>
+        <w:rFonts w:ascii="Symbol" w:hAnsi="Symbol" w:hint="default"/>
+        <w:sz w:val="20"/>
+      </w:rPr>
+    </w:lvl>
+    <w:lvl w:ilvl="8" w:tentative="1">
+      <w:start w:val="1"/>
+      <w:numFmt w:val="bullet"/>
+      <w:lvlText w:val=""/>
+      <w:lvlJc w:val="left"/>
+      <w:pPr>
+        <w:tabs>
+          <w:tab w:val="num" w:pos="6480"/>
+        </w:tabs>
+        <w:ind w:left="6480" w:hanging="360"/>
+      </w:pPr>
+      <w:rPr>
+        <w:rFonts w:ascii="Symbol" w:hAnsi="Symbol" w:hint="default"/>
+        <w:sz w:val="20"/>
+      </w:rPr>
+    </w:lvl>
+  </w:abstractNum>
+  <w:abstractNum w:abstractNumId="5" w15:restartNumberingAfterBreak="0">
     <w:nsid w:val="2E2E64D9"/>
     <w:multiLevelType w:val="hybridMultilevel"/>
     <w:tmpl w:val="35460864"/>
@@ -8398,10 +11055,10 @@
       </w:rPr>
     </w:lvl>
   </w:abstractNum>
-  <w:abstractNum w:abstractNumId="3" w15:restartNumberingAfterBreak="0">
+  <w:abstractNum w:abstractNumId="6" w15:restartNumberingAfterBreak="0">
     <w:nsid w:val="30526402"/>
     <w:multiLevelType w:val="multilevel"/>
-    <w:tmpl w:val="B39E241C"/>
+    <w:tmpl w:val="59DCAC12"/>
     <w:lvl w:ilvl="0">
       <w:start w:val="1"/>
       <w:numFmt w:val="decimal"/>
@@ -8434,10 +11091,11 @@
       <w:lvlText w:val="%1.%2.%3."/>
       <w:lvlJc w:val="left"/>
       <w:pPr>
-        <w:ind w:left="1080" w:hanging="720"/>
+        <w:ind w:left="1713" w:hanging="720"/>
       </w:pPr>
       <w:rPr>
         <w:rFonts w:hint="default"/>
+        <w:color w:val="auto"/>
       </w:rPr>
     </w:lvl>
     <w:lvl w:ilvl="3">
@@ -8519,7 +11177,7 @@
       </w:rPr>
     </w:lvl>
   </w:abstractNum>
-  <w:abstractNum w:abstractNumId="4" w15:restartNumberingAfterBreak="0">
+  <w:abstractNum w:abstractNumId="7" w15:restartNumberingAfterBreak="0">
     <w:nsid w:val="31B3689B"/>
     <w:multiLevelType w:val="multilevel"/>
     <w:tmpl w:val="9BBC2A9C"/>
@@ -8668,7 +11326,7 @@
       </w:rPr>
     </w:lvl>
   </w:abstractNum>
-  <w:abstractNum w:abstractNumId="5" w15:restartNumberingAfterBreak="0">
+  <w:abstractNum w:abstractNumId="8" w15:restartNumberingAfterBreak="0">
     <w:nsid w:val="33697726"/>
     <w:multiLevelType w:val="hybridMultilevel"/>
     <w:tmpl w:val="A01E14C6"/>
@@ -8781,7 +11439,7 @@
       </w:rPr>
     </w:lvl>
   </w:abstractNum>
-  <w:abstractNum w:abstractNumId="6" w15:restartNumberingAfterBreak="0">
+  <w:abstractNum w:abstractNumId="9" w15:restartNumberingAfterBreak="0">
     <w:nsid w:val="340A1000"/>
     <w:multiLevelType w:val="hybridMultilevel"/>
     <w:tmpl w:val="13D672E0"/>
@@ -8894,7 +11552,7 @@
       </w:rPr>
     </w:lvl>
   </w:abstractNum>
-  <w:abstractNum w:abstractNumId="7" w15:restartNumberingAfterBreak="0">
+  <w:abstractNum w:abstractNumId="10" w15:restartNumberingAfterBreak="0">
     <w:nsid w:val="3CB94E34"/>
     <w:multiLevelType w:val="multilevel"/>
     <w:tmpl w:val="B39E241C"/>
@@ -9015,7 +11673,7 @@
       </w:rPr>
     </w:lvl>
   </w:abstractNum>
-  <w:abstractNum w:abstractNumId="8" w15:restartNumberingAfterBreak="0">
+  <w:abstractNum w:abstractNumId="11" w15:restartNumberingAfterBreak="0">
     <w:nsid w:val="3F782F61"/>
     <w:multiLevelType w:val="multilevel"/>
     <w:tmpl w:val="C2B8BA1C"/>
@@ -9164,7 +11822,680 @@
       </w:rPr>
     </w:lvl>
   </w:abstractNum>
-  <w:abstractNum w:abstractNumId="9" w15:restartNumberingAfterBreak="0">
+  <w:abstractNum w:abstractNumId="12" w15:restartNumberingAfterBreak="0">
+    <w:nsid w:val="40930B97"/>
+    <w:multiLevelType w:val="hybridMultilevel"/>
+    <w:tmpl w:val="89667B0C"/>
+    <w:lvl w:ilvl="0" w:tplc="400A0001">
+      <w:start w:val="1"/>
+      <w:numFmt w:val="bullet"/>
+      <w:lvlText w:val=""/>
+      <w:lvlJc w:val="left"/>
+      <w:pPr>
+        <w:ind w:left="1080" w:hanging="360"/>
+      </w:pPr>
+      <w:rPr>
+        <w:rFonts w:ascii="Symbol" w:hAnsi="Symbol" w:hint="default"/>
+      </w:rPr>
+    </w:lvl>
+    <w:lvl w:ilvl="1" w:tplc="400A0003" w:tentative="1">
+      <w:start w:val="1"/>
+      <w:numFmt w:val="bullet"/>
+      <w:lvlText w:val="o"/>
+      <w:lvlJc w:val="left"/>
+      <w:pPr>
+        <w:ind w:left="1800" w:hanging="360"/>
+      </w:pPr>
+      <w:rPr>
+        <w:rFonts w:ascii="Courier New" w:hAnsi="Courier New" w:cs="Courier New" w:hint="default"/>
+      </w:rPr>
+    </w:lvl>
+    <w:lvl w:ilvl="2" w:tplc="400A0005" w:tentative="1">
+      <w:start w:val="1"/>
+      <w:numFmt w:val="bullet"/>
+      <w:lvlText w:val=""/>
+      <w:lvlJc w:val="left"/>
+      <w:pPr>
+        <w:ind w:left="2520" w:hanging="360"/>
+      </w:pPr>
+      <w:rPr>
+        <w:rFonts w:ascii="Wingdings" w:hAnsi="Wingdings" w:hint="default"/>
+      </w:rPr>
+    </w:lvl>
+    <w:lvl w:ilvl="3" w:tplc="400A0001" w:tentative="1">
+      <w:start w:val="1"/>
+      <w:numFmt w:val="bullet"/>
+      <w:lvlText w:val=""/>
+      <w:lvlJc w:val="left"/>
+      <w:pPr>
+        <w:ind w:left="3240" w:hanging="360"/>
+      </w:pPr>
+      <w:rPr>
+        <w:rFonts w:ascii="Symbol" w:hAnsi="Symbol" w:hint="default"/>
+      </w:rPr>
+    </w:lvl>
+    <w:lvl w:ilvl="4" w:tplc="400A0003" w:tentative="1">
+      <w:start w:val="1"/>
+      <w:numFmt w:val="bullet"/>
+      <w:lvlText w:val="o"/>
+      <w:lvlJc w:val="left"/>
+      <w:pPr>
+        <w:ind w:left="3960" w:hanging="360"/>
+      </w:pPr>
+      <w:rPr>
+        <w:rFonts w:ascii="Courier New" w:hAnsi="Courier New" w:cs="Courier New" w:hint="default"/>
+      </w:rPr>
+    </w:lvl>
+    <w:lvl w:ilvl="5" w:tplc="400A0005" w:tentative="1">
+      <w:start w:val="1"/>
+      <w:numFmt w:val="bullet"/>
+      <w:lvlText w:val=""/>
+      <w:lvlJc w:val="left"/>
+      <w:pPr>
+        <w:ind w:left="4680" w:hanging="360"/>
+      </w:pPr>
+      <w:rPr>
+        <w:rFonts w:ascii="Wingdings" w:hAnsi="Wingdings" w:hint="default"/>
+      </w:rPr>
+    </w:lvl>
+    <w:lvl w:ilvl="6" w:tplc="400A0001" w:tentative="1">
+      <w:start w:val="1"/>
+      <w:numFmt w:val="bullet"/>
+      <w:lvlText w:val=""/>
+      <w:lvlJc w:val="left"/>
+      <w:pPr>
+        <w:ind w:left="5400" w:hanging="360"/>
+      </w:pPr>
+      <w:rPr>
+        <w:rFonts w:ascii="Symbol" w:hAnsi="Symbol" w:hint="default"/>
+      </w:rPr>
+    </w:lvl>
+    <w:lvl w:ilvl="7" w:tplc="400A0003" w:tentative="1">
+      <w:start w:val="1"/>
+      <w:numFmt w:val="bullet"/>
+      <w:lvlText w:val="o"/>
+      <w:lvlJc w:val="left"/>
+      <w:pPr>
+        <w:ind w:left="6120" w:hanging="360"/>
+      </w:pPr>
+      <w:rPr>
+        <w:rFonts w:ascii="Courier New" w:hAnsi="Courier New" w:cs="Courier New" w:hint="default"/>
+      </w:rPr>
+    </w:lvl>
+    <w:lvl w:ilvl="8" w:tplc="400A0005" w:tentative="1">
+      <w:start w:val="1"/>
+      <w:numFmt w:val="bullet"/>
+      <w:lvlText w:val=""/>
+      <w:lvlJc w:val="left"/>
+      <w:pPr>
+        <w:ind w:left="6840" w:hanging="360"/>
+      </w:pPr>
+      <w:rPr>
+        <w:rFonts w:ascii="Wingdings" w:hAnsi="Wingdings" w:hint="default"/>
+      </w:rPr>
+    </w:lvl>
+  </w:abstractNum>
+  <w:abstractNum w:abstractNumId="13" w15:restartNumberingAfterBreak="0">
+    <w:nsid w:val="453724E6"/>
+    <w:multiLevelType w:val="multilevel"/>
+    <w:tmpl w:val="71BA7C32"/>
+    <w:lvl w:ilvl="0">
+      <w:start w:val="1"/>
+      <w:numFmt w:val="bullet"/>
+      <w:lvlText w:val=""/>
+      <w:lvlJc w:val="left"/>
+      <w:pPr>
+        <w:tabs>
+          <w:tab w:val="num" w:pos="720"/>
+        </w:tabs>
+        <w:ind w:left="720" w:hanging="360"/>
+      </w:pPr>
+      <w:rPr>
+        <w:rFonts w:ascii="Symbol" w:hAnsi="Symbol" w:hint="default"/>
+        <w:sz w:val="20"/>
+      </w:rPr>
+    </w:lvl>
+    <w:lvl w:ilvl="1" w:tentative="1">
+      <w:start w:val="1"/>
+      <w:numFmt w:val="bullet"/>
+      <w:lvlText w:val=""/>
+      <w:lvlJc w:val="left"/>
+      <w:pPr>
+        <w:tabs>
+          <w:tab w:val="num" w:pos="1440"/>
+        </w:tabs>
+        <w:ind w:left="1440" w:hanging="360"/>
+      </w:pPr>
+      <w:rPr>
+        <w:rFonts w:ascii="Symbol" w:hAnsi="Symbol" w:hint="default"/>
+        <w:sz w:val="20"/>
+      </w:rPr>
+    </w:lvl>
+    <w:lvl w:ilvl="2" w:tentative="1">
+      <w:start w:val="1"/>
+      <w:numFmt w:val="bullet"/>
+      <w:lvlText w:val=""/>
+      <w:lvlJc w:val="left"/>
+      <w:pPr>
+        <w:tabs>
+          <w:tab w:val="num" w:pos="2160"/>
+        </w:tabs>
+        <w:ind w:left="2160" w:hanging="360"/>
+      </w:pPr>
+      <w:rPr>
+        <w:rFonts w:ascii="Symbol" w:hAnsi="Symbol" w:hint="default"/>
+        <w:sz w:val="20"/>
+      </w:rPr>
+    </w:lvl>
+    <w:lvl w:ilvl="3" w:tentative="1">
+      <w:start w:val="1"/>
+      <w:numFmt w:val="bullet"/>
+      <w:lvlText w:val=""/>
+      <w:lvlJc w:val="left"/>
+      <w:pPr>
+        <w:tabs>
+          <w:tab w:val="num" w:pos="2880"/>
+        </w:tabs>
+        <w:ind w:left="2880" w:hanging="360"/>
+      </w:pPr>
+      <w:rPr>
+        <w:rFonts w:ascii="Symbol" w:hAnsi="Symbol" w:hint="default"/>
+        <w:sz w:val="20"/>
+      </w:rPr>
+    </w:lvl>
+    <w:lvl w:ilvl="4" w:tentative="1">
+      <w:start w:val="1"/>
+      <w:numFmt w:val="bullet"/>
+      <w:lvlText w:val=""/>
+      <w:lvlJc w:val="left"/>
+      <w:pPr>
+        <w:tabs>
+          <w:tab w:val="num" w:pos="3600"/>
+        </w:tabs>
+        <w:ind w:left="3600" w:hanging="360"/>
+      </w:pPr>
+      <w:rPr>
+        <w:rFonts w:ascii="Symbol" w:hAnsi="Symbol" w:hint="default"/>
+        <w:sz w:val="20"/>
+      </w:rPr>
+    </w:lvl>
+    <w:lvl w:ilvl="5" w:tentative="1">
+      <w:start w:val="1"/>
+      <w:numFmt w:val="bullet"/>
+      <w:lvlText w:val=""/>
+      <w:lvlJc w:val="left"/>
+      <w:pPr>
+        <w:tabs>
+          <w:tab w:val="num" w:pos="4320"/>
+        </w:tabs>
+        <w:ind w:left="4320" w:hanging="360"/>
+      </w:pPr>
+      <w:rPr>
+        <w:rFonts w:ascii="Symbol" w:hAnsi="Symbol" w:hint="default"/>
+        <w:sz w:val="20"/>
+      </w:rPr>
+    </w:lvl>
+    <w:lvl w:ilvl="6" w:tentative="1">
+      <w:start w:val="1"/>
+      <w:numFmt w:val="bullet"/>
+      <w:lvlText w:val=""/>
+      <w:lvlJc w:val="left"/>
+      <w:pPr>
+        <w:tabs>
+          <w:tab w:val="num" w:pos="5040"/>
+        </w:tabs>
+        <w:ind w:left="5040" w:hanging="360"/>
+      </w:pPr>
+      <w:rPr>
+        <w:rFonts w:ascii="Symbol" w:hAnsi="Symbol" w:hint="default"/>
+        <w:sz w:val="20"/>
+      </w:rPr>
+    </w:lvl>
+    <w:lvl w:ilvl="7" w:tentative="1">
+      <w:start w:val="1"/>
+      <w:numFmt w:val="bullet"/>
+      <w:lvlText w:val=""/>
+      <w:lvlJc w:val="left"/>
+      <w:pPr>
+        <w:tabs>
+          <w:tab w:val="num" w:pos="5760"/>
+        </w:tabs>
+        <w:ind w:left="5760" w:hanging="360"/>
+      </w:pPr>
+      <w:rPr>
+        <w:rFonts w:ascii="Symbol" w:hAnsi="Symbol" w:hint="default"/>
+        <w:sz w:val="20"/>
+      </w:rPr>
+    </w:lvl>
+    <w:lvl w:ilvl="8" w:tentative="1">
+      <w:start w:val="1"/>
+      <w:numFmt w:val="bullet"/>
+      <w:lvlText w:val=""/>
+      <w:lvlJc w:val="left"/>
+      <w:pPr>
+        <w:tabs>
+          <w:tab w:val="num" w:pos="6480"/>
+        </w:tabs>
+        <w:ind w:left="6480" w:hanging="360"/>
+      </w:pPr>
+      <w:rPr>
+        <w:rFonts w:ascii="Symbol" w:hAnsi="Symbol" w:hint="default"/>
+        <w:sz w:val="20"/>
+      </w:rPr>
+    </w:lvl>
+  </w:abstractNum>
+  <w:abstractNum w:abstractNumId="14" w15:restartNumberingAfterBreak="0">
+    <w:nsid w:val="457569AD"/>
+    <w:multiLevelType w:val="hybridMultilevel"/>
+    <w:tmpl w:val="C0506F8C"/>
+    <w:lvl w:ilvl="0" w:tplc="4742FF7E">
+      <w:start w:val="1"/>
+      <w:numFmt w:val="bullet"/>
+      <w:lvlText w:val=""/>
+      <w:lvlJc w:val="left"/>
+      <w:pPr>
+        <w:ind w:left="1080" w:hanging="360"/>
+      </w:pPr>
+      <w:rPr>
+        <w:rFonts w:ascii="Symbol" w:hAnsi="Symbol" w:hint="default"/>
+      </w:rPr>
+    </w:lvl>
+    <w:lvl w:ilvl="1" w:tplc="400A0003" w:tentative="1">
+      <w:start w:val="1"/>
+      <w:numFmt w:val="bullet"/>
+      <w:lvlText w:val="o"/>
+      <w:lvlJc w:val="left"/>
+      <w:pPr>
+        <w:ind w:left="1800" w:hanging="360"/>
+      </w:pPr>
+      <w:rPr>
+        <w:rFonts w:ascii="Courier New" w:hAnsi="Courier New" w:cs="Courier New" w:hint="default"/>
+      </w:rPr>
+    </w:lvl>
+    <w:lvl w:ilvl="2" w:tplc="400A0005" w:tentative="1">
+      <w:start w:val="1"/>
+      <w:numFmt w:val="bullet"/>
+      <w:lvlText w:val=""/>
+      <w:lvlJc w:val="left"/>
+      <w:pPr>
+        <w:ind w:left="2520" w:hanging="360"/>
+      </w:pPr>
+      <w:rPr>
+        <w:rFonts w:ascii="Wingdings" w:hAnsi="Wingdings" w:hint="default"/>
+      </w:rPr>
+    </w:lvl>
+    <w:lvl w:ilvl="3" w:tplc="400A0001" w:tentative="1">
+      <w:start w:val="1"/>
+      <w:numFmt w:val="bullet"/>
+      <w:lvlText w:val=""/>
+      <w:lvlJc w:val="left"/>
+      <w:pPr>
+        <w:ind w:left="3240" w:hanging="360"/>
+      </w:pPr>
+      <w:rPr>
+        <w:rFonts w:ascii="Symbol" w:hAnsi="Symbol" w:hint="default"/>
+      </w:rPr>
+    </w:lvl>
+    <w:lvl w:ilvl="4" w:tplc="400A0003" w:tentative="1">
+      <w:start w:val="1"/>
+      <w:numFmt w:val="bullet"/>
+      <w:lvlText w:val="o"/>
+      <w:lvlJc w:val="left"/>
+      <w:pPr>
+        <w:ind w:left="3960" w:hanging="360"/>
+      </w:pPr>
+      <w:rPr>
+        <w:rFonts w:ascii="Courier New" w:hAnsi="Courier New" w:cs="Courier New" w:hint="default"/>
+      </w:rPr>
+    </w:lvl>
+    <w:lvl w:ilvl="5" w:tplc="400A0005" w:tentative="1">
+      <w:start w:val="1"/>
+      <w:numFmt w:val="bullet"/>
+      <w:lvlText w:val=""/>
+      <w:lvlJc w:val="left"/>
+      <w:pPr>
+        <w:ind w:left="4680" w:hanging="360"/>
+      </w:pPr>
+      <w:rPr>
+        <w:rFonts w:ascii="Wingdings" w:hAnsi="Wingdings" w:hint="default"/>
+      </w:rPr>
+    </w:lvl>
+    <w:lvl w:ilvl="6" w:tplc="400A0001" w:tentative="1">
+      <w:start w:val="1"/>
+      <w:numFmt w:val="bullet"/>
+      <w:lvlText w:val=""/>
+      <w:lvlJc w:val="left"/>
+      <w:pPr>
+        <w:ind w:left="5400" w:hanging="360"/>
+      </w:pPr>
+      <w:rPr>
+        <w:rFonts w:ascii="Symbol" w:hAnsi="Symbol" w:hint="default"/>
+      </w:rPr>
+    </w:lvl>
+    <w:lvl w:ilvl="7" w:tplc="400A0003" w:tentative="1">
+      <w:start w:val="1"/>
+      <w:numFmt w:val="bullet"/>
+      <w:lvlText w:val="o"/>
+      <w:lvlJc w:val="left"/>
+      <w:pPr>
+        <w:ind w:left="6120" w:hanging="360"/>
+      </w:pPr>
+      <w:rPr>
+        <w:rFonts w:ascii="Courier New" w:hAnsi="Courier New" w:cs="Courier New" w:hint="default"/>
+      </w:rPr>
+    </w:lvl>
+    <w:lvl w:ilvl="8" w:tplc="400A0005" w:tentative="1">
+      <w:start w:val="1"/>
+      <w:numFmt w:val="bullet"/>
+      <w:lvlText w:val=""/>
+      <w:lvlJc w:val="left"/>
+      <w:pPr>
+        <w:ind w:left="6840" w:hanging="360"/>
+      </w:pPr>
+      <w:rPr>
+        <w:rFonts w:ascii="Wingdings" w:hAnsi="Wingdings" w:hint="default"/>
+      </w:rPr>
+    </w:lvl>
+  </w:abstractNum>
+  <w:abstractNum w:abstractNumId="15" w15:restartNumberingAfterBreak="0">
+    <w:nsid w:val="510A3915"/>
+    <w:multiLevelType w:val="multilevel"/>
+    <w:tmpl w:val="2F52EAE4"/>
+    <w:lvl w:ilvl="0">
+      <w:start w:val="1"/>
+      <w:numFmt w:val="bullet"/>
+      <w:lvlText w:val=""/>
+      <w:lvlJc w:val="left"/>
+      <w:pPr>
+        <w:tabs>
+          <w:tab w:val="num" w:pos="720"/>
+        </w:tabs>
+        <w:ind w:left="720" w:hanging="360"/>
+      </w:pPr>
+      <w:rPr>
+        <w:rFonts w:ascii="Symbol" w:hAnsi="Symbol" w:hint="default"/>
+        <w:sz w:val="20"/>
+      </w:rPr>
+    </w:lvl>
+    <w:lvl w:ilvl="1" w:tentative="1">
+      <w:start w:val="1"/>
+      <w:numFmt w:val="bullet"/>
+      <w:lvlText w:val=""/>
+      <w:lvlJc w:val="left"/>
+      <w:pPr>
+        <w:tabs>
+          <w:tab w:val="num" w:pos="1440"/>
+        </w:tabs>
+        <w:ind w:left="1440" w:hanging="360"/>
+      </w:pPr>
+      <w:rPr>
+        <w:rFonts w:ascii="Symbol" w:hAnsi="Symbol" w:hint="default"/>
+        <w:sz w:val="20"/>
+      </w:rPr>
+    </w:lvl>
+    <w:lvl w:ilvl="2" w:tentative="1">
+      <w:start w:val="1"/>
+      <w:numFmt w:val="bullet"/>
+      <w:lvlText w:val=""/>
+      <w:lvlJc w:val="left"/>
+      <w:pPr>
+        <w:tabs>
+          <w:tab w:val="num" w:pos="2160"/>
+        </w:tabs>
+        <w:ind w:left="2160" w:hanging="360"/>
+      </w:pPr>
+      <w:rPr>
+        <w:rFonts w:ascii="Symbol" w:hAnsi="Symbol" w:hint="default"/>
+        <w:sz w:val="20"/>
+      </w:rPr>
+    </w:lvl>
+    <w:lvl w:ilvl="3" w:tentative="1">
+      <w:start w:val="1"/>
+      <w:numFmt w:val="bullet"/>
+      <w:lvlText w:val=""/>
+      <w:lvlJc w:val="left"/>
+      <w:pPr>
+        <w:tabs>
+          <w:tab w:val="num" w:pos="2880"/>
+        </w:tabs>
+        <w:ind w:left="2880" w:hanging="360"/>
+      </w:pPr>
+      <w:rPr>
+        <w:rFonts w:ascii="Symbol" w:hAnsi="Symbol" w:hint="default"/>
+        <w:sz w:val="20"/>
+      </w:rPr>
+    </w:lvl>
+    <w:lvl w:ilvl="4" w:tentative="1">
+      <w:start w:val="1"/>
+      <w:numFmt w:val="bullet"/>
+      <w:lvlText w:val=""/>
+      <w:lvlJc w:val="left"/>
+      <w:pPr>
+        <w:tabs>
+          <w:tab w:val="num" w:pos="3600"/>
+        </w:tabs>
+        <w:ind w:left="3600" w:hanging="360"/>
+      </w:pPr>
+      <w:rPr>
+        <w:rFonts w:ascii="Symbol" w:hAnsi="Symbol" w:hint="default"/>
+        <w:sz w:val="20"/>
+      </w:rPr>
+    </w:lvl>
+    <w:lvl w:ilvl="5" w:tentative="1">
+      <w:start w:val="1"/>
+      <w:numFmt w:val="bullet"/>
+      <w:lvlText w:val=""/>
+      <w:lvlJc w:val="left"/>
+      <w:pPr>
+        <w:tabs>
+          <w:tab w:val="num" w:pos="4320"/>
+        </w:tabs>
+        <w:ind w:left="4320" w:hanging="360"/>
+      </w:pPr>
+      <w:rPr>
+        <w:rFonts w:ascii="Symbol" w:hAnsi="Symbol" w:hint="default"/>
+        <w:sz w:val="20"/>
+      </w:rPr>
+    </w:lvl>
+    <w:lvl w:ilvl="6" w:tentative="1">
+      <w:start w:val="1"/>
+      <w:numFmt w:val="bullet"/>
+      <w:lvlText w:val=""/>
+      <w:lvlJc w:val="left"/>
+      <w:pPr>
+        <w:tabs>
+          <w:tab w:val="num" w:pos="5040"/>
+        </w:tabs>
+        <w:ind w:left="5040" w:hanging="360"/>
+      </w:pPr>
+      <w:rPr>
+        <w:rFonts w:ascii="Symbol" w:hAnsi="Symbol" w:hint="default"/>
+        <w:sz w:val="20"/>
+      </w:rPr>
+    </w:lvl>
+    <w:lvl w:ilvl="7" w:tentative="1">
+      <w:start w:val="1"/>
+      <w:numFmt w:val="bullet"/>
+      <w:lvlText w:val=""/>
+      <w:lvlJc w:val="left"/>
+      <w:pPr>
+        <w:tabs>
+          <w:tab w:val="num" w:pos="5760"/>
+        </w:tabs>
+        <w:ind w:left="5760" w:hanging="360"/>
+      </w:pPr>
+      <w:rPr>
+        <w:rFonts w:ascii="Symbol" w:hAnsi="Symbol" w:hint="default"/>
+        <w:sz w:val="20"/>
+      </w:rPr>
+    </w:lvl>
+    <w:lvl w:ilvl="8" w:tentative="1">
+      <w:start w:val="1"/>
+      <w:numFmt w:val="bullet"/>
+      <w:lvlText w:val=""/>
+      <w:lvlJc w:val="left"/>
+      <w:pPr>
+        <w:tabs>
+          <w:tab w:val="num" w:pos="6480"/>
+        </w:tabs>
+        <w:ind w:left="6480" w:hanging="360"/>
+      </w:pPr>
+      <w:rPr>
+        <w:rFonts w:ascii="Symbol" w:hAnsi="Symbol" w:hint="default"/>
+        <w:sz w:val="20"/>
+      </w:rPr>
+    </w:lvl>
+  </w:abstractNum>
+  <w:abstractNum w:abstractNumId="16" w15:restartNumberingAfterBreak="0">
+    <w:nsid w:val="545D4114"/>
+    <w:multiLevelType w:val="multilevel"/>
+    <w:tmpl w:val="99EC767C"/>
+    <w:lvl w:ilvl="0">
+      <w:start w:val="1"/>
+      <w:numFmt w:val="bullet"/>
+      <w:lvlText w:val=""/>
+      <w:lvlJc w:val="left"/>
+      <w:pPr>
+        <w:tabs>
+          <w:tab w:val="num" w:pos="720"/>
+        </w:tabs>
+        <w:ind w:left="720" w:hanging="360"/>
+      </w:pPr>
+      <w:rPr>
+        <w:rFonts w:ascii="Symbol" w:hAnsi="Symbol" w:hint="default"/>
+        <w:sz w:val="20"/>
+      </w:rPr>
+    </w:lvl>
+    <w:lvl w:ilvl="1" w:tentative="1">
+      <w:start w:val="1"/>
+      <w:numFmt w:val="bullet"/>
+      <w:lvlText w:val=""/>
+      <w:lvlJc w:val="left"/>
+      <w:pPr>
+        <w:tabs>
+          <w:tab w:val="num" w:pos="1440"/>
+        </w:tabs>
+        <w:ind w:left="1440" w:hanging="360"/>
+      </w:pPr>
+      <w:rPr>
+        <w:rFonts w:ascii="Symbol" w:hAnsi="Symbol" w:hint="default"/>
+        <w:sz w:val="20"/>
+      </w:rPr>
+    </w:lvl>
+    <w:lvl w:ilvl="2" w:tentative="1">
+      <w:start w:val="1"/>
+      <w:numFmt w:val="bullet"/>
+      <w:lvlText w:val=""/>
+      <w:lvlJc w:val="left"/>
+      <w:pPr>
+        <w:tabs>
+          <w:tab w:val="num" w:pos="2160"/>
+        </w:tabs>
+        <w:ind w:left="2160" w:hanging="360"/>
+      </w:pPr>
+      <w:rPr>
+        <w:rFonts w:ascii="Symbol" w:hAnsi="Symbol" w:hint="default"/>
+        <w:sz w:val="20"/>
+      </w:rPr>
+    </w:lvl>
+    <w:lvl w:ilvl="3" w:tentative="1">
+      <w:start w:val="1"/>
+      <w:numFmt w:val="bullet"/>
+      <w:lvlText w:val=""/>
+      <w:lvlJc w:val="left"/>
+      <w:pPr>
+        <w:tabs>
+          <w:tab w:val="num" w:pos="2880"/>
+        </w:tabs>
+        <w:ind w:left="2880" w:hanging="360"/>
+      </w:pPr>
+      <w:rPr>
+        <w:rFonts w:ascii="Symbol" w:hAnsi="Symbol" w:hint="default"/>
+        <w:sz w:val="20"/>
+      </w:rPr>
+    </w:lvl>
+    <w:lvl w:ilvl="4" w:tentative="1">
+      <w:start w:val="1"/>
+      <w:numFmt w:val="bullet"/>
+      <w:lvlText w:val=""/>
+      <w:lvlJc w:val="left"/>
+      <w:pPr>
+        <w:tabs>
+          <w:tab w:val="num" w:pos="3600"/>
+        </w:tabs>
+        <w:ind w:left="3600" w:hanging="360"/>
+      </w:pPr>
+      <w:rPr>
+        <w:rFonts w:ascii="Symbol" w:hAnsi="Symbol" w:hint="default"/>
+        <w:sz w:val="20"/>
+      </w:rPr>
+    </w:lvl>
+    <w:lvl w:ilvl="5" w:tentative="1">
+      <w:start w:val="1"/>
+      <w:numFmt w:val="bullet"/>
+      <w:lvlText w:val=""/>
+      <w:lvlJc w:val="left"/>
+      <w:pPr>
+        <w:tabs>
+          <w:tab w:val="num" w:pos="4320"/>
+        </w:tabs>
+        <w:ind w:left="4320" w:hanging="360"/>
+      </w:pPr>
+      <w:rPr>
+        <w:rFonts w:ascii="Symbol" w:hAnsi="Symbol" w:hint="default"/>
+        <w:sz w:val="20"/>
+      </w:rPr>
+    </w:lvl>
+    <w:lvl w:ilvl="6" w:tentative="1">
+      <w:start w:val="1"/>
+      <w:numFmt w:val="bullet"/>
+      <w:lvlText w:val=""/>
+      <w:lvlJc w:val="left"/>
+      <w:pPr>
+        <w:tabs>
+          <w:tab w:val="num" w:pos="5040"/>
+        </w:tabs>
+        <w:ind w:left="5040" w:hanging="360"/>
+      </w:pPr>
+      <w:rPr>
+        <w:rFonts w:ascii="Symbol" w:hAnsi="Symbol" w:hint="default"/>
+        <w:sz w:val="20"/>
+      </w:rPr>
+    </w:lvl>
+    <w:lvl w:ilvl="7" w:tentative="1">
+      <w:start w:val="1"/>
+      <w:numFmt w:val="bullet"/>
+      <w:lvlText w:val=""/>
+      <w:lvlJc w:val="left"/>
+      <w:pPr>
+        <w:tabs>
+          <w:tab w:val="num" w:pos="5760"/>
+        </w:tabs>
+        <w:ind w:left="5760" w:hanging="360"/>
+      </w:pPr>
+      <w:rPr>
+        <w:rFonts w:ascii="Symbol" w:hAnsi="Symbol" w:hint="default"/>
+        <w:sz w:val="20"/>
+      </w:rPr>
+    </w:lvl>
+    <w:lvl w:ilvl="8" w:tentative="1">
+      <w:start w:val="1"/>
+      <w:numFmt w:val="bullet"/>
+      <w:lvlText w:val=""/>
+      <w:lvlJc w:val="left"/>
+      <w:pPr>
+        <w:tabs>
+          <w:tab w:val="num" w:pos="6480"/>
+        </w:tabs>
+        <w:ind w:left="6480" w:hanging="360"/>
+      </w:pPr>
+      <w:rPr>
+        <w:rFonts w:ascii="Symbol" w:hAnsi="Symbol" w:hint="default"/>
+        <w:sz w:val="20"/>
+      </w:rPr>
+    </w:lvl>
+  </w:abstractNum>
+  <w:abstractNum w:abstractNumId="17" w15:restartNumberingAfterBreak="0">
     <w:nsid w:val="57FC2C13"/>
     <w:multiLevelType w:val="multilevel"/>
     <w:tmpl w:val="01CA01D8"/>
@@ -9313,7 +12644,7 @@
       </w:rPr>
     </w:lvl>
   </w:abstractNum>
-  <w:abstractNum w:abstractNumId="10" w15:restartNumberingAfterBreak="0">
+  <w:abstractNum w:abstractNumId="18" w15:restartNumberingAfterBreak="0">
     <w:nsid w:val="5AC321F2"/>
     <w:multiLevelType w:val="multilevel"/>
     <w:tmpl w:val="F8429722"/>
@@ -9462,7 +12793,7 @@
       </w:rPr>
     </w:lvl>
   </w:abstractNum>
-  <w:abstractNum w:abstractNumId="11" w15:restartNumberingAfterBreak="0">
+  <w:abstractNum w:abstractNumId="19" w15:restartNumberingAfterBreak="0">
     <w:nsid w:val="63307817"/>
     <w:multiLevelType w:val="multilevel"/>
     <w:tmpl w:val="DDE89400"/>
@@ -9611,7 +12942,156 @@
       </w:rPr>
     </w:lvl>
   </w:abstractNum>
-  <w:abstractNum w:abstractNumId="12" w15:restartNumberingAfterBreak="0">
+  <w:abstractNum w:abstractNumId="20" w15:restartNumberingAfterBreak="0">
+    <w:nsid w:val="645438E2"/>
+    <w:multiLevelType w:val="multilevel"/>
+    <w:tmpl w:val="0DBC3214"/>
+    <w:lvl w:ilvl="0">
+      <w:start w:val="1"/>
+      <w:numFmt w:val="bullet"/>
+      <w:lvlText w:val=""/>
+      <w:lvlJc w:val="left"/>
+      <w:pPr>
+        <w:tabs>
+          <w:tab w:val="num" w:pos="720"/>
+        </w:tabs>
+        <w:ind w:left="720" w:hanging="360"/>
+      </w:pPr>
+      <w:rPr>
+        <w:rFonts w:ascii="Symbol" w:hAnsi="Symbol" w:hint="default"/>
+        <w:sz w:val="20"/>
+      </w:rPr>
+    </w:lvl>
+    <w:lvl w:ilvl="1" w:tentative="1">
+      <w:start w:val="1"/>
+      <w:numFmt w:val="bullet"/>
+      <w:lvlText w:val=""/>
+      <w:lvlJc w:val="left"/>
+      <w:pPr>
+        <w:tabs>
+          <w:tab w:val="num" w:pos="1440"/>
+        </w:tabs>
+        <w:ind w:left="1440" w:hanging="360"/>
+      </w:pPr>
+      <w:rPr>
+        <w:rFonts w:ascii="Symbol" w:hAnsi="Symbol" w:hint="default"/>
+        <w:sz w:val="20"/>
+      </w:rPr>
+    </w:lvl>
+    <w:lvl w:ilvl="2" w:tentative="1">
+      <w:start w:val="1"/>
+      <w:numFmt w:val="bullet"/>
+      <w:lvlText w:val=""/>
+      <w:lvlJc w:val="left"/>
+      <w:pPr>
+        <w:tabs>
+          <w:tab w:val="num" w:pos="2160"/>
+        </w:tabs>
+        <w:ind w:left="2160" w:hanging="360"/>
+      </w:pPr>
+      <w:rPr>
+        <w:rFonts w:ascii="Symbol" w:hAnsi="Symbol" w:hint="default"/>
+        <w:sz w:val="20"/>
+      </w:rPr>
+    </w:lvl>
+    <w:lvl w:ilvl="3" w:tentative="1">
+      <w:start w:val="1"/>
+      <w:numFmt w:val="bullet"/>
+      <w:lvlText w:val=""/>
+      <w:lvlJc w:val="left"/>
+      <w:pPr>
+        <w:tabs>
+          <w:tab w:val="num" w:pos="2880"/>
+        </w:tabs>
+        <w:ind w:left="2880" w:hanging="360"/>
+      </w:pPr>
+      <w:rPr>
+        <w:rFonts w:ascii="Symbol" w:hAnsi="Symbol" w:hint="default"/>
+        <w:sz w:val="20"/>
+      </w:rPr>
+    </w:lvl>
+    <w:lvl w:ilvl="4" w:tentative="1">
+      <w:start w:val="1"/>
+      <w:numFmt w:val="bullet"/>
+      <w:lvlText w:val=""/>
+      <w:lvlJc w:val="left"/>
+      <w:pPr>
+        <w:tabs>
+          <w:tab w:val="num" w:pos="3600"/>
+        </w:tabs>
+        <w:ind w:left="3600" w:hanging="360"/>
+      </w:pPr>
+      <w:rPr>
+        <w:rFonts w:ascii="Symbol" w:hAnsi="Symbol" w:hint="default"/>
+        <w:sz w:val="20"/>
+      </w:rPr>
+    </w:lvl>
+    <w:lvl w:ilvl="5" w:tentative="1">
+      <w:start w:val="1"/>
+      <w:numFmt w:val="bullet"/>
+      <w:lvlText w:val=""/>
+      <w:lvlJc w:val="left"/>
+      <w:pPr>
+        <w:tabs>
+          <w:tab w:val="num" w:pos="4320"/>
+        </w:tabs>
+        <w:ind w:left="4320" w:hanging="360"/>
+      </w:pPr>
+      <w:rPr>
+        <w:rFonts w:ascii="Symbol" w:hAnsi="Symbol" w:hint="default"/>
+        <w:sz w:val="20"/>
+      </w:rPr>
+    </w:lvl>
+    <w:lvl w:ilvl="6" w:tentative="1">
+      <w:start w:val="1"/>
+      <w:numFmt w:val="bullet"/>
+      <w:lvlText w:val=""/>
+      <w:lvlJc w:val="left"/>
+      <w:pPr>
+        <w:tabs>
+          <w:tab w:val="num" w:pos="5040"/>
+        </w:tabs>
+        <w:ind w:left="5040" w:hanging="360"/>
+      </w:pPr>
+      <w:rPr>
+        <w:rFonts w:ascii="Symbol" w:hAnsi="Symbol" w:hint="default"/>
+        <w:sz w:val="20"/>
+      </w:rPr>
+    </w:lvl>
+    <w:lvl w:ilvl="7" w:tentative="1">
+      <w:start w:val="1"/>
+      <w:numFmt w:val="bullet"/>
+      <w:lvlText w:val=""/>
+      <w:lvlJc w:val="left"/>
+      <w:pPr>
+        <w:tabs>
+          <w:tab w:val="num" w:pos="5760"/>
+        </w:tabs>
+        <w:ind w:left="5760" w:hanging="360"/>
+      </w:pPr>
+      <w:rPr>
+        <w:rFonts w:ascii="Symbol" w:hAnsi="Symbol" w:hint="default"/>
+        <w:sz w:val="20"/>
+      </w:rPr>
+    </w:lvl>
+    <w:lvl w:ilvl="8" w:tentative="1">
+      <w:start w:val="1"/>
+      <w:numFmt w:val="bullet"/>
+      <w:lvlText w:val=""/>
+      <w:lvlJc w:val="left"/>
+      <w:pPr>
+        <w:tabs>
+          <w:tab w:val="num" w:pos="6480"/>
+        </w:tabs>
+        <w:ind w:left="6480" w:hanging="360"/>
+      </w:pPr>
+      <w:rPr>
+        <w:rFonts w:ascii="Symbol" w:hAnsi="Symbol" w:hint="default"/>
+        <w:sz w:val="20"/>
+      </w:rPr>
+    </w:lvl>
+  </w:abstractNum>
+  <w:abstractNum w:abstractNumId="21" w15:restartNumberingAfterBreak="0">
     <w:nsid w:val="65140143"/>
     <w:multiLevelType w:val="multilevel"/>
     <w:tmpl w:val="B39E241C"/>
@@ -9732,7 +13212,7 @@
       </w:rPr>
     </w:lvl>
   </w:abstractNum>
-  <w:abstractNum w:abstractNumId="13" w15:restartNumberingAfterBreak="0">
+  <w:abstractNum w:abstractNumId="22" w15:restartNumberingAfterBreak="0">
     <w:nsid w:val="68527194"/>
     <w:multiLevelType w:val="hybridMultilevel"/>
     <w:tmpl w:val="13167AF8"/>
@@ -9845,7 +13325,7 @@
       </w:rPr>
     </w:lvl>
   </w:abstractNum>
-  <w:abstractNum w:abstractNumId="14" w15:restartNumberingAfterBreak="0">
+  <w:abstractNum w:abstractNumId="23" w15:restartNumberingAfterBreak="0">
     <w:nsid w:val="6E893B40"/>
     <w:multiLevelType w:val="multilevel"/>
     <w:tmpl w:val="80C8FEA8"/>
@@ -9994,7 +13474,7 @@
       </w:rPr>
     </w:lvl>
   </w:abstractNum>
-  <w:abstractNum w:abstractNumId="15" w15:restartNumberingAfterBreak="0">
+  <w:abstractNum w:abstractNumId="24" w15:restartNumberingAfterBreak="0">
     <w:nsid w:val="6F49248D"/>
     <w:multiLevelType w:val="hybridMultilevel"/>
     <w:tmpl w:val="E258F724"/>
@@ -10107,7 +13587,269 @@
       </w:rPr>
     </w:lvl>
   </w:abstractNum>
-  <w:abstractNum w:abstractNumId="16" w15:restartNumberingAfterBreak="0">
+  <w:abstractNum w:abstractNumId="25" w15:restartNumberingAfterBreak="0">
+    <w:nsid w:val="781D433F"/>
+    <w:multiLevelType w:val="hybridMultilevel"/>
+    <w:tmpl w:val="14B490D6"/>
+    <w:lvl w:ilvl="0" w:tplc="4742FF7E">
+      <w:start w:val="1"/>
+      <w:numFmt w:val="bullet"/>
+      <w:lvlText w:val=""/>
+      <w:lvlJc w:val="left"/>
+      <w:pPr>
+        <w:ind w:left="1080" w:hanging="360"/>
+      </w:pPr>
+      <w:rPr>
+        <w:rFonts w:ascii="Symbol" w:hAnsi="Symbol" w:hint="default"/>
+      </w:rPr>
+    </w:lvl>
+    <w:lvl w:ilvl="1" w:tplc="400A0003" w:tentative="1">
+      <w:start w:val="1"/>
+      <w:numFmt w:val="bullet"/>
+      <w:lvlText w:val="o"/>
+      <w:lvlJc w:val="left"/>
+      <w:pPr>
+        <w:ind w:left="1800" w:hanging="360"/>
+      </w:pPr>
+      <w:rPr>
+        <w:rFonts w:ascii="Courier New" w:hAnsi="Courier New" w:cs="Courier New" w:hint="default"/>
+      </w:rPr>
+    </w:lvl>
+    <w:lvl w:ilvl="2" w:tplc="400A0005" w:tentative="1">
+      <w:start w:val="1"/>
+      <w:numFmt w:val="bullet"/>
+      <w:lvlText w:val=""/>
+      <w:lvlJc w:val="left"/>
+      <w:pPr>
+        <w:ind w:left="2520" w:hanging="360"/>
+      </w:pPr>
+      <w:rPr>
+        <w:rFonts w:ascii="Wingdings" w:hAnsi="Wingdings" w:hint="default"/>
+      </w:rPr>
+    </w:lvl>
+    <w:lvl w:ilvl="3" w:tplc="400A0001" w:tentative="1">
+      <w:start w:val="1"/>
+      <w:numFmt w:val="bullet"/>
+      <w:lvlText w:val=""/>
+      <w:lvlJc w:val="left"/>
+      <w:pPr>
+        <w:ind w:left="3240" w:hanging="360"/>
+      </w:pPr>
+      <w:rPr>
+        <w:rFonts w:ascii="Symbol" w:hAnsi="Symbol" w:hint="default"/>
+      </w:rPr>
+    </w:lvl>
+    <w:lvl w:ilvl="4" w:tplc="400A0003" w:tentative="1">
+      <w:start w:val="1"/>
+      <w:numFmt w:val="bullet"/>
+      <w:lvlText w:val="o"/>
+      <w:lvlJc w:val="left"/>
+      <w:pPr>
+        <w:ind w:left="3960" w:hanging="360"/>
+      </w:pPr>
+      <w:rPr>
+        <w:rFonts w:ascii="Courier New" w:hAnsi="Courier New" w:cs="Courier New" w:hint="default"/>
+      </w:rPr>
+    </w:lvl>
+    <w:lvl w:ilvl="5" w:tplc="400A0005" w:tentative="1">
+      <w:start w:val="1"/>
+      <w:numFmt w:val="bullet"/>
+      <w:lvlText w:val=""/>
+      <w:lvlJc w:val="left"/>
+      <w:pPr>
+        <w:ind w:left="4680" w:hanging="360"/>
+      </w:pPr>
+      <w:rPr>
+        <w:rFonts w:ascii="Wingdings" w:hAnsi="Wingdings" w:hint="default"/>
+      </w:rPr>
+    </w:lvl>
+    <w:lvl w:ilvl="6" w:tplc="400A0001" w:tentative="1">
+      <w:start w:val="1"/>
+      <w:numFmt w:val="bullet"/>
+      <w:lvlText w:val=""/>
+      <w:lvlJc w:val="left"/>
+      <w:pPr>
+        <w:ind w:left="5400" w:hanging="360"/>
+      </w:pPr>
+      <w:rPr>
+        <w:rFonts w:ascii="Symbol" w:hAnsi="Symbol" w:hint="default"/>
+      </w:rPr>
+    </w:lvl>
+    <w:lvl w:ilvl="7" w:tplc="400A0003" w:tentative="1">
+      <w:start w:val="1"/>
+      <w:numFmt w:val="bullet"/>
+      <w:lvlText w:val="o"/>
+      <w:lvlJc w:val="left"/>
+      <w:pPr>
+        <w:ind w:left="6120" w:hanging="360"/>
+      </w:pPr>
+      <w:rPr>
+        <w:rFonts w:ascii="Courier New" w:hAnsi="Courier New" w:cs="Courier New" w:hint="default"/>
+      </w:rPr>
+    </w:lvl>
+    <w:lvl w:ilvl="8" w:tplc="400A0005" w:tentative="1">
+      <w:start w:val="1"/>
+      <w:numFmt w:val="bullet"/>
+      <w:lvlText w:val=""/>
+      <w:lvlJc w:val="left"/>
+      <w:pPr>
+        <w:ind w:left="6840" w:hanging="360"/>
+      </w:pPr>
+      <w:rPr>
+        <w:rFonts w:ascii="Wingdings" w:hAnsi="Wingdings" w:hint="default"/>
+      </w:rPr>
+    </w:lvl>
+  </w:abstractNum>
+  <w:abstractNum w:abstractNumId="26" w15:restartNumberingAfterBreak="0">
+    <w:nsid w:val="793412F1"/>
+    <w:multiLevelType w:val="multilevel"/>
+    <w:tmpl w:val="248453B2"/>
+    <w:lvl w:ilvl="0">
+      <w:start w:val="1"/>
+      <w:numFmt w:val="bullet"/>
+      <w:lvlText w:val=""/>
+      <w:lvlJc w:val="left"/>
+      <w:pPr>
+        <w:tabs>
+          <w:tab w:val="num" w:pos="720"/>
+        </w:tabs>
+        <w:ind w:left="720" w:hanging="360"/>
+      </w:pPr>
+      <w:rPr>
+        <w:rFonts w:ascii="Symbol" w:hAnsi="Symbol" w:hint="default"/>
+        <w:sz w:val="20"/>
+      </w:rPr>
+    </w:lvl>
+    <w:lvl w:ilvl="1" w:tentative="1">
+      <w:start w:val="1"/>
+      <w:numFmt w:val="bullet"/>
+      <w:lvlText w:val=""/>
+      <w:lvlJc w:val="left"/>
+      <w:pPr>
+        <w:tabs>
+          <w:tab w:val="num" w:pos="1440"/>
+        </w:tabs>
+        <w:ind w:left="1440" w:hanging="360"/>
+      </w:pPr>
+      <w:rPr>
+        <w:rFonts w:ascii="Symbol" w:hAnsi="Symbol" w:hint="default"/>
+        <w:sz w:val="20"/>
+      </w:rPr>
+    </w:lvl>
+    <w:lvl w:ilvl="2" w:tentative="1">
+      <w:start w:val="1"/>
+      <w:numFmt w:val="bullet"/>
+      <w:lvlText w:val=""/>
+      <w:lvlJc w:val="left"/>
+      <w:pPr>
+        <w:tabs>
+          <w:tab w:val="num" w:pos="2160"/>
+        </w:tabs>
+        <w:ind w:left="2160" w:hanging="360"/>
+      </w:pPr>
+      <w:rPr>
+        <w:rFonts w:ascii="Symbol" w:hAnsi="Symbol" w:hint="default"/>
+        <w:sz w:val="20"/>
+      </w:rPr>
+    </w:lvl>
+    <w:lvl w:ilvl="3" w:tentative="1">
+      <w:start w:val="1"/>
+      <w:numFmt w:val="bullet"/>
+      <w:lvlText w:val=""/>
+      <w:lvlJc w:val="left"/>
+      <w:pPr>
+        <w:tabs>
+          <w:tab w:val="num" w:pos="2880"/>
+        </w:tabs>
+        <w:ind w:left="2880" w:hanging="360"/>
+      </w:pPr>
+      <w:rPr>
+        <w:rFonts w:ascii="Symbol" w:hAnsi="Symbol" w:hint="default"/>
+        <w:sz w:val="20"/>
+      </w:rPr>
+    </w:lvl>
+    <w:lvl w:ilvl="4" w:tentative="1">
+      <w:start w:val="1"/>
+      <w:numFmt w:val="bullet"/>
+      <w:lvlText w:val=""/>
+      <w:lvlJc w:val="left"/>
+      <w:pPr>
+        <w:tabs>
+          <w:tab w:val="num" w:pos="3600"/>
+        </w:tabs>
+        <w:ind w:left="3600" w:hanging="360"/>
+      </w:pPr>
+      <w:rPr>
+        <w:rFonts w:ascii="Symbol" w:hAnsi="Symbol" w:hint="default"/>
+        <w:sz w:val="20"/>
+      </w:rPr>
+    </w:lvl>
+    <w:lvl w:ilvl="5" w:tentative="1">
+      <w:start w:val="1"/>
+      <w:numFmt w:val="bullet"/>
+      <w:lvlText w:val=""/>
+      <w:lvlJc w:val="left"/>
+      <w:pPr>
+        <w:tabs>
+          <w:tab w:val="num" w:pos="4320"/>
+        </w:tabs>
+        <w:ind w:left="4320" w:hanging="360"/>
+      </w:pPr>
+      <w:rPr>
+        <w:rFonts w:ascii="Symbol" w:hAnsi="Symbol" w:hint="default"/>
+        <w:sz w:val="20"/>
+      </w:rPr>
+    </w:lvl>
+    <w:lvl w:ilvl="6" w:tentative="1">
+      <w:start w:val="1"/>
+      <w:numFmt w:val="bullet"/>
+      <w:lvlText w:val=""/>
+      <w:lvlJc w:val="left"/>
+      <w:pPr>
+        <w:tabs>
+          <w:tab w:val="num" w:pos="5040"/>
+        </w:tabs>
+        <w:ind w:left="5040" w:hanging="360"/>
+      </w:pPr>
+      <w:rPr>
+        <w:rFonts w:ascii="Symbol" w:hAnsi="Symbol" w:hint="default"/>
+        <w:sz w:val="20"/>
+      </w:rPr>
+    </w:lvl>
+    <w:lvl w:ilvl="7" w:tentative="1">
+      <w:start w:val="1"/>
+      <w:numFmt w:val="bullet"/>
+      <w:lvlText w:val=""/>
+      <w:lvlJc w:val="left"/>
+      <w:pPr>
+        <w:tabs>
+          <w:tab w:val="num" w:pos="5760"/>
+        </w:tabs>
+        <w:ind w:left="5760" w:hanging="360"/>
+      </w:pPr>
+      <w:rPr>
+        <w:rFonts w:ascii="Symbol" w:hAnsi="Symbol" w:hint="default"/>
+        <w:sz w:val="20"/>
+      </w:rPr>
+    </w:lvl>
+    <w:lvl w:ilvl="8" w:tentative="1">
+      <w:start w:val="1"/>
+      <w:numFmt w:val="bullet"/>
+      <w:lvlText w:val=""/>
+      <w:lvlJc w:val="left"/>
+      <w:pPr>
+        <w:tabs>
+          <w:tab w:val="num" w:pos="6480"/>
+        </w:tabs>
+        <w:ind w:left="6480" w:hanging="360"/>
+      </w:pPr>
+      <w:rPr>
+        <w:rFonts w:ascii="Symbol" w:hAnsi="Symbol" w:hint="default"/>
+        <w:sz w:val="20"/>
+      </w:rPr>
+    </w:lvl>
+  </w:abstractNum>
+  <w:abstractNum w:abstractNumId="27" w15:restartNumberingAfterBreak="0">
     <w:nsid w:val="7AB67D28"/>
     <w:multiLevelType w:val="multilevel"/>
     <w:tmpl w:val="5590FFF0"/>
@@ -10220,56 +13962,357 @@
       </w:pPr>
     </w:lvl>
   </w:abstractNum>
+  <w:abstractNum w:abstractNumId="28" w15:restartNumberingAfterBreak="0">
+    <w:nsid w:val="7B541B18"/>
+    <w:multiLevelType w:val="multilevel"/>
+    <w:tmpl w:val="29BA313C"/>
+    <w:lvl w:ilvl="0">
+      <w:start w:val="1"/>
+      <w:numFmt w:val="bullet"/>
+      <w:lvlText w:val=""/>
+      <w:lvlJc w:val="left"/>
+      <w:pPr>
+        <w:tabs>
+          <w:tab w:val="num" w:pos="720"/>
+        </w:tabs>
+        <w:ind w:left="720" w:hanging="360"/>
+      </w:pPr>
+      <w:rPr>
+        <w:rFonts w:ascii="Symbol" w:hAnsi="Symbol" w:hint="default"/>
+        <w:sz w:val="20"/>
+      </w:rPr>
+    </w:lvl>
+    <w:lvl w:ilvl="1" w:tentative="1">
+      <w:start w:val="1"/>
+      <w:numFmt w:val="bullet"/>
+      <w:lvlText w:val=""/>
+      <w:lvlJc w:val="left"/>
+      <w:pPr>
+        <w:tabs>
+          <w:tab w:val="num" w:pos="1440"/>
+        </w:tabs>
+        <w:ind w:left="1440" w:hanging="360"/>
+      </w:pPr>
+      <w:rPr>
+        <w:rFonts w:ascii="Symbol" w:hAnsi="Symbol" w:hint="default"/>
+        <w:sz w:val="20"/>
+      </w:rPr>
+    </w:lvl>
+    <w:lvl w:ilvl="2" w:tentative="1">
+      <w:start w:val="1"/>
+      <w:numFmt w:val="bullet"/>
+      <w:lvlText w:val=""/>
+      <w:lvlJc w:val="left"/>
+      <w:pPr>
+        <w:tabs>
+          <w:tab w:val="num" w:pos="2160"/>
+        </w:tabs>
+        <w:ind w:left="2160" w:hanging="360"/>
+      </w:pPr>
+      <w:rPr>
+        <w:rFonts w:ascii="Symbol" w:hAnsi="Symbol" w:hint="default"/>
+        <w:sz w:val="20"/>
+      </w:rPr>
+    </w:lvl>
+    <w:lvl w:ilvl="3" w:tentative="1">
+      <w:start w:val="1"/>
+      <w:numFmt w:val="bullet"/>
+      <w:lvlText w:val=""/>
+      <w:lvlJc w:val="left"/>
+      <w:pPr>
+        <w:tabs>
+          <w:tab w:val="num" w:pos="2880"/>
+        </w:tabs>
+        <w:ind w:left="2880" w:hanging="360"/>
+      </w:pPr>
+      <w:rPr>
+        <w:rFonts w:ascii="Symbol" w:hAnsi="Symbol" w:hint="default"/>
+        <w:sz w:val="20"/>
+      </w:rPr>
+    </w:lvl>
+    <w:lvl w:ilvl="4" w:tentative="1">
+      <w:start w:val="1"/>
+      <w:numFmt w:val="bullet"/>
+      <w:lvlText w:val=""/>
+      <w:lvlJc w:val="left"/>
+      <w:pPr>
+        <w:tabs>
+          <w:tab w:val="num" w:pos="3600"/>
+        </w:tabs>
+        <w:ind w:left="3600" w:hanging="360"/>
+      </w:pPr>
+      <w:rPr>
+        <w:rFonts w:ascii="Symbol" w:hAnsi="Symbol" w:hint="default"/>
+        <w:sz w:val="20"/>
+      </w:rPr>
+    </w:lvl>
+    <w:lvl w:ilvl="5" w:tentative="1">
+      <w:start w:val="1"/>
+      <w:numFmt w:val="bullet"/>
+      <w:lvlText w:val=""/>
+      <w:lvlJc w:val="left"/>
+      <w:pPr>
+        <w:tabs>
+          <w:tab w:val="num" w:pos="4320"/>
+        </w:tabs>
+        <w:ind w:left="4320" w:hanging="360"/>
+      </w:pPr>
+      <w:rPr>
+        <w:rFonts w:ascii="Symbol" w:hAnsi="Symbol" w:hint="default"/>
+        <w:sz w:val="20"/>
+      </w:rPr>
+    </w:lvl>
+    <w:lvl w:ilvl="6" w:tentative="1">
+      <w:start w:val="1"/>
+      <w:numFmt w:val="bullet"/>
+      <w:lvlText w:val=""/>
+      <w:lvlJc w:val="left"/>
+      <w:pPr>
+        <w:tabs>
+          <w:tab w:val="num" w:pos="5040"/>
+        </w:tabs>
+        <w:ind w:left="5040" w:hanging="360"/>
+      </w:pPr>
+      <w:rPr>
+        <w:rFonts w:ascii="Symbol" w:hAnsi="Symbol" w:hint="default"/>
+        <w:sz w:val="20"/>
+      </w:rPr>
+    </w:lvl>
+    <w:lvl w:ilvl="7" w:tentative="1">
+      <w:start w:val="1"/>
+      <w:numFmt w:val="bullet"/>
+      <w:lvlText w:val=""/>
+      <w:lvlJc w:val="left"/>
+      <w:pPr>
+        <w:tabs>
+          <w:tab w:val="num" w:pos="5760"/>
+        </w:tabs>
+        <w:ind w:left="5760" w:hanging="360"/>
+      </w:pPr>
+      <w:rPr>
+        <w:rFonts w:ascii="Symbol" w:hAnsi="Symbol" w:hint="default"/>
+        <w:sz w:val="20"/>
+      </w:rPr>
+    </w:lvl>
+    <w:lvl w:ilvl="8" w:tentative="1">
+      <w:start w:val="1"/>
+      <w:numFmt w:val="bullet"/>
+      <w:lvlText w:val=""/>
+      <w:lvlJc w:val="left"/>
+      <w:pPr>
+        <w:tabs>
+          <w:tab w:val="num" w:pos="6480"/>
+        </w:tabs>
+        <w:ind w:left="6480" w:hanging="360"/>
+      </w:pPr>
+      <w:rPr>
+        <w:rFonts w:ascii="Symbol" w:hAnsi="Symbol" w:hint="default"/>
+        <w:sz w:val="20"/>
+      </w:rPr>
+    </w:lvl>
+  </w:abstractNum>
+  <w:abstractNum w:abstractNumId="29" w15:restartNumberingAfterBreak="0">
+    <w:nsid w:val="7CA05709"/>
+    <w:multiLevelType w:val="hybridMultilevel"/>
+    <w:tmpl w:val="C60EBC6A"/>
+    <w:lvl w:ilvl="0" w:tplc="400A0001">
+      <w:start w:val="1"/>
+      <w:numFmt w:val="bullet"/>
+      <w:lvlText w:val=""/>
+      <w:lvlJc w:val="left"/>
+      <w:pPr>
+        <w:ind w:left="1080" w:hanging="360"/>
+      </w:pPr>
+      <w:rPr>
+        <w:rFonts w:ascii="Symbol" w:hAnsi="Symbol" w:hint="default"/>
+      </w:rPr>
+    </w:lvl>
+    <w:lvl w:ilvl="1" w:tplc="FFFFFFFF" w:tentative="1">
+      <w:start w:val="1"/>
+      <w:numFmt w:val="bullet"/>
+      <w:lvlText w:val="o"/>
+      <w:lvlJc w:val="left"/>
+      <w:pPr>
+        <w:ind w:left="1800" w:hanging="360"/>
+      </w:pPr>
+      <w:rPr>
+        <w:rFonts w:ascii="Courier New" w:hAnsi="Courier New" w:cs="Courier New" w:hint="default"/>
+      </w:rPr>
+    </w:lvl>
+    <w:lvl w:ilvl="2" w:tplc="FFFFFFFF" w:tentative="1">
+      <w:start w:val="1"/>
+      <w:numFmt w:val="bullet"/>
+      <w:lvlText w:val=""/>
+      <w:lvlJc w:val="left"/>
+      <w:pPr>
+        <w:ind w:left="2520" w:hanging="360"/>
+      </w:pPr>
+      <w:rPr>
+        <w:rFonts w:ascii="Wingdings" w:hAnsi="Wingdings" w:hint="default"/>
+      </w:rPr>
+    </w:lvl>
+    <w:lvl w:ilvl="3" w:tplc="FFFFFFFF" w:tentative="1">
+      <w:start w:val="1"/>
+      <w:numFmt w:val="bullet"/>
+      <w:lvlText w:val=""/>
+      <w:lvlJc w:val="left"/>
+      <w:pPr>
+        <w:ind w:left="3240" w:hanging="360"/>
+      </w:pPr>
+      <w:rPr>
+        <w:rFonts w:ascii="Symbol" w:hAnsi="Symbol" w:hint="default"/>
+      </w:rPr>
+    </w:lvl>
+    <w:lvl w:ilvl="4" w:tplc="FFFFFFFF" w:tentative="1">
+      <w:start w:val="1"/>
+      <w:numFmt w:val="bullet"/>
+      <w:lvlText w:val="o"/>
+      <w:lvlJc w:val="left"/>
+      <w:pPr>
+        <w:ind w:left="3960" w:hanging="360"/>
+      </w:pPr>
+      <w:rPr>
+        <w:rFonts w:ascii="Courier New" w:hAnsi="Courier New" w:cs="Courier New" w:hint="default"/>
+      </w:rPr>
+    </w:lvl>
+    <w:lvl w:ilvl="5" w:tplc="FFFFFFFF" w:tentative="1">
+      <w:start w:val="1"/>
+      <w:numFmt w:val="bullet"/>
+      <w:lvlText w:val=""/>
+      <w:lvlJc w:val="left"/>
+      <w:pPr>
+        <w:ind w:left="4680" w:hanging="360"/>
+      </w:pPr>
+      <w:rPr>
+        <w:rFonts w:ascii="Wingdings" w:hAnsi="Wingdings" w:hint="default"/>
+      </w:rPr>
+    </w:lvl>
+    <w:lvl w:ilvl="6" w:tplc="FFFFFFFF" w:tentative="1">
+      <w:start w:val="1"/>
+      <w:numFmt w:val="bullet"/>
+      <w:lvlText w:val=""/>
+      <w:lvlJc w:val="left"/>
+      <w:pPr>
+        <w:ind w:left="5400" w:hanging="360"/>
+      </w:pPr>
+      <w:rPr>
+        <w:rFonts w:ascii="Symbol" w:hAnsi="Symbol" w:hint="default"/>
+      </w:rPr>
+    </w:lvl>
+    <w:lvl w:ilvl="7" w:tplc="FFFFFFFF" w:tentative="1">
+      <w:start w:val="1"/>
+      <w:numFmt w:val="bullet"/>
+      <w:lvlText w:val="o"/>
+      <w:lvlJc w:val="left"/>
+      <w:pPr>
+        <w:ind w:left="6120" w:hanging="360"/>
+      </w:pPr>
+      <w:rPr>
+        <w:rFonts w:ascii="Courier New" w:hAnsi="Courier New" w:cs="Courier New" w:hint="default"/>
+      </w:rPr>
+    </w:lvl>
+    <w:lvl w:ilvl="8" w:tplc="FFFFFFFF" w:tentative="1">
+      <w:start w:val="1"/>
+      <w:numFmt w:val="bullet"/>
+      <w:lvlText w:val=""/>
+      <w:lvlJc w:val="left"/>
+      <w:pPr>
+        <w:ind w:left="6840" w:hanging="360"/>
+      </w:pPr>
+      <w:rPr>
+        <w:rFonts w:ascii="Wingdings" w:hAnsi="Wingdings" w:hint="default"/>
+      </w:rPr>
+    </w:lvl>
+  </w:abstractNum>
   <w:num w:numId="1" w16cid:durableId="1735159569">
+    <w:abstractNumId w:val="5"/>
+  </w:num>
+  <w:num w:numId="2" w16cid:durableId="328867349">
+    <w:abstractNumId w:val="9"/>
+  </w:num>
+  <w:num w:numId="3" w16cid:durableId="67508424">
+    <w:abstractNumId w:val="22"/>
+  </w:num>
+  <w:num w:numId="4" w16cid:durableId="872495026">
+    <w:abstractNumId w:val="24"/>
+  </w:num>
+  <w:num w:numId="5" w16cid:durableId="1122918980">
+    <w:abstractNumId w:val="1"/>
+  </w:num>
+  <w:num w:numId="6" w16cid:durableId="1256744807">
+    <w:abstractNumId w:val="8"/>
+  </w:num>
+  <w:num w:numId="7" w16cid:durableId="769281650">
+    <w:abstractNumId w:val="6"/>
+  </w:num>
+  <w:num w:numId="8" w16cid:durableId="1923176112">
+    <w:abstractNumId w:val="21"/>
+  </w:num>
+  <w:num w:numId="9" w16cid:durableId="519777940">
+    <w:abstractNumId w:val="3"/>
+  </w:num>
+  <w:num w:numId="10" w16cid:durableId="518202418">
+    <w:abstractNumId w:val="10"/>
+  </w:num>
+  <w:num w:numId="11" w16cid:durableId="307367251">
+    <w:abstractNumId w:val="17"/>
+  </w:num>
+  <w:num w:numId="12" w16cid:durableId="1054045797">
+    <w:abstractNumId w:val="11"/>
+  </w:num>
+  <w:num w:numId="13" w16cid:durableId="841822350">
+    <w:abstractNumId w:val="19"/>
+  </w:num>
+  <w:num w:numId="14" w16cid:durableId="882905417">
+    <w:abstractNumId w:val="27"/>
+  </w:num>
+  <w:num w:numId="15" w16cid:durableId="1228766665">
+    <w:abstractNumId w:val="18"/>
+  </w:num>
+  <w:num w:numId="16" w16cid:durableId="473910132">
+    <w:abstractNumId w:val="23"/>
+  </w:num>
+  <w:num w:numId="17" w16cid:durableId="1964000805">
+    <w:abstractNumId w:val="7"/>
+  </w:num>
+  <w:num w:numId="18" w16cid:durableId="943927072">
+    <w:abstractNumId w:val="4"/>
+  </w:num>
+  <w:num w:numId="19" w16cid:durableId="1263344130">
     <w:abstractNumId w:val="2"/>
   </w:num>
-  <w:num w:numId="2" w16cid:durableId="328867349">
-    <w:abstractNumId w:val="6"/>
+  <w:num w:numId="20" w16cid:durableId="1631324120">
+    <w:abstractNumId w:val="26"/>
   </w:num>
-  <w:num w:numId="3" w16cid:durableId="67508424">
+  <w:num w:numId="21" w16cid:durableId="1474173030">
+    <w:abstractNumId w:val="14"/>
+  </w:num>
+  <w:num w:numId="22" w16cid:durableId="902566181">
+    <w:abstractNumId w:val="25"/>
+  </w:num>
+  <w:num w:numId="23" w16cid:durableId="2004238945">
+    <w:abstractNumId w:val="15"/>
+  </w:num>
+  <w:num w:numId="24" w16cid:durableId="1485974540">
+    <w:abstractNumId w:val="20"/>
+  </w:num>
+  <w:num w:numId="25" w16cid:durableId="1297031256">
+    <w:abstractNumId w:val="0"/>
+  </w:num>
+  <w:num w:numId="26" w16cid:durableId="1214733940">
+    <w:abstractNumId w:val="29"/>
+  </w:num>
+  <w:num w:numId="27" w16cid:durableId="458954094">
+    <w:abstractNumId w:val="12"/>
+  </w:num>
+  <w:num w:numId="28" w16cid:durableId="377632402">
+    <w:abstractNumId w:val="28"/>
+  </w:num>
+  <w:num w:numId="29" w16cid:durableId="1964727340">
     <w:abstractNumId w:val="13"/>
   </w:num>
-  <w:num w:numId="4" w16cid:durableId="872495026">
-    <w:abstractNumId w:val="15"/>
-  </w:num>
-  <w:num w:numId="5" w16cid:durableId="1122918980">
-    <w:abstractNumId w:val="0"/>
-  </w:num>
-  <w:num w:numId="6" w16cid:durableId="1256744807">
-    <w:abstractNumId w:val="5"/>
-  </w:num>
-  <w:num w:numId="7" w16cid:durableId="769281650">
-    <w:abstractNumId w:val="3"/>
-  </w:num>
-  <w:num w:numId="8" w16cid:durableId="1923176112">
-    <w:abstractNumId w:val="12"/>
-  </w:num>
-  <w:num w:numId="9" w16cid:durableId="519777940">
-    <w:abstractNumId w:val="1"/>
-  </w:num>
-  <w:num w:numId="10" w16cid:durableId="518202418">
-    <w:abstractNumId w:val="7"/>
-  </w:num>
-  <w:num w:numId="11" w16cid:durableId="307367251">
-    <w:abstractNumId w:val="9"/>
-  </w:num>
-  <w:num w:numId="12" w16cid:durableId="1054045797">
-    <w:abstractNumId w:val="8"/>
-  </w:num>
-  <w:num w:numId="13" w16cid:durableId="841822350">
-    <w:abstractNumId w:val="11"/>
-  </w:num>
-  <w:num w:numId="14" w16cid:durableId="882905417">
+  <w:num w:numId="30" w16cid:durableId="156963893">
     <w:abstractNumId w:val="16"/>
-  </w:num>
-  <w:num w:numId="15" w16cid:durableId="1228766665">
-    <w:abstractNumId w:val="10"/>
-  </w:num>
-  <w:num w:numId="16" w16cid:durableId="473910132">
-    <w:abstractNumId w:val="14"/>
-  </w:num>
-  <w:num w:numId="17" w16cid:durableId="1964000805">
-    <w:abstractNumId w:val="4"/>
   </w:num>
 </w:numbering>
 </file>
@@ -10882,7 +14925,6 @@
   <w:style w:type="character" w:default="1" w:styleId="Fuentedeprrafopredeter">
     <w:name w:val="Default Paragraph Font"/>
     <w:uiPriority w:val="1"/>
-    <w:semiHidden/>
     <w:unhideWhenUsed/>
   </w:style>
   <w:style w:type="table" w:default="1" w:styleId="Tablanormal">
@@ -11543,6 +15585,50 @@
       <w:szCs w:val="20"/>
     </w:rPr>
   </w:style>
+  <w:style w:type="paragraph" w:styleId="Encabezado">
+    <w:name w:val="header"/>
+    <w:basedOn w:val="Normal"/>
+    <w:link w:val="EncabezadoCar"/>
+    <w:uiPriority w:val="99"/>
+    <w:unhideWhenUsed/>
+    <w:rsid w:val="007A06E7"/>
+    <w:pPr>
+      <w:tabs>
+        <w:tab w:val="center" w:pos="4252"/>
+        <w:tab w:val="right" w:pos="8504"/>
+      </w:tabs>
+      <w:spacing w:after="0" w:line="240" w:lineRule="auto"/>
+    </w:pPr>
+  </w:style>
+  <w:style w:type="character" w:customStyle="1" w:styleId="EncabezadoCar">
+    <w:name w:val="Encabezado Car"/>
+    <w:basedOn w:val="Fuentedeprrafopredeter"/>
+    <w:link w:val="Encabezado"/>
+    <w:uiPriority w:val="99"/>
+    <w:rsid w:val="007A06E7"/>
+  </w:style>
+  <w:style w:type="paragraph" w:styleId="Piedepgina">
+    <w:name w:val="footer"/>
+    <w:basedOn w:val="Normal"/>
+    <w:link w:val="PiedepginaCar"/>
+    <w:uiPriority w:val="99"/>
+    <w:unhideWhenUsed/>
+    <w:rsid w:val="007A06E7"/>
+    <w:pPr>
+      <w:tabs>
+        <w:tab w:val="center" w:pos="4252"/>
+        <w:tab w:val="right" w:pos="8504"/>
+      </w:tabs>
+      <w:spacing w:after="0" w:line="240" w:lineRule="auto"/>
+    </w:pPr>
+  </w:style>
+  <w:style w:type="character" w:customStyle="1" w:styleId="PiedepginaCar">
+    <w:name w:val="Pie de página Car"/>
+    <w:basedOn w:val="Fuentedeprrafopredeter"/>
+    <w:link w:val="Piedepgina"/>
+    <w:uiPriority w:val="99"/>
+    <w:rsid w:val="007A06E7"/>
+  </w:style>
 </w:styles>
 </file>
 

--- a/docs/documentos/Sistema Inteligente de Monitoreo y Predicción de Recolección de Agua mediante Atrapanieblas en el Centro de Educación Alternativa.docx
+++ b/docs/documentos/Sistema Inteligente de Monitoreo y Predicción de Recolección de Agua mediante Atrapanieblas en el Centro de Educación Alternativa.docx
@@ -2889,31 +2889,7 @@
           <w:color w:val="auto"/>
         </w:rPr>
         <w:lastRenderedPageBreak/>
-        <w:t xml:space="preserve">Argumentación de la importancia del </w:t>
-      </w:r>
-      <w:commentRangeStart w:id="8"/>
-      <w:r>
-        <w:rPr>
-          <w:rFonts w:ascii="Arial" w:hAnsi="Arial" w:cs="Arial"/>
-          <w:color w:val="auto"/>
-        </w:rPr>
-        <w:t>objeto</w:t>
-      </w:r>
-      <w:commentRangeEnd w:id="8"/>
-      <w:r>
-        <w:rPr>
-          <w:rStyle w:val="Refdecomentario"/>
-          <w:rFonts w:asciiTheme="minorHAnsi" w:eastAsiaTheme="minorHAnsi" w:hAnsiTheme="minorHAnsi" w:cstheme="minorBidi"/>
-          <w:color w:val="auto"/>
-        </w:rPr>
-        <w:commentReference w:id="8"/>
-      </w:r>
-      <w:r>
-        <w:rPr>
-          <w:rFonts w:ascii="Arial" w:hAnsi="Arial" w:cs="Arial"/>
-          <w:color w:val="auto"/>
-        </w:rPr>
-        <w:t xml:space="preserve"> de estudio</w:t>
+        <w:t>Argumentación de la importancia del objeto de estudio</w:t>
       </w:r>
       <w:bookmarkEnd w:id="7"/>
     </w:p>
@@ -3022,13 +2998,13 @@
         </w:rPr>
         <w:t>learning</w:t>
       </w:r>
+      <w:proofErr w:type="spellEnd"/>
       <w:r>
         <w:rPr>
           <w:rFonts w:ascii="Arial" w:hAnsi="Arial" w:cs="Arial"/>
         </w:rPr>
         <w:t>:</w:t>
       </w:r>
-      <w:proofErr w:type="spellEnd"/>
     </w:p>
     <w:p>
       <w:pPr>
@@ -3356,7 +3332,7 @@
           <w:color w:val="auto"/>
         </w:rPr>
       </w:pPr>
-      <w:bookmarkStart w:id="9" w:name="_Toc226038123"/>
+      <w:bookmarkStart w:id="8" w:name="_Toc226038123"/>
       <w:r>
         <w:rPr>
           <w:rFonts w:ascii="Arial" w:hAnsi="Arial" w:cs="Arial"/>
@@ -3364,7 +3340,7 @@
         </w:rPr>
         <w:t>Novedad Científica</w:t>
       </w:r>
-      <w:bookmarkEnd w:id="9"/>
+      <w:bookmarkEnd w:id="8"/>
     </w:p>
     <w:p>
       <w:pPr>
@@ -3547,7 +3523,7 @@
           <w:szCs w:val="32"/>
         </w:rPr>
       </w:pPr>
-      <w:bookmarkStart w:id="10" w:name="_Toc226038124"/>
+      <w:bookmarkStart w:id="9" w:name="_Toc226038124"/>
       <w:r>
         <w:rPr>
           <w:rFonts w:ascii="Arial" w:hAnsi="Arial" w:cs="Arial"/>
@@ -3557,7 +3533,7 @@
         </w:rPr>
         <w:t>CAPÍTULO II</w:t>
       </w:r>
-      <w:bookmarkEnd w:id="10"/>
+      <w:bookmarkEnd w:id="9"/>
     </w:p>
     <w:p>
       <w:pPr>
@@ -3572,7 +3548,7 @@
           <w:color w:val="auto"/>
         </w:rPr>
       </w:pPr>
-      <w:bookmarkStart w:id="11" w:name="_Toc226038125"/>
+      <w:bookmarkStart w:id="10" w:name="_Toc226038125"/>
       <w:r>
         <w:rPr>
           <w:rFonts w:ascii="Arial" w:hAnsi="Arial" w:cs="Arial"/>
@@ -3580,7 +3556,7 @@
         </w:rPr>
         <w:t>Justificación del proyecto</w:t>
       </w:r>
-      <w:bookmarkEnd w:id="11"/>
+      <w:bookmarkEnd w:id="10"/>
     </w:p>
     <w:p>
       <w:pPr>
@@ -3595,32 +3571,15 @@
           <w:color w:val="auto"/>
         </w:rPr>
       </w:pPr>
-      <w:bookmarkStart w:id="12" w:name="_Toc226038126"/>
+      <w:bookmarkStart w:id="11" w:name="_Toc226038126"/>
       <w:r>
         <w:rPr>
           <w:rFonts w:ascii="Arial" w:hAnsi="Arial" w:cs="Arial"/>
           <w:color w:val="auto"/>
         </w:rPr>
-        <w:t xml:space="preserve">Justificación </w:t>
-      </w:r>
-      <w:commentRangeStart w:id="13"/>
-      <w:r>
-        <w:rPr>
-          <w:rFonts w:ascii="Arial" w:hAnsi="Arial" w:cs="Arial"/>
-          <w:color w:val="auto"/>
-        </w:rPr>
-        <w:t>técnica</w:t>
-      </w:r>
-      <w:commentRangeEnd w:id="13"/>
-      <w:r>
-        <w:rPr>
-          <w:rStyle w:val="Refdecomentario"/>
-          <w:rFonts w:eastAsiaTheme="minorHAnsi" w:cstheme="minorBidi"/>
-          <w:color w:val="auto"/>
-        </w:rPr>
-        <w:commentReference w:id="13"/>
-      </w:r>
-      <w:bookmarkEnd w:id="12"/>
+        <w:t>Justificación técnica</w:t>
+      </w:r>
+      <w:bookmarkEnd w:id="11"/>
     </w:p>
     <w:p>
       <w:pPr>
@@ -3836,32 +3795,15 @@
           <w:color w:val="auto"/>
         </w:rPr>
       </w:pPr>
-      <w:bookmarkStart w:id="14" w:name="_Toc226038127"/>
+      <w:bookmarkStart w:id="12" w:name="_Toc226038127"/>
       <w:r>
         <w:rPr>
           <w:rFonts w:ascii="Arial" w:hAnsi="Arial" w:cs="Arial"/>
           <w:color w:val="auto"/>
         </w:rPr>
-        <w:t xml:space="preserve">Justificación </w:t>
-      </w:r>
-      <w:commentRangeStart w:id="15"/>
-      <w:r>
-        <w:rPr>
-          <w:rFonts w:ascii="Arial" w:hAnsi="Arial" w:cs="Arial"/>
-          <w:color w:val="auto"/>
-        </w:rPr>
-        <w:t>económica</w:t>
-      </w:r>
-      <w:commentRangeEnd w:id="15"/>
-      <w:r>
-        <w:rPr>
-          <w:rStyle w:val="Refdecomentario"/>
-          <w:rFonts w:eastAsiaTheme="minorHAnsi" w:cstheme="minorBidi"/>
-          <w:color w:val="auto"/>
-        </w:rPr>
-        <w:commentReference w:id="15"/>
-      </w:r>
-      <w:bookmarkEnd w:id="14"/>
+        <w:t>Justificación económica</w:t>
+      </w:r>
+      <w:bookmarkEnd w:id="12"/>
     </w:p>
     <w:p>
       <w:pPr>
@@ -3968,32 +3910,15 @@
           <w:color w:val="auto"/>
         </w:rPr>
       </w:pPr>
-      <w:bookmarkStart w:id="16" w:name="_Toc226038128"/>
+      <w:bookmarkStart w:id="13" w:name="_Toc226038128"/>
       <w:r>
         <w:rPr>
           <w:rFonts w:ascii="Arial" w:hAnsi="Arial" w:cs="Arial"/>
           <w:color w:val="auto"/>
         </w:rPr>
-        <w:t xml:space="preserve">Justificación </w:t>
-      </w:r>
-      <w:commentRangeStart w:id="17"/>
-      <w:r>
-        <w:rPr>
-          <w:rFonts w:ascii="Arial" w:hAnsi="Arial" w:cs="Arial"/>
-          <w:color w:val="auto"/>
-        </w:rPr>
-        <w:t>social</w:t>
-      </w:r>
-      <w:commentRangeEnd w:id="17"/>
-      <w:r>
-        <w:rPr>
-          <w:rStyle w:val="Refdecomentario"/>
-          <w:rFonts w:eastAsiaTheme="minorHAnsi" w:cstheme="minorBidi"/>
-          <w:color w:val="auto"/>
-        </w:rPr>
-        <w:commentReference w:id="17"/>
-      </w:r>
-      <w:bookmarkEnd w:id="16"/>
+        <w:t>Justificación social</w:t>
+      </w:r>
+      <w:bookmarkEnd w:id="13"/>
     </w:p>
     <w:p>
       <w:pPr>
@@ -4127,9 +4052,17 @@
           <w:b/>
           <w:bCs/>
         </w:rPr>
-        <w:t>Titicachi:</w:t>
+        <w:t>Titicachi</w:t>
       </w:r>
       <w:proofErr w:type="spellEnd"/>
+      <w:r>
+        <w:rPr>
+          <w:rFonts w:ascii="Arial" w:hAnsi="Arial" w:cs="Arial"/>
+          <w:b/>
+          <w:bCs/>
+        </w:rPr>
+        <w:t>:</w:t>
+      </w:r>
     </w:p>
     <w:p>
       <w:pPr>
@@ -4211,7 +4144,7 @@
           <w:color w:val="auto"/>
         </w:rPr>
       </w:pPr>
-      <w:bookmarkStart w:id="18" w:name="_Toc226038129"/>
+      <w:bookmarkStart w:id="14" w:name="_Toc226038129"/>
       <w:r>
         <w:rPr>
           <w:rFonts w:ascii="Arial" w:hAnsi="Arial" w:cs="Arial"/>
@@ -4219,7 +4152,7 @@
         </w:rPr>
         <w:t>Especificación de requerimientos</w:t>
       </w:r>
-      <w:bookmarkEnd w:id="18"/>
+      <w:bookmarkEnd w:id="14"/>
     </w:p>
     <w:p>
       <w:pPr>
@@ -8713,7 +8646,7 @@
           <w:szCs w:val="32"/>
         </w:rPr>
       </w:pPr>
-      <w:bookmarkStart w:id="19" w:name="_Toc226038130"/>
+      <w:bookmarkStart w:id="15" w:name="_Toc226038130"/>
       <w:r>
         <w:rPr>
           <w:rFonts w:ascii="Arial" w:hAnsi="Arial" w:cs="Arial"/>
@@ -8724,7 +8657,7 @@
         <w:lastRenderedPageBreak/>
         <w:t>CAPÍTULO III</w:t>
       </w:r>
-      <w:bookmarkEnd w:id="19"/>
+      <w:bookmarkEnd w:id="15"/>
     </w:p>
     <w:p>
       <w:pPr>
@@ -8739,7 +8672,7 @@
           <w:color w:val="auto"/>
         </w:rPr>
       </w:pPr>
-      <w:bookmarkStart w:id="20" w:name="_Toc226038131"/>
+      <w:bookmarkStart w:id="16" w:name="_Toc226038131"/>
       <w:r>
         <w:rPr>
           <w:rFonts w:ascii="Arial" w:hAnsi="Arial" w:cs="Arial"/>
@@ -8747,7 +8680,7 @@
         </w:rPr>
         <w:t>Diseño teórico de la investigación</w:t>
       </w:r>
-      <w:bookmarkEnd w:id="20"/>
+      <w:bookmarkEnd w:id="16"/>
     </w:p>
     <w:p>
       <w:pPr>
@@ -8762,7 +8695,7 @@
           <w:color w:val="auto"/>
         </w:rPr>
       </w:pPr>
-      <w:bookmarkStart w:id="21" w:name="_Toc226038132"/>
+      <w:bookmarkStart w:id="17" w:name="_Toc226038132"/>
       <w:r>
         <w:rPr>
           <w:rFonts w:ascii="Arial" w:hAnsi="Arial" w:cs="Arial"/>
@@ -8770,7 +8703,7 @@
         </w:rPr>
         <w:t>Problemática</w:t>
       </w:r>
-      <w:bookmarkEnd w:id="21"/>
+      <w:bookmarkEnd w:id="17"/>
     </w:p>
     <w:p>
       <w:pPr>
@@ -8846,7 +8779,7 @@
           <w:color w:val="auto"/>
         </w:rPr>
       </w:pPr>
-      <w:bookmarkStart w:id="22" w:name="_Toc226038133"/>
+      <w:bookmarkStart w:id="18" w:name="_Toc226038133"/>
       <w:r>
         <w:rPr>
           <w:rFonts w:ascii="Arial" w:hAnsi="Arial" w:cs="Arial"/>
@@ -8854,7 +8787,7 @@
         </w:rPr>
         <w:t>Formulación del problema</w:t>
       </w:r>
-      <w:bookmarkEnd w:id="22"/>
+      <w:bookmarkEnd w:id="18"/>
     </w:p>
     <w:p>
       <w:pPr>
@@ -8898,32 +8831,15 @@
           <w:color w:val="auto"/>
         </w:rPr>
       </w:pPr>
-      <w:bookmarkStart w:id="23" w:name="_Toc226038134"/>
+      <w:bookmarkStart w:id="19" w:name="_Toc226038134"/>
       <w:r>
         <w:rPr>
           <w:rFonts w:ascii="Arial" w:hAnsi="Arial" w:cs="Arial"/>
           <w:color w:val="auto"/>
         </w:rPr>
-        <w:t xml:space="preserve">Delimitación de </w:t>
-      </w:r>
-      <w:commentRangeStart w:id="24"/>
-      <w:r>
-        <w:rPr>
-          <w:rFonts w:ascii="Arial" w:hAnsi="Arial" w:cs="Arial"/>
-          <w:color w:val="auto"/>
-        </w:rPr>
-        <w:t>contenido</w:t>
-      </w:r>
-      <w:commentRangeEnd w:id="24"/>
-      <w:r>
-        <w:rPr>
-          <w:rStyle w:val="Refdecomentario"/>
-          <w:rFonts w:eastAsiaTheme="minorHAnsi" w:cstheme="minorBidi"/>
-          <w:color w:val="auto"/>
-        </w:rPr>
-        <w:commentReference w:id="24"/>
-      </w:r>
-      <w:bookmarkEnd w:id="23"/>
+        <w:t>Delimitación de contenido</w:t>
+      </w:r>
+      <w:bookmarkEnd w:id="19"/>
     </w:p>
     <w:p>
       <w:pPr>
@@ -8959,19 +8875,7 @@
         <w:rPr>
           <w:rFonts w:ascii="Arial" w:hAnsi="Arial" w:cs="Arial"/>
         </w:rPr>
-        <w:t>El proyecto se centra exclusivamente en el desarrollo</w:t>
-      </w:r>
-      <w:r>
-        <w:rPr>
-          <w:rFonts w:ascii="Arial" w:hAnsi="Arial" w:cs="Arial"/>
-        </w:rPr>
-        <w:t xml:space="preserve"> </w:t>
-      </w:r>
-      <w:r>
-        <w:rPr>
-          <w:rFonts w:ascii="Arial" w:hAnsi="Arial" w:cs="Arial"/>
-        </w:rPr>
-        <w:t>y validación de un sistema completo de captación de agua de niebla que integra:</w:t>
+        <w:t>El proyecto se centra exclusivamente en el desarrollo y validación de un sistema completo de captación de agua de niebla que integra:</w:t>
       </w:r>
     </w:p>
     <w:p>
@@ -9357,33 +9261,16 @@
           <w:color w:val="auto"/>
         </w:rPr>
       </w:pPr>
-      <w:bookmarkStart w:id="25" w:name="_Toc226038135"/>
+      <w:bookmarkStart w:id="20" w:name="_Toc226038135"/>
       <w:r>
         <w:rPr>
           <w:rFonts w:ascii="Arial" w:hAnsi="Arial" w:cs="Arial"/>
           <w:color w:val="auto"/>
         </w:rPr>
         <w:lastRenderedPageBreak/>
-        <w:t xml:space="preserve">Delimitación </w:t>
-      </w:r>
-      <w:commentRangeStart w:id="26"/>
-      <w:r>
-        <w:rPr>
-          <w:rFonts w:ascii="Arial" w:hAnsi="Arial" w:cs="Arial"/>
-          <w:color w:val="auto"/>
-        </w:rPr>
-        <w:t>temporal</w:t>
-      </w:r>
-      <w:commentRangeEnd w:id="26"/>
-      <w:r>
-        <w:rPr>
-          <w:rStyle w:val="Refdecomentario"/>
-          <w:rFonts w:eastAsiaTheme="minorHAnsi" w:cstheme="minorBidi"/>
-          <w:color w:val="auto"/>
-        </w:rPr>
-        <w:commentReference w:id="26"/>
-      </w:r>
-      <w:bookmarkEnd w:id="25"/>
+        <w:t>Delimitación temporal</w:t>
+      </w:r>
+      <w:bookmarkEnd w:id="20"/>
     </w:p>
     <w:p>
       <w:pPr>
@@ -9505,7 +9392,7 @@
           <w:color w:val="auto"/>
         </w:rPr>
       </w:pPr>
-      <w:bookmarkStart w:id="27" w:name="_Toc226038136"/>
+      <w:bookmarkStart w:id="21" w:name="_Toc226038136"/>
       <w:r>
         <w:rPr>
           <w:rFonts w:ascii="Arial" w:hAnsi="Arial" w:cs="Arial"/>
@@ -9513,7 +9400,7 @@
         </w:rPr>
         <w:t>Delimitación espacial</w:t>
       </w:r>
-      <w:bookmarkEnd w:id="27"/>
+      <w:bookmarkEnd w:id="21"/>
     </w:p>
     <w:p>
       <w:pPr>
@@ -9721,7 +9608,7 @@
           <w:szCs w:val="32"/>
         </w:rPr>
       </w:pPr>
-      <w:bookmarkStart w:id="28" w:name="_Toc226038137"/>
+      <w:bookmarkStart w:id="22" w:name="_Toc226038137"/>
       <w:r>
         <w:rPr>
           <w:rFonts w:ascii="Arial" w:hAnsi="Arial" w:cs="Arial"/>
@@ -9732,7 +9619,7 @@
         <w:lastRenderedPageBreak/>
         <w:t>Objetivos</w:t>
       </w:r>
-      <w:bookmarkEnd w:id="28"/>
+      <w:bookmarkEnd w:id="22"/>
       <w:r>
         <w:rPr>
           <w:rFonts w:ascii="Arial" w:hAnsi="Arial" w:cs="Arial"/>
@@ -9908,21 +9795,7 @@
         <w:rPr>
           <w:rFonts w:ascii="Arial" w:hAnsi="Arial" w:cs="Arial"/>
         </w:rPr>
-        <w:t xml:space="preserve"> con ESP32, BME680 y caudalímetro para recopilar datos de temperatura, presión atmosférica y caudal de agua captada por atrapanieblas en el C.E.A. </w:t>
-      </w:r>
-      <w:proofErr w:type="spellStart"/>
-      <w:r>
-        <w:rPr>
-          <w:rFonts w:ascii="Arial" w:hAnsi="Arial" w:cs="Arial"/>
-        </w:rPr>
-        <w:t>Cetha</w:t>
-      </w:r>
-      <w:proofErr w:type="spellEnd"/>
-      <w:r>
-        <w:rPr>
-          <w:rFonts w:ascii="Arial" w:hAnsi="Arial" w:cs="Arial"/>
-        </w:rPr>
-        <w:t xml:space="preserve"> Ildefonso de las Muñecas.</w:t>
+        <w:t xml:space="preserve"> con ESP32, BME680 y caudalímetro para recopilar datos de temperatura, presión atmosférica y caudal de agua captada por atrapaniebla.</w:t>
       </w:r>
     </w:p>
     <w:p>
@@ -9941,21 +9814,21 @@
         <w:rPr>
           <w:rFonts w:ascii="Arial" w:hAnsi="Arial" w:cs="Arial"/>
         </w:rPr>
-        <w:t xml:space="preserve">Entrenar un modelo de machine </w:t>
+        <w:t xml:space="preserve">Implementar un </w:t>
       </w:r>
       <w:proofErr w:type="spellStart"/>
       <w:r>
         <w:rPr>
           <w:rFonts w:ascii="Arial" w:hAnsi="Arial" w:cs="Arial"/>
         </w:rPr>
-        <w:t>learning</w:t>
+        <w:t>dashboard</w:t>
       </w:r>
       <w:proofErr w:type="spellEnd"/>
       <w:r>
         <w:rPr>
           <w:rFonts w:ascii="Arial" w:hAnsi="Arial" w:cs="Arial"/>
         </w:rPr>
-        <w:t xml:space="preserve"> para predecir el volumen de agua diaria y optimizar distribución de riego.</w:t>
+        <w:t xml:space="preserve"> intuitivo integrado vía MCP para comunicación entre modelos ML, sensores y herramientas de gestión del agua.</w:t>
       </w:r>
     </w:p>
     <w:p>
@@ -9974,7 +9847,7 @@
         <w:rPr>
           <w:rFonts w:ascii="Arial" w:hAnsi="Arial" w:cs="Arial"/>
         </w:rPr>
-        <w:t>Desplegar servidor MCP local para interoperabilidad estandarizada entre modelos ML (predicción, control riego, gemelo digital)</w:t>
+        <w:t>Desplegar servidor MCP local para interoperabilidad estandarizada entre modelos ML.</w:t>
       </w:r>
     </w:p>
     <w:p>
@@ -9993,7 +9866,21 @@
         <w:rPr>
           <w:rFonts w:ascii="Arial" w:hAnsi="Arial" w:cs="Arial"/>
         </w:rPr>
-        <w:t>Diseñar un gemelo digital de los invernaderos que simule escenarios de riego para enseñanza agrícola.</w:t>
+        <w:t xml:space="preserve">Entrenar un modelo de machine </w:t>
+      </w:r>
+      <w:proofErr w:type="spellStart"/>
+      <w:r>
+        <w:rPr>
+          <w:rFonts w:ascii="Arial" w:hAnsi="Arial" w:cs="Arial"/>
+        </w:rPr>
+        <w:t>learning</w:t>
+      </w:r>
+      <w:proofErr w:type="spellEnd"/>
+      <w:r>
+        <w:rPr>
+          <w:rFonts w:ascii="Arial" w:hAnsi="Arial" w:cs="Arial"/>
+        </w:rPr>
+        <w:t xml:space="preserve"> para predecir el volumen de agua diaria y optimizar distribución de riego.</w:t>
       </w:r>
     </w:p>
     <w:p>
@@ -10012,21 +9899,27 @@
         <w:rPr>
           <w:rFonts w:ascii="Arial" w:hAnsi="Arial" w:cs="Arial"/>
         </w:rPr>
-        <w:t xml:space="preserve">Implementar un </w:t>
+        <w:t xml:space="preserve">Desarrollar un modelo de machine </w:t>
       </w:r>
       <w:proofErr w:type="spellStart"/>
       <w:r>
         <w:rPr>
           <w:rFonts w:ascii="Arial" w:hAnsi="Arial" w:cs="Arial"/>
         </w:rPr>
-        <w:t>dashboard</w:t>
+        <w:t>learning</w:t>
       </w:r>
       <w:proofErr w:type="spellEnd"/>
       <w:r>
         <w:rPr>
           <w:rFonts w:ascii="Arial" w:hAnsi="Arial" w:cs="Arial"/>
         </w:rPr>
-        <w:t xml:space="preserve"> intuitivo integrado vía MCP para comunicación entre modelos ML, sensores y herramientas de gestión del agua.</w:t>
+        <w:t xml:space="preserve"> para simular escenarios hipotéticos de riego futuros</w:t>
+      </w:r>
+      <w:r>
+        <w:rPr>
+          <w:rFonts w:ascii="Arial" w:hAnsi="Arial" w:cs="Arial"/>
+        </w:rPr>
+        <w:t>.</w:t>
       </w:r>
     </w:p>
     <w:p>
@@ -10064,7 +9957,7 @@
     </w:p>
     <w:p/>
     <w:sectPr>
-      <w:headerReference w:type="default" r:id="rId13"/>
+      <w:headerReference w:type="default" r:id="rId9"/>
       <w:pgSz w:w="12240" w:h="15840" w:code="1"/>
       <w:pgMar w:top="1418" w:right="1418" w:bottom="1418" w:left="1418" w:header="709" w:footer="709" w:gutter="0"/>
       <w:cols w:space="708"/>
@@ -10072,168 +9965,6 @@
     </w:sectPr>
   </w:body>
 </w:document>
-</file>
-
-<file path=word/comments.xml><?xml version="1.0" encoding="utf-8"?>
-<w:comments xmlns:wpc="http://schemas.microsoft.com/office/word/2010/wordprocessingCanvas" xmlns:cx="http://schemas.microsoft.com/office/drawing/2014/chartex" xmlns:cx1="http://schemas.microsoft.com/office/drawing/2015/9/8/chartex" xmlns:cx2="http://schemas.microsoft.com/office/drawing/2015/10/21/chartex" xmlns:cx3="http://schemas.microsoft.com/office/drawing/2016/5/9/chartex" xmlns:cx4="http://schemas.microsoft.com/office/drawing/2016/5/10/chartex" xmlns:cx5="http://schemas.microsoft.com/office/drawing/2016/5/11/chartex" xmlns:cx6="http://schemas.microsoft.com/office/drawing/2016/5/12/chartex" xmlns:cx7="http://schemas.microsoft.com/office/drawing/2016/5/13/chartex" xmlns:cx8="http://schemas.microsoft.com/office/drawing/2016/5/14/chartex" xmlns:mc="http://schemas.openxmlformats.org/markup-compatibility/2006" xmlns:aink="http://schemas.microsoft.com/office/drawing/2016/ink" xmlns:am3d="http://schemas.microsoft.com/office/drawing/2017/model3d" xmlns:o="urn:schemas-microsoft-com:office:office" xmlns:oel="http://schemas.microsoft.com/office/2019/extlst" xmlns:r="http://schemas.openxmlformats.org/officeDocument/2006/relationships" xmlns:m="http://schemas.openxmlformats.org/officeDocument/2006/math" xmlns:v="urn:schemas-microsoft-com:vml" xmlns:wp14="http://schemas.microsoft.com/office/word/2010/wordprocessingDrawing" xmlns:wp="http://schemas.openxmlformats.org/drawingml/2006/wordprocessingDrawing" xmlns:w10="urn:schemas-microsoft-com:office:word" xmlns:w="http://schemas.openxmlformats.org/wordprocessingml/2006/main" xmlns:w14="http://schemas.microsoft.com/office/word/2010/wordml" xmlns:w15="http://schemas.microsoft.com/office/word/2012/wordml" xmlns:w16cex="http://schemas.microsoft.com/office/word/2018/wordml/cex" xmlns:w16cid="http://schemas.microsoft.com/office/word/2016/wordml/cid" xmlns:w16="http://schemas.microsoft.com/office/word/2018/wordml" xmlns:w16sdtdh="http://schemas.microsoft.com/office/word/2020/wordml/sdtdatahash" xmlns:w16se="http://schemas.microsoft.com/office/word/2015/wordml/symex" xmlns:wpg="http://schemas.microsoft.com/office/word/2010/wordprocessingGroup" xmlns:wpi="http://schemas.microsoft.com/office/word/2010/wordprocessingInk" xmlns:wne="http://schemas.microsoft.com/office/word/2006/wordml" xmlns:wps="http://schemas.microsoft.com/office/word/2010/wordprocessingShape" mc:Ignorable="w14 w15 w16se w16cid w16 w16cex w16sdtdh wp14">
-  <w:comment w:id="8" w:author="Limber Romero" w:date="2026-03-26T20:13:00Z" w:initials="LR">
-    <w:p>
-      <w:pPr>
-        <w:pStyle w:val="Textocomentario"/>
-      </w:pPr>
-      <w:r>
-        <w:rPr>
-          <w:rStyle w:val="Refdecomentario"/>
-        </w:rPr>
-        <w:annotationRef/>
-      </w:r>
-      <w:r>
-        <w:t>Aporte ingenieril, explicación de mi MCP y ML</w:t>
-      </w:r>
-    </w:p>
-  </w:comment>
-  <w:comment w:id="13" w:author="Limber Romero" w:date="2026-03-26T19:28:00Z" w:initials="LR">
-    <w:p>
-      <w:pPr>
-        <w:pStyle w:val="Textocomentario"/>
-      </w:pPr>
-      <w:r>
-        <w:rPr>
-          <w:rStyle w:val="Refdecomentario"/>
-        </w:rPr>
-        <w:annotationRef/>
-      </w:r>
-      <w:proofErr w:type="gramStart"/>
-      <w:r>
-        <w:t>Que?</w:t>
-      </w:r>
-      <w:proofErr w:type="gramEnd"/>
-      <w:r>
-        <w:t xml:space="preserve"> </w:t>
-      </w:r>
-      <w:proofErr w:type="gramStart"/>
-      <w:r>
-        <w:t xml:space="preserve">Y </w:t>
-      </w:r>
-      <w:proofErr w:type="spellStart"/>
-      <w:r>
-        <w:t>por que</w:t>
-      </w:r>
-      <w:proofErr w:type="spellEnd"/>
-      <w:r>
-        <w:t>?</w:t>
-      </w:r>
-      <w:proofErr w:type="gramEnd"/>
-    </w:p>
-  </w:comment>
-  <w:comment w:id="15" w:author="Limber Romero" w:date="2026-03-26T19:43:00Z" w:initials="LR">
-    <w:p>
-      <w:pPr>
-        <w:pStyle w:val="Textocomentario"/>
-      </w:pPr>
-      <w:r>
-        <w:rPr>
-          <w:rStyle w:val="Refdecomentario"/>
-        </w:rPr>
-        <w:annotationRef/>
-      </w:r>
-      <w:r>
-        <w:t>Costo-beneficio o eficiencia</w:t>
-      </w:r>
-    </w:p>
-  </w:comment>
-  <w:comment w:id="17" w:author="Limber Romero" w:date="2026-03-26T19:43:00Z" w:initials="LR">
-    <w:p>
-      <w:pPr>
-        <w:pStyle w:val="Textocomentario"/>
-      </w:pPr>
-      <w:r>
-        <w:rPr>
-          <w:rStyle w:val="Refdecomentario"/>
-        </w:rPr>
-        <w:annotationRef/>
-      </w:r>
-      <w:proofErr w:type="gramStart"/>
-      <w:r>
-        <w:t xml:space="preserve">Quienes y </w:t>
-      </w:r>
-      <w:proofErr w:type="spellStart"/>
-      <w:r>
-        <w:t>por que</w:t>
-      </w:r>
-      <w:proofErr w:type="spellEnd"/>
-      <w:r>
-        <w:t>?</w:t>
-      </w:r>
-      <w:proofErr w:type="gramEnd"/>
-    </w:p>
-  </w:comment>
-  <w:comment w:id="24" w:author="Limber Romero" w:date="2026-03-26T20:06:00Z" w:initials="LR">
-    <w:p>
-      <w:pPr>
-        <w:pStyle w:val="Textocomentario"/>
-      </w:pPr>
-      <w:r>
-        <w:rPr>
-          <w:rStyle w:val="Refdecomentario"/>
-        </w:rPr>
-        <w:annotationRef/>
-      </w:r>
-      <w:r>
-        <w:t>Límites y alcances</w:t>
-      </w:r>
-    </w:p>
-  </w:comment>
-  <w:comment w:id="26" w:author="Limber Romero" w:date="2026-03-26T20:09:00Z" w:initials="LR">
-    <w:p>
-      <w:pPr>
-        <w:pStyle w:val="Textocomentario"/>
-      </w:pPr>
-      <w:r>
-        <w:rPr>
-          <w:rStyle w:val="Refdecomentario"/>
-        </w:rPr>
-        <w:annotationRef/>
-      </w:r>
-      <w:r>
-        <w:t>Tiempo total del proyecto</w:t>
-      </w:r>
-    </w:p>
-  </w:comment>
-</w:comments>
-</file>
-
-<file path=word/commentsExtended.xml><?xml version="1.0" encoding="utf-8"?>
-<w15:commentsEx xmlns:wpc="http://schemas.microsoft.com/office/word/2010/wordprocessingCanvas" xmlns:cx="http://schemas.microsoft.com/office/drawing/2014/chartex" xmlns:cx1="http://schemas.microsoft.com/office/drawing/2015/9/8/chartex" xmlns:cx2="http://schemas.microsoft.com/office/drawing/2015/10/21/chartex" xmlns:cx3="http://schemas.microsoft.com/office/drawing/2016/5/9/chartex" xmlns:cx4="http://schemas.microsoft.com/office/drawing/2016/5/10/chartex" xmlns:cx5="http://schemas.microsoft.com/office/drawing/2016/5/11/chartex" xmlns:cx6="http://schemas.microsoft.com/office/drawing/2016/5/12/chartex" xmlns:cx7="http://schemas.microsoft.com/office/drawing/2016/5/13/chartex" xmlns:cx8="http://schemas.microsoft.com/office/drawing/2016/5/14/chartex" xmlns:mc="http://schemas.openxmlformats.org/markup-compatibility/2006" xmlns:aink="http://schemas.microsoft.com/office/drawing/2016/ink" xmlns:am3d="http://schemas.microsoft.com/office/drawing/2017/model3d" xmlns:o="urn:schemas-microsoft-com:office:office" xmlns:oel="http://schemas.microsoft.com/office/2019/extlst" xmlns:r="http://schemas.openxmlformats.org/officeDocument/2006/relationships" xmlns:m="http://schemas.openxmlformats.org/officeDocument/2006/math" xmlns:v="urn:schemas-microsoft-com:vml" xmlns:wp14="http://schemas.microsoft.com/office/word/2010/wordprocessingDrawing" xmlns:wp="http://schemas.openxmlformats.org/drawingml/2006/wordprocessingDrawing" xmlns:w10="urn:schemas-microsoft-com:office:word" xmlns:w="http://schemas.openxmlformats.org/wordprocessingml/2006/main" xmlns:w14="http://schemas.microsoft.com/office/word/2010/wordml" xmlns:w15="http://schemas.microsoft.com/office/word/2012/wordml" xmlns:w16cex="http://schemas.microsoft.com/office/word/2018/wordml/cex" xmlns:w16cid="http://schemas.microsoft.com/office/word/2016/wordml/cid" xmlns:w16="http://schemas.microsoft.com/office/word/2018/wordml" xmlns:w16sdtdh="http://schemas.microsoft.com/office/word/2020/wordml/sdtdatahash" xmlns:w16se="http://schemas.microsoft.com/office/word/2015/wordml/symex" xmlns:wpg="http://schemas.microsoft.com/office/word/2010/wordprocessingGroup" xmlns:wpi="http://schemas.microsoft.com/office/word/2010/wordprocessingInk" xmlns:wne="http://schemas.microsoft.com/office/word/2006/wordml" xmlns:wps="http://schemas.microsoft.com/office/word/2010/wordprocessingShape" mc:Ignorable="w14 w15 w16se w16cid w16 w16cex w16sdtdh wp14">
-  <w15:commentEx w15:paraId="09C8A2F2" w15:done="0"/>
-  <w15:commentEx w15:paraId="07847E90" w15:done="0"/>
-  <w15:commentEx w15:paraId="3026B1FA" w15:done="0"/>
-  <w15:commentEx w15:paraId="7596676C" w15:done="0"/>
-  <w15:commentEx w15:paraId="6BF84A20" w15:done="0"/>
-  <w15:commentEx w15:paraId="1A97EB72" w15:done="0"/>
-</w15:commentsEx>
-</file>
-
-<file path=word/commentsExtensible.xml><?xml version="1.0" encoding="utf-8"?>
-<w16cex:commentsExtensible xmlns:wpc="http://schemas.microsoft.com/office/word/2010/wordprocessingCanvas" xmlns:cx="http://schemas.microsoft.com/office/drawing/2014/chartex" xmlns:cx1="http://schemas.microsoft.com/office/drawing/2015/9/8/chartex" xmlns:cx2="http://schemas.microsoft.com/office/drawing/2015/10/21/chartex" xmlns:cx3="http://schemas.microsoft.com/office/drawing/2016/5/9/chartex" xmlns:cx4="http://schemas.microsoft.com/office/drawing/2016/5/10/chartex" xmlns:cx5="http://schemas.microsoft.com/office/drawing/2016/5/11/chartex" xmlns:cx6="http://schemas.microsoft.com/office/drawing/2016/5/12/chartex" xmlns:cx7="http://schemas.microsoft.com/office/drawing/2016/5/13/chartex" xmlns:cx8="http://schemas.microsoft.com/office/drawing/2016/5/14/chartex" xmlns:cr="http://schemas.microsoft.com/office/comments/2020/reactions" xmlns:mc="http://schemas.openxmlformats.org/markup-compatibility/2006" xmlns:aink="http://schemas.microsoft.com/office/drawing/2016/ink" xmlns:am3d="http://schemas.microsoft.com/office/drawing/2017/model3d" xmlns:o="urn:schemas-microsoft-com:office:office" xmlns:oel="http://schemas.microsoft.com/office/2019/extlst" xmlns:r="http://schemas.openxmlformats.org/officeDocument/2006/relationships" xmlns:m="http://schemas.openxmlformats.org/officeDocument/2006/math" xmlns:v="urn:schemas-microsoft-com:vml" xmlns:wp14="http://schemas.microsoft.com/office/word/2010/wordprocessingDrawing" xmlns:wp="http://schemas.openxmlformats.org/drawingml/2006/wordprocessingDrawing" xmlns:w10="urn:schemas-microsoft-com:office:word" xmlns:w="http://schemas.openxmlformats.org/wordprocessingml/2006/main" xmlns:w14="http://schemas.microsoft.com/office/word/2010/wordml" xmlns:w15="http://schemas.microsoft.com/office/word/2012/wordml" xmlns:w16cex="http://schemas.microsoft.com/office/word/2018/wordml/cex" xmlns:w16cid="http://schemas.microsoft.com/office/word/2016/wordml/cid" xmlns:w16="http://schemas.microsoft.com/office/word/2018/wordml" xmlns:w16sdtdh="http://schemas.microsoft.com/office/word/2020/wordml/sdtdatahash" xmlns:w16se="http://schemas.microsoft.com/office/word/2015/wordml/symex" xmlns:wpg="http://schemas.microsoft.com/office/word/2010/wordprocessingGroup" xmlns:wpi="http://schemas.microsoft.com/office/word/2010/wordprocessingInk" xmlns:wne="http://schemas.microsoft.com/office/word/2006/wordml" xmlns:wps="http://schemas.microsoft.com/office/word/2010/wordprocessingShape" mc:Ignorable="w14 w15 w16se w16cid w16 w16cex w16sdtdh cr wp14">
-  <w16cex:commentExtensible w16cex:durableId="46E4F757" w16cex:dateUtc="2026-03-27T00:13:00Z"/>
-  <w16cex:commentExtensible w16cex:durableId="123C4276" w16cex:dateUtc="2026-03-26T23:28:00Z"/>
-  <w16cex:commentExtensible w16cex:durableId="21AFFDDC" w16cex:dateUtc="2026-03-26T23:43:00Z"/>
-  <w16cex:commentExtensible w16cex:durableId="6A6D5E55" w16cex:dateUtc="2026-03-26T23:43:00Z"/>
-  <w16cex:commentExtensible w16cex:durableId="414B177D" w16cex:dateUtc="2026-03-27T00:06:00Z"/>
-  <w16cex:commentExtensible w16cex:durableId="46335DEE" w16cex:dateUtc="2026-03-27T00:09:00Z"/>
-</w16cex:commentsExtensible>
-</file>
-
-<file path=word/commentsIds.xml><?xml version="1.0" encoding="utf-8"?>
-<w16cid:commentsIds xmlns:wpc="http://schemas.microsoft.com/office/word/2010/wordprocessingCanvas" xmlns:cx="http://schemas.microsoft.com/office/drawing/2014/chartex" xmlns:cx1="http://schemas.microsoft.com/office/drawing/2015/9/8/chartex" xmlns:cx2="http://schemas.microsoft.com/office/drawing/2015/10/21/chartex" xmlns:cx3="http://schemas.microsoft.com/office/drawing/2016/5/9/chartex" xmlns:cx4="http://schemas.microsoft.com/office/drawing/2016/5/10/chartex" xmlns:cx5="http://schemas.microsoft.com/office/drawing/2016/5/11/chartex" xmlns:cx6="http://schemas.microsoft.com/office/drawing/2016/5/12/chartex" xmlns:cx7="http://schemas.microsoft.com/office/drawing/2016/5/13/chartex" xmlns:cx8="http://schemas.microsoft.com/office/drawing/2016/5/14/chartex" xmlns:mc="http://schemas.openxmlformats.org/markup-compatibility/2006" xmlns:aink="http://schemas.microsoft.com/office/drawing/2016/ink" xmlns:am3d="http://schemas.microsoft.com/office/drawing/2017/model3d" xmlns:o="urn:schemas-microsoft-com:office:office" xmlns:oel="http://schemas.microsoft.com/office/2019/extlst" xmlns:r="http://schemas.openxmlformats.org/officeDocument/2006/relationships" xmlns:m="http://schemas.openxmlformats.org/officeDocument/2006/math" xmlns:v="urn:schemas-microsoft-com:vml" xmlns:wp14="http://schemas.microsoft.com/office/word/2010/wordprocessingDrawing" xmlns:wp="http://schemas.openxmlformats.org/drawingml/2006/wordprocessingDrawing" xmlns:w10="urn:schemas-microsoft-com:office:word" xmlns:w="http://schemas.openxmlformats.org/wordprocessingml/2006/main" xmlns:w14="http://schemas.microsoft.com/office/word/2010/wordml" xmlns:w15="http://schemas.microsoft.com/office/word/2012/wordml" xmlns:w16cex="http://schemas.microsoft.com/office/word/2018/wordml/cex" xmlns:w16cid="http://schemas.microsoft.com/office/word/2016/wordml/cid" xmlns:w16="http://schemas.microsoft.com/office/word/2018/wordml" xmlns:w16sdtdh="http://schemas.microsoft.com/office/word/2020/wordml/sdtdatahash" xmlns:w16se="http://schemas.microsoft.com/office/word/2015/wordml/symex" xmlns:wpg="http://schemas.microsoft.com/office/word/2010/wordprocessingGroup" xmlns:wpi="http://schemas.microsoft.com/office/word/2010/wordprocessingInk" xmlns:wne="http://schemas.microsoft.com/office/word/2006/wordml" xmlns:wps="http://schemas.microsoft.com/office/word/2010/wordprocessingShape" mc:Ignorable="w14 w15 w16se w16cid w16 w16cex w16sdtdh wp14">
-  <w16cid:commentId w16cid:paraId="09C8A2F2" w16cid:durableId="46E4F757"/>
-  <w16cid:commentId w16cid:paraId="07847E90" w16cid:durableId="123C4276"/>
-  <w16cid:commentId w16cid:paraId="3026B1FA" w16cid:durableId="21AFFDDC"/>
-  <w16cid:commentId w16cid:paraId="7596676C" w16cid:durableId="6A6D5E55"/>
-  <w16cid:commentId w16cid:paraId="6BF84A20" w16cid:durableId="414B177D"/>
-  <w16cid:commentId w16cid:paraId="1A97EB72" w16cid:durableId="46335DEE"/>
-</w16cid:commentsIds>
 </file>
 
 <file path=word/endnotes.xml><?xml version="1.0" encoding="utf-8"?>
@@ -14315,14 +14046,6 @@
     <w:abstractNumId w:val="16"/>
   </w:num>
 </w:numbering>
-</file>
-
-<file path=word/people.xml><?xml version="1.0" encoding="utf-8"?>
-<w15:people xmlns:wpc="http://schemas.microsoft.com/office/word/2010/wordprocessingCanvas" xmlns:cx="http://schemas.microsoft.com/office/drawing/2014/chartex" xmlns:cx1="http://schemas.microsoft.com/office/drawing/2015/9/8/chartex" xmlns:cx2="http://schemas.microsoft.com/office/drawing/2015/10/21/chartex" xmlns:cx3="http://schemas.microsoft.com/office/drawing/2016/5/9/chartex" xmlns:cx4="http://schemas.microsoft.com/office/drawing/2016/5/10/chartex" xmlns:cx5="http://schemas.microsoft.com/office/drawing/2016/5/11/chartex" xmlns:cx6="http://schemas.microsoft.com/office/drawing/2016/5/12/chartex" xmlns:cx7="http://schemas.microsoft.com/office/drawing/2016/5/13/chartex" xmlns:cx8="http://schemas.microsoft.com/office/drawing/2016/5/14/chartex" xmlns:mc="http://schemas.openxmlformats.org/markup-compatibility/2006" xmlns:aink="http://schemas.microsoft.com/office/drawing/2016/ink" xmlns:am3d="http://schemas.microsoft.com/office/drawing/2017/model3d" xmlns:o="urn:schemas-microsoft-com:office:office" xmlns:oel="http://schemas.microsoft.com/office/2019/extlst" xmlns:r="http://schemas.openxmlformats.org/officeDocument/2006/relationships" xmlns:m="http://schemas.openxmlformats.org/officeDocument/2006/math" xmlns:v="urn:schemas-microsoft-com:vml" xmlns:wp14="http://schemas.microsoft.com/office/word/2010/wordprocessingDrawing" xmlns:wp="http://schemas.openxmlformats.org/drawingml/2006/wordprocessingDrawing" xmlns:w10="urn:schemas-microsoft-com:office:word" xmlns:w="http://schemas.openxmlformats.org/wordprocessingml/2006/main" xmlns:w14="http://schemas.microsoft.com/office/word/2010/wordml" xmlns:w15="http://schemas.microsoft.com/office/word/2012/wordml" xmlns:w16cex="http://schemas.microsoft.com/office/word/2018/wordml/cex" xmlns:w16cid="http://schemas.microsoft.com/office/word/2016/wordml/cid" xmlns:w16="http://schemas.microsoft.com/office/word/2018/wordml" xmlns:w16sdtdh="http://schemas.microsoft.com/office/word/2020/wordml/sdtdatahash" xmlns:w16se="http://schemas.microsoft.com/office/word/2015/wordml/symex" xmlns:wpg="http://schemas.microsoft.com/office/word/2010/wordprocessingGroup" xmlns:wpi="http://schemas.microsoft.com/office/word/2010/wordprocessingInk" xmlns:wne="http://schemas.microsoft.com/office/word/2006/wordml" xmlns:wps="http://schemas.microsoft.com/office/word/2010/wordprocessingShape" mc:Ignorable="w14 w15 w16se w16cid w16 w16cex w16sdtdh wp14">
-  <w15:person w15:author="Limber Romero">
-    <w15:presenceInfo w15:providerId="Windows Live" w15:userId="a8422c99a0415fac"/>
-  </w15:person>
-</w15:people>
 </file>
 
 <file path=word/styles.xml><?xml version="1.0" encoding="utf-8"?>

--- a/docs/documentos/Sistema Inteligente de Monitoreo y Predicción de Recolección de Agua mediante Atrapanieblas en el Centro de Educación Alternativa.docx
+++ b/docs/documentos/Sistema Inteligente de Monitoreo y Predicción de Recolección de Agua mediante Atrapanieblas en el Centro de Educación Alternativa.docx
@@ -8288,11 +8288,11 @@
   <w:abstractNum w:abstractNumId="2" w15:restartNumberingAfterBreak="0">
     <w:nsid w:val="2E2E64D9"/>
     <w:multiLevelType w:val="hybridMultilevel"/>
-    <w:tmpl w:val="6E8C6E8E"/>
-    <w:lvl w:ilvl="0" w:tplc="400A0001">
+    <w:tmpl w:val="35460864"/>
+    <w:lvl w:ilvl="0" w:tplc="4742FF7E">
       <w:start w:val="1"/>
       <w:numFmt w:val="bullet"/>
-      <w:lvlText w:val=""/>
+      <w:lvlText w:val=""/>
       <w:lvlJc w:val="left"/>
       <w:pPr>
         <w:ind w:left="720" w:hanging="360"/>

--- a/docs/documentos/Sistema Inteligente de Monitoreo y Predicción de Recolección de Agua mediante Atrapanieblas en el Centro de Educación Alternativa.docx
+++ b/docs/documentos/Sistema Inteligente de Monitoreo y Predicción de Recolección de Agua mediante Atrapanieblas en el Centro de Educación Alternativa.docx
@@ -265,6 +265,9 @@
           <w:numId w:val="3"/>
         </w:numPr>
       </w:pPr>
+      <w:r>
+        <w:t>P</w:t>
+      </w:r>
       <w:r>
         <w:t>ROYECTO INTEGRADOR INTERMEDIO I</w:t>
       </w:r>
@@ -417,7 +420,7 @@
           <w:r>
             <w:fldChar w:fldCharType="separate"/>
           </w:r>
-          <w:hyperlink w:anchor="_Toc226038115" w:history="1">
+          <w:hyperlink w:anchor="_Toc226640921" w:history="1">
             <w:r>
               <w:rPr>
                 <w:rStyle w:val="Hipervnculo"/>
@@ -445,7 +448,7 @@
                 <w:noProof/>
                 <w:webHidden/>
               </w:rPr>
-              <w:instrText xml:space="preserve"> PAGEREF _Toc226038115 \h </w:instrText>
+              <w:instrText xml:space="preserve"> PAGEREF _Toc226640921 \h </w:instrText>
             </w:r>
             <w:r>
               <w:rPr>
@@ -489,7 +492,7 @@
               <w:lang w:eastAsia="es-BO"/>
             </w:rPr>
           </w:pPr>
-          <w:hyperlink w:anchor="_Toc226038116" w:history="1">
+          <w:hyperlink w:anchor="_Toc226640922" w:history="1">
             <w:r>
               <w:rPr>
                 <w:rStyle w:val="Hipervnculo"/>
@@ -533,7 +536,7 @@
                 <w:noProof/>
                 <w:webHidden/>
               </w:rPr>
-              <w:instrText xml:space="preserve"> PAGEREF _Toc226038116 \h </w:instrText>
+              <w:instrText xml:space="preserve"> PAGEREF _Toc226640922 \h </w:instrText>
             </w:r>
             <w:r>
               <w:rPr>
@@ -577,7 +580,7 @@
               <w:lang w:eastAsia="es-BO"/>
             </w:rPr>
           </w:pPr>
-          <w:hyperlink w:anchor="_Toc226038117" w:history="1">
+          <w:hyperlink w:anchor="_Toc226640923" w:history="1">
             <w:r>
               <w:rPr>
                 <w:rStyle w:val="Hipervnculo"/>
@@ -621,7 +624,7 @@
                 <w:noProof/>
                 <w:webHidden/>
               </w:rPr>
-              <w:instrText xml:space="preserve"> PAGEREF _Toc226038117 \h </w:instrText>
+              <w:instrText xml:space="preserve"> PAGEREF _Toc226640923 \h </w:instrText>
             </w:r>
             <w:r>
               <w:rPr>
@@ -665,7 +668,7 @@
               <w:lang w:eastAsia="es-BO"/>
             </w:rPr>
           </w:pPr>
-          <w:hyperlink w:anchor="_Toc226038118" w:history="1">
+          <w:hyperlink w:anchor="_Toc226640924" w:history="1">
             <w:r>
               <w:rPr>
                 <w:rStyle w:val="Hipervnculo"/>
@@ -709,7 +712,7 @@
                 <w:noProof/>
                 <w:webHidden/>
               </w:rPr>
-              <w:instrText xml:space="preserve"> PAGEREF _Toc226038118 \h </w:instrText>
+              <w:instrText xml:space="preserve"> PAGEREF _Toc226640924 \h </w:instrText>
             </w:r>
             <w:r>
               <w:rPr>
@@ -753,7 +756,7 @@
               <w:lang w:eastAsia="es-BO"/>
             </w:rPr>
           </w:pPr>
-          <w:hyperlink w:anchor="_Toc226038119" w:history="1">
+          <w:hyperlink w:anchor="_Toc226640925" w:history="1">
             <w:r>
               <w:rPr>
                 <w:rStyle w:val="Hipervnculo"/>
@@ -797,7 +800,7 @@
                 <w:noProof/>
                 <w:webHidden/>
               </w:rPr>
-              <w:instrText xml:space="preserve"> PAGEREF _Toc226038119 \h </w:instrText>
+              <w:instrText xml:space="preserve"> PAGEREF _Toc226640925 \h </w:instrText>
             </w:r>
             <w:r>
               <w:rPr>
@@ -841,7 +844,7 @@
               <w:lang w:eastAsia="es-BO"/>
             </w:rPr>
           </w:pPr>
-          <w:hyperlink w:anchor="_Toc226038120" w:history="1">
+          <w:hyperlink w:anchor="_Toc226640926" w:history="1">
             <w:r>
               <w:rPr>
                 <w:rStyle w:val="Hipervnculo"/>
@@ -885,7 +888,7 @@
                 <w:noProof/>
                 <w:webHidden/>
               </w:rPr>
-              <w:instrText xml:space="preserve"> PAGEREF _Toc226038120 \h </w:instrText>
+              <w:instrText xml:space="preserve"> PAGEREF _Toc226640926 \h </w:instrText>
             </w:r>
             <w:r>
               <w:rPr>
@@ -929,7 +932,7 @@
               <w:lang w:eastAsia="es-BO"/>
             </w:rPr>
           </w:pPr>
-          <w:hyperlink w:anchor="_Toc226038121" w:history="1">
+          <w:hyperlink w:anchor="_Toc226640927" w:history="1">
             <w:r>
               <w:rPr>
                 <w:rStyle w:val="Hipervnculo"/>
@@ -973,7 +976,7 @@
                 <w:noProof/>
                 <w:webHidden/>
               </w:rPr>
-              <w:instrText xml:space="preserve"> PAGEREF _Toc226038121 \h </w:instrText>
+              <w:instrText xml:space="preserve"> PAGEREF _Toc226640927 \h </w:instrText>
             </w:r>
             <w:r>
               <w:rPr>
@@ -1017,7 +1020,7 @@
               <w:lang w:eastAsia="es-BO"/>
             </w:rPr>
           </w:pPr>
-          <w:hyperlink w:anchor="_Toc226038122" w:history="1">
+          <w:hyperlink w:anchor="_Toc226640928" w:history="1">
             <w:r>
               <w:rPr>
                 <w:rStyle w:val="Hipervnculo"/>
@@ -1061,7 +1064,7 @@
                 <w:noProof/>
                 <w:webHidden/>
               </w:rPr>
-              <w:instrText xml:space="preserve"> PAGEREF _Toc226038122 \h </w:instrText>
+              <w:instrText xml:space="preserve"> PAGEREF _Toc226640928 \h </w:instrText>
             </w:r>
             <w:r>
               <w:rPr>
@@ -1105,7 +1108,7 @@
               <w:lang w:eastAsia="es-BO"/>
             </w:rPr>
           </w:pPr>
-          <w:hyperlink w:anchor="_Toc226038123" w:history="1">
+          <w:hyperlink w:anchor="_Toc226640929" w:history="1">
             <w:r>
               <w:rPr>
                 <w:rStyle w:val="Hipervnculo"/>
@@ -1149,7 +1152,7 @@
                 <w:noProof/>
                 <w:webHidden/>
               </w:rPr>
-              <w:instrText xml:space="preserve"> PAGEREF _Toc226038123 \h </w:instrText>
+              <w:instrText xml:space="preserve"> PAGEREF _Toc226640929 \h </w:instrText>
             </w:r>
             <w:r>
               <w:rPr>
@@ -1192,7 +1195,7 @@
               <w:lang w:eastAsia="es-BO"/>
             </w:rPr>
           </w:pPr>
-          <w:hyperlink w:anchor="_Toc226038124" w:history="1">
+          <w:hyperlink w:anchor="_Toc226640930" w:history="1">
             <w:r>
               <w:rPr>
                 <w:rStyle w:val="Hipervnculo"/>
@@ -1220,7 +1223,7 @@
                 <w:noProof/>
                 <w:webHidden/>
               </w:rPr>
-              <w:instrText xml:space="preserve"> PAGEREF _Toc226038124 \h </w:instrText>
+              <w:instrText xml:space="preserve"> PAGEREF _Toc226640930 \h </w:instrText>
             </w:r>
             <w:r>
               <w:rPr>
@@ -1264,7 +1267,7 @@
               <w:lang w:eastAsia="es-BO"/>
             </w:rPr>
           </w:pPr>
-          <w:hyperlink w:anchor="_Toc226038125" w:history="1">
+          <w:hyperlink w:anchor="_Toc226640931" w:history="1">
             <w:r>
               <w:rPr>
                 <w:rStyle w:val="Hipervnculo"/>
@@ -1308,7 +1311,7 @@
                 <w:noProof/>
                 <w:webHidden/>
               </w:rPr>
-              <w:instrText xml:space="preserve"> PAGEREF _Toc226038125 \h </w:instrText>
+              <w:instrText xml:space="preserve"> PAGEREF _Toc226640931 \h </w:instrText>
             </w:r>
             <w:r>
               <w:rPr>
@@ -1352,7 +1355,7 @@
               <w:lang w:eastAsia="es-BO"/>
             </w:rPr>
           </w:pPr>
-          <w:hyperlink w:anchor="_Toc226038126" w:history="1">
+          <w:hyperlink w:anchor="_Toc226640932" w:history="1">
             <w:r>
               <w:rPr>
                 <w:rStyle w:val="Hipervnculo"/>
@@ -1396,7 +1399,7 @@
                 <w:noProof/>
                 <w:webHidden/>
               </w:rPr>
-              <w:instrText xml:space="preserve"> PAGEREF _Toc226038126 \h </w:instrText>
+              <w:instrText xml:space="preserve"> PAGEREF _Toc226640932 \h </w:instrText>
             </w:r>
             <w:r>
               <w:rPr>
@@ -1440,7 +1443,7 @@
               <w:lang w:eastAsia="es-BO"/>
             </w:rPr>
           </w:pPr>
-          <w:hyperlink w:anchor="_Toc226038127" w:history="1">
+          <w:hyperlink w:anchor="_Toc226640933" w:history="1">
             <w:r>
               <w:rPr>
                 <w:rStyle w:val="Hipervnculo"/>
@@ -1484,7 +1487,7 @@
                 <w:noProof/>
                 <w:webHidden/>
               </w:rPr>
-              <w:instrText xml:space="preserve"> PAGEREF _Toc226038127 \h </w:instrText>
+              <w:instrText xml:space="preserve"> PAGEREF _Toc226640933 \h </w:instrText>
             </w:r>
             <w:r>
               <w:rPr>
@@ -1504,7 +1507,7 @@
                 <w:noProof/>
                 <w:webHidden/>
               </w:rPr>
-              <w:t>8</w:t>
+              <w:t>7</w:t>
             </w:r>
             <w:r>
               <w:rPr>
@@ -1528,7 +1531,7 @@
               <w:lang w:eastAsia="es-BO"/>
             </w:rPr>
           </w:pPr>
-          <w:hyperlink w:anchor="_Toc226038128" w:history="1">
+          <w:hyperlink w:anchor="_Toc226640934" w:history="1">
             <w:r>
               <w:rPr>
                 <w:rStyle w:val="Hipervnculo"/>
@@ -1572,7 +1575,7 @@
                 <w:noProof/>
                 <w:webHidden/>
               </w:rPr>
-              <w:instrText xml:space="preserve"> PAGEREF _Toc226038128 \h </w:instrText>
+              <w:instrText xml:space="preserve"> PAGEREF _Toc226640934 \h </w:instrText>
             </w:r>
             <w:r>
               <w:rPr>
@@ -1592,7 +1595,7 @@
                 <w:noProof/>
                 <w:webHidden/>
               </w:rPr>
-              <w:t>9</w:t>
+              <w:t>8</w:t>
             </w:r>
             <w:r>
               <w:rPr>
@@ -1616,7 +1619,7 @@
               <w:lang w:eastAsia="es-BO"/>
             </w:rPr>
           </w:pPr>
-          <w:hyperlink w:anchor="_Toc226038129" w:history="1">
+          <w:hyperlink w:anchor="_Toc226640935" w:history="1">
             <w:r>
               <w:rPr>
                 <w:rStyle w:val="Hipervnculo"/>
@@ -1660,7 +1663,7 @@
                 <w:noProof/>
                 <w:webHidden/>
               </w:rPr>
-              <w:instrText xml:space="preserve"> PAGEREF _Toc226038129 \h </w:instrText>
+              <w:instrText xml:space="preserve"> PAGEREF _Toc226640935 \h </w:instrText>
             </w:r>
             <w:r>
               <w:rPr>
@@ -1680,7 +1683,7 @@
                 <w:noProof/>
                 <w:webHidden/>
               </w:rPr>
-              <w:t>10</w:t>
+              <w:t>9</w:t>
             </w:r>
             <w:r>
               <w:rPr>
@@ -1703,7 +1706,7 @@
               <w:lang w:eastAsia="es-BO"/>
             </w:rPr>
           </w:pPr>
-          <w:hyperlink w:anchor="_Toc226038130" w:history="1">
+          <w:hyperlink w:anchor="_Toc226640936" w:history="1">
             <w:r>
               <w:rPr>
                 <w:rStyle w:val="Hipervnculo"/>
@@ -1731,7 +1734,7 @@
                 <w:noProof/>
                 <w:webHidden/>
               </w:rPr>
-              <w:instrText xml:space="preserve"> PAGEREF _Toc226038130 \h </w:instrText>
+              <w:instrText xml:space="preserve"> PAGEREF _Toc226640936 \h </w:instrText>
             </w:r>
             <w:r>
               <w:rPr>
@@ -1751,7 +1754,7 @@
                 <w:noProof/>
                 <w:webHidden/>
               </w:rPr>
-              <w:t>16</w:t>
+              <w:t>15</w:t>
             </w:r>
             <w:r>
               <w:rPr>
@@ -1775,7 +1778,7 @@
               <w:lang w:eastAsia="es-BO"/>
             </w:rPr>
           </w:pPr>
-          <w:hyperlink w:anchor="_Toc226038131" w:history="1">
+          <w:hyperlink w:anchor="_Toc226640937" w:history="1">
             <w:r>
               <w:rPr>
                 <w:rStyle w:val="Hipervnculo"/>
@@ -1819,7 +1822,7 @@
                 <w:noProof/>
                 <w:webHidden/>
               </w:rPr>
-              <w:instrText xml:space="preserve"> PAGEREF _Toc226038131 \h </w:instrText>
+              <w:instrText xml:space="preserve"> PAGEREF _Toc226640937 \h </w:instrText>
             </w:r>
             <w:r>
               <w:rPr>
@@ -1839,7 +1842,7 @@
                 <w:noProof/>
                 <w:webHidden/>
               </w:rPr>
-              <w:t>16</w:t>
+              <w:t>15</w:t>
             </w:r>
             <w:r>
               <w:rPr>
@@ -1863,7 +1866,7 @@
               <w:lang w:eastAsia="es-BO"/>
             </w:rPr>
           </w:pPr>
-          <w:hyperlink w:anchor="_Toc226038132" w:history="1">
+          <w:hyperlink w:anchor="_Toc226640938" w:history="1">
             <w:r>
               <w:rPr>
                 <w:rStyle w:val="Hipervnculo"/>
@@ -1907,7 +1910,7 @@
                 <w:noProof/>
                 <w:webHidden/>
               </w:rPr>
-              <w:instrText xml:space="preserve"> PAGEREF _Toc226038132 \h </w:instrText>
+              <w:instrText xml:space="preserve"> PAGEREF _Toc226640938 \h </w:instrText>
             </w:r>
             <w:r>
               <w:rPr>
@@ -1927,7 +1930,7 @@
                 <w:noProof/>
                 <w:webHidden/>
               </w:rPr>
-              <w:t>16</w:t>
+              <w:t>15</w:t>
             </w:r>
             <w:r>
               <w:rPr>
@@ -1951,7 +1954,7 @@
               <w:lang w:eastAsia="es-BO"/>
             </w:rPr>
           </w:pPr>
-          <w:hyperlink w:anchor="_Toc226038133" w:history="1">
+          <w:hyperlink w:anchor="_Toc226640939" w:history="1">
             <w:r>
               <w:rPr>
                 <w:rStyle w:val="Hipervnculo"/>
@@ -1995,7 +1998,7 @@
                 <w:noProof/>
                 <w:webHidden/>
               </w:rPr>
-              <w:instrText xml:space="preserve"> PAGEREF _Toc226038133 \h </w:instrText>
+              <w:instrText xml:space="preserve"> PAGEREF _Toc226640939 \h </w:instrText>
             </w:r>
             <w:r>
               <w:rPr>
@@ -2015,7 +2018,7 @@
                 <w:noProof/>
                 <w:webHidden/>
               </w:rPr>
-              <w:t>16</w:t>
+              <w:t>15</w:t>
             </w:r>
             <w:r>
               <w:rPr>
@@ -2039,7 +2042,7 @@
               <w:lang w:eastAsia="es-BO"/>
             </w:rPr>
           </w:pPr>
-          <w:hyperlink w:anchor="_Toc226038134" w:history="1">
+          <w:hyperlink w:anchor="_Toc226640940" w:history="1">
             <w:r>
               <w:rPr>
                 <w:rStyle w:val="Hipervnculo"/>
@@ -2083,7 +2086,7 @@
                 <w:noProof/>
                 <w:webHidden/>
               </w:rPr>
-              <w:instrText xml:space="preserve"> PAGEREF _Toc226038134 \h </w:instrText>
+              <w:instrText xml:space="preserve"> PAGEREF _Toc226640940 \h </w:instrText>
             </w:r>
             <w:r>
               <w:rPr>
@@ -2103,7 +2106,7 @@
                 <w:noProof/>
                 <w:webHidden/>
               </w:rPr>
-              <w:t>16</w:t>
+              <w:t>15</w:t>
             </w:r>
             <w:r>
               <w:rPr>
@@ -2127,7 +2130,7 @@
               <w:lang w:eastAsia="es-BO"/>
             </w:rPr>
           </w:pPr>
-          <w:hyperlink w:anchor="_Toc226038135" w:history="1">
+          <w:hyperlink w:anchor="_Toc226640941" w:history="1">
             <w:r>
               <w:rPr>
                 <w:rStyle w:val="Hipervnculo"/>
@@ -2171,7 +2174,7 @@
                 <w:noProof/>
                 <w:webHidden/>
               </w:rPr>
-              <w:instrText xml:space="preserve"> PAGEREF _Toc226038135 \h </w:instrText>
+              <w:instrText xml:space="preserve"> PAGEREF _Toc226640941 \h </w:instrText>
             </w:r>
             <w:r>
               <w:rPr>
@@ -2191,7 +2194,7 @@
                 <w:noProof/>
                 <w:webHidden/>
               </w:rPr>
-              <w:t>18</w:t>
+              <w:t>17</w:t>
             </w:r>
             <w:r>
               <w:rPr>
@@ -2215,7 +2218,7 @@
               <w:lang w:eastAsia="es-BO"/>
             </w:rPr>
           </w:pPr>
-          <w:hyperlink w:anchor="_Toc226038136" w:history="1">
+          <w:hyperlink w:anchor="_Toc226640942" w:history="1">
             <w:r>
               <w:rPr>
                 <w:rStyle w:val="Hipervnculo"/>
@@ -2259,7 +2262,7 @@
                 <w:noProof/>
                 <w:webHidden/>
               </w:rPr>
-              <w:instrText xml:space="preserve"> PAGEREF _Toc226038136 \h </w:instrText>
+              <w:instrText xml:space="preserve"> PAGEREF _Toc226640942 \h </w:instrText>
             </w:r>
             <w:r>
               <w:rPr>
@@ -2279,7 +2282,7 @@
                 <w:noProof/>
                 <w:webHidden/>
               </w:rPr>
-              <w:t>18</w:t>
+              <w:t>17</w:t>
             </w:r>
             <w:r>
               <w:rPr>
@@ -2303,7 +2306,7 @@
               <w:lang w:eastAsia="es-BO"/>
             </w:rPr>
           </w:pPr>
-          <w:hyperlink w:anchor="_Toc226038137" w:history="1">
+          <w:hyperlink w:anchor="_Toc226640943" w:history="1">
             <w:r>
               <w:rPr>
                 <w:rStyle w:val="Hipervnculo"/>
@@ -2347,7 +2350,7 @@
                 <w:noProof/>
                 <w:webHidden/>
               </w:rPr>
-              <w:instrText xml:space="preserve"> PAGEREF _Toc226038137 \h </w:instrText>
+              <w:instrText xml:space="preserve"> PAGEREF _Toc226640943 \h </w:instrText>
             </w:r>
             <w:r>
               <w:rPr>
@@ -2367,7 +2370,7 @@
                 <w:noProof/>
                 <w:webHidden/>
               </w:rPr>
-              <w:t>19</w:t>
+              <w:t>18</w:t>
             </w:r>
             <w:r>
               <w:rPr>
@@ -2424,7 +2427,7 @@
           <w:szCs w:val="32"/>
         </w:rPr>
       </w:pPr>
-      <w:bookmarkStart w:id="0" w:name="_Toc226038115"/>
+      <w:bookmarkStart w:id="0" w:name="_Toc226640921"/>
       <w:r>
         <w:rPr>
           <w:rFonts w:ascii="Arial" w:hAnsi="Arial" w:cs="Arial"/>
@@ -2450,7 +2453,7 @@
           <w:color w:val="auto"/>
         </w:rPr>
       </w:pPr>
-      <w:bookmarkStart w:id="1" w:name="_Toc226038116"/>
+      <w:bookmarkStart w:id="1" w:name="_Toc226640922"/>
       <w:r>
         <w:rPr>
           <w:rFonts w:ascii="Arial" w:hAnsi="Arial" w:cs="Arial"/>
@@ -2473,7 +2476,7 @@
           <w:color w:val="auto"/>
         </w:rPr>
       </w:pPr>
-      <w:bookmarkStart w:id="2" w:name="_Toc226038117"/>
+      <w:bookmarkStart w:id="2" w:name="_Toc226640923"/>
       <w:r>
         <w:rPr>
           <w:rFonts w:ascii="Arial" w:hAnsi="Arial" w:cs="Arial"/>
@@ -2556,7 +2559,7 @@
           <w:szCs w:val="32"/>
         </w:rPr>
       </w:pPr>
-      <w:bookmarkStart w:id="3" w:name="_Toc226038118"/>
+      <w:bookmarkStart w:id="3" w:name="_Toc226640924"/>
       <w:r>
         <w:rPr>
           <w:rFonts w:ascii="Arial" w:hAnsi="Arial" w:cs="Arial"/>
@@ -2588,7 +2591,7 @@
         </w:rPr>
         <w:t xml:space="preserve"> </w:t>
       </w:r>
-      <w:bookmarkStart w:id="4" w:name="_Toc226038119"/>
+      <w:bookmarkStart w:id="4" w:name="_Toc226640925"/>
       <w:r>
         <w:rPr>
           <w:rFonts w:ascii="Arial" w:hAnsi="Arial" w:cs="Arial"/>
@@ -2610,7 +2613,7 @@
         <w:rPr>
           <w:rFonts w:ascii="Arial" w:hAnsi="Arial" w:cs="Arial"/>
         </w:rPr>
-        <w:t xml:space="preserve">El CEA/CETHA "Ildefonso de las Muñecas" en </w:t>
+        <w:t xml:space="preserve">El CEA "Ildefonso de las Muñecas" en </w:t>
       </w:r>
       <w:proofErr w:type="spellStart"/>
       <w:r>
@@ -2647,7 +2650,7 @@
         </w:rPr>
         <w:t xml:space="preserve"> </w:t>
       </w:r>
-      <w:bookmarkStart w:id="5" w:name="_Toc226038120"/>
+      <w:bookmarkStart w:id="5" w:name="_Toc226640926"/>
       <w:r>
         <w:rPr>
           <w:rFonts w:ascii="Arial" w:hAnsi="Arial" w:cs="Arial"/>
@@ -2730,7 +2733,7 @@
         </w:rPr>
         <w:t xml:space="preserve"> </w:t>
       </w:r>
-      <w:bookmarkStart w:id="6" w:name="_Toc226038121"/>
+      <w:bookmarkStart w:id="6" w:name="_Toc226640927"/>
       <w:r>
         <w:rPr>
           <w:rFonts w:ascii="Arial" w:hAnsi="Arial" w:cs="Arial"/>
@@ -2882,7 +2885,7 @@
           <w:color w:val="auto"/>
         </w:rPr>
       </w:pPr>
-      <w:bookmarkStart w:id="7" w:name="_Toc226038122"/>
+      <w:bookmarkStart w:id="7" w:name="_Toc226640928"/>
       <w:r>
         <w:rPr>
           <w:rFonts w:ascii="Arial" w:hAnsi="Arial" w:cs="Arial"/>
@@ -3332,7 +3335,7 @@
           <w:color w:val="auto"/>
         </w:rPr>
       </w:pPr>
-      <w:bookmarkStart w:id="8" w:name="_Toc226038123"/>
+      <w:bookmarkStart w:id="8" w:name="_Toc226640929"/>
       <w:r>
         <w:rPr>
           <w:rFonts w:ascii="Arial" w:hAnsi="Arial" w:cs="Arial"/>
@@ -3523,7 +3526,7 @@
           <w:szCs w:val="32"/>
         </w:rPr>
       </w:pPr>
-      <w:bookmarkStart w:id="9" w:name="_Toc226038124"/>
+      <w:bookmarkStart w:id="9" w:name="_Toc226640930"/>
       <w:r>
         <w:rPr>
           <w:rFonts w:ascii="Arial" w:hAnsi="Arial" w:cs="Arial"/>
@@ -3548,7 +3551,7 @@
           <w:color w:val="auto"/>
         </w:rPr>
       </w:pPr>
-      <w:bookmarkStart w:id="10" w:name="_Toc226038125"/>
+      <w:bookmarkStart w:id="10" w:name="_Toc226640931"/>
       <w:r>
         <w:rPr>
           <w:rFonts w:ascii="Arial" w:hAnsi="Arial" w:cs="Arial"/>
@@ -3571,7 +3574,7 @@
           <w:color w:val="auto"/>
         </w:rPr>
       </w:pPr>
-      <w:bookmarkStart w:id="11" w:name="_Toc226038126"/>
+      <w:bookmarkStart w:id="11" w:name="_Toc226640932"/>
       <w:r>
         <w:rPr>
           <w:rFonts w:ascii="Arial" w:hAnsi="Arial" w:cs="Arial"/>
@@ -3593,7 +3596,13 @@
         <w:rPr>
           <w:rFonts w:ascii="Arial" w:hAnsi="Arial" w:cs="Arial"/>
         </w:rPr>
-        <w:t xml:space="preserve">La solución propuesta integra atrapanieblas físicos con mallas </w:t>
+        <w:t>L</w:t>
+      </w:r>
+      <w:r>
+        <w:rPr>
+          <w:rFonts w:ascii="Arial" w:hAnsi="Arial" w:cs="Arial"/>
+        </w:rPr>
+        <w:t xml:space="preserve">a solución integra atrapanieblas con mallas </w:t>
       </w:r>
       <w:proofErr w:type="spellStart"/>
       <w:r>
@@ -3621,35 +3630,21 @@
         <w:rPr>
           <w:rFonts w:ascii="Arial" w:hAnsi="Arial" w:cs="Arial"/>
         </w:rPr>
-        <w:t xml:space="preserve"> basados en ESP32 (BME680 y caudalímetro), tres modelos específicos de machine </w:t>
+        <w:t xml:space="preserve"> en ESP32 (BME680, caudalímetro), tres modelos ML en Python (predicción volumétrica, control de riego, simulación de escenarios), protocolo MCP y </w:t>
       </w:r>
       <w:proofErr w:type="spellStart"/>
       <w:r>
         <w:rPr>
           <w:rFonts w:ascii="Arial" w:hAnsi="Arial" w:cs="Arial"/>
         </w:rPr>
-        <w:t>learning</w:t>
+        <w:t>dashboard</w:t>
       </w:r>
       <w:proofErr w:type="spellEnd"/>
       <w:r>
         <w:rPr>
           <w:rFonts w:ascii="Arial" w:hAnsi="Arial" w:cs="Arial"/>
         </w:rPr>
-        <w:t xml:space="preserve"> desarrollados en Python, el protocolo MCP para interoperabilidad local y </w:t>
-      </w:r>
-      <w:proofErr w:type="spellStart"/>
-      <w:r>
-        <w:rPr>
-          <w:rFonts w:ascii="Arial" w:hAnsi="Arial" w:cs="Arial"/>
-        </w:rPr>
-        <w:t>dashboard</w:t>
-      </w:r>
-      <w:proofErr w:type="spellEnd"/>
-      <w:r>
-        <w:rPr>
-          <w:rFonts w:ascii="Arial" w:hAnsi="Arial" w:cs="Arial"/>
-        </w:rPr>
-        <w:t xml:space="preserve"> implementado en Laravel, todo con software open </w:t>
+        <w:t xml:space="preserve"> Laravel open </w:t>
       </w:r>
       <w:proofErr w:type="spellStart"/>
       <w:r>
@@ -3678,7 +3673,7 @@
         <w:rPr>
           <w:rFonts w:ascii="Arial" w:hAnsi="Arial" w:cs="Arial"/>
         </w:rPr>
-        <w:t xml:space="preserve">Los atrapanieblas capturan agua de niebla abundante en </w:t>
+        <w:t xml:space="preserve">Los atrapanieblas capturan niebla abundante en </w:t>
       </w:r>
       <w:proofErr w:type="spellStart"/>
       <w:r>
@@ -3692,94 +3687,41 @@
         <w:rPr>
           <w:rFonts w:ascii="Arial" w:hAnsi="Arial" w:cs="Arial"/>
         </w:rPr>
-        <w:t xml:space="preserve"> que actualmente se desperdicia, funcionando de manera pasiva con mínimo mantenimiento independientemente de las lluvias estacionales. El ESP32 con sensores </w:t>
+        <w:t xml:space="preserve"> con mínimo mantenimiento. ESP32 monitorea variables ambientales y ejecuta control de riego local sin internet. Los modelos ML predicen agua futura, optimizan riego y simulan riesgos pedagógicos. MCP coordina sensores, modelos y </w:t>
       </w:r>
       <w:proofErr w:type="spellStart"/>
       <w:r>
         <w:rPr>
           <w:rFonts w:ascii="Arial" w:hAnsi="Arial" w:cs="Arial"/>
         </w:rPr>
-        <w:t>IoT</w:t>
+        <w:t>dashboard</w:t>
       </w:r>
       <w:proofErr w:type="spellEnd"/>
       <w:r>
         <w:rPr>
           <w:rFonts w:ascii="Arial" w:hAnsi="Arial" w:cs="Arial"/>
         </w:rPr>
-        <w:t xml:space="preserve"> monitorea continuamente temperatura, presión, humedad y caudal de agua, transformando un proceso manual en medición digital constante, mientras ejecuta directamente el control de riego sin depender de internet.</w:t>
-      </w:r>
-    </w:p>
-    <w:p>
-      <w:pPr>
-        <w:spacing w:line="480" w:lineRule="auto"/>
-        <w:ind w:firstLine="709"/>
-        <w:rPr>
-          <w:rFonts w:ascii="Arial" w:hAnsi="Arial" w:cs="Arial"/>
-        </w:rPr>
-      </w:pPr>
-      <w:r>
-        <w:rPr>
-          <w:rFonts w:ascii="Arial" w:hAnsi="Arial" w:cs="Arial"/>
-        </w:rPr>
-        <w:t xml:space="preserve">Los tres modelos de machine </w:t>
+        <w:t xml:space="preserve"> offline, permitiendo escalabilidad. El </w:t>
       </w:r>
       <w:proofErr w:type="spellStart"/>
       <w:r>
         <w:rPr>
           <w:rFonts w:ascii="Arial" w:hAnsi="Arial" w:cs="Arial"/>
         </w:rPr>
-        <w:t>learning</w:t>
+        <w:t>dashboard</w:t>
       </w:r>
       <w:proofErr w:type="spellEnd"/>
       <w:r>
         <w:rPr>
           <w:rFonts w:ascii="Arial" w:hAnsi="Arial" w:cs="Arial"/>
         </w:rPr>
-        <w:t>, programados en Python, abordan necesidades específicas: el primero predice el volumen futuro de agua captada para planificación anticipada, el segundo calcula la cantidad exacta de riego por invernadero evitando desperdicios, y el tercero simula escenarios de riesgo como "qué sucede si no riego tres días" para apoyar decisiones pedagógicas.</w:t>
-      </w:r>
-    </w:p>
-    <w:p>
-      <w:pPr>
-        <w:spacing w:line="480" w:lineRule="auto"/>
-        <w:ind w:firstLine="709"/>
-        <w:rPr>
-          <w:rFonts w:ascii="Arial" w:hAnsi="Arial" w:cs="Arial"/>
-        </w:rPr>
-      </w:pPr>
-      <w:r>
-        <w:rPr>
-          <w:rFonts w:ascii="Arial" w:hAnsi="Arial" w:cs="Arial"/>
-        </w:rPr>
-        <w:lastRenderedPageBreak/>
-        <w:t xml:space="preserve">El protocolo MCP coordina sensores, modelos y </w:t>
-      </w:r>
-      <w:proofErr w:type="spellStart"/>
-      <w:r>
-        <w:rPr>
-          <w:rFonts w:ascii="Arial" w:hAnsi="Arial" w:cs="Arial"/>
-        </w:rPr>
-        <w:t>dashboard</w:t>
-      </w:r>
-      <w:proofErr w:type="spellEnd"/>
-      <w:r>
-        <w:rPr>
-          <w:rFonts w:ascii="Arial" w:hAnsi="Arial" w:cs="Arial"/>
-        </w:rPr>
-        <w:t xml:space="preserve"> mediante comunicación estandarizada en formato JSON, opera completamente offline con conexiones locales cada cinco minutos, y permite agregar nuevos sensores o invernaderos sin modificar el sistema existente. El </w:t>
-      </w:r>
-      <w:proofErr w:type="spellStart"/>
-      <w:r>
-        <w:rPr>
-          <w:rFonts w:ascii="Arial" w:hAnsi="Arial" w:cs="Arial"/>
-        </w:rPr>
-        <w:t>dashboard</w:t>
-      </w:r>
-      <w:proofErr w:type="spellEnd"/>
-      <w:r>
-        <w:rPr>
-          <w:rFonts w:ascii="Arial" w:hAnsi="Arial" w:cs="Arial"/>
-        </w:rPr>
-        <w:t xml:space="preserve"> en Laravel proporciona una interfaz web intuitiva que visualiza predicciones, estados de riego, alertas de riesgo y reportes, facilitando su uso por docentes y estudiantes sin conocimientos técnicos avanzados.</w:t>
+        <w:t xml:space="preserve"> Laravel visualiza datos, predicciones y alertas de forma intuitiva para usuarios sin experiencia técnica avanzada</w:t>
+      </w:r>
+      <w:r>
+        <w:rPr>
+          <w:rFonts w:ascii="Arial" w:hAnsi="Arial" w:cs="Arial"/>
+        </w:rPr>
+        <w:t>.</w:t>
       </w:r>
     </w:p>
     <w:p>
@@ -3795,7 +3737,7 @@
           <w:color w:val="auto"/>
         </w:rPr>
       </w:pPr>
-      <w:bookmarkStart w:id="12" w:name="_Toc226038127"/>
+      <w:bookmarkStart w:id="12" w:name="_Toc226640933"/>
       <w:r>
         <w:rPr>
           <w:rFonts w:ascii="Arial" w:hAnsi="Arial" w:cs="Arial"/>
@@ -3817,7 +3759,13 @@
         <w:rPr>
           <w:rFonts w:ascii="Arial" w:hAnsi="Arial" w:cs="Arial"/>
         </w:rPr>
-        <w:t>La implementación del sistema genera valor económico a tres niveles: reducción de costos operativos, optimización de recursos existentes y potencial de generación de ingresos indirectos.</w:t>
+        <w:t>E</w:t>
+      </w:r>
+      <w:r>
+        <w:rPr>
+          <w:rFonts w:ascii="Arial" w:hAnsi="Arial" w:cs="Arial"/>
+        </w:rPr>
+        <w:t>l sistema genera valor económico mediante reducción de costos operativos y optimización de recursos hídricos existentes del C.E.A.</w:t>
       </w:r>
     </w:p>
     <w:p>
@@ -3832,69 +3780,28 @@
         <w:rPr>
           <w:rFonts w:ascii="Arial" w:hAnsi="Arial" w:cs="Arial"/>
         </w:rPr>
-        <w:t xml:space="preserve">Sistemas tradicionales de riego en contextos rurales andinos presentan ineficiencias por aplicación manual o cronogramas fijos, lo que eleva costos de oportunidad en producción agrícola y limita ciclos de cultivo. La integración de </w:t>
-      </w:r>
-      <w:r>
-        <w:rPr>
-          <w:rFonts w:ascii="Arial" w:hAnsi="Arial" w:cs="Arial"/>
-        </w:rPr>
-        <w:t xml:space="preserve">machine </w:t>
+        <w:t xml:space="preserve">Los métodos tradicionales de riego manual presentan ineficiencias que limitan ciclos de cultivo y elevan costos de oportunidad. El monitoreo </w:t>
       </w:r>
       <w:proofErr w:type="spellStart"/>
       <w:r>
         <w:rPr>
           <w:rFonts w:ascii="Arial" w:hAnsi="Arial" w:cs="Arial"/>
         </w:rPr>
-        <w:t>learnig</w:t>
+        <w:t>IoT</w:t>
       </w:r>
       <w:proofErr w:type="spellEnd"/>
       <w:r>
         <w:rPr>
           <w:rFonts w:ascii="Arial" w:hAnsi="Arial" w:cs="Arial"/>
         </w:rPr>
-        <w:t xml:space="preserve"> </w:t>
-      </w:r>
-      <w:r>
-        <w:rPr>
-          <w:rFonts w:ascii="Arial" w:hAnsi="Arial" w:cs="Arial"/>
-        </w:rPr>
-        <w:t xml:space="preserve">(control predictivo de riego) y monitoreo </w:t>
-      </w:r>
-      <w:proofErr w:type="spellStart"/>
-      <w:r>
-        <w:rPr>
-          <w:rFonts w:ascii="Arial" w:hAnsi="Arial" w:cs="Arial"/>
-        </w:rPr>
-        <w:t>IoT</w:t>
-      </w:r>
-      <w:proofErr w:type="spellEnd"/>
-      <w:r>
-        <w:rPr>
-          <w:rFonts w:ascii="Arial" w:hAnsi="Arial" w:cs="Arial"/>
-        </w:rPr>
-        <w:t xml:space="preserve"> minimiza estas pérdidas, extendiendo la disponibilidad hídrica del manantial existente y del agua captada por niebla para actividades pedagógicas continuas.</w:t>
-      </w:r>
-    </w:p>
-    <w:p>
-      <w:pPr>
-        <w:spacing w:line="480" w:lineRule="auto"/>
-        <w:ind w:firstLine="709"/>
-        <w:rPr>
-          <w:rFonts w:ascii="Arial" w:hAnsi="Arial" w:cs="Arial"/>
-        </w:rPr>
-      </w:pPr>
-      <w:r>
-        <w:rPr>
-          <w:rFonts w:ascii="Arial" w:hAnsi="Arial" w:cs="Arial"/>
-        </w:rPr>
-        <w:t xml:space="preserve">A mediano plazo, la autonomía hídrica reduce dependencia de soluciones externas costosas (transporte de agua, infraestructura de bombeo), mientras que la estructura MCP permite escalabilidad modular sin requerir reemplazo tecnológico completo. Finalmente, el aumento de horas efectivas de práctica agrícola en invernaderos incrementa la producción de excedentes comercializables por el C.E.A., </w:t>
+        <w:t xml:space="preserve"> y control predictivo </w:t>
       </w:r>
       <w:r>
         <w:rPr>
           <w:rFonts w:ascii="Arial" w:hAnsi="Arial" w:cs="Arial"/>
         </w:rPr>
         <w:lastRenderedPageBreak/>
-        <w:t>configurando un modelo económicamente autosostenible replicable en otras instituciones educativas del Altiplano</w:t>
+        <w:t>minimizan pérdidas de agua, extendiendo la disponibilidad del manantial y agua captada por niebla para actividades pedagógicas continuas. A mediano plazo, reduce dependencia de soluciones externas costosas como transporte de agua, mientras MCP permite escalabilidad modular sin grandes inversiones tecnológicas.</w:t>
       </w:r>
     </w:p>
     <w:p>
@@ -3910,7 +3817,7 @@
           <w:color w:val="auto"/>
         </w:rPr>
       </w:pPr>
-      <w:bookmarkStart w:id="13" w:name="_Toc226038128"/>
+      <w:bookmarkStart w:id="13" w:name="_Toc226640934"/>
       <w:r>
         <w:rPr>
           <w:rFonts w:ascii="Arial" w:hAnsi="Arial" w:cs="Arial"/>
@@ -3922,11 +3829,14 @@
     </w:p>
     <w:p>
       <w:pPr>
-        <w:spacing w:line="480" w:lineRule="auto"/>
+        <w:pStyle w:val="Subttulo"/>
         <w:rPr>
           <w:rFonts w:ascii="Arial" w:hAnsi="Arial" w:cs="Arial"/>
           <w:b/>
           <w:bCs/>
+          <w:color w:val="auto"/>
+          <w:sz w:val="24"/>
+          <w:szCs w:val="24"/>
         </w:rPr>
       </w:pPr>
       <w:r>
@@ -3934,23 +3844,25 @@
           <w:rFonts w:ascii="Arial" w:hAnsi="Arial" w:cs="Arial"/>
           <w:b/>
           <w:bCs/>
-        </w:rPr>
-        <w:t>Impacto en población educativa del C.E.A.:</w:t>
+          <w:color w:val="auto"/>
+          <w:sz w:val="24"/>
+          <w:szCs w:val="24"/>
+        </w:rPr>
+        <w:t>Impacto educativo directo:</w:t>
       </w:r>
     </w:p>
     <w:p>
       <w:pPr>
         <w:spacing w:line="480" w:lineRule="auto"/>
-        <w:ind w:firstLine="709"/>
-        <w:rPr>
-          <w:rFonts w:ascii="Arial" w:hAnsi="Arial" w:cs="Arial"/>
-        </w:rPr>
-      </w:pPr>
-      <w:r>
-        <w:rPr>
-          <w:rFonts w:ascii="Arial" w:hAnsi="Arial" w:cs="Arial"/>
-        </w:rPr>
-        <w:t xml:space="preserve">El sistema beneficia directamente a estudiantes y docentes técnicos del C.E.A. </w:t>
+        <w:rPr>
+          <w:rFonts w:ascii="Arial" w:hAnsi="Arial" w:cs="Arial"/>
+        </w:rPr>
+      </w:pPr>
+      <w:r>
+        <w:rPr>
+          <w:rFonts w:ascii="Arial" w:hAnsi="Arial" w:cs="Arial"/>
+        </w:rPr>
+        <w:t xml:space="preserve">El sistema garantiza mayor disponibilidad hídrica para que estudiantes y docentes técnicos del C.E.A. </w:t>
       </w:r>
       <w:proofErr w:type="spellStart"/>
       <w:r>
@@ -3964,16 +3876,19 @@
         <w:rPr>
           <w:rFonts w:ascii="Arial" w:hAnsi="Arial" w:cs="Arial"/>
         </w:rPr>
-        <w:t xml:space="preserve"> Ildefonso de las Muñecas, fortaleciendo competencias duales (agrícolas + digitales) esenciales en zonas rurales donde la formación práctica constituye el eje del currículo educativo alternativo.</w:t>
+        <w:t xml:space="preserve"> Ildefonso de las Muñecas continúen sus prácticas agropecuarias sin interrupciones, fortaleciendo competencias prácticas esenciales en el currículo educativo alternativo rural.</w:t>
       </w:r>
     </w:p>
     <w:p>
       <w:pPr>
-        <w:spacing w:line="480" w:lineRule="auto"/>
+        <w:pStyle w:val="Subttulo"/>
         <w:rPr>
           <w:rFonts w:ascii="Arial" w:hAnsi="Arial" w:cs="Arial"/>
           <w:b/>
           <w:bCs/>
+          <w:color w:val="auto"/>
+          <w:sz w:val="24"/>
+          <w:szCs w:val="24"/>
         </w:rPr>
       </w:pPr>
       <w:r>
@@ -3981,37 +3896,33 @@
           <w:rFonts w:ascii="Arial" w:hAnsi="Arial" w:cs="Arial"/>
           <w:b/>
           <w:bCs/>
-        </w:rPr>
-        <w:t>Transformación pedagógica:</w:t>
+          <w:color w:val="auto"/>
+          <w:sz w:val="24"/>
+          <w:szCs w:val="24"/>
+        </w:rPr>
+        <w:t xml:space="preserve">Transformación pedagógica: </w:t>
       </w:r>
     </w:p>
     <w:p>
       <w:pPr>
         <w:spacing w:line="480" w:lineRule="auto"/>
-        <w:ind w:firstLine="709"/>
-        <w:rPr>
-          <w:rFonts w:ascii="Arial" w:hAnsi="Arial" w:cs="Arial"/>
-        </w:rPr>
-      </w:pPr>
-      <w:r>
-        <w:rPr>
-          <w:rFonts w:ascii="Arial" w:hAnsi="Arial" w:cs="Arial"/>
-        </w:rPr>
-        <w:t xml:space="preserve">La integración </w:t>
-      </w:r>
+        <w:rPr>
+          <w:rFonts w:ascii="Arial" w:hAnsi="Arial" w:cs="Arial"/>
+        </w:rPr>
+      </w:pPr>
       <w:proofErr w:type="spellStart"/>
       <w:r>
         <w:rPr>
           <w:rFonts w:ascii="Arial" w:hAnsi="Arial" w:cs="Arial"/>
         </w:rPr>
-        <w:t>IoT+machine</w:t>
+        <w:t>IoT</w:t>
       </w:r>
       <w:proofErr w:type="spellEnd"/>
       <w:r>
         <w:rPr>
           <w:rFonts w:ascii="Arial" w:hAnsi="Arial" w:cs="Arial"/>
         </w:rPr>
-        <w:t xml:space="preserve"> </w:t>
+        <w:t xml:space="preserve"> y machine </w:t>
       </w:r>
       <w:proofErr w:type="spellStart"/>
       <w:r>
@@ -4025,16 +3936,19 @@
         <w:rPr>
           <w:rFonts w:ascii="Arial" w:hAnsi="Arial" w:cs="Arial"/>
         </w:rPr>
-        <w:t xml:space="preserve"> convierte limitante hídrica en oportunidad formativa, modelando soluciones tecnológicas contextualizadas que superan enfoques urbanos desconectados de la realidad altiplánica. Estudiantes adquieren manejo de invernaderos inteligentes.</w:t>
+        <w:t xml:space="preserve"> convierten la escasez de agua en oportunidad formativa, permitiendo manejo de invernaderos inteligentes y modelando soluciones tecnológicas adaptadas a la realidad altiplánica.</w:t>
       </w:r>
     </w:p>
     <w:p>
       <w:pPr>
-        <w:spacing w:line="480" w:lineRule="auto"/>
+        <w:pStyle w:val="Subttulo"/>
         <w:rPr>
           <w:rFonts w:ascii="Arial" w:hAnsi="Arial" w:cs="Arial"/>
           <w:b/>
           <w:bCs/>
+          <w:color w:val="auto"/>
+          <w:sz w:val="24"/>
+          <w:szCs w:val="24"/>
         </w:rPr>
       </w:pPr>
       <w:r>
@@ -4042,94 +3956,80 @@
           <w:rFonts w:ascii="Arial" w:hAnsi="Arial" w:cs="Arial"/>
           <w:b/>
           <w:bCs/>
-        </w:rPr>
-        <w:t xml:space="preserve">Efecto comunitario en </w:t>
-      </w:r>
-      <w:proofErr w:type="spellStart"/>
+          <w:color w:val="auto"/>
+          <w:sz w:val="24"/>
+          <w:szCs w:val="24"/>
+        </w:rPr>
+        <w:t xml:space="preserve">Efecto comunitario: </w:t>
+      </w:r>
+    </w:p>
+    <w:p>
+      <w:pPr>
+        <w:spacing w:line="480" w:lineRule="auto"/>
+        <w:rPr>
+          <w:rFonts w:ascii="Arial" w:hAnsi="Arial" w:cs="Arial"/>
+        </w:rPr>
+      </w:pPr>
+      <w:r>
+        <w:rPr>
+          <w:rFonts w:ascii="Arial" w:hAnsi="Arial" w:cs="Arial"/>
+        </w:rPr>
+        <w:t>La captación de niebla alivia presión sobre el ojo de agua compartido, reduciendo conflictos por agua en épocas secas. El C.E.A. se convierte en referente tecnológico para comunidades vecinas, generando efecto demostrativo sin costos adicionales.</w:t>
+      </w:r>
+    </w:p>
+    <w:p>
+      <w:pPr>
+        <w:pStyle w:val="Subttulo"/>
+        <w:rPr>
+          <w:rFonts w:ascii="Arial" w:hAnsi="Arial" w:cs="Arial"/>
+          <w:color w:val="auto"/>
+          <w:sz w:val="24"/>
+          <w:szCs w:val="24"/>
+        </w:rPr>
+      </w:pPr>
       <w:r>
         <w:rPr>
           <w:rFonts w:ascii="Arial" w:hAnsi="Arial" w:cs="Arial"/>
           <w:b/>
           <w:bCs/>
-        </w:rPr>
-        <w:t>Titicachi</w:t>
-      </w:r>
-      <w:proofErr w:type="spellEnd"/>
-      <w:r>
-        <w:rPr>
-          <w:rFonts w:ascii="Arial" w:hAnsi="Arial" w:cs="Arial"/>
-          <w:b/>
-          <w:bCs/>
-        </w:rPr>
-        <w:t>:</w:t>
+          <w:color w:val="auto"/>
+          <w:sz w:val="24"/>
+          <w:szCs w:val="24"/>
+        </w:rPr>
+        <w:t>Equidad territorial:</w:t>
+      </w:r>
+      <w:r>
+        <w:rPr>
+          <w:rFonts w:ascii="Arial" w:hAnsi="Arial" w:cs="Arial"/>
+          <w:color w:val="auto"/>
+          <w:sz w:val="24"/>
+          <w:szCs w:val="24"/>
+        </w:rPr>
+        <w:t xml:space="preserve"> </w:t>
       </w:r>
     </w:p>
     <w:p>
       <w:pPr>
         <w:spacing w:line="480" w:lineRule="auto"/>
-        <w:ind w:firstLine="709"/>
-        <w:rPr>
-          <w:rFonts w:ascii="Arial" w:hAnsi="Arial" w:cs="Arial"/>
-        </w:rPr>
-      </w:pPr>
-      <w:r>
-        <w:rPr>
-          <w:rFonts w:ascii="Arial" w:hAnsi="Arial" w:cs="Arial"/>
-        </w:rPr>
-        <w:t>La captación de agua de niebla alivia presión sobre el ojo de agua comunitario compartido, reduciendo conflictos distributivos recurrentes en épocas de estiaje. El C.E.A. se posiciona como referente tecnológico visible para comunidades vecinas, generando efecto demostrativo sin costo adicional.</w:t>
+        <w:rPr>
+          <w:rFonts w:ascii="Arial" w:hAnsi="Arial" w:cs="Arial"/>
+        </w:rPr>
+      </w:pPr>
+      <w:r>
+        <w:rPr>
+          <w:rFonts w:ascii="Arial" w:hAnsi="Arial" w:cs="Arial"/>
+        </w:rPr>
+        <w:t>El diseño permite replicarlo fácilmente en comunidades del Altiplano con problemática hídrica similar, democratizando acceso a tecnologías avanzadas tradicionalmente limitadas a áreas urbanas</w:t>
       </w:r>
     </w:p>
     <w:p>
       <w:pPr>
         <w:spacing w:line="480" w:lineRule="auto"/>
-        <w:rPr>
-          <w:rFonts w:ascii="Arial" w:hAnsi="Arial" w:cs="Arial"/>
-          <w:b/>
-          <w:bCs/>
-        </w:rPr>
-      </w:pPr>
-      <w:r>
-        <w:rPr>
-          <w:rFonts w:ascii="Arial" w:hAnsi="Arial" w:cs="Arial"/>
-          <w:b/>
-          <w:bCs/>
-        </w:rPr>
-        <w:t>Equidad territorial:</w:t>
-      </w:r>
-    </w:p>
-    <w:p>
-      <w:pPr>
-        <w:spacing w:line="480" w:lineRule="auto"/>
         <w:ind w:firstLine="709"/>
         <w:rPr>
           <w:rFonts w:ascii="Arial" w:hAnsi="Arial" w:cs="Arial"/>
         </w:rPr>
       </w:pPr>
-      <w:r>
-        <w:rPr>
-          <w:rFonts w:ascii="Arial" w:hAnsi="Arial" w:cs="Arial"/>
-        </w:rPr>
-        <w:t xml:space="preserve">El modelo propuesto es replicable por diseño en </w:t>
-      </w:r>
-      <w:r>
-        <w:rPr>
-          <w:rFonts w:ascii="Arial" w:hAnsi="Arial" w:cs="Arial"/>
-        </w:rPr>
-        <w:t xml:space="preserve">otros </w:t>
-      </w:r>
-      <w:r>
-        <w:rPr>
-          <w:rFonts w:ascii="Arial" w:hAnsi="Arial" w:cs="Arial"/>
-        </w:rPr>
-        <w:t xml:space="preserve">centros de educación alternativa del departamento La Paz que enfrentan idéntica problemática hídrica, </w:t>
-      </w:r>
-      <w:r>
-        <w:rPr>
-          <w:rFonts w:ascii="Arial" w:hAnsi="Arial" w:cs="Arial"/>
-        </w:rPr>
-        <w:lastRenderedPageBreak/>
-        <w:t>democratizando acceso a tecnologías de punta tradicionalmente reservadas a contextos urbanos.</w:t>
-      </w:r>
     </w:p>
     <w:p>
       <w:pPr>
@@ -4144,7 +4044,7 @@
           <w:color w:val="auto"/>
         </w:rPr>
       </w:pPr>
-      <w:bookmarkStart w:id="14" w:name="_Toc226038129"/>
+      <w:bookmarkStart w:id="14" w:name="_Toc226640935"/>
       <w:r>
         <w:rPr>
           <w:rFonts w:ascii="Arial" w:hAnsi="Arial" w:cs="Arial"/>
@@ -4180,20 +4080,24 @@
     </w:p>
     <w:tbl>
       <w:tblPr>
-        <w:tblStyle w:val="Tablaconcuadrcula"/>
+        <w:tblStyle w:val="Tablaconcuadrcula7concolores-nfasis1"/>
         <w:tblW w:w="5000" w:type="pct"/>
         <w:tblLook w:val="04A0" w:firstRow="1" w:lastRow="0" w:firstColumn="1" w:lastColumn="0" w:noHBand="0" w:noVBand="1"/>
       </w:tblPr>
       <w:tblGrid>
-        <w:gridCol w:w="1874"/>
-        <w:gridCol w:w="1800"/>
-        <w:gridCol w:w="2090"/>
-        <w:gridCol w:w="2437"/>
-        <w:gridCol w:w="1193"/>
+        <w:gridCol w:w="1859"/>
+        <w:gridCol w:w="1786"/>
+        <w:gridCol w:w="2064"/>
+        <w:gridCol w:w="2406"/>
+        <w:gridCol w:w="1289"/>
       </w:tblGrid>
       <w:tr>
+        <w:trPr>
+          <w:cnfStyle w:val="100000000000" w:firstRow="1" w:lastRow="0" w:firstColumn="0" w:lastColumn="0" w:oddVBand="0" w:evenVBand="0" w:oddHBand="0" w:evenHBand="0" w:firstRowFirstColumn="0" w:firstRowLastColumn="0" w:lastRowFirstColumn="0" w:lastRowLastColumn="0"/>
+        </w:trPr>
         <w:tc>
           <w:tcPr>
+            <w:cnfStyle w:val="001000000100" w:firstRow="0" w:lastRow="0" w:firstColumn="1" w:lastColumn="0" w:oddVBand="0" w:evenVBand="0" w:oddHBand="0" w:evenHBand="0" w:firstRowFirstColumn="1" w:firstRowLastColumn="0" w:lastRowFirstColumn="0" w:lastRowLastColumn="0"/>
             <w:tcW w:w="0" w:type="auto"/>
             <w:hideMark/>
           </w:tcPr>
@@ -4224,6 +4128,7 @@
           <w:p>
             <w:pPr>
               <w:spacing w:after="160" w:line="278" w:lineRule="auto"/>
+              <w:cnfStyle w:val="100000000000" w:firstRow="1" w:lastRow="0" w:firstColumn="0" w:lastColumn="0" w:oddVBand="0" w:evenVBand="0" w:oddHBand="0" w:evenHBand="0" w:firstRowFirstColumn="0" w:firstRowLastColumn="0" w:lastRowFirstColumn="0" w:lastRowLastColumn="0"/>
               <w:rPr>
                 <w:rFonts w:ascii="Arial" w:hAnsi="Arial" w:cs="Arial"/>
                 <w:sz w:val="22"/>
@@ -4248,6 +4153,7 @@
           <w:p>
             <w:pPr>
               <w:spacing w:after="160" w:line="278" w:lineRule="auto"/>
+              <w:cnfStyle w:val="100000000000" w:firstRow="1" w:lastRow="0" w:firstColumn="0" w:lastColumn="0" w:oddVBand="0" w:evenVBand="0" w:oddHBand="0" w:evenHBand="0" w:firstRowFirstColumn="0" w:firstRowLastColumn="0" w:lastRowFirstColumn="0" w:lastRowLastColumn="0"/>
               <w:rPr>
                 <w:rFonts w:ascii="Arial" w:hAnsi="Arial" w:cs="Arial"/>
                 <w:sz w:val="22"/>
@@ -4272,6 +4178,7 @@
           <w:p>
             <w:pPr>
               <w:spacing w:after="160" w:line="278" w:lineRule="auto"/>
+              <w:cnfStyle w:val="100000000000" w:firstRow="1" w:lastRow="0" w:firstColumn="0" w:lastColumn="0" w:oddVBand="0" w:evenVBand="0" w:oddHBand="0" w:evenHBand="0" w:firstRowFirstColumn="0" w:firstRowLastColumn="0" w:lastRowFirstColumn="0" w:lastRowLastColumn="0"/>
               <w:rPr>
                 <w:rFonts w:ascii="Arial" w:hAnsi="Arial" w:cs="Arial"/>
                 <w:sz w:val="22"/>
@@ -4296,6 +4203,7 @@
           <w:p>
             <w:pPr>
               <w:spacing w:after="160" w:line="278" w:lineRule="auto"/>
+              <w:cnfStyle w:val="100000000000" w:firstRow="1" w:lastRow="0" w:firstColumn="0" w:lastColumn="0" w:oddVBand="0" w:evenVBand="0" w:oddHBand="0" w:evenHBand="0" w:firstRowFirstColumn="0" w:firstRowLastColumn="0" w:lastRowFirstColumn="0" w:lastRowLastColumn="0"/>
               <w:rPr>
                 <w:rFonts w:ascii="Arial" w:hAnsi="Arial" w:cs="Arial"/>
                 <w:sz w:val="22"/>
@@ -4314,8 +4222,12 @@
         </w:tc>
       </w:tr>
       <w:tr>
+        <w:trPr>
+          <w:cnfStyle w:val="000000100000" w:firstRow="0" w:lastRow="0" w:firstColumn="0" w:lastColumn="0" w:oddVBand="0" w:evenVBand="0" w:oddHBand="1" w:evenHBand="0" w:firstRowFirstColumn="0" w:firstRowLastColumn="0" w:lastRowFirstColumn="0" w:lastRowLastColumn="0"/>
+        </w:trPr>
         <w:tc>
           <w:tcPr>
+            <w:cnfStyle w:val="001000000000" w:firstRow="0" w:lastRow="0" w:firstColumn="1" w:lastColumn="0" w:oddVBand="0" w:evenVBand="0" w:oddHBand="0" w:evenHBand="0" w:firstRowFirstColumn="0" w:firstRowLastColumn="0" w:lastRowFirstColumn="0" w:lastRowLastColumn="0"/>
             <w:tcW w:w="0" w:type="auto"/>
             <w:hideMark/>
           </w:tcPr>
@@ -4364,6 +4276,7 @@
           <w:p>
             <w:pPr>
               <w:spacing w:after="160" w:line="278" w:lineRule="auto"/>
+              <w:cnfStyle w:val="000000100000" w:firstRow="0" w:lastRow="0" w:firstColumn="0" w:lastColumn="0" w:oddVBand="0" w:evenVBand="0" w:oddHBand="1" w:evenHBand="0" w:firstRowFirstColumn="0" w:firstRowLastColumn="0" w:lastRowFirstColumn="0" w:lastRowLastColumn="0"/>
               <w:rPr>
                 <w:rFonts w:ascii="Arial" w:hAnsi="Arial" w:cs="Arial"/>
                 <w:sz w:val="22"/>
@@ -4388,6 +4301,7 @@
           <w:p>
             <w:pPr>
               <w:spacing w:after="160" w:line="278" w:lineRule="auto"/>
+              <w:cnfStyle w:val="000000100000" w:firstRow="0" w:lastRow="0" w:firstColumn="0" w:lastColumn="0" w:oddVBand="0" w:evenVBand="0" w:oddHBand="1" w:evenHBand="0" w:firstRowFirstColumn="0" w:firstRowLastColumn="0" w:lastRowFirstColumn="0" w:lastRowLastColumn="0"/>
               <w:rPr>
                 <w:rFonts w:ascii="Arial" w:hAnsi="Arial" w:cs="Arial"/>
                 <w:sz w:val="22"/>
@@ -4412,6 +4326,7 @@
           <w:p>
             <w:pPr>
               <w:spacing w:after="160" w:line="278" w:lineRule="auto"/>
+              <w:cnfStyle w:val="000000100000" w:firstRow="0" w:lastRow="0" w:firstColumn="0" w:lastColumn="0" w:oddVBand="0" w:evenVBand="0" w:oddHBand="1" w:evenHBand="0" w:firstRowFirstColumn="0" w:firstRowLastColumn="0" w:lastRowFirstColumn="0" w:lastRowLastColumn="0"/>
               <w:rPr>
                 <w:rFonts w:ascii="Arial" w:hAnsi="Arial" w:cs="Arial"/>
                 <w:sz w:val="22"/>
@@ -4436,6 +4351,7 @@
           <w:p>
             <w:pPr>
               <w:spacing w:after="160" w:line="278" w:lineRule="auto"/>
+              <w:cnfStyle w:val="000000100000" w:firstRow="0" w:lastRow="0" w:firstColumn="0" w:lastColumn="0" w:oddVBand="0" w:evenVBand="0" w:oddHBand="1" w:evenHBand="0" w:firstRowFirstColumn="0" w:firstRowLastColumn="0" w:lastRowFirstColumn="0" w:lastRowLastColumn="0"/>
               <w:rPr>
                 <w:rFonts w:ascii="Arial" w:hAnsi="Arial" w:cs="Arial"/>
                 <w:sz w:val="22"/>
@@ -4456,6 +4372,7 @@
       <w:tr>
         <w:tc>
           <w:tcPr>
+            <w:cnfStyle w:val="001000000000" w:firstRow="0" w:lastRow="0" w:firstColumn="1" w:lastColumn="0" w:oddVBand="0" w:evenVBand="0" w:oddHBand="0" w:evenHBand="0" w:firstRowFirstColumn="0" w:firstRowLastColumn="0" w:lastRowFirstColumn="0" w:lastRowLastColumn="0"/>
             <w:tcW w:w="0" w:type="auto"/>
             <w:hideMark/>
           </w:tcPr>
@@ -4486,6 +4403,7 @@
           <w:p>
             <w:pPr>
               <w:spacing w:after="160" w:line="278" w:lineRule="auto"/>
+              <w:cnfStyle w:val="000000000000" w:firstRow="0" w:lastRow="0" w:firstColumn="0" w:lastColumn="0" w:oddVBand="0" w:evenVBand="0" w:oddHBand="0" w:evenHBand="0" w:firstRowFirstColumn="0" w:firstRowLastColumn="0" w:lastRowFirstColumn="0" w:lastRowLastColumn="0"/>
               <w:rPr>
                 <w:rFonts w:ascii="Arial" w:hAnsi="Arial" w:cs="Arial"/>
                 <w:sz w:val="22"/>
@@ -4510,6 +4428,7 @@
           <w:p>
             <w:pPr>
               <w:spacing w:after="160" w:line="278" w:lineRule="auto"/>
+              <w:cnfStyle w:val="000000000000" w:firstRow="0" w:lastRow="0" w:firstColumn="0" w:lastColumn="0" w:oddVBand="0" w:evenVBand="0" w:oddHBand="0" w:evenHBand="0" w:firstRowFirstColumn="0" w:firstRowLastColumn="0" w:lastRowFirstColumn="0" w:lastRowLastColumn="0"/>
               <w:rPr>
                 <w:rFonts w:ascii="Arial" w:hAnsi="Arial" w:cs="Arial"/>
                 <w:sz w:val="22"/>
@@ -4534,6 +4453,7 @@
           <w:p>
             <w:pPr>
               <w:spacing w:after="160" w:line="278" w:lineRule="auto"/>
+              <w:cnfStyle w:val="000000000000" w:firstRow="0" w:lastRow="0" w:firstColumn="0" w:lastColumn="0" w:oddVBand="0" w:evenVBand="0" w:oddHBand="0" w:evenHBand="0" w:firstRowFirstColumn="0" w:firstRowLastColumn="0" w:lastRowFirstColumn="0" w:lastRowLastColumn="0"/>
               <w:rPr>
                 <w:rFonts w:ascii="Arial" w:hAnsi="Arial" w:cs="Arial"/>
                 <w:sz w:val="22"/>
@@ -4558,6 +4478,7 @@
           <w:p>
             <w:pPr>
               <w:spacing w:after="160" w:line="278" w:lineRule="auto"/>
+              <w:cnfStyle w:val="000000000000" w:firstRow="0" w:lastRow="0" w:firstColumn="0" w:lastColumn="0" w:oddVBand="0" w:evenVBand="0" w:oddHBand="0" w:evenHBand="0" w:firstRowFirstColumn="0" w:firstRowLastColumn="0" w:lastRowFirstColumn="0" w:lastRowLastColumn="0"/>
               <w:rPr>
                 <w:rFonts w:ascii="Arial" w:hAnsi="Arial" w:cs="Arial"/>
                 <w:sz w:val="22"/>
@@ -4576,8 +4497,12 @@
         </w:tc>
       </w:tr>
       <w:tr>
+        <w:trPr>
+          <w:cnfStyle w:val="000000100000" w:firstRow="0" w:lastRow="0" w:firstColumn="0" w:lastColumn="0" w:oddVBand="0" w:evenVBand="0" w:oddHBand="1" w:evenHBand="0" w:firstRowFirstColumn="0" w:firstRowLastColumn="0" w:lastRowFirstColumn="0" w:lastRowLastColumn="0"/>
+        </w:trPr>
         <w:tc>
           <w:tcPr>
+            <w:cnfStyle w:val="001000000000" w:firstRow="0" w:lastRow="0" w:firstColumn="1" w:lastColumn="0" w:oddVBand="0" w:evenVBand="0" w:oddHBand="0" w:evenHBand="0" w:firstRowFirstColumn="0" w:firstRowLastColumn="0" w:lastRowFirstColumn="0" w:lastRowLastColumn="0"/>
             <w:tcW w:w="0" w:type="auto"/>
             <w:hideMark/>
           </w:tcPr>
@@ -4608,6 +4533,7 @@
           <w:p>
             <w:pPr>
               <w:spacing w:after="160" w:line="278" w:lineRule="auto"/>
+              <w:cnfStyle w:val="000000100000" w:firstRow="0" w:lastRow="0" w:firstColumn="0" w:lastColumn="0" w:oddVBand="0" w:evenVBand="0" w:oddHBand="1" w:evenHBand="0" w:firstRowFirstColumn="0" w:firstRowLastColumn="0" w:lastRowFirstColumn="0" w:lastRowLastColumn="0"/>
               <w:rPr>
                 <w:rFonts w:ascii="Arial" w:hAnsi="Arial" w:cs="Arial"/>
                 <w:sz w:val="22"/>
@@ -4632,6 +4558,7 @@
           <w:p>
             <w:pPr>
               <w:spacing w:after="160" w:line="278" w:lineRule="auto"/>
+              <w:cnfStyle w:val="000000100000" w:firstRow="0" w:lastRow="0" w:firstColumn="0" w:lastColumn="0" w:oddVBand="0" w:evenVBand="0" w:oddHBand="1" w:evenHBand="0" w:firstRowFirstColumn="0" w:firstRowLastColumn="0" w:lastRowFirstColumn="0" w:lastRowLastColumn="0"/>
               <w:rPr>
                 <w:rFonts w:ascii="Arial" w:hAnsi="Arial" w:cs="Arial"/>
                 <w:sz w:val="22"/>
@@ -4656,6 +4583,7 @@
           <w:p>
             <w:pPr>
               <w:spacing w:after="160" w:line="278" w:lineRule="auto"/>
+              <w:cnfStyle w:val="000000100000" w:firstRow="0" w:lastRow="0" w:firstColumn="0" w:lastColumn="0" w:oddVBand="0" w:evenVBand="0" w:oddHBand="1" w:evenHBand="0" w:firstRowFirstColumn="0" w:firstRowLastColumn="0" w:lastRowFirstColumn="0" w:lastRowLastColumn="0"/>
               <w:rPr>
                 <w:rFonts w:ascii="Arial" w:hAnsi="Arial" w:cs="Arial"/>
                 <w:sz w:val="22"/>
@@ -4680,6 +4608,7 @@
           <w:p>
             <w:pPr>
               <w:spacing w:after="160" w:line="278" w:lineRule="auto"/>
+              <w:cnfStyle w:val="000000100000" w:firstRow="0" w:lastRow="0" w:firstColumn="0" w:lastColumn="0" w:oddVBand="0" w:evenVBand="0" w:oddHBand="1" w:evenHBand="0" w:firstRowFirstColumn="0" w:firstRowLastColumn="0" w:lastRowFirstColumn="0" w:lastRowLastColumn="0"/>
               <w:rPr>
                 <w:rFonts w:ascii="Arial" w:hAnsi="Arial" w:cs="Arial"/>
                 <w:sz w:val="22"/>
@@ -4700,6 +4629,7 @@
       <w:tr>
         <w:tc>
           <w:tcPr>
+            <w:cnfStyle w:val="001000000000" w:firstRow="0" w:lastRow="0" w:firstColumn="1" w:lastColumn="0" w:oddVBand="0" w:evenVBand="0" w:oddHBand="0" w:evenHBand="0" w:firstRowFirstColumn="0" w:firstRowLastColumn="0" w:lastRowFirstColumn="0" w:lastRowLastColumn="0"/>
             <w:tcW w:w="0" w:type="auto"/>
             <w:hideMark/>
           </w:tcPr>
@@ -4730,6 +4660,7 @@
           <w:p>
             <w:pPr>
               <w:spacing w:after="160" w:line="278" w:lineRule="auto"/>
+              <w:cnfStyle w:val="000000000000" w:firstRow="0" w:lastRow="0" w:firstColumn="0" w:lastColumn="0" w:oddVBand="0" w:evenVBand="0" w:oddHBand="0" w:evenHBand="0" w:firstRowFirstColumn="0" w:firstRowLastColumn="0" w:lastRowFirstColumn="0" w:lastRowLastColumn="0"/>
               <w:rPr>
                 <w:rFonts w:ascii="Arial" w:hAnsi="Arial" w:cs="Arial"/>
                 <w:sz w:val="22"/>
@@ -4754,6 +4685,7 @@
           <w:p>
             <w:pPr>
               <w:spacing w:after="160" w:line="278" w:lineRule="auto"/>
+              <w:cnfStyle w:val="000000000000" w:firstRow="0" w:lastRow="0" w:firstColumn="0" w:lastColumn="0" w:oddVBand="0" w:evenVBand="0" w:oddHBand="0" w:evenHBand="0" w:firstRowFirstColumn="0" w:firstRowLastColumn="0" w:lastRowFirstColumn="0" w:lastRowLastColumn="0"/>
               <w:rPr>
                 <w:rFonts w:ascii="Arial" w:hAnsi="Arial" w:cs="Arial"/>
                 <w:sz w:val="22"/>
@@ -4796,6 +4728,7 @@
           <w:p>
             <w:pPr>
               <w:spacing w:after="160" w:line="278" w:lineRule="auto"/>
+              <w:cnfStyle w:val="000000000000" w:firstRow="0" w:lastRow="0" w:firstColumn="0" w:lastColumn="0" w:oddVBand="0" w:evenVBand="0" w:oddHBand="0" w:evenHBand="0" w:firstRowFirstColumn="0" w:firstRowLastColumn="0" w:lastRowFirstColumn="0" w:lastRowLastColumn="0"/>
               <w:rPr>
                 <w:rFonts w:ascii="Arial" w:hAnsi="Arial" w:cs="Arial"/>
                 <w:sz w:val="22"/>
@@ -4820,6 +4753,7 @@
           <w:p>
             <w:pPr>
               <w:spacing w:after="160" w:line="278" w:lineRule="auto"/>
+              <w:cnfStyle w:val="000000000000" w:firstRow="0" w:lastRow="0" w:firstColumn="0" w:lastColumn="0" w:oddVBand="0" w:evenVBand="0" w:oddHBand="0" w:evenHBand="0" w:firstRowFirstColumn="0" w:firstRowLastColumn="0" w:lastRowFirstColumn="0" w:lastRowLastColumn="0"/>
               <w:rPr>
                 <w:rFonts w:ascii="Arial" w:hAnsi="Arial" w:cs="Arial"/>
                 <w:sz w:val="22"/>
@@ -4838,8 +4772,12 @@
         </w:tc>
       </w:tr>
       <w:tr>
+        <w:trPr>
+          <w:cnfStyle w:val="000000100000" w:firstRow="0" w:lastRow="0" w:firstColumn="0" w:lastColumn="0" w:oddVBand="0" w:evenVBand="0" w:oddHBand="1" w:evenHBand="0" w:firstRowFirstColumn="0" w:firstRowLastColumn="0" w:lastRowFirstColumn="0" w:lastRowLastColumn="0"/>
+        </w:trPr>
         <w:tc>
           <w:tcPr>
+            <w:cnfStyle w:val="001000000000" w:firstRow="0" w:lastRow="0" w:firstColumn="1" w:lastColumn="0" w:oddVBand="0" w:evenVBand="0" w:oddHBand="0" w:evenHBand="0" w:firstRowFirstColumn="0" w:firstRowLastColumn="0" w:lastRowFirstColumn="0" w:lastRowLastColumn="0"/>
             <w:tcW w:w="0" w:type="auto"/>
             <w:hideMark/>
           </w:tcPr>
@@ -4880,6 +4818,7 @@
           <w:p>
             <w:pPr>
               <w:spacing w:after="160" w:line="278" w:lineRule="auto"/>
+              <w:cnfStyle w:val="000000100000" w:firstRow="0" w:lastRow="0" w:firstColumn="0" w:lastColumn="0" w:oddVBand="0" w:evenVBand="0" w:oddHBand="1" w:evenHBand="0" w:firstRowFirstColumn="0" w:firstRowLastColumn="0" w:lastRowFirstColumn="0" w:lastRowLastColumn="0"/>
               <w:rPr>
                 <w:rFonts w:ascii="Arial" w:hAnsi="Arial" w:cs="Arial"/>
                 <w:sz w:val="22"/>
@@ -4904,6 +4843,7 @@
           <w:p>
             <w:pPr>
               <w:spacing w:after="160" w:line="278" w:lineRule="auto"/>
+              <w:cnfStyle w:val="000000100000" w:firstRow="0" w:lastRow="0" w:firstColumn="0" w:lastColumn="0" w:oddVBand="0" w:evenVBand="0" w:oddHBand="1" w:evenHBand="0" w:firstRowFirstColumn="0" w:firstRowLastColumn="0" w:lastRowFirstColumn="0" w:lastRowLastColumn="0"/>
               <w:rPr>
                 <w:rFonts w:ascii="Arial" w:hAnsi="Arial" w:cs="Arial"/>
                 <w:sz w:val="22"/>
@@ -4928,6 +4868,7 @@
           <w:p>
             <w:pPr>
               <w:spacing w:after="160" w:line="278" w:lineRule="auto"/>
+              <w:cnfStyle w:val="000000100000" w:firstRow="0" w:lastRow="0" w:firstColumn="0" w:lastColumn="0" w:oddVBand="0" w:evenVBand="0" w:oddHBand="1" w:evenHBand="0" w:firstRowFirstColumn="0" w:firstRowLastColumn="0" w:lastRowFirstColumn="0" w:lastRowLastColumn="0"/>
               <w:rPr>
                 <w:rFonts w:ascii="Arial" w:hAnsi="Arial" w:cs="Arial"/>
                 <w:sz w:val="22"/>
@@ -4952,6 +4893,7 @@
           <w:p>
             <w:pPr>
               <w:spacing w:after="160" w:line="278" w:lineRule="auto"/>
+              <w:cnfStyle w:val="000000100000" w:firstRow="0" w:lastRow="0" w:firstColumn="0" w:lastColumn="0" w:oddVBand="0" w:evenVBand="0" w:oddHBand="1" w:evenHBand="0" w:firstRowFirstColumn="0" w:firstRowLastColumn="0" w:lastRowFirstColumn="0" w:lastRowLastColumn="0"/>
               <w:rPr>
                 <w:rFonts w:ascii="Arial" w:hAnsi="Arial" w:cs="Arial"/>
                 <w:sz w:val="22"/>
@@ -4972,6 +4914,7 @@
       <w:tr>
         <w:tc>
           <w:tcPr>
+            <w:cnfStyle w:val="001000000000" w:firstRow="0" w:lastRow="0" w:firstColumn="1" w:lastColumn="0" w:oddVBand="0" w:evenVBand="0" w:oddHBand="0" w:evenHBand="0" w:firstRowFirstColumn="0" w:firstRowLastColumn="0" w:lastRowFirstColumn="0" w:lastRowLastColumn="0"/>
             <w:tcW w:w="0" w:type="auto"/>
             <w:hideMark/>
           </w:tcPr>
@@ -4990,7 +4933,6 @@
                 <w:sz w:val="22"/>
                 <w:szCs w:val="22"/>
               </w:rPr>
-              <w:lastRenderedPageBreak/>
               <w:t>Investigador / estudiante tesista</w:t>
             </w:r>
           </w:p>
@@ -5003,6 +4945,7 @@
           <w:p>
             <w:pPr>
               <w:spacing w:after="160" w:line="278" w:lineRule="auto"/>
+              <w:cnfStyle w:val="000000000000" w:firstRow="0" w:lastRow="0" w:firstColumn="0" w:lastColumn="0" w:oddVBand="0" w:evenVBand="0" w:oddHBand="0" w:evenHBand="0" w:firstRowFirstColumn="0" w:firstRowLastColumn="0" w:lastRowFirstColumn="0" w:lastRowLastColumn="0"/>
               <w:rPr>
                 <w:rFonts w:ascii="Arial" w:hAnsi="Arial" w:cs="Arial"/>
                 <w:sz w:val="22"/>
@@ -5027,6 +4970,7 @@
           <w:p>
             <w:pPr>
               <w:spacing w:after="160" w:line="278" w:lineRule="auto"/>
+              <w:cnfStyle w:val="000000000000" w:firstRow="0" w:lastRow="0" w:firstColumn="0" w:lastColumn="0" w:oddVBand="0" w:evenVBand="0" w:oddHBand="0" w:evenHBand="0" w:firstRowFirstColumn="0" w:firstRowLastColumn="0" w:lastRowFirstColumn="0" w:lastRowLastColumn="0"/>
               <w:rPr>
                 <w:rFonts w:ascii="Arial" w:hAnsi="Arial" w:cs="Arial"/>
                 <w:sz w:val="22"/>
@@ -5039,7 +4983,16 @@
                 <w:sz w:val="22"/>
                 <w:szCs w:val="22"/>
               </w:rPr>
-              <w:t>Desarrollar, implementar y validar la propuesta tecnológica</w:t>
+              <w:t xml:space="preserve">Desarrollar, implementar y validar la </w:t>
+            </w:r>
+            <w:r>
+              <w:rPr>
+                <w:rFonts w:ascii="Arial" w:hAnsi="Arial" w:cs="Arial"/>
+                <w:sz w:val="22"/>
+                <w:szCs w:val="22"/>
+              </w:rPr>
+              <w:lastRenderedPageBreak/>
+              <w:t>propuesta tecnológica</w:t>
             </w:r>
           </w:p>
         </w:tc>
@@ -5051,6 +5004,7 @@
           <w:p>
             <w:pPr>
               <w:spacing w:after="160" w:line="278" w:lineRule="auto"/>
+              <w:cnfStyle w:val="000000000000" w:firstRow="0" w:lastRow="0" w:firstColumn="0" w:lastColumn="0" w:oddVBand="0" w:evenVBand="0" w:oddHBand="0" w:evenHBand="0" w:firstRowFirstColumn="0" w:firstRowLastColumn="0" w:lastRowFirstColumn="0" w:lastRowLastColumn="0"/>
               <w:rPr>
                 <w:rFonts w:ascii="Arial" w:hAnsi="Arial" w:cs="Arial"/>
                 <w:sz w:val="22"/>
@@ -5063,7 +5017,17 @@
                 <w:sz w:val="22"/>
                 <w:szCs w:val="22"/>
               </w:rPr>
-              <w:t xml:space="preserve">Diseña arquitectura, entrena modelos ML, integra MCP, implementa </w:t>
+              <w:lastRenderedPageBreak/>
+              <w:t xml:space="preserve">Diseña arquitectura, entrena modelos ML, integra MCP, </w:t>
+            </w:r>
+            <w:r>
+              <w:rPr>
+                <w:rFonts w:ascii="Arial" w:hAnsi="Arial" w:cs="Arial"/>
+                <w:sz w:val="22"/>
+                <w:szCs w:val="22"/>
+              </w:rPr>
+              <w:lastRenderedPageBreak/>
+              <w:t xml:space="preserve">implementa </w:t>
             </w:r>
             <w:proofErr w:type="spellStart"/>
             <w:r>
@@ -5093,6 +5057,7 @@
           <w:p>
             <w:pPr>
               <w:spacing w:after="160" w:line="278" w:lineRule="auto"/>
+              <w:cnfStyle w:val="000000000000" w:firstRow="0" w:lastRow="0" w:firstColumn="0" w:lastColumn="0" w:oddVBand="0" w:evenVBand="0" w:oddHBand="0" w:evenHBand="0" w:firstRowFirstColumn="0" w:firstRowLastColumn="0" w:lastRowFirstColumn="0" w:lastRowLastColumn="0"/>
               <w:rPr>
                 <w:rFonts w:ascii="Arial" w:hAnsi="Arial" w:cs="Arial"/>
                 <w:sz w:val="22"/>
@@ -5105,14 +5070,19 @@
                 <w:sz w:val="22"/>
                 <w:szCs w:val="22"/>
               </w:rPr>
+              <w:lastRenderedPageBreak/>
               <w:t>Alta​</w:t>
             </w:r>
           </w:p>
         </w:tc>
       </w:tr>
       <w:tr>
+        <w:trPr>
+          <w:cnfStyle w:val="000000100000" w:firstRow="0" w:lastRow="0" w:firstColumn="0" w:lastColumn="0" w:oddVBand="0" w:evenVBand="0" w:oddHBand="1" w:evenHBand="0" w:firstRowFirstColumn="0" w:firstRowLastColumn="0" w:lastRowFirstColumn="0" w:lastRowLastColumn="0"/>
+        </w:trPr>
         <w:tc>
           <w:tcPr>
+            <w:cnfStyle w:val="001000000000" w:firstRow="0" w:lastRow="0" w:firstColumn="1" w:lastColumn="0" w:oddVBand="0" w:evenVBand="0" w:oddHBand="0" w:evenHBand="0" w:firstRowFirstColumn="0" w:firstRowLastColumn="0" w:lastRowFirstColumn="0" w:lastRowLastColumn="0"/>
             <w:tcW w:w="0" w:type="auto"/>
             <w:hideMark/>
           </w:tcPr>
@@ -5143,6 +5113,7 @@
           <w:p>
             <w:pPr>
               <w:spacing w:after="160" w:line="278" w:lineRule="auto"/>
+              <w:cnfStyle w:val="000000100000" w:firstRow="0" w:lastRow="0" w:firstColumn="0" w:lastColumn="0" w:oddVBand="0" w:evenVBand="0" w:oddHBand="1" w:evenHBand="0" w:firstRowFirstColumn="0" w:firstRowLastColumn="0" w:lastRowFirstColumn="0" w:lastRowLastColumn="0"/>
               <w:rPr>
                 <w:rFonts w:ascii="Arial" w:hAnsi="Arial" w:cs="Arial"/>
                 <w:sz w:val="22"/>
@@ -5167,6 +5138,7 @@
           <w:p>
             <w:pPr>
               <w:spacing w:after="160" w:line="278" w:lineRule="auto"/>
+              <w:cnfStyle w:val="000000100000" w:firstRow="0" w:lastRow="0" w:firstColumn="0" w:lastColumn="0" w:oddVBand="0" w:evenVBand="0" w:oddHBand="1" w:evenHBand="0" w:firstRowFirstColumn="0" w:firstRowLastColumn="0" w:lastRowFirstColumn="0" w:lastRowLastColumn="0"/>
               <w:rPr>
                 <w:rFonts w:ascii="Arial" w:hAnsi="Arial" w:cs="Arial"/>
                 <w:sz w:val="22"/>
@@ -5191,6 +5163,7 @@
           <w:p>
             <w:pPr>
               <w:spacing w:after="160" w:line="278" w:lineRule="auto"/>
+              <w:cnfStyle w:val="000000100000" w:firstRow="0" w:lastRow="0" w:firstColumn="0" w:lastColumn="0" w:oddVBand="0" w:evenVBand="0" w:oddHBand="1" w:evenHBand="0" w:firstRowFirstColumn="0" w:firstRowLastColumn="0" w:lastRowFirstColumn="0" w:lastRowLastColumn="0"/>
               <w:rPr>
                 <w:rFonts w:ascii="Arial" w:hAnsi="Arial" w:cs="Arial"/>
                 <w:sz w:val="22"/>
@@ -5215,6 +5188,7 @@
           <w:p>
             <w:pPr>
               <w:spacing w:after="160" w:line="278" w:lineRule="auto"/>
+              <w:cnfStyle w:val="000000100000" w:firstRow="0" w:lastRow="0" w:firstColumn="0" w:lastColumn="0" w:oddVBand="0" w:evenVBand="0" w:oddHBand="1" w:evenHBand="0" w:firstRowFirstColumn="0" w:firstRowLastColumn="0" w:lastRowFirstColumn="0" w:lastRowLastColumn="0"/>
               <w:rPr>
                 <w:rFonts w:ascii="Arial" w:hAnsi="Arial" w:cs="Arial"/>
                 <w:sz w:val="22"/>
@@ -5235,6 +5209,7 @@
       <w:tr>
         <w:tc>
           <w:tcPr>
+            <w:cnfStyle w:val="001000000000" w:firstRow="0" w:lastRow="0" w:firstColumn="1" w:lastColumn="0" w:oddVBand="0" w:evenVBand="0" w:oddHBand="0" w:evenHBand="0" w:firstRowFirstColumn="0" w:firstRowLastColumn="0" w:lastRowFirstColumn="0" w:lastRowLastColumn="0"/>
             <w:tcW w:w="0" w:type="auto"/>
             <w:hideMark/>
           </w:tcPr>
@@ -5265,6 +5240,7 @@
           <w:p>
             <w:pPr>
               <w:spacing w:after="160" w:line="278" w:lineRule="auto"/>
+              <w:cnfStyle w:val="000000000000" w:firstRow="0" w:lastRow="0" w:firstColumn="0" w:lastColumn="0" w:oddVBand="0" w:evenVBand="0" w:oddHBand="0" w:evenHBand="0" w:firstRowFirstColumn="0" w:firstRowLastColumn="0" w:lastRowFirstColumn="0" w:lastRowLastColumn="0"/>
               <w:rPr>
                 <w:rFonts w:ascii="Arial" w:hAnsi="Arial" w:cs="Arial"/>
                 <w:sz w:val="22"/>
@@ -5289,6 +5265,7 @@
           <w:p>
             <w:pPr>
               <w:spacing w:after="160" w:line="278" w:lineRule="auto"/>
+              <w:cnfStyle w:val="000000000000" w:firstRow="0" w:lastRow="0" w:firstColumn="0" w:lastColumn="0" w:oddVBand="0" w:evenVBand="0" w:oddHBand="0" w:evenHBand="0" w:firstRowFirstColumn="0" w:firstRowLastColumn="0" w:lastRowFirstColumn="0" w:lastRowLastColumn="0"/>
               <w:rPr>
                 <w:rFonts w:ascii="Arial" w:hAnsi="Arial" w:cs="Arial"/>
                 <w:sz w:val="22"/>
@@ -5313,6 +5290,7 @@
           <w:p>
             <w:pPr>
               <w:spacing w:after="160" w:line="278" w:lineRule="auto"/>
+              <w:cnfStyle w:val="000000000000" w:firstRow="0" w:lastRow="0" w:firstColumn="0" w:lastColumn="0" w:oddVBand="0" w:evenVBand="0" w:oddHBand="0" w:evenHBand="0" w:firstRowFirstColumn="0" w:firstRowLastColumn="0" w:lastRowFirstColumn="0" w:lastRowLastColumn="0"/>
               <w:rPr>
                 <w:rFonts w:ascii="Arial" w:hAnsi="Arial" w:cs="Arial"/>
                 <w:sz w:val="22"/>
@@ -5337,6 +5315,7 @@
           <w:p>
             <w:pPr>
               <w:spacing w:after="160" w:line="278" w:lineRule="auto"/>
+              <w:cnfStyle w:val="000000000000" w:firstRow="0" w:lastRow="0" w:firstColumn="0" w:lastColumn="0" w:oddVBand="0" w:evenVBand="0" w:oddHBand="0" w:evenHBand="0" w:firstRowFirstColumn="0" w:firstRowLastColumn="0" w:lastRowFirstColumn="0" w:lastRowLastColumn="0"/>
               <w:rPr>
                 <w:rFonts w:ascii="Arial" w:hAnsi="Arial" w:cs="Arial"/>
                 <w:sz w:val="22"/>
@@ -5355,8 +5334,12 @@
         </w:tc>
       </w:tr>
       <w:tr>
+        <w:trPr>
+          <w:cnfStyle w:val="000000100000" w:firstRow="0" w:lastRow="0" w:firstColumn="0" w:lastColumn="0" w:oddVBand="0" w:evenVBand="0" w:oddHBand="1" w:evenHBand="0" w:firstRowFirstColumn="0" w:firstRowLastColumn="0" w:lastRowFirstColumn="0" w:lastRowLastColumn="0"/>
+        </w:trPr>
         <w:tc>
           <w:tcPr>
+            <w:cnfStyle w:val="001000000000" w:firstRow="0" w:lastRow="0" w:firstColumn="1" w:lastColumn="0" w:oddVBand="0" w:evenVBand="0" w:oddHBand="0" w:evenHBand="0" w:firstRowFirstColumn="0" w:firstRowLastColumn="0" w:lastRowFirstColumn="0" w:lastRowLastColumn="0"/>
             <w:tcW w:w="0" w:type="auto"/>
             <w:hideMark/>
           </w:tcPr>
@@ -5387,6 +5370,7 @@
           <w:p>
             <w:pPr>
               <w:spacing w:after="160" w:line="278" w:lineRule="auto"/>
+              <w:cnfStyle w:val="000000100000" w:firstRow="0" w:lastRow="0" w:firstColumn="0" w:lastColumn="0" w:oddVBand="0" w:evenVBand="0" w:oddHBand="1" w:evenHBand="0" w:firstRowFirstColumn="0" w:firstRowLastColumn="0" w:lastRowFirstColumn="0" w:lastRowLastColumn="0"/>
               <w:rPr>
                 <w:rFonts w:ascii="Arial" w:hAnsi="Arial" w:cs="Arial"/>
                 <w:sz w:val="22"/>
@@ -5411,6 +5395,7 @@
           <w:p>
             <w:pPr>
               <w:spacing w:after="160" w:line="278" w:lineRule="auto"/>
+              <w:cnfStyle w:val="000000100000" w:firstRow="0" w:lastRow="0" w:firstColumn="0" w:lastColumn="0" w:oddVBand="0" w:evenVBand="0" w:oddHBand="1" w:evenHBand="0" w:firstRowFirstColumn="0" w:firstRowLastColumn="0" w:lastRowFirstColumn="0" w:lastRowLastColumn="0"/>
               <w:rPr>
                 <w:rFonts w:ascii="Arial" w:hAnsi="Arial" w:cs="Arial"/>
                 <w:sz w:val="22"/>
@@ -5445,6 +5430,7 @@
           <w:p>
             <w:pPr>
               <w:spacing w:after="160" w:line="278" w:lineRule="auto"/>
+              <w:cnfStyle w:val="000000100000" w:firstRow="0" w:lastRow="0" w:firstColumn="0" w:lastColumn="0" w:oddVBand="0" w:evenVBand="0" w:oddHBand="1" w:evenHBand="0" w:firstRowFirstColumn="0" w:firstRowLastColumn="0" w:lastRowFirstColumn="0" w:lastRowLastColumn="0"/>
               <w:rPr>
                 <w:rFonts w:ascii="Arial" w:hAnsi="Arial" w:cs="Arial"/>
                 <w:sz w:val="22"/>
@@ -5469,6 +5455,7 @@
           <w:p>
             <w:pPr>
               <w:spacing w:after="160" w:line="278" w:lineRule="auto"/>
+              <w:cnfStyle w:val="000000100000" w:firstRow="0" w:lastRow="0" w:firstColumn="0" w:lastColumn="0" w:oddVBand="0" w:evenVBand="0" w:oddHBand="1" w:evenHBand="0" w:firstRowFirstColumn="0" w:firstRowLastColumn="0" w:lastRowFirstColumn="0" w:lastRowLastColumn="0"/>
               <w:rPr>
                 <w:rFonts w:ascii="Arial" w:hAnsi="Arial" w:cs="Arial"/>
                 <w:sz w:val="22"/>
@@ -5489,6 +5476,7 @@
       <w:tr>
         <w:tc>
           <w:tcPr>
+            <w:cnfStyle w:val="001000000000" w:firstRow="0" w:lastRow="0" w:firstColumn="1" w:lastColumn="0" w:oddVBand="0" w:evenVBand="0" w:oddHBand="0" w:evenHBand="0" w:firstRowFirstColumn="0" w:firstRowLastColumn="0" w:lastRowFirstColumn="0" w:lastRowLastColumn="0"/>
             <w:tcW w:w="0" w:type="auto"/>
             <w:hideMark/>
           </w:tcPr>
@@ -5519,6 +5507,7 @@
           <w:p>
             <w:pPr>
               <w:spacing w:after="160" w:line="278" w:lineRule="auto"/>
+              <w:cnfStyle w:val="000000000000" w:firstRow="0" w:lastRow="0" w:firstColumn="0" w:lastColumn="0" w:oddVBand="0" w:evenVBand="0" w:oddHBand="0" w:evenHBand="0" w:firstRowFirstColumn="0" w:firstRowLastColumn="0" w:lastRowFirstColumn="0" w:lastRowLastColumn="0"/>
               <w:rPr>
                 <w:rFonts w:ascii="Arial" w:hAnsi="Arial" w:cs="Arial"/>
                 <w:sz w:val="22"/>
@@ -5543,6 +5532,7 @@
           <w:p>
             <w:pPr>
               <w:spacing w:after="160" w:line="278" w:lineRule="auto"/>
+              <w:cnfStyle w:val="000000000000" w:firstRow="0" w:lastRow="0" w:firstColumn="0" w:lastColumn="0" w:oddVBand="0" w:evenVBand="0" w:oddHBand="0" w:evenHBand="0" w:firstRowFirstColumn="0" w:firstRowLastColumn="0" w:lastRowFirstColumn="0" w:lastRowLastColumn="0"/>
               <w:rPr>
                 <w:rFonts w:ascii="Arial" w:hAnsi="Arial" w:cs="Arial"/>
                 <w:sz w:val="22"/>
@@ -5567,6 +5557,7 @@
           <w:p>
             <w:pPr>
               <w:spacing w:after="160" w:line="278" w:lineRule="auto"/>
+              <w:cnfStyle w:val="000000000000" w:firstRow="0" w:lastRow="0" w:firstColumn="0" w:lastColumn="0" w:oddVBand="0" w:evenVBand="0" w:oddHBand="0" w:evenHBand="0" w:firstRowFirstColumn="0" w:firstRowLastColumn="0" w:lastRowFirstColumn="0" w:lastRowLastColumn="0"/>
               <w:rPr>
                 <w:rFonts w:ascii="Arial" w:hAnsi="Arial" w:cs="Arial"/>
                 <w:sz w:val="22"/>
@@ -5591,6 +5582,7 @@
           <w:p>
             <w:pPr>
               <w:spacing w:after="160" w:line="278" w:lineRule="auto"/>
+              <w:cnfStyle w:val="000000000000" w:firstRow="0" w:lastRow="0" w:firstColumn="0" w:lastColumn="0" w:oddVBand="0" w:evenVBand="0" w:oddHBand="0" w:evenHBand="0" w:firstRowFirstColumn="0" w:firstRowLastColumn="0" w:lastRowFirstColumn="0" w:lastRowLastColumn="0"/>
               <w:rPr>
                 <w:rFonts w:ascii="Arial" w:hAnsi="Arial" w:cs="Arial"/>
                 <w:sz w:val="22"/>
@@ -5638,19 +5630,23 @@
     </w:p>
     <w:tbl>
       <w:tblPr>
-        <w:tblStyle w:val="Tablaconcuadrcula"/>
+        <w:tblStyle w:val="Tablaconcuadrcula3-nfasis1"/>
         <w:tblpPr w:leftFromText="141" w:rightFromText="141" w:vertAnchor="page" w:horzAnchor="margin" w:tblpY="2101"/>
         <w:tblW w:w="5000" w:type="pct"/>
         <w:tblLook w:val="04A0" w:firstRow="1" w:lastRow="0" w:firstColumn="1" w:lastColumn="0" w:noHBand="0" w:noVBand="1"/>
       </w:tblPr>
       <w:tblGrid>
-        <w:gridCol w:w="2094"/>
-        <w:gridCol w:w="2179"/>
-        <w:gridCol w:w="5121"/>
+        <w:gridCol w:w="2095"/>
+        <w:gridCol w:w="2180"/>
+        <w:gridCol w:w="5129"/>
       </w:tblGrid>
       <w:tr>
+        <w:trPr>
+          <w:cnfStyle w:val="100000000000" w:firstRow="1" w:lastRow="0" w:firstColumn="0" w:lastColumn="0" w:oddVBand="0" w:evenVBand="0" w:oddHBand="0" w:evenHBand="0" w:firstRowFirstColumn="0" w:firstRowLastColumn="0" w:lastRowFirstColumn="0" w:lastRowLastColumn="0"/>
+        </w:trPr>
         <w:tc>
           <w:tcPr>
+            <w:cnfStyle w:val="001000000100" w:firstRow="0" w:lastRow="0" w:firstColumn="1" w:lastColumn="0" w:oddVBand="0" w:evenVBand="0" w:oddHBand="0" w:evenHBand="0" w:firstRowFirstColumn="1" w:firstRowLastColumn="0" w:lastRowFirstColumn="0" w:lastRowLastColumn="0"/>
             <w:tcW w:w="0" w:type="auto"/>
             <w:hideMark/>
           </w:tcPr>
@@ -5681,6 +5677,7 @@
           <w:p>
             <w:pPr>
               <w:spacing w:after="160" w:line="480" w:lineRule="auto"/>
+              <w:cnfStyle w:val="100000000000" w:firstRow="1" w:lastRow="0" w:firstColumn="0" w:lastColumn="0" w:oddVBand="0" w:evenVBand="0" w:oddHBand="0" w:evenHBand="0" w:firstRowFirstColumn="0" w:firstRowLastColumn="0" w:lastRowFirstColumn="0" w:lastRowLastColumn="0"/>
               <w:rPr>
                 <w:rFonts w:ascii="Arial" w:hAnsi="Arial" w:cs="Arial"/>
                 <w:sz w:val="22"/>
@@ -5705,6 +5702,7 @@
           <w:p>
             <w:pPr>
               <w:spacing w:after="160" w:line="480" w:lineRule="auto"/>
+              <w:cnfStyle w:val="100000000000" w:firstRow="1" w:lastRow="0" w:firstColumn="0" w:lastColumn="0" w:oddVBand="0" w:evenVBand="0" w:oddHBand="0" w:evenHBand="0" w:firstRowFirstColumn="0" w:firstRowLastColumn="0" w:lastRowFirstColumn="0" w:lastRowLastColumn="0"/>
               <w:rPr>
                 <w:rFonts w:ascii="Arial" w:hAnsi="Arial" w:cs="Arial"/>
                 <w:sz w:val="22"/>
@@ -5723,8 +5721,12 @@
         </w:tc>
       </w:tr>
       <w:tr>
+        <w:trPr>
+          <w:cnfStyle w:val="000000100000" w:firstRow="0" w:lastRow="0" w:firstColumn="0" w:lastColumn="0" w:oddVBand="0" w:evenVBand="0" w:oddHBand="1" w:evenHBand="0" w:firstRowFirstColumn="0" w:firstRowLastColumn="0" w:lastRowFirstColumn="0" w:lastRowLastColumn="0"/>
+        </w:trPr>
         <w:tc>
           <w:tcPr>
+            <w:cnfStyle w:val="001000000000" w:firstRow="0" w:lastRow="0" w:firstColumn="1" w:lastColumn="0" w:oddVBand="0" w:evenVBand="0" w:oddHBand="0" w:evenHBand="0" w:firstRowFirstColumn="0" w:firstRowLastColumn="0" w:lastRowFirstColumn="0" w:lastRowLastColumn="0"/>
             <w:tcW w:w="0" w:type="auto"/>
             <w:hideMark/>
           </w:tcPr>
@@ -5755,6 +5757,7 @@
           <w:p>
             <w:pPr>
               <w:spacing w:after="160" w:line="480" w:lineRule="auto"/>
+              <w:cnfStyle w:val="000000100000" w:firstRow="0" w:lastRow="0" w:firstColumn="0" w:lastColumn="0" w:oddVBand="0" w:evenVBand="0" w:oddHBand="1" w:evenHBand="0" w:firstRowFirstColumn="0" w:firstRowLastColumn="0" w:lastRowFirstColumn="0" w:lastRowLastColumn="0"/>
               <w:rPr>
                 <w:rFonts w:ascii="Arial" w:hAnsi="Arial" w:cs="Arial"/>
                 <w:sz w:val="22"/>
@@ -5779,6 +5782,7 @@
           <w:p>
             <w:pPr>
               <w:spacing w:after="160" w:line="480" w:lineRule="auto"/>
+              <w:cnfStyle w:val="000000100000" w:firstRow="0" w:lastRow="0" w:firstColumn="0" w:lastColumn="0" w:oddVBand="0" w:evenVBand="0" w:oddHBand="1" w:evenHBand="0" w:firstRowFirstColumn="0" w:firstRowLastColumn="0" w:lastRowFirstColumn="0" w:lastRowLastColumn="0"/>
               <w:rPr>
                 <w:rFonts w:ascii="Arial" w:hAnsi="Arial" w:cs="Arial"/>
                 <w:sz w:val="22"/>
@@ -5817,6 +5821,7 @@
       <w:tr>
         <w:tc>
           <w:tcPr>
+            <w:cnfStyle w:val="001000000000" w:firstRow="0" w:lastRow="0" w:firstColumn="1" w:lastColumn="0" w:oddVBand="0" w:evenVBand="0" w:oddHBand="0" w:evenHBand="0" w:firstRowFirstColumn="0" w:firstRowLastColumn="0" w:lastRowFirstColumn="0" w:lastRowLastColumn="0"/>
             <w:tcW w:w="0" w:type="auto"/>
             <w:hideMark/>
           </w:tcPr>
@@ -5847,6 +5852,7 @@
           <w:p>
             <w:pPr>
               <w:spacing w:after="160" w:line="480" w:lineRule="auto"/>
+              <w:cnfStyle w:val="000000000000" w:firstRow="0" w:lastRow="0" w:firstColumn="0" w:lastColumn="0" w:oddVBand="0" w:evenVBand="0" w:oddHBand="0" w:evenHBand="0" w:firstRowFirstColumn="0" w:firstRowLastColumn="0" w:lastRowFirstColumn="0" w:lastRowLastColumn="0"/>
               <w:rPr>
                 <w:rFonts w:ascii="Arial" w:hAnsi="Arial" w:cs="Arial"/>
                 <w:sz w:val="22"/>
@@ -5871,6 +5877,7 @@
           <w:p>
             <w:pPr>
               <w:spacing w:after="160" w:line="480" w:lineRule="auto"/>
+              <w:cnfStyle w:val="000000000000" w:firstRow="0" w:lastRow="0" w:firstColumn="0" w:lastColumn="0" w:oddVBand="0" w:evenVBand="0" w:oddHBand="0" w:evenHBand="0" w:firstRowFirstColumn="0" w:firstRowLastColumn="0" w:lastRowFirstColumn="0" w:lastRowLastColumn="0"/>
               <w:rPr>
                 <w:rFonts w:ascii="Arial" w:hAnsi="Arial" w:cs="Arial"/>
                 <w:sz w:val="22"/>
@@ -5889,8 +5896,12 @@
         </w:tc>
       </w:tr>
       <w:tr>
+        <w:trPr>
+          <w:cnfStyle w:val="000000100000" w:firstRow="0" w:lastRow="0" w:firstColumn="0" w:lastColumn="0" w:oddVBand="0" w:evenVBand="0" w:oddHBand="1" w:evenHBand="0" w:firstRowFirstColumn="0" w:firstRowLastColumn="0" w:lastRowFirstColumn="0" w:lastRowLastColumn="0"/>
+        </w:trPr>
         <w:tc>
           <w:tcPr>
+            <w:cnfStyle w:val="001000000000" w:firstRow="0" w:lastRow="0" w:firstColumn="1" w:lastColumn="0" w:oddVBand="0" w:evenVBand="0" w:oddHBand="0" w:evenHBand="0" w:firstRowFirstColumn="0" w:firstRowLastColumn="0" w:lastRowFirstColumn="0" w:lastRowLastColumn="0"/>
             <w:tcW w:w="0" w:type="auto"/>
             <w:hideMark/>
           </w:tcPr>
@@ -5921,6 +5932,7 @@
           <w:p>
             <w:pPr>
               <w:spacing w:after="160" w:line="480" w:lineRule="auto"/>
+              <w:cnfStyle w:val="000000100000" w:firstRow="0" w:lastRow="0" w:firstColumn="0" w:lastColumn="0" w:oddVBand="0" w:evenVBand="0" w:oddHBand="1" w:evenHBand="0" w:firstRowFirstColumn="0" w:firstRowLastColumn="0" w:lastRowFirstColumn="0" w:lastRowLastColumn="0"/>
               <w:rPr>
                 <w:rFonts w:ascii="Arial" w:hAnsi="Arial" w:cs="Arial"/>
                 <w:sz w:val="22"/>
@@ -5945,6 +5957,7 @@
           <w:p>
             <w:pPr>
               <w:spacing w:after="160" w:line="480" w:lineRule="auto"/>
+              <w:cnfStyle w:val="000000100000" w:firstRow="0" w:lastRow="0" w:firstColumn="0" w:lastColumn="0" w:oddVBand="0" w:evenVBand="0" w:oddHBand="1" w:evenHBand="0" w:firstRowFirstColumn="0" w:firstRowLastColumn="0" w:lastRowFirstColumn="0" w:lastRowLastColumn="0"/>
               <w:rPr>
                 <w:rFonts w:ascii="Arial" w:hAnsi="Arial" w:cs="Arial"/>
                 <w:sz w:val="22"/>
@@ -5983,6 +5996,7 @@
       <w:tr>
         <w:tc>
           <w:tcPr>
+            <w:cnfStyle w:val="001000000000" w:firstRow="0" w:lastRow="0" w:firstColumn="1" w:lastColumn="0" w:oddVBand="0" w:evenVBand="0" w:oddHBand="0" w:evenHBand="0" w:firstRowFirstColumn="0" w:firstRowLastColumn="0" w:lastRowFirstColumn="0" w:lastRowLastColumn="0"/>
             <w:tcW w:w="0" w:type="auto"/>
             <w:hideMark/>
           </w:tcPr>
@@ -6013,6 +6027,7 @@
           <w:p>
             <w:pPr>
               <w:spacing w:after="160" w:line="480" w:lineRule="auto"/>
+              <w:cnfStyle w:val="000000000000" w:firstRow="0" w:lastRow="0" w:firstColumn="0" w:lastColumn="0" w:oddVBand="0" w:evenVBand="0" w:oddHBand="0" w:evenHBand="0" w:firstRowFirstColumn="0" w:firstRowLastColumn="0" w:lastRowFirstColumn="0" w:lastRowLastColumn="0"/>
               <w:rPr>
                 <w:rFonts w:ascii="Arial" w:hAnsi="Arial" w:cs="Arial"/>
                 <w:sz w:val="22"/>
@@ -6037,6 +6052,7 @@
           <w:p>
             <w:pPr>
               <w:spacing w:after="160" w:line="480" w:lineRule="auto"/>
+              <w:cnfStyle w:val="000000000000" w:firstRow="0" w:lastRow="0" w:firstColumn="0" w:lastColumn="0" w:oddVBand="0" w:evenVBand="0" w:oddHBand="0" w:evenHBand="0" w:firstRowFirstColumn="0" w:firstRowLastColumn="0" w:lastRowFirstColumn="0" w:lastRowLastColumn="0"/>
               <w:rPr>
                 <w:rFonts w:ascii="Arial" w:hAnsi="Arial" w:cs="Arial"/>
                 <w:sz w:val="22"/>
@@ -6073,8 +6089,12 @@
         </w:tc>
       </w:tr>
       <w:tr>
+        <w:trPr>
+          <w:cnfStyle w:val="000000100000" w:firstRow="0" w:lastRow="0" w:firstColumn="0" w:lastColumn="0" w:oddVBand="0" w:evenVBand="0" w:oddHBand="1" w:evenHBand="0" w:firstRowFirstColumn="0" w:firstRowLastColumn="0" w:lastRowFirstColumn="0" w:lastRowLastColumn="0"/>
+        </w:trPr>
         <w:tc>
           <w:tcPr>
+            <w:cnfStyle w:val="001000000000" w:firstRow="0" w:lastRow="0" w:firstColumn="1" w:lastColumn="0" w:oddVBand="0" w:evenVBand="0" w:oddHBand="0" w:evenHBand="0" w:firstRowFirstColumn="0" w:firstRowLastColumn="0" w:lastRowFirstColumn="0" w:lastRowLastColumn="0"/>
             <w:tcW w:w="0" w:type="auto"/>
             <w:hideMark/>
           </w:tcPr>
@@ -6105,6 +6125,7 @@
           <w:p>
             <w:pPr>
               <w:spacing w:after="160" w:line="480" w:lineRule="auto"/>
+              <w:cnfStyle w:val="000000100000" w:firstRow="0" w:lastRow="0" w:firstColumn="0" w:lastColumn="0" w:oddVBand="0" w:evenVBand="0" w:oddHBand="1" w:evenHBand="0" w:firstRowFirstColumn="0" w:firstRowLastColumn="0" w:lastRowFirstColumn="0" w:lastRowLastColumn="0"/>
               <w:rPr>
                 <w:rFonts w:ascii="Arial" w:hAnsi="Arial" w:cs="Arial"/>
                 <w:sz w:val="22"/>
@@ -6129,6 +6150,7 @@
           <w:p>
             <w:pPr>
               <w:spacing w:after="160" w:line="480" w:lineRule="auto"/>
+              <w:cnfStyle w:val="000000100000" w:firstRow="0" w:lastRow="0" w:firstColumn="0" w:lastColumn="0" w:oddVBand="0" w:evenVBand="0" w:oddHBand="1" w:evenHBand="0" w:firstRowFirstColumn="0" w:firstRowLastColumn="0" w:lastRowFirstColumn="0" w:lastRowLastColumn="0"/>
               <w:rPr>
                 <w:rFonts w:ascii="Arial" w:hAnsi="Arial" w:cs="Arial"/>
                 <w:sz w:val="22"/>
@@ -6205,19 +6227,23 @@
     </w:p>
     <w:tbl>
       <w:tblPr>
-        <w:tblStyle w:val="Tablaconcuadrcula"/>
+        <w:tblStyle w:val="Tablaconcuadrcula2-nfasis1"/>
         <w:tblW w:w="5000" w:type="pct"/>
         <w:tblLook w:val="04A0" w:firstRow="1" w:lastRow="0" w:firstColumn="1" w:lastColumn="0" w:noHBand="0" w:noVBand="1"/>
       </w:tblPr>
       <w:tblGrid>
         <w:gridCol w:w="803"/>
-        <w:gridCol w:w="5103"/>
-        <w:gridCol w:w="1177"/>
+        <w:gridCol w:w="5020"/>
+        <w:gridCol w:w="1270"/>
         <w:gridCol w:w="2311"/>
       </w:tblGrid>
       <w:tr>
+        <w:trPr>
+          <w:cnfStyle w:val="100000000000" w:firstRow="1" w:lastRow="0" w:firstColumn="0" w:lastColumn="0" w:oddVBand="0" w:evenVBand="0" w:oddHBand="0" w:evenHBand="0" w:firstRowFirstColumn="0" w:firstRowLastColumn="0" w:lastRowFirstColumn="0" w:lastRowLastColumn="0"/>
+        </w:trPr>
         <w:tc>
           <w:tcPr>
+            <w:cnfStyle w:val="001000000000" w:firstRow="0" w:lastRow="0" w:firstColumn="1" w:lastColumn="0" w:oddVBand="0" w:evenVBand="0" w:oddHBand="0" w:evenHBand="0" w:firstRowFirstColumn="0" w:firstRowLastColumn="0" w:lastRowFirstColumn="0" w:lastRowLastColumn="0"/>
             <w:tcW w:w="0" w:type="auto"/>
             <w:hideMark/>
           </w:tcPr>
@@ -6250,6 +6276,7 @@
                 <w:tab w:val="left" w:pos="1574"/>
               </w:tabs>
               <w:spacing w:after="160" w:line="480" w:lineRule="auto"/>
+              <w:cnfStyle w:val="100000000000" w:firstRow="1" w:lastRow="0" w:firstColumn="0" w:lastColumn="0" w:oddVBand="0" w:evenVBand="0" w:oddHBand="0" w:evenHBand="0" w:firstRowFirstColumn="0" w:firstRowLastColumn="0" w:lastRowFirstColumn="0" w:lastRowLastColumn="0"/>
               <w:rPr>
                 <w:rFonts w:ascii="Arial" w:hAnsi="Arial" w:cs="Arial"/>
               </w:rPr>
@@ -6273,6 +6300,7 @@
                 <w:tab w:val="left" w:pos="1574"/>
               </w:tabs>
               <w:spacing w:after="160" w:line="480" w:lineRule="auto"/>
+              <w:cnfStyle w:val="100000000000" w:firstRow="1" w:lastRow="0" w:firstColumn="0" w:lastColumn="0" w:oddVBand="0" w:evenVBand="0" w:oddHBand="0" w:evenHBand="0" w:firstRowFirstColumn="0" w:firstRowLastColumn="0" w:lastRowFirstColumn="0" w:lastRowLastColumn="0"/>
               <w:rPr>
                 <w:rFonts w:ascii="Arial" w:hAnsi="Arial" w:cs="Arial"/>
               </w:rPr>
@@ -6296,6 +6324,7 @@
                 <w:tab w:val="left" w:pos="1574"/>
               </w:tabs>
               <w:spacing w:after="160" w:line="480" w:lineRule="auto"/>
+              <w:cnfStyle w:val="100000000000" w:firstRow="1" w:lastRow="0" w:firstColumn="0" w:lastColumn="0" w:oddVBand="0" w:evenVBand="0" w:oddHBand="0" w:evenHBand="0" w:firstRowFirstColumn="0" w:firstRowLastColumn="0" w:lastRowFirstColumn="0" w:lastRowLastColumn="0"/>
               <w:rPr>
                 <w:rFonts w:ascii="Arial" w:hAnsi="Arial" w:cs="Arial"/>
               </w:rPr>
@@ -6310,8 +6339,12 @@
         </w:tc>
       </w:tr>
       <w:tr>
+        <w:trPr>
+          <w:cnfStyle w:val="000000100000" w:firstRow="0" w:lastRow="0" w:firstColumn="0" w:lastColumn="0" w:oddVBand="0" w:evenVBand="0" w:oddHBand="1" w:evenHBand="0" w:firstRowFirstColumn="0" w:firstRowLastColumn="0" w:lastRowFirstColumn="0" w:lastRowLastColumn="0"/>
+        </w:trPr>
         <w:tc>
           <w:tcPr>
+            <w:cnfStyle w:val="001000000000" w:firstRow="0" w:lastRow="0" w:firstColumn="1" w:lastColumn="0" w:oddVBand="0" w:evenVBand="0" w:oddHBand="0" w:evenHBand="0" w:firstRowFirstColumn="0" w:firstRowLastColumn="0" w:lastRowFirstColumn="0" w:lastRowLastColumn="0"/>
             <w:tcW w:w="0" w:type="auto"/>
             <w:hideMark/>
           </w:tcPr>
@@ -6344,6 +6377,7 @@
                 <w:tab w:val="left" w:pos="1574"/>
               </w:tabs>
               <w:spacing w:after="160" w:line="480" w:lineRule="auto"/>
+              <w:cnfStyle w:val="000000100000" w:firstRow="0" w:lastRow="0" w:firstColumn="0" w:lastColumn="0" w:oddVBand="0" w:evenVBand="0" w:oddHBand="1" w:evenHBand="0" w:firstRowFirstColumn="0" w:firstRowLastColumn="0" w:lastRowFirstColumn="0" w:lastRowLastColumn="0"/>
               <w:rPr>
                 <w:rFonts w:ascii="Arial" w:hAnsi="Arial" w:cs="Arial"/>
               </w:rPr>
@@ -6381,6 +6415,7 @@
                 <w:tab w:val="left" w:pos="1574"/>
               </w:tabs>
               <w:spacing w:after="160" w:line="480" w:lineRule="auto"/>
+              <w:cnfStyle w:val="000000100000" w:firstRow="0" w:lastRow="0" w:firstColumn="0" w:lastColumn="0" w:oddVBand="0" w:evenVBand="0" w:oddHBand="1" w:evenHBand="0" w:firstRowFirstColumn="0" w:firstRowLastColumn="0" w:lastRowFirstColumn="0" w:lastRowLastColumn="0"/>
               <w:rPr>
                 <w:rFonts w:ascii="Arial" w:hAnsi="Arial" w:cs="Arial"/>
               </w:rPr>
@@ -6404,6 +6439,7 @@
                 <w:tab w:val="left" w:pos="1574"/>
               </w:tabs>
               <w:spacing w:after="160" w:line="480" w:lineRule="auto"/>
+              <w:cnfStyle w:val="000000100000" w:firstRow="0" w:lastRow="0" w:firstColumn="0" w:lastColumn="0" w:oddVBand="0" w:evenVBand="0" w:oddHBand="1" w:evenHBand="0" w:firstRowFirstColumn="0" w:firstRowLastColumn="0" w:lastRowFirstColumn="0" w:lastRowLastColumn="0"/>
               <w:rPr>
                 <w:rFonts w:ascii="Arial" w:hAnsi="Arial" w:cs="Arial"/>
               </w:rPr>
@@ -6420,6 +6456,7 @@
       <w:tr>
         <w:tc>
           <w:tcPr>
+            <w:cnfStyle w:val="001000000000" w:firstRow="0" w:lastRow="0" w:firstColumn="1" w:lastColumn="0" w:oddVBand="0" w:evenVBand="0" w:oddHBand="0" w:evenHBand="0" w:firstRowFirstColumn="0" w:firstRowLastColumn="0" w:lastRowFirstColumn="0" w:lastRowLastColumn="0"/>
             <w:tcW w:w="0" w:type="auto"/>
             <w:hideMark/>
           </w:tcPr>
@@ -6452,6 +6489,7 @@
                 <w:tab w:val="left" w:pos="1574"/>
               </w:tabs>
               <w:spacing w:after="160" w:line="480" w:lineRule="auto"/>
+              <w:cnfStyle w:val="000000000000" w:firstRow="0" w:lastRow="0" w:firstColumn="0" w:lastColumn="0" w:oddVBand="0" w:evenVBand="0" w:oddHBand="0" w:evenHBand="0" w:firstRowFirstColumn="0" w:firstRowLastColumn="0" w:lastRowFirstColumn="0" w:lastRowLastColumn="0"/>
               <w:rPr>
                 <w:rFonts w:ascii="Arial" w:hAnsi="Arial" w:cs="Arial"/>
               </w:rPr>
@@ -6489,6 +6527,7 @@
                 <w:tab w:val="left" w:pos="1574"/>
               </w:tabs>
               <w:spacing w:after="160" w:line="480" w:lineRule="auto"/>
+              <w:cnfStyle w:val="000000000000" w:firstRow="0" w:lastRow="0" w:firstColumn="0" w:lastColumn="0" w:oddVBand="0" w:evenVBand="0" w:oddHBand="0" w:evenHBand="0" w:firstRowFirstColumn="0" w:firstRowLastColumn="0" w:lastRowFirstColumn="0" w:lastRowLastColumn="0"/>
               <w:rPr>
                 <w:rFonts w:ascii="Arial" w:hAnsi="Arial" w:cs="Arial"/>
               </w:rPr>
@@ -6512,6 +6551,7 @@
                 <w:tab w:val="left" w:pos="1574"/>
               </w:tabs>
               <w:spacing w:after="160" w:line="480" w:lineRule="auto"/>
+              <w:cnfStyle w:val="000000000000" w:firstRow="0" w:lastRow="0" w:firstColumn="0" w:lastColumn="0" w:oddVBand="0" w:evenVBand="0" w:oddHBand="0" w:evenHBand="0" w:firstRowFirstColumn="0" w:firstRowLastColumn="0" w:lastRowFirstColumn="0" w:lastRowLastColumn="0"/>
               <w:rPr>
                 <w:rFonts w:ascii="Arial" w:hAnsi="Arial" w:cs="Arial"/>
               </w:rPr>
@@ -6526,8 +6566,12 @@
         </w:tc>
       </w:tr>
       <w:tr>
+        <w:trPr>
+          <w:cnfStyle w:val="000000100000" w:firstRow="0" w:lastRow="0" w:firstColumn="0" w:lastColumn="0" w:oddVBand="0" w:evenVBand="0" w:oddHBand="1" w:evenHBand="0" w:firstRowFirstColumn="0" w:firstRowLastColumn="0" w:lastRowFirstColumn="0" w:lastRowLastColumn="0"/>
+        </w:trPr>
         <w:tc>
           <w:tcPr>
+            <w:cnfStyle w:val="001000000000" w:firstRow="0" w:lastRow="0" w:firstColumn="1" w:lastColumn="0" w:oddVBand="0" w:evenVBand="0" w:oddHBand="0" w:evenHBand="0" w:firstRowFirstColumn="0" w:firstRowLastColumn="0" w:lastRowFirstColumn="0" w:lastRowLastColumn="0"/>
             <w:tcW w:w="0" w:type="auto"/>
             <w:hideMark/>
           </w:tcPr>
@@ -6560,6 +6604,7 @@
                 <w:tab w:val="left" w:pos="1574"/>
               </w:tabs>
               <w:spacing w:after="160" w:line="480" w:lineRule="auto"/>
+              <w:cnfStyle w:val="000000100000" w:firstRow="0" w:lastRow="0" w:firstColumn="0" w:lastColumn="0" w:oddVBand="0" w:evenVBand="0" w:oddHBand="1" w:evenHBand="0" w:firstRowFirstColumn="0" w:firstRowLastColumn="0" w:lastRowFirstColumn="0" w:lastRowLastColumn="0"/>
               <w:rPr>
                 <w:rFonts w:ascii="Arial" w:hAnsi="Arial" w:cs="Arial"/>
               </w:rPr>
@@ -6583,6 +6628,7 @@
                 <w:tab w:val="left" w:pos="1574"/>
               </w:tabs>
               <w:spacing w:after="160" w:line="480" w:lineRule="auto"/>
+              <w:cnfStyle w:val="000000100000" w:firstRow="0" w:lastRow="0" w:firstColumn="0" w:lastColumn="0" w:oddVBand="0" w:evenVBand="0" w:oddHBand="1" w:evenHBand="0" w:firstRowFirstColumn="0" w:firstRowLastColumn="0" w:lastRowFirstColumn="0" w:lastRowLastColumn="0"/>
               <w:rPr>
                 <w:rFonts w:ascii="Arial" w:hAnsi="Arial" w:cs="Arial"/>
               </w:rPr>
@@ -6606,6 +6652,7 @@
                 <w:tab w:val="left" w:pos="1574"/>
               </w:tabs>
               <w:spacing w:after="160" w:line="480" w:lineRule="auto"/>
+              <w:cnfStyle w:val="000000100000" w:firstRow="0" w:lastRow="0" w:firstColumn="0" w:lastColumn="0" w:oddVBand="0" w:evenVBand="0" w:oddHBand="1" w:evenHBand="0" w:firstRowFirstColumn="0" w:firstRowLastColumn="0" w:lastRowFirstColumn="0" w:lastRowLastColumn="0"/>
               <w:rPr>
                 <w:rFonts w:ascii="Arial" w:hAnsi="Arial" w:cs="Arial"/>
               </w:rPr>
@@ -6622,6 +6669,7 @@
       <w:tr>
         <w:tc>
           <w:tcPr>
+            <w:cnfStyle w:val="001000000000" w:firstRow="0" w:lastRow="0" w:firstColumn="1" w:lastColumn="0" w:oddVBand="0" w:evenVBand="0" w:oddHBand="0" w:evenHBand="0" w:firstRowFirstColumn="0" w:firstRowLastColumn="0" w:lastRowFirstColumn="0" w:lastRowLastColumn="0"/>
             <w:tcW w:w="0" w:type="auto"/>
             <w:hideMark/>
           </w:tcPr>
@@ -6654,6 +6702,7 @@
                 <w:tab w:val="left" w:pos="1574"/>
               </w:tabs>
               <w:spacing w:after="160" w:line="480" w:lineRule="auto"/>
+              <w:cnfStyle w:val="000000000000" w:firstRow="0" w:lastRow="0" w:firstColumn="0" w:lastColumn="0" w:oddVBand="0" w:evenVBand="0" w:oddHBand="0" w:evenHBand="0" w:firstRowFirstColumn="0" w:firstRowLastColumn="0" w:lastRowFirstColumn="0" w:lastRowLastColumn="0"/>
               <w:rPr>
                 <w:rFonts w:ascii="Arial" w:hAnsi="Arial" w:cs="Arial"/>
               </w:rPr>
@@ -6677,6 +6726,7 @@
                 <w:tab w:val="left" w:pos="1574"/>
               </w:tabs>
               <w:spacing w:after="160" w:line="480" w:lineRule="auto"/>
+              <w:cnfStyle w:val="000000000000" w:firstRow="0" w:lastRow="0" w:firstColumn="0" w:lastColumn="0" w:oddVBand="0" w:evenVBand="0" w:oddHBand="0" w:evenHBand="0" w:firstRowFirstColumn="0" w:firstRowLastColumn="0" w:lastRowFirstColumn="0" w:lastRowLastColumn="0"/>
               <w:rPr>
                 <w:rFonts w:ascii="Arial" w:hAnsi="Arial" w:cs="Arial"/>
               </w:rPr>
@@ -6700,6 +6750,7 @@
                 <w:tab w:val="left" w:pos="1574"/>
               </w:tabs>
               <w:spacing w:after="160" w:line="480" w:lineRule="auto"/>
+              <w:cnfStyle w:val="000000000000" w:firstRow="0" w:lastRow="0" w:firstColumn="0" w:lastColumn="0" w:oddVBand="0" w:evenVBand="0" w:oddHBand="0" w:evenHBand="0" w:firstRowFirstColumn="0" w:firstRowLastColumn="0" w:lastRowFirstColumn="0" w:lastRowLastColumn="0"/>
               <w:rPr>
                 <w:rFonts w:ascii="Arial" w:hAnsi="Arial" w:cs="Arial"/>
               </w:rPr>
@@ -6714,8 +6765,12 @@
         </w:tc>
       </w:tr>
       <w:tr>
+        <w:trPr>
+          <w:cnfStyle w:val="000000100000" w:firstRow="0" w:lastRow="0" w:firstColumn="0" w:lastColumn="0" w:oddVBand="0" w:evenVBand="0" w:oddHBand="1" w:evenHBand="0" w:firstRowFirstColumn="0" w:firstRowLastColumn="0" w:lastRowFirstColumn="0" w:lastRowLastColumn="0"/>
+        </w:trPr>
         <w:tc>
           <w:tcPr>
+            <w:cnfStyle w:val="001000000000" w:firstRow="0" w:lastRow="0" w:firstColumn="1" w:lastColumn="0" w:oddVBand="0" w:evenVBand="0" w:oddHBand="0" w:evenHBand="0" w:firstRowFirstColumn="0" w:firstRowLastColumn="0" w:lastRowFirstColumn="0" w:lastRowLastColumn="0"/>
             <w:tcW w:w="0" w:type="auto"/>
             <w:hideMark/>
           </w:tcPr>
@@ -6748,6 +6803,7 @@
                 <w:tab w:val="left" w:pos="1574"/>
               </w:tabs>
               <w:spacing w:after="160" w:line="480" w:lineRule="auto"/>
+              <w:cnfStyle w:val="000000100000" w:firstRow="0" w:lastRow="0" w:firstColumn="0" w:lastColumn="0" w:oddVBand="0" w:evenVBand="0" w:oddHBand="1" w:evenHBand="0" w:firstRowFirstColumn="0" w:firstRowLastColumn="0" w:lastRowFirstColumn="0" w:lastRowLastColumn="0"/>
               <w:rPr>
                 <w:rFonts w:ascii="Arial" w:hAnsi="Arial" w:cs="Arial"/>
               </w:rPr>
@@ -6779,6 +6835,7 @@
                 <w:tab w:val="left" w:pos="1574"/>
               </w:tabs>
               <w:spacing w:after="160" w:line="480" w:lineRule="auto"/>
+              <w:cnfStyle w:val="000000100000" w:firstRow="0" w:lastRow="0" w:firstColumn="0" w:lastColumn="0" w:oddVBand="0" w:evenVBand="0" w:oddHBand="1" w:evenHBand="0" w:firstRowFirstColumn="0" w:firstRowLastColumn="0" w:lastRowFirstColumn="0" w:lastRowLastColumn="0"/>
               <w:rPr>
                 <w:rFonts w:ascii="Arial" w:hAnsi="Arial" w:cs="Arial"/>
               </w:rPr>
@@ -6802,6 +6859,7 @@
                 <w:tab w:val="left" w:pos="1574"/>
               </w:tabs>
               <w:spacing w:after="160" w:line="480" w:lineRule="auto"/>
+              <w:cnfStyle w:val="000000100000" w:firstRow="0" w:lastRow="0" w:firstColumn="0" w:lastColumn="0" w:oddVBand="0" w:evenVBand="0" w:oddHBand="1" w:evenHBand="0" w:firstRowFirstColumn="0" w:firstRowLastColumn="0" w:lastRowFirstColumn="0" w:lastRowLastColumn="0"/>
               <w:rPr>
                 <w:rFonts w:ascii="Arial" w:hAnsi="Arial" w:cs="Arial"/>
               </w:rPr>
@@ -6818,6 +6876,7 @@
       <w:tr>
         <w:tc>
           <w:tcPr>
+            <w:cnfStyle w:val="001000000000" w:firstRow="0" w:lastRow="0" w:firstColumn="1" w:lastColumn="0" w:oddVBand="0" w:evenVBand="0" w:oddHBand="0" w:evenHBand="0" w:firstRowFirstColumn="0" w:firstRowLastColumn="0" w:lastRowFirstColumn="0" w:lastRowLastColumn="0"/>
             <w:tcW w:w="0" w:type="auto"/>
             <w:hideMark/>
           </w:tcPr>
@@ -6850,6 +6909,7 @@
                 <w:tab w:val="left" w:pos="1574"/>
               </w:tabs>
               <w:spacing w:after="160" w:line="480" w:lineRule="auto"/>
+              <w:cnfStyle w:val="000000000000" w:firstRow="0" w:lastRow="0" w:firstColumn="0" w:lastColumn="0" w:oddVBand="0" w:evenVBand="0" w:oddHBand="0" w:evenHBand="0" w:firstRowFirstColumn="0" w:firstRowLastColumn="0" w:lastRowFirstColumn="0" w:lastRowLastColumn="0"/>
               <w:rPr>
                 <w:rFonts w:ascii="Arial" w:hAnsi="Arial" w:cs="Arial"/>
               </w:rPr>
@@ -6887,6 +6947,7 @@
                 <w:tab w:val="left" w:pos="1574"/>
               </w:tabs>
               <w:spacing w:after="160" w:line="480" w:lineRule="auto"/>
+              <w:cnfStyle w:val="000000000000" w:firstRow="0" w:lastRow="0" w:firstColumn="0" w:lastColumn="0" w:oddVBand="0" w:evenVBand="0" w:oddHBand="0" w:evenHBand="0" w:firstRowFirstColumn="0" w:firstRowLastColumn="0" w:lastRowFirstColumn="0" w:lastRowLastColumn="0"/>
               <w:rPr>
                 <w:rFonts w:ascii="Arial" w:hAnsi="Arial" w:cs="Arial"/>
               </w:rPr>
@@ -6910,6 +6971,7 @@
                 <w:tab w:val="left" w:pos="1574"/>
               </w:tabs>
               <w:spacing w:after="160" w:line="480" w:lineRule="auto"/>
+              <w:cnfStyle w:val="000000000000" w:firstRow="0" w:lastRow="0" w:firstColumn="0" w:lastColumn="0" w:oddVBand="0" w:evenVBand="0" w:oddHBand="0" w:evenHBand="0" w:firstRowFirstColumn="0" w:firstRowLastColumn="0" w:lastRowFirstColumn="0" w:lastRowLastColumn="0"/>
               <w:rPr>
                 <w:rFonts w:ascii="Arial" w:hAnsi="Arial" w:cs="Arial"/>
               </w:rPr>
@@ -6924,8 +6986,12 @@
         </w:tc>
       </w:tr>
       <w:tr>
+        <w:trPr>
+          <w:cnfStyle w:val="000000100000" w:firstRow="0" w:lastRow="0" w:firstColumn="0" w:lastColumn="0" w:oddVBand="0" w:evenVBand="0" w:oddHBand="1" w:evenHBand="0" w:firstRowFirstColumn="0" w:firstRowLastColumn="0" w:lastRowFirstColumn="0" w:lastRowLastColumn="0"/>
+        </w:trPr>
         <w:tc>
           <w:tcPr>
+            <w:cnfStyle w:val="001000000000" w:firstRow="0" w:lastRow="0" w:firstColumn="1" w:lastColumn="0" w:oddVBand="0" w:evenVBand="0" w:oddHBand="0" w:evenHBand="0" w:firstRowFirstColumn="0" w:firstRowLastColumn="0" w:lastRowFirstColumn="0" w:lastRowLastColumn="0"/>
             <w:tcW w:w="0" w:type="auto"/>
             <w:hideMark/>
           </w:tcPr>
@@ -6959,6 +7025,7 @@
                 <w:tab w:val="left" w:pos="1574"/>
               </w:tabs>
               <w:spacing w:after="160" w:line="480" w:lineRule="auto"/>
+              <w:cnfStyle w:val="000000100000" w:firstRow="0" w:lastRow="0" w:firstColumn="0" w:lastColumn="0" w:oddVBand="0" w:evenVBand="0" w:oddHBand="1" w:evenHBand="0" w:firstRowFirstColumn="0" w:firstRowLastColumn="0" w:lastRowFirstColumn="0" w:lastRowLastColumn="0"/>
               <w:rPr>
                 <w:rFonts w:ascii="Arial" w:hAnsi="Arial" w:cs="Arial"/>
               </w:rPr>
@@ -6982,6 +7049,7 @@
                 <w:tab w:val="left" w:pos="1574"/>
               </w:tabs>
               <w:spacing w:after="160" w:line="480" w:lineRule="auto"/>
+              <w:cnfStyle w:val="000000100000" w:firstRow="0" w:lastRow="0" w:firstColumn="0" w:lastColumn="0" w:oddVBand="0" w:evenVBand="0" w:oddHBand="1" w:evenHBand="0" w:firstRowFirstColumn="0" w:firstRowLastColumn="0" w:lastRowFirstColumn="0" w:lastRowLastColumn="0"/>
               <w:rPr>
                 <w:rFonts w:ascii="Arial" w:hAnsi="Arial" w:cs="Arial"/>
               </w:rPr>
@@ -7005,6 +7073,7 @@
                 <w:tab w:val="left" w:pos="1574"/>
               </w:tabs>
               <w:spacing w:after="160" w:line="480" w:lineRule="auto"/>
+              <w:cnfStyle w:val="000000100000" w:firstRow="0" w:lastRow="0" w:firstColumn="0" w:lastColumn="0" w:oddVBand="0" w:evenVBand="0" w:oddHBand="1" w:evenHBand="0" w:firstRowFirstColumn="0" w:firstRowLastColumn="0" w:lastRowFirstColumn="0" w:lastRowLastColumn="0"/>
               <w:rPr>
                 <w:rFonts w:ascii="Arial" w:hAnsi="Arial" w:cs="Arial"/>
               </w:rPr>
@@ -7021,6 +7090,7 @@
       <w:tr>
         <w:tc>
           <w:tcPr>
+            <w:cnfStyle w:val="001000000000" w:firstRow="0" w:lastRow="0" w:firstColumn="1" w:lastColumn="0" w:oddVBand="0" w:evenVBand="0" w:oddHBand="0" w:evenHBand="0" w:firstRowFirstColumn="0" w:firstRowLastColumn="0" w:lastRowFirstColumn="0" w:lastRowLastColumn="0"/>
             <w:tcW w:w="0" w:type="auto"/>
             <w:hideMark/>
           </w:tcPr>
@@ -7053,6 +7123,7 @@
                 <w:tab w:val="left" w:pos="1574"/>
               </w:tabs>
               <w:spacing w:after="160" w:line="480" w:lineRule="auto"/>
+              <w:cnfStyle w:val="000000000000" w:firstRow="0" w:lastRow="0" w:firstColumn="0" w:lastColumn="0" w:oddVBand="0" w:evenVBand="0" w:oddHBand="0" w:evenHBand="0" w:firstRowFirstColumn="0" w:firstRowLastColumn="0" w:lastRowFirstColumn="0" w:lastRowLastColumn="0"/>
               <w:rPr>
                 <w:rFonts w:ascii="Arial" w:hAnsi="Arial" w:cs="Arial"/>
               </w:rPr>
@@ -7104,6 +7175,7 @@
                 <w:tab w:val="left" w:pos="1574"/>
               </w:tabs>
               <w:spacing w:after="160" w:line="480" w:lineRule="auto"/>
+              <w:cnfStyle w:val="000000000000" w:firstRow="0" w:lastRow="0" w:firstColumn="0" w:lastColumn="0" w:oddVBand="0" w:evenVBand="0" w:oddHBand="0" w:evenHBand="0" w:firstRowFirstColumn="0" w:firstRowLastColumn="0" w:lastRowFirstColumn="0" w:lastRowLastColumn="0"/>
               <w:rPr>
                 <w:rFonts w:ascii="Arial" w:hAnsi="Arial" w:cs="Arial"/>
               </w:rPr>
@@ -7127,6 +7199,7 @@
                 <w:tab w:val="left" w:pos="1574"/>
               </w:tabs>
               <w:spacing w:after="160" w:line="480" w:lineRule="auto"/>
+              <w:cnfStyle w:val="000000000000" w:firstRow="0" w:lastRow="0" w:firstColumn="0" w:lastColumn="0" w:oddVBand="0" w:evenVBand="0" w:oddHBand="0" w:evenHBand="0" w:firstRowFirstColumn="0" w:firstRowLastColumn="0" w:lastRowFirstColumn="0" w:lastRowLastColumn="0"/>
               <w:rPr>
                 <w:rFonts w:ascii="Arial" w:hAnsi="Arial" w:cs="Arial"/>
               </w:rPr>
@@ -7141,10 +7214,13 @@
         </w:tc>
       </w:tr>
       <w:tr>
+        <w:trPr>
+          <w:cnfStyle w:val="000000100000" w:firstRow="0" w:lastRow="0" w:firstColumn="0" w:lastColumn="0" w:oddVBand="0" w:evenVBand="0" w:oddHBand="1" w:evenHBand="0" w:firstRowFirstColumn="0" w:firstRowLastColumn="0" w:lastRowFirstColumn="0" w:lastRowLastColumn="0"/>
+        </w:trPr>
         <w:tc>
           <w:tcPr>
+            <w:cnfStyle w:val="001000000000" w:firstRow="0" w:lastRow="0" w:firstColumn="1" w:lastColumn="0" w:oddVBand="0" w:evenVBand="0" w:oddHBand="0" w:evenHBand="0" w:firstRowFirstColumn="0" w:firstRowLastColumn="0" w:lastRowFirstColumn="0" w:lastRowLastColumn="0"/>
             <w:tcW w:w="0" w:type="auto"/>
-            <w:vAlign w:val="center"/>
           </w:tcPr>
           <w:p>
             <w:pPr>
@@ -7160,8 +7236,6 @@
               <w:rPr>
                 <w:rStyle w:val="Textoennegrita"/>
                 <w:rFonts w:ascii="Arial" w:hAnsi="Arial" w:cs="Arial"/>
-                <w:b w:val="0"/>
-                <w:bCs w:val="0"/>
               </w:rPr>
               <w:t>RF09</w:t>
             </w:r>
@@ -7170,7 +7244,6 @@
         <w:tc>
           <w:tcPr>
             <w:tcW w:w="0" w:type="auto"/>
-            <w:vAlign w:val="center"/>
           </w:tcPr>
           <w:p>
             <w:pPr>
@@ -7178,6 +7251,7 @@
                 <w:tab w:val="left" w:pos="1574"/>
               </w:tabs>
               <w:spacing w:line="480" w:lineRule="auto"/>
+              <w:cnfStyle w:val="000000100000" w:firstRow="0" w:lastRow="0" w:firstColumn="0" w:lastColumn="0" w:oddVBand="0" w:evenVBand="0" w:oddHBand="1" w:evenHBand="0" w:firstRowFirstColumn="0" w:firstRowLastColumn="0" w:lastRowFirstColumn="0" w:lastRowLastColumn="0"/>
               <w:rPr>
                 <w:rFonts w:ascii="Arial" w:hAnsi="Arial" w:cs="Arial"/>
               </w:rPr>
@@ -7256,7 +7330,6 @@
         <w:tc>
           <w:tcPr>
             <w:tcW w:w="0" w:type="auto"/>
-            <w:vAlign w:val="center"/>
           </w:tcPr>
           <w:p>
             <w:pPr>
@@ -7264,6 +7337,7 @@
                 <w:tab w:val="left" w:pos="1574"/>
               </w:tabs>
               <w:spacing w:line="480" w:lineRule="auto"/>
+              <w:cnfStyle w:val="000000100000" w:firstRow="0" w:lastRow="0" w:firstColumn="0" w:lastColumn="0" w:oddVBand="0" w:evenVBand="0" w:oddHBand="1" w:evenHBand="0" w:firstRowFirstColumn="0" w:firstRowLastColumn="0" w:lastRowFirstColumn="0" w:lastRowLastColumn="0"/>
               <w:rPr>
                 <w:rFonts w:ascii="Arial" w:hAnsi="Arial" w:cs="Arial"/>
               </w:rPr>
@@ -7282,7 +7356,6 @@
         <w:tc>
           <w:tcPr>
             <w:tcW w:w="0" w:type="auto"/>
-            <w:vAlign w:val="center"/>
           </w:tcPr>
           <w:p>
             <w:pPr>
@@ -7290,6 +7363,7 @@
                 <w:tab w:val="left" w:pos="1574"/>
               </w:tabs>
               <w:spacing w:line="480" w:lineRule="auto"/>
+              <w:cnfStyle w:val="000000100000" w:firstRow="0" w:lastRow="0" w:firstColumn="0" w:lastColumn="0" w:oddVBand="0" w:evenVBand="0" w:oddHBand="1" w:evenHBand="0" w:firstRowFirstColumn="0" w:firstRowLastColumn="0" w:lastRowFirstColumn="0" w:lastRowLastColumn="0"/>
               <w:rPr>
                 <w:rFonts w:ascii="Arial" w:hAnsi="Arial" w:cs="Arial"/>
               </w:rPr>
@@ -7306,8 +7380,8 @@
       <w:tr>
         <w:tc>
           <w:tcPr>
+            <w:cnfStyle w:val="001000000000" w:firstRow="0" w:lastRow="0" w:firstColumn="1" w:lastColumn="0" w:oddVBand="0" w:evenVBand="0" w:oddHBand="0" w:evenHBand="0" w:firstRowFirstColumn="0" w:firstRowLastColumn="0" w:lastRowFirstColumn="0" w:lastRowLastColumn="0"/>
             <w:tcW w:w="0" w:type="auto"/>
-            <w:vAlign w:val="center"/>
           </w:tcPr>
           <w:p>
             <w:pPr>
@@ -7318,16 +7392,14 @@
               <w:rPr>
                 <w:rStyle w:val="Textoennegrita"/>
                 <w:rFonts w:ascii="Arial" w:hAnsi="Arial" w:cs="Arial"/>
-                <w:b w:val="0"/>
-                <w:bCs w:val="0"/>
+                <w:b/>
+                <w:bCs/>
               </w:rPr>
             </w:pPr>
             <w:r>
               <w:rPr>
                 <w:rStyle w:val="Textoennegrita"/>
                 <w:rFonts w:ascii="Arial" w:hAnsi="Arial" w:cs="Arial"/>
-                <w:b w:val="0"/>
-                <w:bCs w:val="0"/>
               </w:rPr>
               <w:t>RF10</w:t>
             </w:r>
@@ -7336,7 +7408,6 @@
         <w:tc>
           <w:tcPr>
             <w:tcW w:w="0" w:type="auto"/>
-            <w:vAlign w:val="center"/>
           </w:tcPr>
           <w:p>
             <w:pPr>
@@ -7344,6 +7415,7 @@
                 <w:tab w:val="left" w:pos="1574"/>
               </w:tabs>
               <w:spacing w:line="480" w:lineRule="auto"/>
+              <w:cnfStyle w:val="000000000000" w:firstRow="0" w:lastRow="0" w:firstColumn="0" w:lastColumn="0" w:oddVBand="0" w:evenVBand="0" w:oddHBand="0" w:evenHBand="0" w:firstRowFirstColumn="0" w:firstRowLastColumn="0" w:lastRowFirstColumn="0" w:lastRowLastColumn="0"/>
               <w:rPr>
                 <w:rFonts w:ascii="Arial" w:hAnsi="Arial" w:cs="Arial"/>
               </w:rPr>
@@ -7382,7 +7454,6 @@
         <w:tc>
           <w:tcPr>
             <w:tcW w:w="0" w:type="auto"/>
-            <w:vAlign w:val="center"/>
           </w:tcPr>
           <w:p>
             <w:pPr>
@@ -7390,6 +7461,7 @@
                 <w:tab w:val="left" w:pos="1574"/>
               </w:tabs>
               <w:spacing w:line="480" w:lineRule="auto"/>
+              <w:cnfStyle w:val="000000000000" w:firstRow="0" w:lastRow="0" w:firstColumn="0" w:lastColumn="0" w:oddVBand="0" w:evenVBand="0" w:oddHBand="0" w:evenHBand="0" w:firstRowFirstColumn="0" w:firstRowLastColumn="0" w:lastRowFirstColumn="0" w:lastRowLastColumn="0"/>
               <w:rPr>
                 <w:rStyle w:val="Textoennegrita"/>
                 <w:rFonts w:ascii="Arial" w:hAnsi="Arial" w:cs="Arial"/>
@@ -7411,7 +7483,6 @@
         <w:tc>
           <w:tcPr>
             <w:tcW w:w="0" w:type="auto"/>
-            <w:vAlign w:val="center"/>
           </w:tcPr>
           <w:p>
             <w:pPr>
@@ -7419,6 +7490,7 @@
                 <w:tab w:val="left" w:pos="1574"/>
               </w:tabs>
               <w:spacing w:line="480" w:lineRule="auto"/>
+              <w:cnfStyle w:val="000000000000" w:firstRow="0" w:lastRow="0" w:firstColumn="0" w:lastColumn="0" w:oddVBand="0" w:evenVBand="0" w:oddHBand="0" w:evenHBand="0" w:firstRowFirstColumn="0" w:firstRowLastColumn="0" w:lastRowFirstColumn="0" w:lastRowLastColumn="0"/>
               <w:rPr>
                 <w:rFonts w:ascii="Arial" w:hAnsi="Arial" w:cs="Arial"/>
               </w:rPr>
@@ -7465,19 +7537,23 @@
     </w:p>
     <w:tbl>
       <w:tblPr>
-        <w:tblStyle w:val="Tablaconcuadrcula"/>
+        <w:tblStyle w:val="Tablaconcuadrcula2-nfasis1"/>
         <w:tblW w:w="5000" w:type="pct"/>
         <w:tblLook w:val="04A0" w:firstRow="1" w:lastRow="0" w:firstColumn="1" w:lastColumn="0" w:noHBand="0" w:noVBand="1"/>
       </w:tblPr>
       <w:tblGrid>
         <w:gridCol w:w="977"/>
-        <w:gridCol w:w="1936"/>
-        <w:gridCol w:w="3885"/>
-        <w:gridCol w:w="2596"/>
+        <w:gridCol w:w="1933"/>
+        <w:gridCol w:w="3913"/>
+        <w:gridCol w:w="2581"/>
       </w:tblGrid>
       <w:tr>
+        <w:trPr>
+          <w:cnfStyle w:val="100000000000" w:firstRow="1" w:lastRow="0" w:firstColumn="0" w:lastColumn="0" w:oddVBand="0" w:evenVBand="0" w:oddHBand="0" w:evenHBand="0" w:firstRowFirstColumn="0" w:firstRowLastColumn="0" w:lastRowFirstColumn="0" w:lastRowLastColumn="0"/>
+        </w:trPr>
         <w:tc>
           <w:tcPr>
+            <w:cnfStyle w:val="001000000000" w:firstRow="0" w:lastRow="0" w:firstColumn="1" w:lastColumn="0" w:oddVBand="0" w:evenVBand="0" w:oddHBand="0" w:evenHBand="0" w:firstRowFirstColumn="0" w:firstRowLastColumn="0" w:lastRowFirstColumn="0" w:lastRowLastColumn="0"/>
             <w:tcW w:w="0" w:type="auto"/>
             <w:hideMark/>
           </w:tcPr>
@@ -7510,6 +7586,7 @@
                 <w:tab w:val="left" w:pos="1574"/>
               </w:tabs>
               <w:spacing w:after="160" w:line="480" w:lineRule="auto"/>
+              <w:cnfStyle w:val="100000000000" w:firstRow="1" w:lastRow="0" w:firstColumn="0" w:lastColumn="0" w:oddVBand="0" w:evenVBand="0" w:oddHBand="0" w:evenHBand="0" w:firstRowFirstColumn="0" w:firstRowLastColumn="0" w:lastRowFirstColumn="0" w:lastRowLastColumn="0"/>
               <w:rPr>
                 <w:rFonts w:ascii="Arial" w:hAnsi="Arial" w:cs="Arial"/>
               </w:rPr>
@@ -7533,6 +7610,7 @@
                 <w:tab w:val="left" w:pos="1574"/>
               </w:tabs>
               <w:spacing w:after="160" w:line="480" w:lineRule="auto"/>
+              <w:cnfStyle w:val="100000000000" w:firstRow="1" w:lastRow="0" w:firstColumn="0" w:lastColumn="0" w:oddVBand="0" w:evenVBand="0" w:oddHBand="0" w:evenHBand="0" w:firstRowFirstColumn="0" w:firstRowLastColumn="0" w:lastRowFirstColumn="0" w:lastRowLastColumn="0"/>
               <w:rPr>
                 <w:rFonts w:ascii="Arial" w:hAnsi="Arial" w:cs="Arial"/>
               </w:rPr>
@@ -7556,6 +7634,7 @@
                 <w:tab w:val="left" w:pos="1574"/>
               </w:tabs>
               <w:spacing w:after="160" w:line="480" w:lineRule="auto"/>
+              <w:cnfStyle w:val="100000000000" w:firstRow="1" w:lastRow="0" w:firstColumn="0" w:lastColumn="0" w:oddVBand="0" w:evenVBand="0" w:oddHBand="0" w:evenHBand="0" w:firstRowFirstColumn="0" w:firstRowLastColumn="0" w:lastRowFirstColumn="0" w:lastRowLastColumn="0"/>
               <w:rPr>
                 <w:rFonts w:ascii="Arial" w:hAnsi="Arial" w:cs="Arial"/>
               </w:rPr>
@@ -7570,8 +7649,12 @@
         </w:tc>
       </w:tr>
       <w:tr>
+        <w:trPr>
+          <w:cnfStyle w:val="000000100000" w:firstRow="0" w:lastRow="0" w:firstColumn="0" w:lastColumn="0" w:oddVBand="0" w:evenVBand="0" w:oddHBand="1" w:evenHBand="0" w:firstRowFirstColumn="0" w:firstRowLastColumn="0" w:lastRowFirstColumn="0" w:lastRowLastColumn="0"/>
+        </w:trPr>
         <w:tc>
           <w:tcPr>
+            <w:cnfStyle w:val="001000000000" w:firstRow="0" w:lastRow="0" w:firstColumn="1" w:lastColumn="0" w:oddVBand="0" w:evenVBand="0" w:oddHBand="0" w:evenHBand="0" w:firstRowFirstColumn="0" w:firstRowLastColumn="0" w:lastRowFirstColumn="0" w:lastRowLastColumn="0"/>
             <w:tcW w:w="0" w:type="auto"/>
             <w:hideMark/>
           </w:tcPr>
@@ -7604,6 +7687,7 @@
                 <w:tab w:val="left" w:pos="1574"/>
               </w:tabs>
               <w:spacing w:after="160" w:line="480" w:lineRule="auto"/>
+              <w:cnfStyle w:val="000000100000" w:firstRow="0" w:lastRow="0" w:firstColumn="0" w:lastColumn="0" w:oddVBand="0" w:evenVBand="0" w:oddHBand="1" w:evenHBand="0" w:firstRowFirstColumn="0" w:firstRowLastColumn="0" w:lastRowFirstColumn="0" w:lastRowLastColumn="0"/>
               <w:rPr>
                 <w:rFonts w:ascii="Arial" w:hAnsi="Arial" w:cs="Arial"/>
               </w:rPr>
@@ -7627,6 +7711,7 @@
                 <w:tab w:val="left" w:pos="1574"/>
               </w:tabs>
               <w:spacing w:after="160" w:line="480" w:lineRule="auto"/>
+              <w:cnfStyle w:val="000000100000" w:firstRow="0" w:lastRow="0" w:firstColumn="0" w:lastColumn="0" w:oddVBand="0" w:evenVBand="0" w:oddHBand="1" w:evenHBand="0" w:firstRowFirstColumn="0" w:firstRowLastColumn="0" w:lastRowFirstColumn="0" w:lastRowLastColumn="0"/>
               <w:rPr>
                 <w:rFonts w:ascii="Arial" w:hAnsi="Arial" w:cs="Arial"/>
               </w:rPr>
@@ -7666,6 +7751,7 @@
                 <w:tab w:val="left" w:pos="1574"/>
               </w:tabs>
               <w:spacing w:after="160" w:line="480" w:lineRule="auto"/>
+              <w:cnfStyle w:val="000000100000" w:firstRow="0" w:lastRow="0" w:firstColumn="0" w:lastColumn="0" w:oddVBand="0" w:evenVBand="0" w:oddHBand="1" w:evenHBand="0" w:firstRowFirstColumn="0" w:firstRowLastColumn="0" w:lastRowFirstColumn="0" w:lastRowLastColumn="0"/>
               <w:rPr>
                 <w:rFonts w:ascii="Arial" w:hAnsi="Arial" w:cs="Arial"/>
               </w:rPr>
@@ -7682,6 +7768,7 @@
       <w:tr>
         <w:tc>
           <w:tcPr>
+            <w:cnfStyle w:val="001000000000" w:firstRow="0" w:lastRow="0" w:firstColumn="1" w:lastColumn="0" w:oddVBand="0" w:evenVBand="0" w:oddHBand="0" w:evenHBand="0" w:firstRowFirstColumn="0" w:firstRowLastColumn="0" w:lastRowFirstColumn="0" w:lastRowLastColumn="0"/>
             <w:tcW w:w="0" w:type="auto"/>
             <w:hideMark/>
           </w:tcPr>
@@ -7714,6 +7801,7 @@
                 <w:tab w:val="left" w:pos="1574"/>
               </w:tabs>
               <w:spacing w:after="160" w:line="480" w:lineRule="auto"/>
+              <w:cnfStyle w:val="000000000000" w:firstRow="0" w:lastRow="0" w:firstColumn="0" w:lastColumn="0" w:oddVBand="0" w:evenVBand="0" w:oddHBand="0" w:evenHBand="0" w:firstRowFirstColumn="0" w:firstRowLastColumn="0" w:lastRowFirstColumn="0" w:lastRowLastColumn="0"/>
               <w:rPr>
                 <w:rFonts w:ascii="Arial" w:hAnsi="Arial" w:cs="Arial"/>
               </w:rPr>
@@ -7737,6 +7825,7 @@
                 <w:tab w:val="left" w:pos="1574"/>
               </w:tabs>
               <w:spacing w:after="160" w:line="480" w:lineRule="auto"/>
+              <w:cnfStyle w:val="000000000000" w:firstRow="0" w:lastRow="0" w:firstColumn="0" w:lastColumn="0" w:oddVBand="0" w:evenVBand="0" w:oddHBand="0" w:evenHBand="0" w:firstRowFirstColumn="0" w:firstRowLastColumn="0" w:lastRowFirstColumn="0" w:lastRowLastColumn="0"/>
               <w:rPr>
                 <w:rFonts w:ascii="Arial" w:hAnsi="Arial" w:cs="Arial"/>
               </w:rPr>
@@ -7760,6 +7849,7 @@
                 <w:tab w:val="left" w:pos="1574"/>
               </w:tabs>
               <w:spacing w:after="160" w:line="480" w:lineRule="auto"/>
+              <w:cnfStyle w:val="000000000000" w:firstRow="0" w:lastRow="0" w:firstColumn="0" w:lastColumn="0" w:oddVBand="0" w:evenVBand="0" w:oddHBand="0" w:evenHBand="0" w:firstRowFirstColumn="0" w:firstRowLastColumn="0" w:lastRowFirstColumn="0" w:lastRowLastColumn="0"/>
               <w:rPr>
                 <w:rFonts w:ascii="Arial" w:hAnsi="Arial" w:cs="Arial"/>
               </w:rPr>
@@ -7788,8 +7878,12 @@
         </w:tc>
       </w:tr>
       <w:tr>
+        <w:trPr>
+          <w:cnfStyle w:val="000000100000" w:firstRow="0" w:lastRow="0" w:firstColumn="0" w:lastColumn="0" w:oddVBand="0" w:evenVBand="0" w:oddHBand="1" w:evenHBand="0" w:firstRowFirstColumn="0" w:firstRowLastColumn="0" w:lastRowFirstColumn="0" w:lastRowLastColumn="0"/>
+        </w:trPr>
         <w:tc>
           <w:tcPr>
+            <w:cnfStyle w:val="001000000000" w:firstRow="0" w:lastRow="0" w:firstColumn="1" w:lastColumn="0" w:oddVBand="0" w:evenVBand="0" w:oddHBand="0" w:evenHBand="0" w:firstRowFirstColumn="0" w:firstRowLastColumn="0" w:lastRowFirstColumn="0" w:lastRowLastColumn="0"/>
             <w:tcW w:w="0" w:type="auto"/>
             <w:hideMark/>
           </w:tcPr>
@@ -7822,6 +7916,7 @@
                 <w:tab w:val="left" w:pos="1574"/>
               </w:tabs>
               <w:spacing w:after="160" w:line="480" w:lineRule="auto"/>
+              <w:cnfStyle w:val="000000100000" w:firstRow="0" w:lastRow="0" w:firstColumn="0" w:lastColumn="0" w:oddVBand="0" w:evenVBand="0" w:oddHBand="1" w:evenHBand="0" w:firstRowFirstColumn="0" w:firstRowLastColumn="0" w:lastRowFirstColumn="0" w:lastRowLastColumn="0"/>
               <w:rPr>
                 <w:rFonts w:ascii="Arial" w:hAnsi="Arial" w:cs="Arial"/>
               </w:rPr>
@@ -7845,6 +7940,7 @@
                 <w:tab w:val="left" w:pos="1574"/>
               </w:tabs>
               <w:spacing w:after="160" w:line="480" w:lineRule="auto"/>
+              <w:cnfStyle w:val="000000100000" w:firstRow="0" w:lastRow="0" w:firstColumn="0" w:lastColumn="0" w:oddVBand="0" w:evenVBand="0" w:oddHBand="1" w:evenHBand="0" w:firstRowFirstColumn="0" w:firstRowLastColumn="0" w:lastRowFirstColumn="0" w:lastRowLastColumn="0"/>
               <w:rPr>
                 <w:rFonts w:ascii="Arial" w:hAnsi="Arial" w:cs="Arial"/>
               </w:rPr>
@@ -7868,6 +7964,7 @@
                 <w:tab w:val="left" w:pos="1574"/>
               </w:tabs>
               <w:spacing w:after="160" w:line="480" w:lineRule="auto"/>
+              <w:cnfStyle w:val="000000100000" w:firstRow="0" w:lastRow="0" w:firstColumn="0" w:lastColumn="0" w:oddVBand="0" w:evenVBand="0" w:oddHBand="1" w:evenHBand="0" w:firstRowFirstColumn="0" w:firstRowLastColumn="0" w:lastRowFirstColumn="0" w:lastRowLastColumn="0"/>
               <w:rPr>
                 <w:rFonts w:ascii="Arial" w:hAnsi="Arial" w:cs="Arial"/>
               </w:rPr>
@@ -7884,6 +7981,7 @@
       <w:tr>
         <w:tc>
           <w:tcPr>
+            <w:cnfStyle w:val="001000000000" w:firstRow="0" w:lastRow="0" w:firstColumn="1" w:lastColumn="0" w:oddVBand="0" w:evenVBand="0" w:oddHBand="0" w:evenHBand="0" w:firstRowFirstColumn="0" w:firstRowLastColumn="0" w:lastRowFirstColumn="0" w:lastRowLastColumn="0"/>
             <w:tcW w:w="0" w:type="auto"/>
             <w:hideMark/>
           </w:tcPr>
@@ -7917,6 +8015,7 @@
                 <w:tab w:val="left" w:pos="1574"/>
               </w:tabs>
               <w:spacing w:after="160" w:line="480" w:lineRule="auto"/>
+              <w:cnfStyle w:val="000000000000" w:firstRow="0" w:lastRow="0" w:firstColumn="0" w:lastColumn="0" w:oddVBand="0" w:evenVBand="0" w:oddHBand="0" w:evenHBand="0" w:firstRowFirstColumn="0" w:firstRowLastColumn="0" w:lastRowFirstColumn="0" w:lastRowLastColumn="0"/>
               <w:rPr>
                 <w:rFonts w:ascii="Arial" w:hAnsi="Arial" w:cs="Arial"/>
               </w:rPr>
@@ -7940,6 +8039,7 @@
                 <w:tab w:val="left" w:pos="1574"/>
               </w:tabs>
               <w:spacing w:after="160" w:line="480" w:lineRule="auto"/>
+              <w:cnfStyle w:val="000000000000" w:firstRow="0" w:lastRow="0" w:firstColumn="0" w:lastColumn="0" w:oddVBand="0" w:evenVBand="0" w:oddHBand="0" w:evenHBand="0" w:firstRowFirstColumn="0" w:firstRowLastColumn="0" w:lastRowFirstColumn="0" w:lastRowLastColumn="0"/>
               <w:rPr>
                 <w:rFonts w:ascii="Arial" w:hAnsi="Arial" w:cs="Arial"/>
               </w:rPr>
@@ -7963,6 +8063,7 @@
                 <w:tab w:val="left" w:pos="1574"/>
               </w:tabs>
               <w:spacing w:after="160" w:line="480" w:lineRule="auto"/>
+              <w:cnfStyle w:val="000000000000" w:firstRow="0" w:lastRow="0" w:firstColumn="0" w:lastColumn="0" w:oddVBand="0" w:evenVBand="0" w:oddHBand="0" w:evenHBand="0" w:firstRowFirstColumn="0" w:firstRowLastColumn="0" w:lastRowFirstColumn="0" w:lastRowLastColumn="0"/>
               <w:rPr>
                 <w:rFonts w:ascii="Arial" w:hAnsi="Arial" w:cs="Arial"/>
               </w:rPr>
@@ -7977,8 +8078,12 @@
         </w:tc>
       </w:tr>
       <w:tr>
+        <w:trPr>
+          <w:cnfStyle w:val="000000100000" w:firstRow="0" w:lastRow="0" w:firstColumn="0" w:lastColumn="0" w:oddVBand="0" w:evenVBand="0" w:oddHBand="1" w:evenHBand="0" w:firstRowFirstColumn="0" w:firstRowLastColumn="0" w:lastRowFirstColumn="0" w:lastRowLastColumn="0"/>
+        </w:trPr>
         <w:tc>
           <w:tcPr>
+            <w:cnfStyle w:val="001000000000" w:firstRow="0" w:lastRow="0" w:firstColumn="1" w:lastColumn="0" w:oddVBand="0" w:evenVBand="0" w:oddHBand="0" w:evenHBand="0" w:firstRowFirstColumn="0" w:firstRowLastColumn="0" w:lastRowFirstColumn="0" w:lastRowLastColumn="0"/>
             <w:tcW w:w="0" w:type="auto"/>
             <w:hideMark/>
           </w:tcPr>
@@ -8011,6 +8116,7 @@
                 <w:tab w:val="left" w:pos="1574"/>
               </w:tabs>
               <w:spacing w:after="160" w:line="480" w:lineRule="auto"/>
+              <w:cnfStyle w:val="000000100000" w:firstRow="0" w:lastRow="0" w:firstColumn="0" w:lastColumn="0" w:oddVBand="0" w:evenVBand="0" w:oddHBand="1" w:evenHBand="0" w:firstRowFirstColumn="0" w:firstRowLastColumn="0" w:lastRowFirstColumn="0" w:lastRowLastColumn="0"/>
               <w:rPr>
                 <w:rFonts w:ascii="Arial" w:hAnsi="Arial" w:cs="Arial"/>
               </w:rPr>
@@ -8034,6 +8140,7 @@
                 <w:tab w:val="left" w:pos="1574"/>
               </w:tabs>
               <w:spacing w:after="160" w:line="480" w:lineRule="auto"/>
+              <w:cnfStyle w:val="000000100000" w:firstRow="0" w:lastRow="0" w:firstColumn="0" w:lastColumn="0" w:oddVBand="0" w:evenVBand="0" w:oddHBand="1" w:evenHBand="0" w:firstRowFirstColumn="0" w:firstRowLastColumn="0" w:lastRowFirstColumn="0" w:lastRowLastColumn="0"/>
               <w:rPr>
                 <w:rFonts w:ascii="Arial" w:hAnsi="Arial" w:cs="Arial"/>
               </w:rPr>
@@ -8069,6 +8176,7 @@
                 <w:tab w:val="left" w:pos="1574"/>
               </w:tabs>
               <w:spacing w:after="160" w:line="480" w:lineRule="auto"/>
+              <w:cnfStyle w:val="000000100000" w:firstRow="0" w:lastRow="0" w:firstColumn="0" w:lastColumn="0" w:oddVBand="0" w:evenVBand="0" w:oddHBand="1" w:evenHBand="0" w:firstRowFirstColumn="0" w:firstRowLastColumn="0" w:lastRowFirstColumn="0" w:lastRowLastColumn="0"/>
               <w:rPr>
                 <w:rFonts w:ascii="Arial" w:hAnsi="Arial" w:cs="Arial"/>
               </w:rPr>
@@ -8085,6 +8193,7 @@
       <w:tr>
         <w:tc>
           <w:tcPr>
+            <w:cnfStyle w:val="001000000000" w:firstRow="0" w:lastRow="0" w:firstColumn="1" w:lastColumn="0" w:oddVBand="0" w:evenVBand="0" w:oddHBand="0" w:evenHBand="0" w:firstRowFirstColumn="0" w:firstRowLastColumn="0" w:lastRowFirstColumn="0" w:lastRowLastColumn="0"/>
             <w:tcW w:w="0" w:type="auto"/>
             <w:hideMark/>
           </w:tcPr>
@@ -8117,6 +8226,7 @@
                 <w:tab w:val="left" w:pos="1574"/>
               </w:tabs>
               <w:spacing w:after="160" w:line="480" w:lineRule="auto"/>
+              <w:cnfStyle w:val="000000000000" w:firstRow="0" w:lastRow="0" w:firstColumn="0" w:lastColumn="0" w:oddVBand="0" w:evenVBand="0" w:oddHBand="0" w:evenHBand="0" w:firstRowFirstColumn="0" w:firstRowLastColumn="0" w:lastRowFirstColumn="0" w:lastRowLastColumn="0"/>
               <w:rPr>
                 <w:rFonts w:ascii="Arial" w:hAnsi="Arial" w:cs="Arial"/>
               </w:rPr>
@@ -8140,6 +8250,7 @@
                 <w:tab w:val="left" w:pos="1574"/>
               </w:tabs>
               <w:spacing w:after="160" w:line="480" w:lineRule="auto"/>
+              <w:cnfStyle w:val="000000000000" w:firstRow="0" w:lastRow="0" w:firstColumn="0" w:lastColumn="0" w:oddVBand="0" w:evenVBand="0" w:oddHBand="0" w:evenHBand="0" w:firstRowFirstColumn="0" w:firstRowLastColumn="0" w:lastRowFirstColumn="0" w:lastRowLastColumn="0"/>
               <w:rPr>
                 <w:rFonts w:ascii="Arial" w:hAnsi="Arial" w:cs="Arial"/>
               </w:rPr>
@@ -8189,6 +8300,7 @@
                 <w:tab w:val="left" w:pos="1574"/>
               </w:tabs>
               <w:spacing w:after="160" w:line="480" w:lineRule="auto"/>
+              <w:cnfStyle w:val="000000000000" w:firstRow="0" w:lastRow="0" w:firstColumn="0" w:lastColumn="0" w:oddVBand="0" w:evenVBand="0" w:oddHBand="0" w:evenHBand="0" w:firstRowFirstColumn="0" w:firstRowLastColumn="0" w:lastRowFirstColumn="0" w:lastRowLastColumn="0"/>
               <w:rPr>
                 <w:rFonts w:ascii="Arial" w:hAnsi="Arial" w:cs="Arial"/>
               </w:rPr>
@@ -8203,8 +8315,12 @@
         </w:tc>
       </w:tr>
       <w:tr>
+        <w:trPr>
+          <w:cnfStyle w:val="000000100000" w:firstRow="0" w:lastRow="0" w:firstColumn="0" w:lastColumn="0" w:oddVBand="0" w:evenVBand="0" w:oddHBand="1" w:evenHBand="0" w:firstRowFirstColumn="0" w:firstRowLastColumn="0" w:lastRowFirstColumn="0" w:lastRowLastColumn="0"/>
+        </w:trPr>
         <w:tc>
           <w:tcPr>
+            <w:cnfStyle w:val="001000000000" w:firstRow="0" w:lastRow="0" w:firstColumn="1" w:lastColumn="0" w:oddVBand="0" w:evenVBand="0" w:oddHBand="0" w:evenHBand="0" w:firstRowFirstColumn="0" w:firstRowLastColumn="0" w:lastRowFirstColumn="0" w:lastRowLastColumn="0"/>
             <w:tcW w:w="0" w:type="auto"/>
             <w:hideMark/>
           </w:tcPr>
@@ -8237,6 +8353,7 @@
                 <w:tab w:val="left" w:pos="1574"/>
               </w:tabs>
               <w:spacing w:after="160" w:line="480" w:lineRule="auto"/>
+              <w:cnfStyle w:val="000000100000" w:firstRow="0" w:lastRow="0" w:firstColumn="0" w:lastColumn="0" w:oddVBand="0" w:evenVBand="0" w:oddHBand="1" w:evenHBand="0" w:firstRowFirstColumn="0" w:firstRowLastColumn="0" w:lastRowFirstColumn="0" w:lastRowLastColumn="0"/>
               <w:rPr>
                 <w:rFonts w:ascii="Arial" w:hAnsi="Arial" w:cs="Arial"/>
               </w:rPr>
@@ -8260,6 +8377,7 @@
                 <w:tab w:val="left" w:pos="1574"/>
               </w:tabs>
               <w:spacing w:after="160" w:line="480" w:lineRule="auto"/>
+              <w:cnfStyle w:val="000000100000" w:firstRow="0" w:lastRow="0" w:firstColumn="0" w:lastColumn="0" w:oddVBand="0" w:evenVBand="0" w:oddHBand="1" w:evenHBand="0" w:firstRowFirstColumn="0" w:firstRowLastColumn="0" w:lastRowFirstColumn="0" w:lastRowLastColumn="0"/>
               <w:rPr>
                 <w:rFonts w:ascii="Arial" w:hAnsi="Arial" w:cs="Arial"/>
               </w:rPr>
@@ -8283,6 +8401,7 @@
                 <w:tab w:val="left" w:pos="1574"/>
               </w:tabs>
               <w:spacing w:after="160" w:line="480" w:lineRule="auto"/>
+              <w:cnfStyle w:val="000000100000" w:firstRow="0" w:lastRow="0" w:firstColumn="0" w:lastColumn="0" w:oddVBand="0" w:evenVBand="0" w:oddHBand="1" w:evenHBand="0" w:firstRowFirstColumn="0" w:firstRowLastColumn="0" w:lastRowFirstColumn="0" w:lastRowLastColumn="0"/>
               <w:rPr>
                 <w:rFonts w:ascii="Arial" w:hAnsi="Arial" w:cs="Arial"/>
               </w:rPr>
@@ -8299,6 +8418,7 @@
       <w:tr>
         <w:tc>
           <w:tcPr>
+            <w:cnfStyle w:val="001000000000" w:firstRow="0" w:lastRow="0" w:firstColumn="1" w:lastColumn="0" w:oddVBand="0" w:evenVBand="0" w:oddHBand="0" w:evenHBand="0" w:firstRowFirstColumn="0" w:firstRowLastColumn="0" w:lastRowFirstColumn="0" w:lastRowLastColumn="0"/>
             <w:tcW w:w="0" w:type="auto"/>
             <w:hideMark/>
           </w:tcPr>
@@ -8331,6 +8451,7 @@
                 <w:tab w:val="left" w:pos="1574"/>
               </w:tabs>
               <w:spacing w:after="160" w:line="480" w:lineRule="auto"/>
+              <w:cnfStyle w:val="000000000000" w:firstRow="0" w:lastRow="0" w:firstColumn="0" w:lastColumn="0" w:oddVBand="0" w:evenVBand="0" w:oddHBand="0" w:evenHBand="0" w:firstRowFirstColumn="0" w:firstRowLastColumn="0" w:lastRowFirstColumn="0" w:lastRowLastColumn="0"/>
               <w:rPr>
                 <w:rFonts w:ascii="Arial" w:hAnsi="Arial" w:cs="Arial"/>
               </w:rPr>
@@ -8354,6 +8475,7 @@
                 <w:tab w:val="left" w:pos="1574"/>
               </w:tabs>
               <w:spacing w:after="160" w:line="480" w:lineRule="auto"/>
+              <w:cnfStyle w:val="000000000000" w:firstRow="0" w:lastRow="0" w:firstColumn="0" w:lastColumn="0" w:oddVBand="0" w:evenVBand="0" w:oddHBand="0" w:evenHBand="0" w:firstRowFirstColumn="0" w:firstRowLastColumn="0" w:lastRowFirstColumn="0" w:lastRowLastColumn="0"/>
               <w:rPr>
                 <w:rFonts w:ascii="Arial" w:hAnsi="Arial" w:cs="Arial"/>
               </w:rPr>
@@ -8391,6 +8513,7 @@
                 <w:tab w:val="left" w:pos="1574"/>
               </w:tabs>
               <w:spacing w:after="160" w:line="480" w:lineRule="auto"/>
+              <w:cnfStyle w:val="000000000000" w:firstRow="0" w:lastRow="0" w:firstColumn="0" w:lastColumn="0" w:oddVBand="0" w:evenVBand="0" w:oddHBand="0" w:evenHBand="0" w:firstRowFirstColumn="0" w:firstRowLastColumn="0" w:lastRowFirstColumn="0" w:lastRowLastColumn="0"/>
               <w:rPr>
                 <w:rFonts w:ascii="Arial" w:hAnsi="Arial" w:cs="Arial"/>
               </w:rPr>
@@ -8405,8 +8528,12 @@
         </w:tc>
       </w:tr>
       <w:tr>
+        <w:trPr>
+          <w:cnfStyle w:val="000000100000" w:firstRow="0" w:lastRow="0" w:firstColumn="0" w:lastColumn="0" w:oddVBand="0" w:evenVBand="0" w:oddHBand="1" w:evenHBand="0" w:firstRowFirstColumn="0" w:firstRowLastColumn="0" w:lastRowFirstColumn="0" w:lastRowLastColumn="0"/>
+        </w:trPr>
         <w:tc>
           <w:tcPr>
+            <w:cnfStyle w:val="001000000000" w:firstRow="0" w:lastRow="0" w:firstColumn="1" w:lastColumn="0" w:oddVBand="0" w:evenVBand="0" w:oddHBand="0" w:evenHBand="0" w:firstRowFirstColumn="0" w:firstRowLastColumn="0" w:lastRowFirstColumn="0" w:lastRowLastColumn="0"/>
             <w:tcW w:w="0" w:type="auto"/>
             <w:hideMark/>
           </w:tcPr>
@@ -8439,6 +8566,7 @@
                 <w:tab w:val="left" w:pos="1574"/>
               </w:tabs>
               <w:spacing w:after="160" w:line="480" w:lineRule="auto"/>
+              <w:cnfStyle w:val="000000100000" w:firstRow="0" w:lastRow="0" w:firstColumn="0" w:lastColumn="0" w:oddVBand="0" w:evenVBand="0" w:oddHBand="1" w:evenHBand="0" w:firstRowFirstColumn="0" w:firstRowLastColumn="0" w:lastRowFirstColumn="0" w:lastRowLastColumn="0"/>
               <w:rPr>
                 <w:rFonts w:ascii="Arial" w:hAnsi="Arial" w:cs="Arial"/>
               </w:rPr>
@@ -8462,6 +8590,7 @@
                 <w:tab w:val="left" w:pos="1574"/>
               </w:tabs>
               <w:spacing w:after="160" w:line="480" w:lineRule="auto"/>
+              <w:cnfStyle w:val="000000100000" w:firstRow="0" w:lastRow="0" w:firstColumn="0" w:lastColumn="0" w:oddVBand="0" w:evenVBand="0" w:oddHBand="1" w:evenHBand="0" w:firstRowFirstColumn="0" w:firstRowLastColumn="0" w:lastRowFirstColumn="0" w:lastRowLastColumn="0"/>
               <w:rPr>
                 <w:rFonts w:ascii="Arial" w:hAnsi="Arial" w:cs="Arial"/>
               </w:rPr>
@@ -8485,6 +8614,7 @@
                 <w:tab w:val="left" w:pos="1574"/>
               </w:tabs>
               <w:spacing w:after="160" w:line="480" w:lineRule="auto"/>
+              <w:cnfStyle w:val="000000100000" w:firstRow="0" w:lastRow="0" w:firstColumn="0" w:lastColumn="0" w:oddVBand="0" w:evenVBand="0" w:oddHBand="1" w:evenHBand="0" w:firstRowFirstColumn="0" w:firstRowLastColumn="0" w:lastRowFirstColumn="0" w:lastRowLastColumn="0"/>
               <w:rPr>
                 <w:rFonts w:ascii="Arial" w:hAnsi="Arial" w:cs="Arial"/>
               </w:rPr>
@@ -8501,8 +8631,8 @@
       <w:tr>
         <w:tc>
           <w:tcPr>
+            <w:cnfStyle w:val="001000000000" w:firstRow="0" w:lastRow="0" w:firstColumn="1" w:lastColumn="0" w:oddVBand="0" w:evenVBand="0" w:oddHBand="0" w:evenHBand="0" w:firstRowFirstColumn="0" w:firstRowLastColumn="0" w:lastRowFirstColumn="0" w:lastRowLastColumn="0"/>
             <w:tcW w:w="0" w:type="auto"/>
-            <w:vAlign w:val="center"/>
           </w:tcPr>
           <w:p>
             <w:pPr>
@@ -8518,8 +8648,6 @@
               <w:rPr>
                 <w:rStyle w:val="Textoennegrita"/>
                 <w:rFonts w:ascii="Arial" w:hAnsi="Arial" w:cs="Arial"/>
-                <w:b w:val="0"/>
-                <w:bCs w:val="0"/>
               </w:rPr>
               <w:t>RNF10</w:t>
             </w:r>
@@ -8528,7 +8656,6 @@
         <w:tc>
           <w:tcPr>
             <w:tcW w:w="0" w:type="auto"/>
-            <w:vAlign w:val="center"/>
           </w:tcPr>
           <w:p>
             <w:pPr>
@@ -8536,6 +8663,7 @@
                 <w:tab w:val="left" w:pos="1574"/>
               </w:tabs>
               <w:spacing w:line="480" w:lineRule="auto"/>
+              <w:cnfStyle w:val="000000000000" w:firstRow="0" w:lastRow="0" w:firstColumn="0" w:lastColumn="0" w:oddVBand="0" w:evenVBand="0" w:oddHBand="0" w:evenHBand="0" w:firstRowFirstColumn="0" w:firstRowLastColumn="0" w:lastRowFirstColumn="0" w:lastRowLastColumn="0"/>
               <w:rPr>
                 <w:rFonts w:ascii="Arial" w:hAnsi="Arial" w:cs="Arial"/>
               </w:rPr>
@@ -8554,7 +8682,6 @@
         <w:tc>
           <w:tcPr>
             <w:tcW w:w="0" w:type="auto"/>
-            <w:vAlign w:val="center"/>
           </w:tcPr>
           <w:p>
             <w:pPr>
@@ -8562,6 +8689,7 @@
                 <w:tab w:val="left" w:pos="1574"/>
               </w:tabs>
               <w:spacing w:line="480" w:lineRule="auto"/>
+              <w:cnfStyle w:val="000000000000" w:firstRow="0" w:lastRow="0" w:firstColumn="0" w:lastColumn="0" w:oddVBand="0" w:evenVBand="0" w:oddHBand="0" w:evenHBand="0" w:firstRowFirstColumn="0" w:firstRowLastColumn="0" w:lastRowFirstColumn="0" w:lastRowLastColumn="0"/>
               <w:rPr>
                 <w:rFonts w:ascii="Arial" w:hAnsi="Arial" w:cs="Arial"/>
               </w:rPr>
@@ -8591,7 +8719,6 @@
         <w:tc>
           <w:tcPr>
             <w:tcW w:w="0" w:type="auto"/>
-            <w:vAlign w:val="center"/>
           </w:tcPr>
           <w:p>
             <w:pPr>
@@ -8599,6 +8726,7 @@
                 <w:tab w:val="left" w:pos="1574"/>
               </w:tabs>
               <w:spacing w:line="480" w:lineRule="auto"/>
+              <w:cnfStyle w:val="000000000000" w:firstRow="0" w:lastRow="0" w:firstColumn="0" w:lastColumn="0" w:oddVBand="0" w:evenVBand="0" w:oddHBand="0" w:evenHBand="0" w:firstRowFirstColumn="0" w:firstRowLastColumn="0" w:lastRowFirstColumn="0" w:lastRowLastColumn="0"/>
               <w:rPr>
                 <w:rFonts w:ascii="Arial" w:hAnsi="Arial" w:cs="Arial"/>
               </w:rPr>
@@ -8646,7 +8774,7 @@
           <w:szCs w:val="32"/>
         </w:rPr>
       </w:pPr>
-      <w:bookmarkStart w:id="15" w:name="_Toc226038130"/>
+      <w:bookmarkStart w:id="15" w:name="_Toc226640936"/>
       <w:r>
         <w:rPr>
           <w:rFonts w:ascii="Arial" w:hAnsi="Arial" w:cs="Arial"/>
@@ -8672,7 +8800,7 @@
           <w:color w:val="auto"/>
         </w:rPr>
       </w:pPr>
-      <w:bookmarkStart w:id="16" w:name="_Toc226038131"/>
+      <w:bookmarkStart w:id="16" w:name="_Toc226640937"/>
       <w:r>
         <w:rPr>
           <w:rFonts w:ascii="Arial" w:hAnsi="Arial" w:cs="Arial"/>
@@ -8695,7 +8823,7 @@
           <w:color w:val="auto"/>
         </w:rPr>
       </w:pPr>
-      <w:bookmarkStart w:id="17" w:name="_Toc226038132"/>
+      <w:bookmarkStart w:id="17" w:name="_Toc226640938"/>
       <w:r>
         <w:rPr>
           <w:rFonts w:ascii="Arial" w:hAnsi="Arial" w:cs="Arial"/>
@@ -8779,7 +8907,7 @@
           <w:color w:val="auto"/>
         </w:rPr>
       </w:pPr>
-      <w:bookmarkStart w:id="18" w:name="_Toc226038133"/>
+      <w:bookmarkStart w:id="18" w:name="_Toc226640939"/>
       <w:r>
         <w:rPr>
           <w:rFonts w:ascii="Arial" w:hAnsi="Arial" w:cs="Arial"/>
@@ -8831,7 +8959,7 @@
           <w:color w:val="auto"/>
         </w:rPr>
       </w:pPr>
-      <w:bookmarkStart w:id="19" w:name="_Toc226038134"/>
+      <w:bookmarkStart w:id="19" w:name="_Toc226640940"/>
       <w:r>
         <w:rPr>
           <w:rFonts w:ascii="Arial" w:hAnsi="Arial" w:cs="Arial"/>
@@ -9261,7 +9389,7 @@
           <w:color w:val="auto"/>
         </w:rPr>
       </w:pPr>
-      <w:bookmarkStart w:id="20" w:name="_Toc226038135"/>
+      <w:bookmarkStart w:id="20" w:name="_Toc226640941"/>
       <w:r>
         <w:rPr>
           <w:rFonts w:ascii="Arial" w:hAnsi="Arial" w:cs="Arial"/>
@@ -9392,7 +9520,7 @@
           <w:color w:val="auto"/>
         </w:rPr>
       </w:pPr>
-      <w:bookmarkStart w:id="21" w:name="_Toc226038136"/>
+      <w:bookmarkStart w:id="21" w:name="_Toc226640942"/>
       <w:r>
         <w:rPr>
           <w:rFonts w:ascii="Arial" w:hAnsi="Arial" w:cs="Arial"/>
@@ -9608,7 +9736,7 @@
           <w:szCs w:val="32"/>
         </w:rPr>
       </w:pPr>
-      <w:bookmarkStart w:id="22" w:name="_Toc226038137"/>
+      <w:bookmarkStart w:id="22" w:name="_Toc226640943"/>
       <w:r>
         <w:rPr>
           <w:rFonts w:ascii="Arial" w:hAnsi="Arial" w:cs="Arial"/>
@@ -15352,6 +15480,615 @@
     <w:uiPriority w:val="99"/>
     <w:rsid w:val="007A06E7"/>
   </w:style>
+  <w:style w:type="table" w:styleId="Tablaconcuadrcula5oscura-nfasis1">
+    <w:name w:val="Grid Table 5 Dark Accent 1"/>
+    <w:basedOn w:val="Tablanormal"/>
+    <w:uiPriority w:val="50"/>
+    <w:rsid w:val="00A86D0E"/>
+    <w:pPr>
+      <w:spacing w:after="0" w:line="240" w:lineRule="auto"/>
+    </w:pPr>
+    <w:tblPr>
+      <w:tblStyleRowBandSize w:val="1"/>
+      <w:tblStyleColBandSize w:val="1"/>
+      <w:tblBorders>
+        <w:top w:val="single" w:sz="4" w:space="0" w:color="FFFFFF" w:themeColor="background1"/>
+        <w:left w:val="single" w:sz="4" w:space="0" w:color="FFFFFF" w:themeColor="background1"/>
+        <w:bottom w:val="single" w:sz="4" w:space="0" w:color="FFFFFF" w:themeColor="background1"/>
+        <w:right w:val="single" w:sz="4" w:space="0" w:color="FFFFFF" w:themeColor="background1"/>
+        <w:insideH w:val="single" w:sz="4" w:space="0" w:color="FFFFFF" w:themeColor="background1"/>
+        <w:insideV w:val="single" w:sz="4" w:space="0" w:color="FFFFFF" w:themeColor="background1"/>
+      </w:tblBorders>
+    </w:tblPr>
+    <w:tcPr>
+      <w:shd w:val="clear" w:color="auto" w:fill="C1E4F5" w:themeFill="accent1" w:themeFillTint="33"/>
+    </w:tcPr>
+    <w:tblStylePr w:type="firstRow">
+      <w:rPr>
+        <w:b/>
+        <w:bCs/>
+        <w:color w:val="FFFFFF" w:themeColor="background1"/>
+      </w:rPr>
+      <w:tblPr/>
+      <w:tcPr>
+        <w:tcBorders>
+          <w:top w:val="single" w:sz="4" w:space="0" w:color="FFFFFF" w:themeColor="background1"/>
+          <w:left w:val="single" w:sz="4" w:space="0" w:color="FFFFFF" w:themeColor="background1"/>
+          <w:right w:val="single" w:sz="4" w:space="0" w:color="FFFFFF" w:themeColor="background1"/>
+          <w:insideH w:val="nil"/>
+          <w:insideV w:val="nil"/>
+        </w:tcBorders>
+        <w:shd w:val="clear" w:color="auto" w:fill="156082" w:themeFill="accent1"/>
+      </w:tcPr>
+    </w:tblStylePr>
+    <w:tblStylePr w:type="lastRow">
+      <w:rPr>
+        <w:b/>
+        <w:bCs/>
+        <w:color w:val="FFFFFF" w:themeColor="background1"/>
+      </w:rPr>
+      <w:tblPr/>
+      <w:tcPr>
+        <w:tcBorders>
+          <w:left w:val="single" w:sz="4" w:space="0" w:color="FFFFFF" w:themeColor="background1"/>
+          <w:bottom w:val="single" w:sz="4" w:space="0" w:color="FFFFFF" w:themeColor="background1"/>
+          <w:right w:val="single" w:sz="4" w:space="0" w:color="FFFFFF" w:themeColor="background1"/>
+          <w:insideH w:val="nil"/>
+          <w:insideV w:val="nil"/>
+        </w:tcBorders>
+        <w:shd w:val="clear" w:color="auto" w:fill="156082" w:themeFill="accent1"/>
+      </w:tcPr>
+    </w:tblStylePr>
+    <w:tblStylePr w:type="firstCol">
+      <w:rPr>
+        <w:b/>
+        <w:bCs/>
+        <w:color w:val="FFFFFF" w:themeColor="background1"/>
+      </w:rPr>
+      <w:tblPr/>
+      <w:tcPr>
+        <w:tcBorders>
+          <w:top w:val="single" w:sz="4" w:space="0" w:color="FFFFFF" w:themeColor="background1"/>
+          <w:left w:val="single" w:sz="4" w:space="0" w:color="FFFFFF" w:themeColor="background1"/>
+          <w:bottom w:val="single" w:sz="4" w:space="0" w:color="FFFFFF" w:themeColor="background1"/>
+          <w:insideV w:val="nil"/>
+        </w:tcBorders>
+        <w:shd w:val="clear" w:color="auto" w:fill="156082" w:themeFill="accent1"/>
+      </w:tcPr>
+    </w:tblStylePr>
+    <w:tblStylePr w:type="lastCol">
+      <w:rPr>
+        <w:b/>
+        <w:bCs/>
+        <w:color w:val="FFFFFF" w:themeColor="background1"/>
+      </w:rPr>
+      <w:tblPr/>
+      <w:tcPr>
+        <w:tcBorders>
+          <w:top w:val="single" w:sz="4" w:space="0" w:color="FFFFFF" w:themeColor="background1"/>
+          <w:bottom w:val="single" w:sz="4" w:space="0" w:color="FFFFFF" w:themeColor="background1"/>
+          <w:right w:val="single" w:sz="4" w:space="0" w:color="FFFFFF" w:themeColor="background1"/>
+          <w:insideV w:val="nil"/>
+        </w:tcBorders>
+        <w:shd w:val="clear" w:color="auto" w:fill="156082" w:themeFill="accent1"/>
+      </w:tcPr>
+    </w:tblStylePr>
+    <w:tblStylePr w:type="band1Vert">
+      <w:tblPr/>
+      <w:tcPr>
+        <w:shd w:val="clear" w:color="auto" w:fill="83CAEB" w:themeFill="accent1" w:themeFillTint="66"/>
+      </w:tcPr>
+    </w:tblStylePr>
+    <w:tblStylePr w:type="band1Horz">
+      <w:tblPr/>
+      <w:tcPr>
+        <w:shd w:val="clear" w:color="auto" w:fill="83CAEB" w:themeFill="accent1" w:themeFillTint="66"/>
+      </w:tcPr>
+    </w:tblStylePr>
+  </w:style>
+  <w:style w:type="table" w:styleId="Tablaconcuadrcula7concolores">
+    <w:name w:val="Grid Table 7 Colorful"/>
+    <w:basedOn w:val="Tablanormal"/>
+    <w:uiPriority w:val="52"/>
+    <w:rsid w:val="00A86D0E"/>
+    <w:pPr>
+      <w:spacing w:after="0" w:line="240" w:lineRule="auto"/>
+    </w:pPr>
+    <w:rPr>
+      <w:color w:val="000000" w:themeColor="text1"/>
+    </w:rPr>
+    <w:tblPr>
+      <w:tblStyleRowBandSize w:val="1"/>
+      <w:tblStyleColBandSize w:val="1"/>
+      <w:tblBorders>
+        <w:top w:val="single" w:sz="4" w:space="0" w:color="666666" w:themeColor="text1" w:themeTint="99"/>
+        <w:left w:val="single" w:sz="4" w:space="0" w:color="666666" w:themeColor="text1" w:themeTint="99"/>
+        <w:bottom w:val="single" w:sz="4" w:space="0" w:color="666666" w:themeColor="text1" w:themeTint="99"/>
+        <w:right w:val="single" w:sz="4" w:space="0" w:color="666666" w:themeColor="text1" w:themeTint="99"/>
+        <w:insideH w:val="single" w:sz="4" w:space="0" w:color="666666" w:themeColor="text1" w:themeTint="99"/>
+        <w:insideV w:val="single" w:sz="4" w:space="0" w:color="666666" w:themeColor="text1" w:themeTint="99"/>
+      </w:tblBorders>
+    </w:tblPr>
+    <w:tblStylePr w:type="firstRow">
+      <w:rPr>
+        <w:b/>
+        <w:bCs/>
+      </w:rPr>
+      <w:tblPr/>
+      <w:tcPr>
+        <w:tcBorders>
+          <w:top w:val="nil"/>
+          <w:left w:val="nil"/>
+          <w:right w:val="nil"/>
+          <w:insideH w:val="nil"/>
+          <w:insideV w:val="nil"/>
+        </w:tcBorders>
+        <w:shd w:val="clear" w:color="auto" w:fill="FFFFFF" w:themeFill="background1"/>
+      </w:tcPr>
+    </w:tblStylePr>
+    <w:tblStylePr w:type="lastRow">
+      <w:rPr>
+        <w:b/>
+        <w:bCs/>
+      </w:rPr>
+      <w:tblPr/>
+      <w:tcPr>
+        <w:tcBorders>
+          <w:left w:val="nil"/>
+          <w:bottom w:val="nil"/>
+          <w:right w:val="nil"/>
+          <w:insideH w:val="nil"/>
+          <w:insideV w:val="nil"/>
+        </w:tcBorders>
+        <w:shd w:val="clear" w:color="auto" w:fill="FFFFFF" w:themeFill="background1"/>
+      </w:tcPr>
+    </w:tblStylePr>
+    <w:tblStylePr w:type="firstCol">
+      <w:pPr>
+        <w:jc w:val="right"/>
+      </w:pPr>
+      <w:rPr>
+        <w:i/>
+        <w:iCs/>
+      </w:rPr>
+      <w:tblPr/>
+      <w:tcPr>
+        <w:tcBorders>
+          <w:top w:val="nil"/>
+          <w:left w:val="nil"/>
+          <w:bottom w:val="nil"/>
+          <w:insideH w:val="nil"/>
+          <w:insideV w:val="nil"/>
+        </w:tcBorders>
+        <w:shd w:val="clear" w:color="auto" w:fill="FFFFFF" w:themeFill="background1"/>
+      </w:tcPr>
+    </w:tblStylePr>
+    <w:tblStylePr w:type="lastCol">
+      <w:rPr>
+        <w:i/>
+        <w:iCs/>
+      </w:rPr>
+      <w:tblPr/>
+      <w:tcPr>
+        <w:tcBorders>
+          <w:top w:val="nil"/>
+          <w:bottom w:val="nil"/>
+          <w:right w:val="nil"/>
+          <w:insideH w:val="nil"/>
+          <w:insideV w:val="nil"/>
+        </w:tcBorders>
+        <w:shd w:val="clear" w:color="auto" w:fill="FFFFFF" w:themeFill="background1"/>
+      </w:tcPr>
+    </w:tblStylePr>
+    <w:tblStylePr w:type="band1Vert">
+      <w:tblPr/>
+      <w:tcPr>
+        <w:shd w:val="clear" w:color="auto" w:fill="CCCCCC" w:themeFill="text1" w:themeFillTint="33"/>
+      </w:tcPr>
+    </w:tblStylePr>
+    <w:tblStylePr w:type="band1Horz">
+      <w:tblPr/>
+      <w:tcPr>
+        <w:shd w:val="clear" w:color="auto" w:fill="CCCCCC" w:themeFill="text1" w:themeFillTint="33"/>
+      </w:tcPr>
+    </w:tblStylePr>
+    <w:tblStylePr w:type="neCell">
+      <w:tblPr/>
+      <w:tcPr>
+        <w:tcBorders>
+          <w:bottom w:val="single" w:sz="4" w:space="0" w:color="666666" w:themeColor="text1" w:themeTint="99"/>
+        </w:tcBorders>
+      </w:tcPr>
+    </w:tblStylePr>
+    <w:tblStylePr w:type="nwCell">
+      <w:tblPr/>
+      <w:tcPr>
+        <w:tcBorders>
+          <w:bottom w:val="single" w:sz="4" w:space="0" w:color="666666" w:themeColor="text1" w:themeTint="99"/>
+        </w:tcBorders>
+      </w:tcPr>
+    </w:tblStylePr>
+    <w:tblStylePr w:type="seCell">
+      <w:tblPr/>
+      <w:tcPr>
+        <w:tcBorders>
+          <w:top w:val="single" w:sz="4" w:space="0" w:color="666666" w:themeColor="text1" w:themeTint="99"/>
+        </w:tcBorders>
+      </w:tcPr>
+    </w:tblStylePr>
+    <w:tblStylePr w:type="swCell">
+      <w:tblPr/>
+      <w:tcPr>
+        <w:tcBorders>
+          <w:top w:val="single" w:sz="4" w:space="0" w:color="666666" w:themeColor="text1" w:themeTint="99"/>
+        </w:tcBorders>
+      </w:tcPr>
+    </w:tblStylePr>
+  </w:style>
+  <w:style w:type="table" w:styleId="Tablaconcuadrcula3-nfasis1">
+    <w:name w:val="Grid Table 3 Accent 1"/>
+    <w:basedOn w:val="Tablanormal"/>
+    <w:uiPriority w:val="48"/>
+    <w:rsid w:val="00A86D0E"/>
+    <w:pPr>
+      <w:spacing w:after="0" w:line="240" w:lineRule="auto"/>
+    </w:pPr>
+    <w:tblPr>
+      <w:tblStyleRowBandSize w:val="1"/>
+      <w:tblStyleColBandSize w:val="1"/>
+      <w:tblBorders>
+        <w:top w:val="single" w:sz="4" w:space="0" w:color="45B0E1" w:themeColor="accent1" w:themeTint="99"/>
+        <w:left w:val="single" w:sz="4" w:space="0" w:color="45B0E1" w:themeColor="accent1" w:themeTint="99"/>
+        <w:bottom w:val="single" w:sz="4" w:space="0" w:color="45B0E1" w:themeColor="accent1" w:themeTint="99"/>
+        <w:right w:val="single" w:sz="4" w:space="0" w:color="45B0E1" w:themeColor="accent1" w:themeTint="99"/>
+        <w:insideH w:val="single" w:sz="4" w:space="0" w:color="45B0E1" w:themeColor="accent1" w:themeTint="99"/>
+        <w:insideV w:val="single" w:sz="4" w:space="0" w:color="45B0E1" w:themeColor="accent1" w:themeTint="99"/>
+      </w:tblBorders>
+    </w:tblPr>
+    <w:tblStylePr w:type="firstRow">
+      <w:rPr>
+        <w:b/>
+        <w:bCs/>
+      </w:rPr>
+      <w:tblPr/>
+      <w:tcPr>
+        <w:tcBorders>
+          <w:top w:val="nil"/>
+          <w:left w:val="nil"/>
+          <w:right w:val="nil"/>
+          <w:insideH w:val="nil"/>
+          <w:insideV w:val="nil"/>
+        </w:tcBorders>
+        <w:shd w:val="clear" w:color="auto" w:fill="FFFFFF" w:themeFill="background1"/>
+      </w:tcPr>
+    </w:tblStylePr>
+    <w:tblStylePr w:type="lastRow">
+      <w:rPr>
+        <w:b/>
+        <w:bCs/>
+      </w:rPr>
+      <w:tblPr/>
+      <w:tcPr>
+        <w:tcBorders>
+          <w:left w:val="nil"/>
+          <w:bottom w:val="nil"/>
+          <w:right w:val="nil"/>
+          <w:insideH w:val="nil"/>
+          <w:insideV w:val="nil"/>
+        </w:tcBorders>
+        <w:shd w:val="clear" w:color="auto" w:fill="FFFFFF" w:themeFill="background1"/>
+      </w:tcPr>
+    </w:tblStylePr>
+    <w:tblStylePr w:type="firstCol">
+      <w:pPr>
+        <w:jc w:val="right"/>
+      </w:pPr>
+      <w:rPr>
+        <w:i/>
+        <w:iCs/>
+      </w:rPr>
+      <w:tblPr/>
+      <w:tcPr>
+        <w:tcBorders>
+          <w:top w:val="nil"/>
+          <w:left w:val="nil"/>
+          <w:bottom w:val="nil"/>
+          <w:insideH w:val="nil"/>
+          <w:insideV w:val="nil"/>
+        </w:tcBorders>
+        <w:shd w:val="clear" w:color="auto" w:fill="FFFFFF" w:themeFill="background1"/>
+      </w:tcPr>
+    </w:tblStylePr>
+    <w:tblStylePr w:type="lastCol">
+      <w:rPr>
+        <w:i/>
+        <w:iCs/>
+      </w:rPr>
+      <w:tblPr/>
+      <w:tcPr>
+        <w:tcBorders>
+          <w:top w:val="nil"/>
+          <w:bottom w:val="nil"/>
+          <w:right w:val="nil"/>
+          <w:insideH w:val="nil"/>
+          <w:insideV w:val="nil"/>
+        </w:tcBorders>
+        <w:shd w:val="clear" w:color="auto" w:fill="FFFFFF" w:themeFill="background1"/>
+      </w:tcPr>
+    </w:tblStylePr>
+    <w:tblStylePr w:type="band1Vert">
+      <w:tblPr/>
+      <w:tcPr>
+        <w:shd w:val="clear" w:color="auto" w:fill="C1E4F5" w:themeFill="accent1" w:themeFillTint="33"/>
+      </w:tcPr>
+    </w:tblStylePr>
+    <w:tblStylePr w:type="band1Horz">
+      <w:tblPr/>
+      <w:tcPr>
+        <w:shd w:val="clear" w:color="auto" w:fill="C1E4F5" w:themeFill="accent1" w:themeFillTint="33"/>
+      </w:tcPr>
+    </w:tblStylePr>
+    <w:tblStylePr w:type="neCell">
+      <w:tblPr/>
+      <w:tcPr>
+        <w:tcBorders>
+          <w:bottom w:val="single" w:sz="4" w:space="0" w:color="45B0E1" w:themeColor="accent1" w:themeTint="99"/>
+        </w:tcBorders>
+      </w:tcPr>
+    </w:tblStylePr>
+    <w:tblStylePr w:type="nwCell">
+      <w:tblPr/>
+      <w:tcPr>
+        <w:tcBorders>
+          <w:bottom w:val="single" w:sz="4" w:space="0" w:color="45B0E1" w:themeColor="accent1" w:themeTint="99"/>
+        </w:tcBorders>
+      </w:tcPr>
+    </w:tblStylePr>
+    <w:tblStylePr w:type="seCell">
+      <w:tblPr/>
+      <w:tcPr>
+        <w:tcBorders>
+          <w:top w:val="single" w:sz="4" w:space="0" w:color="45B0E1" w:themeColor="accent1" w:themeTint="99"/>
+        </w:tcBorders>
+      </w:tcPr>
+    </w:tblStylePr>
+    <w:tblStylePr w:type="swCell">
+      <w:tblPr/>
+      <w:tcPr>
+        <w:tcBorders>
+          <w:top w:val="single" w:sz="4" w:space="0" w:color="45B0E1" w:themeColor="accent1" w:themeTint="99"/>
+        </w:tcBorders>
+      </w:tcPr>
+    </w:tblStylePr>
+  </w:style>
+  <w:style w:type="table" w:styleId="Tablaconcuadrcula7concolores-nfasis1">
+    <w:name w:val="Grid Table 7 Colorful Accent 1"/>
+    <w:basedOn w:val="Tablanormal"/>
+    <w:uiPriority w:val="52"/>
+    <w:rsid w:val="00A86D0E"/>
+    <w:pPr>
+      <w:spacing w:after="0" w:line="240" w:lineRule="auto"/>
+    </w:pPr>
+    <w:rPr>
+      <w:color w:val="0F4761" w:themeColor="accent1" w:themeShade="BF"/>
+    </w:rPr>
+    <w:tblPr>
+      <w:tblStyleRowBandSize w:val="1"/>
+      <w:tblStyleColBandSize w:val="1"/>
+      <w:tblBorders>
+        <w:top w:val="single" w:sz="4" w:space="0" w:color="45B0E1" w:themeColor="accent1" w:themeTint="99"/>
+        <w:left w:val="single" w:sz="4" w:space="0" w:color="45B0E1" w:themeColor="accent1" w:themeTint="99"/>
+        <w:bottom w:val="single" w:sz="4" w:space="0" w:color="45B0E1" w:themeColor="accent1" w:themeTint="99"/>
+        <w:right w:val="single" w:sz="4" w:space="0" w:color="45B0E1" w:themeColor="accent1" w:themeTint="99"/>
+        <w:insideH w:val="single" w:sz="4" w:space="0" w:color="45B0E1" w:themeColor="accent1" w:themeTint="99"/>
+        <w:insideV w:val="single" w:sz="4" w:space="0" w:color="45B0E1" w:themeColor="accent1" w:themeTint="99"/>
+      </w:tblBorders>
+    </w:tblPr>
+    <w:tblStylePr w:type="firstRow">
+      <w:rPr>
+        <w:b/>
+        <w:bCs/>
+      </w:rPr>
+      <w:tblPr/>
+      <w:tcPr>
+        <w:tcBorders>
+          <w:top w:val="nil"/>
+          <w:left w:val="nil"/>
+          <w:right w:val="nil"/>
+          <w:insideH w:val="nil"/>
+          <w:insideV w:val="nil"/>
+        </w:tcBorders>
+        <w:shd w:val="clear" w:color="auto" w:fill="FFFFFF" w:themeFill="background1"/>
+      </w:tcPr>
+    </w:tblStylePr>
+    <w:tblStylePr w:type="lastRow">
+      <w:rPr>
+        <w:b/>
+        <w:bCs/>
+      </w:rPr>
+      <w:tblPr/>
+      <w:tcPr>
+        <w:tcBorders>
+          <w:left w:val="nil"/>
+          <w:bottom w:val="nil"/>
+          <w:right w:val="nil"/>
+          <w:insideH w:val="nil"/>
+          <w:insideV w:val="nil"/>
+        </w:tcBorders>
+        <w:shd w:val="clear" w:color="auto" w:fill="FFFFFF" w:themeFill="background1"/>
+      </w:tcPr>
+    </w:tblStylePr>
+    <w:tblStylePr w:type="firstCol">
+      <w:pPr>
+        <w:jc w:val="right"/>
+      </w:pPr>
+      <w:rPr>
+        <w:i/>
+        <w:iCs/>
+      </w:rPr>
+      <w:tblPr/>
+      <w:tcPr>
+        <w:tcBorders>
+          <w:top w:val="nil"/>
+          <w:left w:val="nil"/>
+          <w:bottom w:val="nil"/>
+          <w:insideH w:val="nil"/>
+          <w:insideV w:val="nil"/>
+        </w:tcBorders>
+        <w:shd w:val="clear" w:color="auto" w:fill="FFFFFF" w:themeFill="background1"/>
+      </w:tcPr>
+    </w:tblStylePr>
+    <w:tblStylePr w:type="lastCol">
+      <w:rPr>
+        <w:i/>
+        <w:iCs/>
+      </w:rPr>
+      <w:tblPr/>
+      <w:tcPr>
+        <w:tcBorders>
+          <w:top w:val="nil"/>
+          <w:bottom w:val="nil"/>
+          <w:right w:val="nil"/>
+          <w:insideH w:val="nil"/>
+          <w:insideV w:val="nil"/>
+        </w:tcBorders>
+        <w:shd w:val="clear" w:color="auto" w:fill="FFFFFF" w:themeFill="background1"/>
+      </w:tcPr>
+    </w:tblStylePr>
+    <w:tblStylePr w:type="band1Vert">
+      <w:tblPr/>
+      <w:tcPr>
+        <w:shd w:val="clear" w:color="auto" w:fill="C1E4F5" w:themeFill="accent1" w:themeFillTint="33"/>
+      </w:tcPr>
+    </w:tblStylePr>
+    <w:tblStylePr w:type="band1Horz">
+      <w:tblPr/>
+      <w:tcPr>
+        <w:shd w:val="clear" w:color="auto" w:fill="C1E4F5" w:themeFill="accent1" w:themeFillTint="33"/>
+      </w:tcPr>
+    </w:tblStylePr>
+    <w:tblStylePr w:type="neCell">
+      <w:tblPr/>
+      <w:tcPr>
+        <w:tcBorders>
+          <w:bottom w:val="single" w:sz="4" w:space="0" w:color="45B0E1" w:themeColor="accent1" w:themeTint="99"/>
+        </w:tcBorders>
+      </w:tcPr>
+    </w:tblStylePr>
+    <w:tblStylePr w:type="nwCell">
+      <w:tblPr/>
+      <w:tcPr>
+        <w:tcBorders>
+          <w:bottom w:val="single" w:sz="4" w:space="0" w:color="45B0E1" w:themeColor="accent1" w:themeTint="99"/>
+        </w:tcBorders>
+      </w:tcPr>
+    </w:tblStylePr>
+    <w:tblStylePr w:type="seCell">
+      <w:tblPr/>
+      <w:tcPr>
+        <w:tcBorders>
+          <w:top w:val="single" w:sz="4" w:space="0" w:color="45B0E1" w:themeColor="accent1" w:themeTint="99"/>
+        </w:tcBorders>
+      </w:tcPr>
+    </w:tblStylePr>
+    <w:tblStylePr w:type="swCell">
+      <w:tblPr/>
+      <w:tcPr>
+        <w:tcBorders>
+          <w:top w:val="single" w:sz="4" w:space="0" w:color="45B0E1" w:themeColor="accent1" w:themeTint="99"/>
+        </w:tcBorders>
+      </w:tcPr>
+    </w:tblStylePr>
+  </w:style>
+  <w:style w:type="table" w:styleId="Tablaconcuadrcula2-nfasis1">
+    <w:name w:val="Grid Table 2 Accent 1"/>
+    <w:basedOn w:val="Tablanormal"/>
+    <w:uiPriority w:val="47"/>
+    <w:rsid w:val="00A86D0E"/>
+    <w:pPr>
+      <w:spacing w:after="0" w:line="240" w:lineRule="auto"/>
+    </w:pPr>
+    <w:tblPr>
+      <w:tblStyleRowBandSize w:val="1"/>
+      <w:tblStyleColBandSize w:val="1"/>
+      <w:tblBorders>
+        <w:top w:val="single" w:sz="2" w:space="0" w:color="45B0E1" w:themeColor="accent1" w:themeTint="99"/>
+        <w:bottom w:val="single" w:sz="2" w:space="0" w:color="45B0E1" w:themeColor="accent1" w:themeTint="99"/>
+        <w:insideH w:val="single" w:sz="2" w:space="0" w:color="45B0E1" w:themeColor="accent1" w:themeTint="99"/>
+        <w:insideV w:val="single" w:sz="2" w:space="0" w:color="45B0E1" w:themeColor="accent1" w:themeTint="99"/>
+      </w:tblBorders>
+    </w:tblPr>
+    <w:tblStylePr w:type="firstRow">
+      <w:rPr>
+        <w:b/>
+        <w:bCs/>
+      </w:rPr>
+      <w:tblPr/>
+      <w:tcPr>
+        <w:tcBorders>
+          <w:top w:val="nil"/>
+          <w:bottom w:val="single" w:sz="12" w:space="0" w:color="45B0E1" w:themeColor="accent1" w:themeTint="99"/>
+          <w:insideH w:val="nil"/>
+          <w:insideV w:val="nil"/>
+        </w:tcBorders>
+        <w:shd w:val="clear" w:color="auto" w:fill="FFFFFF" w:themeFill="background1"/>
+      </w:tcPr>
+    </w:tblStylePr>
+    <w:tblStylePr w:type="lastRow">
+      <w:rPr>
+        <w:b/>
+        <w:bCs/>
+      </w:rPr>
+      <w:tblPr/>
+      <w:tcPr>
+        <w:tcBorders>
+          <w:top w:val="double" w:sz="2" w:space="0" w:color="45B0E1" w:themeColor="accent1" w:themeTint="99"/>
+          <w:bottom w:val="nil"/>
+          <w:insideH w:val="nil"/>
+          <w:insideV w:val="nil"/>
+        </w:tcBorders>
+        <w:shd w:val="clear" w:color="auto" w:fill="FFFFFF" w:themeFill="background1"/>
+      </w:tcPr>
+    </w:tblStylePr>
+    <w:tblStylePr w:type="firstCol">
+      <w:rPr>
+        <w:b/>
+        <w:bCs/>
+      </w:rPr>
+    </w:tblStylePr>
+    <w:tblStylePr w:type="lastCol">
+      <w:rPr>
+        <w:b/>
+        <w:bCs/>
+      </w:rPr>
+    </w:tblStylePr>
+    <w:tblStylePr w:type="band1Vert">
+      <w:tblPr/>
+      <w:tcPr>
+        <w:shd w:val="clear" w:color="auto" w:fill="C1E4F5" w:themeFill="accent1" w:themeFillTint="33"/>
+      </w:tcPr>
+    </w:tblStylePr>
+    <w:tblStylePr w:type="band1Horz">
+      <w:tblPr/>
+      <w:tcPr>
+        <w:shd w:val="clear" w:color="auto" w:fill="C1E4F5" w:themeFill="accent1" w:themeFillTint="33"/>
+      </w:tcPr>
+    </w:tblStylePr>
+  </w:style>
+  <w:style w:type="paragraph" w:customStyle="1" w:styleId="my-2">
+    <w:name w:val="my-2"/>
+    <w:basedOn w:val="Normal"/>
+    <w:rsid w:val="00C82137"/>
+    <w:pPr>
+      <w:spacing w:before="100" w:beforeAutospacing="1" w:after="100" w:afterAutospacing="1" w:line="240" w:lineRule="auto"/>
+    </w:pPr>
+    <w:rPr>
+      <w:rFonts w:ascii="Times New Roman" w:eastAsia="Times New Roman" w:hAnsi="Times New Roman" w:cs="Times New Roman"/>
+      <w:kern w:val="0"/>
+      <w:lang w:eastAsia="es-BO"/>
+      <w14:ligatures w14:val="none"/>
+    </w:rPr>
+  </w:style>
 </w:styles>
 </file>
 
